--- a/Angular Emergencias.docx
+++ b/Angular Emergencias.docx
@@ -3774,9 +3774,7644 @@
       </w:r>
     </w:p>
     <w:p>
+      <w:r>
+        <w:t xml:space="preserve">Publicar en </w:t>
+      </w:r>
+      <w:proofErr w:type="spellStart"/>
+      <w:r>
+        <w:t>Github</w:t>
+      </w:r>
+      <w:proofErr w:type="spellEnd"/>
+      <w:r>
+        <w:t>:</w:t>
+      </w:r>
+    </w:p>
+    <w:p>
+      <w:r>
+        <w:rPr>
+          <w:noProof/>
+          <w:lang w:eastAsia="es-ES"/>
+        </w:rPr>
+        <w:drawing>
+          <wp:inline distT="0" distB="0" distL="0" distR="0" wp14:anchorId="36DE616F" wp14:editId="3AA237D6">
+            <wp:extent cx="1745325" cy="2131971"/>
+            <wp:effectExtent l="0" t="0" r="7620" b="1905"/>
+            <wp:docPr id="19" name="Imagen 19"/>
+            <wp:cNvGraphicFramePr>
+              <a:graphicFrameLocks xmlns:a="http://schemas.openxmlformats.org/drawingml/2006/main" noChangeAspect="1"/>
+            </wp:cNvGraphicFramePr>
+            <a:graphic xmlns:a="http://schemas.openxmlformats.org/drawingml/2006/main">
+              <a:graphicData uri="http://schemas.openxmlformats.org/drawingml/2006/picture">
+                <pic:pic xmlns:pic="http://schemas.openxmlformats.org/drawingml/2006/picture">
+                  <pic:nvPicPr>
+                    <pic:cNvPr id="1" name=""/>
+                    <pic:cNvPicPr/>
+                  </pic:nvPicPr>
+                  <pic:blipFill>
+                    <a:blip r:embed="rId25"/>
+                    <a:stretch>
+                      <a:fillRect/>
+                    </a:stretch>
+                  </pic:blipFill>
+                  <pic:spPr>
+                    <a:xfrm>
+                      <a:off x="0" y="0"/>
+                      <a:ext cx="1751209" cy="2139159"/>
+                    </a:xfrm>
+                    <a:prstGeom prst="rect">
+                      <a:avLst/>
+                    </a:prstGeom>
+                  </pic:spPr>
+                </pic:pic>
+              </a:graphicData>
+            </a:graphic>
+          </wp:inline>
+        </w:drawing>
+      </w:r>
+    </w:p>
+    <w:p>
+      <w:pPr>
+        <w:rPr>
+          <w:b/>
+        </w:rPr>
+      </w:pPr>
+      <w:r>
+        <w:rPr>
+          <w:b/>
+        </w:rPr>
+        <w:lastRenderedPageBreak/>
+        <w:t>HOOKS EN ANGULAR</w:t>
+      </w:r>
+    </w:p>
+    <w:p>
+      <w:r>
+        <w:t xml:space="preserve">Un Hook es un ciclo de vida dentro de los </w:t>
+      </w:r>
+      <w:proofErr w:type="spellStart"/>
+      <w:r>
+        <w:t>components</w:t>
+      </w:r>
+      <w:proofErr w:type="spellEnd"/>
+      <w:r>
+        <w:t xml:space="preserve"> SPA, nos permite tener control sobre lo que hacemos en un </w:t>
+      </w:r>
+      <w:proofErr w:type="spellStart"/>
+      <w:r>
+        <w:t>component</w:t>
+      </w:r>
+      <w:proofErr w:type="spellEnd"/>
+      <w:r>
+        <w:t xml:space="preserve"> y cuando.</w:t>
+      </w:r>
+    </w:p>
+    <w:p>
+      <w:pPr>
+        <w:pStyle w:val="Prrafodelista"/>
+        <w:numPr>
+          <w:ilvl w:val="0"/>
+          <w:numId w:val="1"/>
+        </w:numPr>
+      </w:pPr>
+      <w:r>
+        <w:rPr>
+          <w:b/>
+        </w:rPr>
+        <w:t>c</w:t>
+      </w:r>
+      <w:r>
+        <w:rPr>
+          <w:b/>
+        </w:rPr>
+        <w:t>onstructor</w:t>
+      </w:r>
+      <w:r>
+        <w:t>:</w:t>
+      </w:r>
+      <w:r>
+        <w:rPr>
+          <w:b/>
+        </w:rPr>
+        <w:t xml:space="preserve"> </w:t>
+      </w:r>
+      <w:r>
+        <w:t>Es el primer método ejecutado en la clase.</w:t>
+      </w:r>
+    </w:p>
+    <w:p>
+      <w:pPr>
+        <w:pStyle w:val="Prrafodelista"/>
+        <w:numPr>
+          <w:ilvl w:val="0"/>
+          <w:numId w:val="1"/>
+        </w:numPr>
+      </w:pPr>
+      <w:r>
+        <w:rPr>
+          <w:b/>
+        </w:rPr>
+        <w:t>ngOnInit:</w:t>
+      </w:r>
+      <w:r>
+        <w:t xml:space="preserve"> Es el primer método que se ejecuta después del constructor.  Para utilizarlo debemos implementar </w:t>
+      </w:r>
+      <w:proofErr w:type="spellStart"/>
+      <w:r>
+        <w:rPr>
+          <w:b/>
+        </w:rPr>
+        <w:t>OnInit</w:t>
+      </w:r>
+      <w:proofErr w:type="spellEnd"/>
+      <w:r>
+        <w:t xml:space="preserve"> dentro de la clase.</w:t>
+      </w:r>
+    </w:p>
+    <w:p>
+      <w:pPr>
+        <w:pStyle w:val="Prrafodelista"/>
+      </w:pPr>
+      <w:r>
+        <w:t>Este método se utiliza para el tratamiento de las variables.</w:t>
+      </w:r>
+    </w:p>
+    <w:p>
+      <w:pPr>
+        <w:pStyle w:val="Prrafodelista"/>
+        <w:numPr>
+          <w:ilvl w:val="0"/>
+          <w:numId w:val="1"/>
+        </w:numPr>
+      </w:pPr>
+      <w:proofErr w:type="spellStart"/>
+      <w:r>
+        <w:rPr>
+          <w:b/>
+        </w:rPr>
+        <w:t>ngDocheck</w:t>
+      </w:r>
+      <w:proofErr w:type="spellEnd"/>
+      <w:r>
+        <w:rPr>
+          <w:b/>
+        </w:rPr>
+        <w:t>:</w:t>
+      </w:r>
+      <w:r>
+        <w:t xml:space="preserve"> Se ejecuta cada vez que el </w:t>
+      </w:r>
+      <w:proofErr w:type="spellStart"/>
+      <w:r>
+        <w:t>component</w:t>
+      </w:r>
+      <w:proofErr w:type="spellEnd"/>
+      <w:r>
+        <w:t xml:space="preserve"> es redibujado de nuevo, lo que se denomina </w:t>
+      </w:r>
+      <w:proofErr w:type="spellStart"/>
+      <w:r>
+        <w:rPr>
+          <w:b/>
+        </w:rPr>
+        <w:t>render</w:t>
+      </w:r>
+      <w:proofErr w:type="spellEnd"/>
+      <w:r>
+        <w:t xml:space="preserve">.  </w:t>
+      </w:r>
+    </w:p>
+    <w:p>
+      <w:pPr>
+        <w:pStyle w:val="Prrafodelista"/>
+        <w:numPr>
+          <w:ilvl w:val="0"/>
+          <w:numId w:val="1"/>
+        </w:numPr>
+      </w:pPr>
+      <w:proofErr w:type="spellStart"/>
+      <w:r>
+        <w:rPr>
+          <w:b/>
+        </w:rPr>
+        <w:t>ngOnDestroy</w:t>
+      </w:r>
+      <w:proofErr w:type="spellEnd"/>
+      <w:r>
+        <w:rPr>
+          <w:b/>
+        </w:rPr>
+        <w:t xml:space="preserve">: </w:t>
+      </w:r>
+      <w:r>
+        <w:t>Se ejecuta cuan</w:t>
+      </w:r>
+      <w:r>
+        <w:t xml:space="preserve">do el </w:t>
+      </w:r>
+      <w:proofErr w:type="spellStart"/>
+      <w:r>
+        <w:t>component</w:t>
+      </w:r>
+      <w:proofErr w:type="spellEnd"/>
+      <w:r>
+        <w:t xml:space="preserve"> es destruido, es decir, se elimina del dibujo desde el </w:t>
+      </w:r>
+      <w:proofErr w:type="spellStart"/>
+      <w:r>
+        <w:t>parent</w:t>
+      </w:r>
+      <w:proofErr w:type="spellEnd"/>
+      <w:r>
+        <w:t>.</w:t>
+      </w:r>
+    </w:p>
+    <w:p>
+      <w:r>
+        <w:t xml:space="preserve">Dentro del lenguaje </w:t>
+      </w:r>
+      <w:proofErr w:type="spellStart"/>
+      <w:r>
+        <w:t>Typescript</w:t>
+      </w:r>
+      <w:proofErr w:type="spellEnd"/>
+      <w:r>
+        <w:t xml:space="preserve"> los métodos pueden ser </w:t>
+      </w:r>
+      <w:proofErr w:type="spellStart"/>
+      <w:r>
+        <w:rPr>
+          <w:b/>
+        </w:rPr>
+        <w:t>void</w:t>
+      </w:r>
+      <w:proofErr w:type="spellEnd"/>
+      <w:r>
+        <w:t xml:space="preserve"> o </w:t>
+      </w:r>
+      <w:proofErr w:type="spellStart"/>
+      <w:r>
+        <w:rPr>
+          <w:b/>
+        </w:rPr>
+        <w:t>return</w:t>
+      </w:r>
+      <w:proofErr w:type="spellEnd"/>
+      <w:r>
+        <w:t>, es decir, que devuelvan contenido en su cuerpo.</w:t>
+      </w:r>
+    </w:p>
+    <w:p>
+      <w:r>
+        <w:t>Para crear métodos, debemos declararlos con la siguiente sintaxis:</w:t>
+      </w:r>
+    </w:p>
+    <w:p>
+      <w:proofErr w:type="spellStart"/>
+      <w:proofErr w:type="gramStart"/>
+      <w:r>
+        <w:t>nombreMetodo</w:t>
+      </w:r>
+      <w:proofErr w:type="spellEnd"/>
+      <w:proofErr w:type="gramEnd"/>
+      <w:r>
+        <w:t>() :</w:t>
+      </w:r>
+      <w:proofErr w:type="spellStart"/>
+      <w:r>
+        <w:rPr>
+          <w:b/>
+        </w:rPr>
+        <w:t>void</w:t>
+      </w:r>
+      <w:proofErr w:type="spellEnd"/>
+      <w:r>
+        <w:t>{</w:t>
+      </w:r>
+    </w:p>
+    <w:p>
+      <w:r>
+        <w:tab/>
+        <w:t>//CONTENIDO</w:t>
+      </w:r>
+    </w:p>
+    <w:p>
+      <w:r>
+        <w:t>}</w:t>
+      </w:r>
+    </w:p>
+    <w:p>
+      <w:proofErr w:type="spellStart"/>
+      <w:proofErr w:type="gramStart"/>
+      <w:r>
+        <w:t>nombreMetodoReturn</w:t>
+      </w:r>
+      <w:proofErr w:type="spellEnd"/>
+      <w:proofErr w:type="gramEnd"/>
+      <w:r>
+        <w:t xml:space="preserve">(): </w:t>
+      </w:r>
+      <w:r>
+        <w:rPr>
+          <w:b/>
+        </w:rPr>
+        <w:t>TIPADO A DEVOLVER</w:t>
+      </w:r>
+      <w:r>
+        <w:t xml:space="preserve"> {</w:t>
+      </w:r>
+    </w:p>
+    <w:p>
+      <w:r>
+        <w:tab/>
+        <w:t>//CONTENIDO</w:t>
+      </w:r>
+    </w:p>
+    <w:p>
+      <w:r>
+        <w:tab/>
+      </w:r>
+      <w:proofErr w:type="spellStart"/>
+      <w:proofErr w:type="gramStart"/>
+      <w:r>
+        <w:t>return</w:t>
+      </w:r>
+      <w:proofErr w:type="spellEnd"/>
+      <w:proofErr w:type="gramEnd"/>
+      <w:r>
+        <w:t xml:space="preserve"> valor;</w:t>
+      </w:r>
+    </w:p>
+    <w:p>
+      <w:r>
+        <w:t>}</w:t>
+      </w:r>
+    </w:p>
+    <w:p>
+      <w:r>
+        <w:t xml:space="preserve">Los eventos son acciones que tenemos en nuestra página como, por ejemplo, un </w:t>
+      </w:r>
+      <w:proofErr w:type="spellStart"/>
+      <w:r>
+        <w:rPr>
+          <w:b/>
+        </w:rPr>
+        <w:t>click</w:t>
+      </w:r>
+      <w:proofErr w:type="spellEnd"/>
+      <w:r>
+        <w:t xml:space="preserve"> de un botón.</w:t>
+      </w:r>
+    </w:p>
+    <w:p>
+      <w:r>
+        <w:t>La sintaxis:</w:t>
+      </w:r>
+    </w:p>
+    <w:p>
+      <w:pPr>
+        <w:rPr>
+          <w:b/>
+        </w:rPr>
+      </w:pPr>
+      <w:r>
+        <w:rPr>
+          <w:b/>
+        </w:rPr>
+        <w:t>&lt;</w:t>
+      </w:r>
+      <w:proofErr w:type="spellStart"/>
+      <w:proofErr w:type="gramStart"/>
+      <w:r>
+        <w:rPr>
+          <w:b/>
+        </w:rPr>
+        <w:t>button</w:t>
+      </w:r>
+      <w:proofErr w:type="spellEnd"/>
+      <w:proofErr w:type="gramEnd"/>
+      <w:r>
+        <w:rPr>
+          <w:b/>
+        </w:rPr>
+        <w:t xml:space="preserve"> (</w:t>
+      </w:r>
+      <w:proofErr w:type="spellStart"/>
+      <w:r>
+        <w:rPr>
+          <w:b/>
+        </w:rPr>
+        <w:t>click</w:t>
+      </w:r>
+      <w:proofErr w:type="spellEnd"/>
+      <w:r>
+        <w:rPr>
+          <w:b/>
+        </w:rPr>
+        <w:t>)=’</w:t>
+      </w:r>
+      <w:proofErr w:type="spellStart"/>
+      <w:r>
+        <w:rPr>
+          <w:b/>
+        </w:rPr>
+        <w:t>metodoAccion</w:t>
+      </w:r>
+      <w:proofErr w:type="spellEnd"/>
+      <w:r>
+        <w:rPr>
+          <w:b/>
+        </w:rPr>
+        <w:t>()’&gt;Pulsar&lt;/</w:t>
+      </w:r>
+      <w:proofErr w:type="spellStart"/>
+      <w:r>
+        <w:rPr>
+          <w:b/>
+        </w:rPr>
+        <w:t>button</w:t>
+      </w:r>
+      <w:proofErr w:type="spellEnd"/>
+      <w:r>
+        <w:rPr>
+          <w:b/>
+        </w:rPr>
+        <w:t>&gt;</w:t>
+      </w:r>
+    </w:p>
+    <w:p>
+      <w:pPr>
+        <w:rPr>
+          <w:b/>
+        </w:rPr>
+      </w:pPr>
+      <w:r>
+        <w:t xml:space="preserve">Creamos una carpeta, dentro de </w:t>
+      </w:r>
+      <w:proofErr w:type="spellStart"/>
+      <w:r>
+        <w:rPr>
+          <w:b/>
+        </w:rPr>
+        <w:t>components</w:t>
+      </w:r>
+      <w:proofErr w:type="spellEnd"/>
+      <w:r>
+        <w:t xml:space="preserve"> llamada </w:t>
+      </w:r>
+      <w:proofErr w:type="spellStart"/>
+      <w:r>
+        <w:rPr>
+          <w:b/>
+        </w:rPr>
+        <w:t>hooksangular</w:t>
+      </w:r>
+      <w:proofErr w:type="spellEnd"/>
+      <w:r>
+        <w:t xml:space="preserve"> y un </w:t>
+      </w:r>
+      <w:proofErr w:type="spellStart"/>
+      <w:r>
+        <w:t>component</w:t>
+      </w:r>
+      <w:proofErr w:type="spellEnd"/>
+      <w:r>
+        <w:t xml:space="preserve"> llamado </w:t>
+      </w:r>
+      <w:proofErr w:type="spellStart"/>
+      <w:r>
+        <w:rPr>
+          <w:b/>
+        </w:rPr>
+        <w:t>hooks.angular.ts</w:t>
+      </w:r>
+      <w:proofErr w:type="spellEnd"/>
+      <w:r>
+        <w:rPr>
+          <w:b/>
+        </w:rPr>
+        <w:t>, hooks.angular.html</w:t>
+      </w:r>
+    </w:p>
+    <w:p>
+      <w:r>
+        <w:rPr>
+          <w:noProof/>
+          <w:lang w:eastAsia="es-ES"/>
+        </w:rPr>
+        <w:drawing>
+          <wp:inline distT="0" distB="0" distL="0" distR="0" wp14:anchorId="02E93C3F" wp14:editId="6D5BD9CE">
+            <wp:extent cx="5400040" cy="1252220"/>
+            <wp:effectExtent l="0" t="0" r="0" b="5080"/>
+            <wp:docPr id="20" name="Imagen 20"/>
+            <wp:cNvGraphicFramePr>
+              <a:graphicFrameLocks xmlns:a="http://schemas.openxmlformats.org/drawingml/2006/main" noChangeAspect="1"/>
+            </wp:cNvGraphicFramePr>
+            <a:graphic xmlns:a="http://schemas.openxmlformats.org/drawingml/2006/main">
+              <a:graphicData uri="http://schemas.openxmlformats.org/drawingml/2006/picture">
+                <pic:pic xmlns:pic="http://schemas.openxmlformats.org/drawingml/2006/picture">
+                  <pic:nvPicPr>
+                    <pic:cNvPr id="1" name=""/>
+                    <pic:cNvPicPr/>
+                  </pic:nvPicPr>
+                  <pic:blipFill>
+                    <a:blip r:embed="rId26"/>
+                    <a:stretch>
+                      <a:fillRect/>
+                    </a:stretch>
+                  </pic:blipFill>
+                  <pic:spPr>
+                    <a:xfrm>
+                      <a:off x="0" y="0"/>
+                      <a:ext cx="5400040" cy="1252220"/>
+                    </a:xfrm>
+                    <a:prstGeom prst="rect">
+                      <a:avLst/>
+                    </a:prstGeom>
+                  </pic:spPr>
+                </pic:pic>
+              </a:graphicData>
+            </a:graphic>
+          </wp:inline>
+        </w:drawing>
+      </w:r>
+    </w:p>
+    <w:p>
+      <w:pPr>
+        <w:rPr>
+          <w:b/>
+        </w:rPr>
+      </w:pPr>
+      <w:r>
+        <w:rPr>
+          <w:b/>
+        </w:rPr>
+        <w:t>HOOKS.ANGULAR.TS</w:t>
+      </w:r>
+    </w:p>
+    <w:p>
+      <w:pPr>
+        <w:shd w:val="clear" w:color="auto" w:fill="FFFFFF"/>
+        <w:spacing w:after="0" w:line="360" w:lineRule="atLeast"/>
+        <w:rPr>
+          <w:rFonts w:ascii="Consolas" w:eastAsia="Times New Roman" w:hAnsi="Consolas" w:cs="Times New Roman"/>
+          <w:b/>
+          <w:bCs/>
+          <w:color w:val="000000"/>
+          <w:sz w:val="27"/>
+          <w:szCs w:val="27"/>
+          <w:lang w:eastAsia="es-ES"/>
+        </w:rPr>
+      </w:pPr>
+      <w:proofErr w:type="spellStart"/>
+      <w:proofErr w:type="gramStart"/>
+      <w:r>
+        <w:rPr>
+          <w:rFonts w:ascii="Consolas" w:eastAsia="Times New Roman" w:hAnsi="Consolas" w:cs="Times New Roman"/>
+          <w:b/>
+          <w:bCs/>
+          <w:color w:val="F92672"/>
+          <w:sz w:val="27"/>
+          <w:szCs w:val="27"/>
+          <w:lang w:eastAsia="es-ES"/>
+        </w:rPr>
+        <w:t>import</w:t>
+      </w:r>
+      <w:proofErr w:type="spellEnd"/>
+      <w:proofErr w:type="gramEnd"/>
+      <w:r>
+        <w:rPr>
+          <w:rFonts w:ascii="Consolas" w:eastAsia="Times New Roman" w:hAnsi="Consolas" w:cs="Times New Roman"/>
+          <w:b/>
+          <w:bCs/>
+          <w:color w:val="000000"/>
+          <w:sz w:val="27"/>
+          <w:szCs w:val="27"/>
+          <w:lang w:eastAsia="es-ES"/>
+        </w:rPr>
+        <w:t xml:space="preserve"> { </w:t>
+      </w:r>
+      <w:proofErr w:type="spellStart"/>
+      <w:r>
+        <w:rPr>
+          <w:rFonts w:ascii="Consolas" w:eastAsia="Times New Roman" w:hAnsi="Consolas" w:cs="Times New Roman"/>
+          <w:b/>
+          <w:bCs/>
+          <w:color w:val="000000"/>
+          <w:sz w:val="27"/>
+          <w:szCs w:val="27"/>
+          <w:lang w:eastAsia="es-ES"/>
+        </w:rPr>
+        <w:t>Component</w:t>
+      </w:r>
+      <w:proofErr w:type="spellEnd"/>
+      <w:r>
+        <w:rPr>
+          <w:rFonts w:ascii="Consolas" w:eastAsia="Times New Roman" w:hAnsi="Consolas" w:cs="Times New Roman"/>
+          <w:b/>
+          <w:bCs/>
+          <w:color w:val="000000"/>
+          <w:sz w:val="27"/>
+          <w:szCs w:val="27"/>
+          <w:lang w:eastAsia="es-ES"/>
+        </w:rPr>
+        <w:t xml:space="preserve">, </w:t>
+      </w:r>
+      <w:proofErr w:type="spellStart"/>
+      <w:r>
+        <w:rPr>
+          <w:rFonts w:ascii="Consolas" w:eastAsia="Times New Roman" w:hAnsi="Consolas" w:cs="Times New Roman"/>
+          <w:b/>
+          <w:bCs/>
+          <w:color w:val="000000"/>
+          <w:sz w:val="27"/>
+          <w:szCs w:val="27"/>
+          <w:lang w:eastAsia="es-ES"/>
+        </w:rPr>
+        <w:t>OnInit</w:t>
+      </w:r>
+      <w:proofErr w:type="spellEnd"/>
+      <w:r>
+        <w:rPr>
+          <w:rFonts w:ascii="Consolas" w:eastAsia="Times New Roman" w:hAnsi="Consolas" w:cs="Times New Roman"/>
+          <w:b/>
+          <w:bCs/>
+          <w:color w:val="000000"/>
+          <w:sz w:val="27"/>
+          <w:szCs w:val="27"/>
+          <w:lang w:eastAsia="es-ES"/>
+        </w:rPr>
+        <w:t xml:space="preserve"> } </w:t>
+      </w:r>
+      <w:proofErr w:type="spellStart"/>
+      <w:r>
+        <w:rPr>
+          <w:rFonts w:ascii="Consolas" w:eastAsia="Times New Roman" w:hAnsi="Consolas" w:cs="Times New Roman"/>
+          <w:b/>
+          <w:bCs/>
+          <w:color w:val="F92672"/>
+          <w:sz w:val="27"/>
+          <w:szCs w:val="27"/>
+          <w:lang w:eastAsia="es-ES"/>
+        </w:rPr>
+        <w:t>from</w:t>
+      </w:r>
+      <w:proofErr w:type="spellEnd"/>
+      <w:r>
+        <w:rPr>
+          <w:rFonts w:ascii="Consolas" w:eastAsia="Times New Roman" w:hAnsi="Consolas" w:cs="Times New Roman"/>
+          <w:b/>
+          <w:bCs/>
+          <w:color w:val="000000"/>
+          <w:sz w:val="27"/>
+          <w:szCs w:val="27"/>
+          <w:lang w:eastAsia="es-ES"/>
+        </w:rPr>
+        <w:t xml:space="preserve"> </w:t>
+      </w:r>
+      <w:r>
+        <w:rPr>
+          <w:rFonts w:ascii="Consolas" w:eastAsia="Times New Roman" w:hAnsi="Consolas" w:cs="Times New Roman"/>
+          <w:b/>
+          <w:bCs/>
+          <w:color w:val="F25A00"/>
+          <w:sz w:val="27"/>
+          <w:szCs w:val="27"/>
+          <w:lang w:eastAsia="es-ES"/>
+        </w:rPr>
+        <w:t>"@angular/</w:t>
+      </w:r>
+      <w:proofErr w:type="spellStart"/>
+      <w:r>
+        <w:rPr>
+          <w:rFonts w:ascii="Consolas" w:eastAsia="Times New Roman" w:hAnsi="Consolas" w:cs="Times New Roman"/>
+          <w:b/>
+          <w:bCs/>
+          <w:color w:val="F25A00"/>
+          <w:sz w:val="27"/>
+          <w:szCs w:val="27"/>
+          <w:lang w:eastAsia="es-ES"/>
+        </w:rPr>
+        <w:t>core</w:t>
+      </w:r>
+      <w:proofErr w:type="spellEnd"/>
+      <w:r>
+        <w:rPr>
+          <w:rFonts w:ascii="Consolas" w:eastAsia="Times New Roman" w:hAnsi="Consolas" w:cs="Times New Roman"/>
+          <w:b/>
+          <w:bCs/>
+          <w:color w:val="F25A00"/>
+          <w:sz w:val="27"/>
+          <w:szCs w:val="27"/>
+          <w:lang w:eastAsia="es-ES"/>
+        </w:rPr>
+        <w:t>"</w:t>
+      </w:r>
+      <w:r>
+        <w:rPr>
+          <w:rFonts w:ascii="Consolas" w:eastAsia="Times New Roman" w:hAnsi="Consolas" w:cs="Times New Roman"/>
+          <w:b/>
+          <w:bCs/>
+          <w:color w:val="000000"/>
+          <w:sz w:val="27"/>
+          <w:szCs w:val="27"/>
+          <w:lang w:eastAsia="es-ES"/>
+        </w:rPr>
+        <w:t>;</w:t>
+      </w:r>
+    </w:p>
+    <w:p>
+      <w:pPr>
+        <w:shd w:val="clear" w:color="auto" w:fill="FFFFFF"/>
+        <w:spacing w:after="0" w:line="360" w:lineRule="atLeast"/>
+        <w:rPr>
+          <w:rFonts w:ascii="Consolas" w:eastAsia="Times New Roman" w:hAnsi="Consolas" w:cs="Times New Roman"/>
+          <w:b/>
+          <w:bCs/>
+          <w:color w:val="000000"/>
+          <w:sz w:val="27"/>
+          <w:szCs w:val="27"/>
+          <w:lang w:eastAsia="es-ES"/>
+        </w:rPr>
+      </w:pPr>
+    </w:p>
+    <w:p>
+      <w:pPr>
+        <w:shd w:val="clear" w:color="auto" w:fill="FFFFFF"/>
+        <w:spacing w:after="0" w:line="360" w:lineRule="atLeast"/>
+        <w:rPr>
+          <w:rFonts w:ascii="Consolas" w:eastAsia="Times New Roman" w:hAnsi="Consolas" w:cs="Times New Roman"/>
+          <w:b/>
+          <w:bCs/>
+          <w:color w:val="000000"/>
+          <w:sz w:val="27"/>
+          <w:szCs w:val="27"/>
+          <w:lang w:eastAsia="es-ES"/>
+        </w:rPr>
+      </w:pPr>
+      <w:r>
+        <w:rPr>
+          <w:rFonts w:ascii="Consolas" w:eastAsia="Times New Roman" w:hAnsi="Consolas" w:cs="Times New Roman"/>
+          <w:b/>
+          <w:bCs/>
+          <w:color w:val="000000"/>
+          <w:sz w:val="27"/>
+          <w:szCs w:val="27"/>
+          <w:lang w:eastAsia="es-ES"/>
+        </w:rPr>
+        <w:lastRenderedPageBreak/>
+        <w:t>@</w:t>
+      </w:r>
+      <w:proofErr w:type="spellStart"/>
+      <w:r>
+        <w:rPr>
+          <w:rFonts w:ascii="Consolas" w:eastAsia="Times New Roman" w:hAnsi="Consolas" w:cs="Times New Roman"/>
+          <w:b/>
+          <w:bCs/>
+          <w:color w:val="6AAF19"/>
+          <w:sz w:val="27"/>
+          <w:szCs w:val="27"/>
+          <w:lang w:eastAsia="es-ES"/>
+        </w:rPr>
+        <w:t>Component</w:t>
+      </w:r>
+      <w:proofErr w:type="spellEnd"/>
+      <w:r>
+        <w:rPr>
+          <w:rFonts w:ascii="Consolas" w:eastAsia="Times New Roman" w:hAnsi="Consolas" w:cs="Times New Roman"/>
+          <w:b/>
+          <w:bCs/>
+          <w:color w:val="000000"/>
+          <w:sz w:val="27"/>
+          <w:szCs w:val="27"/>
+          <w:lang w:eastAsia="es-ES"/>
+        </w:rPr>
+        <w:t xml:space="preserve"> ({</w:t>
+      </w:r>
+    </w:p>
+    <w:p>
+      <w:pPr>
+        <w:shd w:val="clear" w:color="auto" w:fill="FFFFFF"/>
+        <w:spacing w:after="0" w:line="360" w:lineRule="atLeast"/>
+        <w:rPr>
+          <w:rFonts w:ascii="Consolas" w:eastAsia="Times New Roman" w:hAnsi="Consolas" w:cs="Times New Roman"/>
+          <w:b/>
+          <w:bCs/>
+          <w:color w:val="000000"/>
+          <w:sz w:val="27"/>
+          <w:szCs w:val="27"/>
+          <w:lang w:eastAsia="es-ES"/>
+        </w:rPr>
+      </w:pPr>
+      <w:r>
+        <w:rPr>
+          <w:rFonts w:ascii="Consolas" w:eastAsia="Times New Roman" w:hAnsi="Consolas" w:cs="Times New Roman"/>
+          <w:b/>
+          <w:bCs/>
+          <w:color w:val="000000"/>
+          <w:sz w:val="27"/>
+          <w:szCs w:val="27"/>
+          <w:lang w:eastAsia="es-ES"/>
+        </w:rPr>
+        <w:t xml:space="preserve">    </w:t>
+      </w:r>
+      <w:proofErr w:type="gramStart"/>
+      <w:r>
+        <w:rPr>
+          <w:rFonts w:ascii="Consolas" w:eastAsia="Times New Roman" w:hAnsi="Consolas" w:cs="Times New Roman"/>
+          <w:b/>
+          <w:bCs/>
+          <w:color w:val="000000"/>
+          <w:sz w:val="27"/>
+          <w:szCs w:val="27"/>
+          <w:lang w:eastAsia="es-ES"/>
+        </w:rPr>
+        <w:t>selector</w:t>
+      </w:r>
+      <w:proofErr w:type="gramEnd"/>
+      <w:r>
+        <w:rPr>
+          <w:rFonts w:ascii="Consolas" w:eastAsia="Times New Roman" w:hAnsi="Consolas" w:cs="Times New Roman"/>
+          <w:b/>
+          <w:bCs/>
+          <w:color w:val="000000"/>
+          <w:sz w:val="27"/>
+          <w:szCs w:val="27"/>
+          <w:lang w:eastAsia="es-ES"/>
+        </w:rPr>
+        <w:t xml:space="preserve">: </w:t>
+      </w:r>
+      <w:r>
+        <w:rPr>
+          <w:rFonts w:ascii="Consolas" w:eastAsia="Times New Roman" w:hAnsi="Consolas" w:cs="Times New Roman"/>
+          <w:b/>
+          <w:bCs/>
+          <w:color w:val="F25A00"/>
+          <w:sz w:val="27"/>
+          <w:szCs w:val="27"/>
+          <w:lang w:eastAsia="es-ES"/>
+        </w:rPr>
+        <w:t>"</w:t>
+      </w:r>
+      <w:proofErr w:type="spellStart"/>
+      <w:r>
+        <w:rPr>
+          <w:rFonts w:ascii="Consolas" w:eastAsia="Times New Roman" w:hAnsi="Consolas" w:cs="Times New Roman"/>
+          <w:b/>
+          <w:bCs/>
+          <w:color w:val="F25A00"/>
+          <w:sz w:val="27"/>
+          <w:szCs w:val="27"/>
+          <w:lang w:eastAsia="es-ES"/>
+        </w:rPr>
+        <w:t>hooks</w:t>
+      </w:r>
+      <w:proofErr w:type="spellEnd"/>
+      <w:r>
+        <w:rPr>
+          <w:rFonts w:ascii="Consolas" w:eastAsia="Times New Roman" w:hAnsi="Consolas" w:cs="Times New Roman"/>
+          <w:b/>
+          <w:bCs/>
+          <w:color w:val="F25A00"/>
+          <w:sz w:val="27"/>
+          <w:szCs w:val="27"/>
+          <w:lang w:eastAsia="es-ES"/>
+        </w:rPr>
+        <w:t>-angular"</w:t>
+      </w:r>
+      <w:r>
+        <w:rPr>
+          <w:rFonts w:ascii="Consolas" w:eastAsia="Times New Roman" w:hAnsi="Consolas" w:cs="Times New Roman"/>
+          <w:b/>
+          <w:bCs/>
+          <w:color w:val="000000"/>
+          <w:sz w:val="27"/>
+          <w:szCs w:val="27"/>
+          <w:lang w:eastAsia="es-ES"/>
+        </w:rPr>
+        <w:t>,</w:t>
+      </w:r>
+    </w:p>
+    <w:p>
+      <w:pPr>
+        <w:shd w:val="clear" w:color="auto" w:fill="FFFFFF"/>
+        <w:spacing w:after="0" w:line="360" w:lineRule="atLeast"/>
+        <w:rPr>
+          <w:rFonts w:ascii="Consolas" w:eastAsia="Times New Roman" w:hAnsi="Consolas" w:cs="Times New Roman"/>
+          <w:b/>
+          <w:bCs/>
+          <w:color w:val="000000"/>
+          <w:sz w:val="27"/>
+          <w:szCs w:val="27"/>
+          <w:lang w:eastAsia="es-ES"/>
+        </w:rPr>
+      </w:pPr>
+      <w:r>
+        <w:rPr>
+          <w:rFonts w:ascii="Consolas" w:eastAsia="Times New Roman" w:hAnsi="Consolas" w:cs="Times New Roman"/>
+          <w:b/>
+          <w:bCs/>
+          <w:color w:val="000000"/>
+          <w:sz w:val="27"/>
+          <w:szCs w:val="27"/>
+          <w:lang w:eastAsia="es-ES"/>
+        </w:rPr>
+        <w:t xml:space="preserve">    </w:t>
+      </w:r>
+      <w:proofErr w:type="spellStart"/>
+      <w:proofErr w:type="gramStart"/>
+      <w:r>
+        <w:rPr>
+          <w:rFonts w:ascii="Consolas" w:eastAsia="Times New Roman" w:hAnsi="Consolas" w:cs="Times New Roman"/>
+          <w:b/>
+          <w:bCs/>
+          <w:color w:val="000000"/>
+          <w:sz w:val="27"/>
+          <w:szCs w:val="27"/>
+          <w:lang w:eastAsia="es-ES"/>
+        </w:rPr>
+        <w:t>standalone</w:t>
+      </w:r>
+      <w:proofErr w:type="spellEnd"/>
+      <w:proofErr w:type="gramEnd"/>
+      <w:r>
+        <w:rPr>
+          <w:rFonts w:ascii="Consolas" w:eastAsia="Times New Roman" w:hAnsi="Consolas" w:cs="Times New Roman"/>
+          <w:b/>
+          <w:bCs/>
+          <w:color w:val="000000"/>
+          <w:sz w:val="27"/>
+          <w:szCs w:val="27"/>
+          <w:lang w:eastAsia="es-ES"/>
+        </w:rPr>
+        <w:t xml:space="preserve">: </w:t>
+      </w:r>
+      <w:r>
+        <w:rPr>
+          <w:rFonts w:ascii="Consolas" w:eastAsia="Times New Roman" w:hAnsi="Consolas" w:cs="Times New Roman"/>
+          <w:b/>
+          <w:bCs/>
+          <w:color w:val="AE81FF"/>
+          <w:sz w:val="27"/>
+          <w:szCs w:val="27"/>
+          <w:lang w:eastAsia="es-ES"/>
+        </w:rPr>
+        <w:t>false</w:t>
+      </w:r>
+      <w:r>
+        <w:rPr>
+          <w:rFonts w:ascii="Consolas" w:eastAsia="Times New Roman" w:hAnsi="Consolas" w:cs="Times New Roman"/>
+          <w:b/>
+          <w:bCs/>
+          <w:color w:val="000000"/>
+          <w:sz w:val="27"/>
+          <w:szCs w:val="27"/>
+          <w:lang w:eastAsia="es-ES"/>
+        </w:rPr>
+        <w:t>,</w:t>
+      </w:r>
+    </w:p>
+    <w:p>
+      <w:pPr>
+        <w:shd w:val="clear" w:color="auto" w:fill="FFFFFF"/>
+        <w:spacing w:after="0" w:line="360" w:lineRule="atLeast"/>
+        <w:rPr>
+          <w:rFonts w:ascii="Consolas" w:eastAsia="Times New Roman" w:hAnsi="Consolas" w:cs="Times New Roman"/>
+          <w:b/>
+          <w:bCs/>
+          <w:color w:val="000000"/>
+          <w:sz w:val="27"/>
+          <w:szCs w:val="27"/>
+          <w:lang w:eastAsia="es-ES"/>
+        </w:rPr>
+      </w:pPr>
+      <w:r>
+        <w:rPr>
+          <w:rFonts w:ascii="Consolas" w:eastAsia="Times New Roman" w:hAnsi="Consolas" w:cs="Times New Roman"/>
+          <w:b/>
+          <w:bCs/>
+          <w:color w:val="000000"/>
+          <w:sz w:val="27"/>
+          <w:szCs w:val="27"/>
+          <w:lang w:eastAsia="es-ES"/>
+        </w:rPr>
+        <w:t xml:space="preserve">    </w:t>
+      </w:r>
+      <w:proofErr w:type="spellStart"/>
+      <w:proofErr w:type="gramStart"/>
+      <w:r>
+        <w:rPr>
+          <w:rFonts w:ascii="Consolas" w:eastAsia="Times New Roman" w:hAnsi="Consolas" w:cs="Times New Roman"/>
+          <w:b/>
+          <w:bCs/>
+          <w:color w:val="000000"/>
+          <w:sz w:val="27"/>
+          <w:szCs w:val="27"/>
+          <w:lang w:eastAsia="es-ES"/>
+        </w:rPr>
+        <w:t>templateUrl</w:t>
+      </w:r>
+      <w:proofErr w:type="spellEnd"/>
+      <w:proofErr w:type="gramEnd"/>
+      <w:r>
+        <w:rPr>
+          <w:rFonts w:ascii="Consolas" w:eastAsia="Times New Roman" w:hAnsi="Consolas" w:cs="Times New Roman"/>
+          <w:b/>
+          <w:bCs/>
+          <w:color w:val="000000"/>
+          <w:sz w:val="27"/>
+          <w:szCs w:val="27"/>
+          <w:lang w:eastAsia="es-ES"/>
+        </w:rPr>
+        <w:t xml:space="preserve">: </w:t>
+      </w:r>
+      <w:r>
+        <w:rPr>
+          <w:rFonts w:ascii="Consolas" w:eastAsia="Times New Roman" w:hAnsi="Consolas" w:cs="Times New Roman"/>
+          <w:b/>
+          <w:bCs/>
+          <w:color w:val="F25A00"/>
+          <w:sz w:val="27"/>
+          <w:szCs w:val="27"/>
+          <w:lang w:eastAsia="es-ES"/>
+        </w:rPr>
+        <w:t>"./hooks.angular.html"</w:t>
+      </w:r>
+    </w:p>
+    <w:p>
+      <w:pPr>
+        <w:shd w:val="clear" w:color="auto" w:fill="FFFFFF"/>
+        <w:spacing w:after="0" w:line="360" w:lineRule="atLeast"/>
+        <w:rPr>
+          <w:rFonts w:ascii="Consolas" w:eastAsia="Times New Roman" w:hAnsi="Consolas" w:cs="Times New Roman"/>
+          <w:b/>
+          <w:bCs/>
+          <w:color w:val="000000"/>
+          <w:sz w:val="27"/>
+          <w:szCs w:val="27"/>
+          <w:lang w:eastAsia="es-ES"/>
+        </w:rPr>
+      </w:pPr>
+      <w:r>
+        <w:rPr>
+          <w:rFonts w:ascii="Consolas" w:eastAsia="Times New Roman" w:hAnsi="Consolas" w:cs="Times New Roman"/>
+          <w:b/>
+          <w:bCs/>
+          <w:color w:val="000000"/>
+          <w:sz w:val="27"/>
+          <w:szCs w:val="27"/>
+          <w:lang w:eastAsia="es-ES"/>
+        </w:rPr>
+        <w:t>})</w:t>
+      </w:r>
+    </w:p>
+    <w:p>
+      <w:pPr>
+        <w:shd w:val="clear" w:color="auto" w:fill="FFFFFF"/>
+        <w:spacing w:after="0" w:line="360" w:lineRule="atLeast"/>
+        <w:rPr>
+          <w:rFonts w:ascii="Consolas" w:eastAsia="Times New Roman" w:hAnsi="Consolas" w:cs="Times New Roman"/>
+          <w:b/>
+          <w:bCs/>
+          <w:color w:val="000000"/>
+          <w:sz w:val="27"/>
+          <w:szCs w:val="27"/>
+          <w:lang w:eastAsia="es-ES"/>
+        </w:rPr>
+      </w:pPr>
+    </w:p>
+    <w:p>
+      <w:pPr>
+        <w:shd w:val="clear" w:color="auto" w:fill="FFFFFF"/>
+        <w:spacing w:after="0" w:line="360" w:lineRule="atLeast"/>
+        <w:rPr>
+          <w:rFonts w:ascii="Consolas" w:eastAsia="Times New Roman" w:hAnsi="Consolas" w:cs="Times New Roman"/>
+          <w:b/>
+          <w:bCs/>
+          <w:color w:val="000000"/>
+          <w:sz w:val="27"/>
+          <w:szCs w:val="27"/>
+          <w:lang w:eastAsia="es-ES"/>
+        </w:rPr>
+      </w:pPr>
+      <w:proofErr w:type="spellStart"/>
+      <w:proofErr w:type="gramStart"/>
+      <w:r>
+        <w:rPr>
+          <w:rFonts w:ascii="Consolas" w:eastAsia="Times New Roman" w:hAnsi="Consolas" w:cs="Times New Roman"/>
+          <w:b/>
+          <w:bCs/>
+          <w:color w:val="F92672"/>
+          <w:sz w:val="27"/>
+          <w:szCs w:val="27"/>
+          <w:lang w:eastAsia="es-ES"/>
+        </w:rPr>
+        <w:t>export</w:t>
+      </w:r>
+      <w:proofErr w:type="spellEnd"/>
+      <w:proofErr w:type="gramEnd"/>
+      <w:r>
+        <w:rPr>
+          <w:rFonts w:ascii="Consolas" w:eastAsia="Times New Roman" w:hAnsi="Consolas" w:cs="Times New Roman"/>
+          <w:b/>
+          <w:bCs/>
+          <w:color w:val="000000"/>
+          <w:sz w:val="27"/>
+          <w:szCs w:val="27"/>
+          <w:lang w:eastAsia="es-ES"/>
+        </w:rPr>
+        <w:t xml:space="preserve"> </w:t>
+      </w:r>
+      <w:proofErr w:type="spellStart"/>
+      <w:r>
+        <w:rPr>
+          <w:rFonts w:ascii="Consolas" w:eastAsia="Times New Roman" w:hAnsi="Consolas" w:cs="Times New Roman"/>
+          <w:b/>
+          <w:bCs/>
+          <w:i/>
+          <w:iCs/>
+          <w:color w:val="28C6E4"/>
+          <w:sz w:val="27"/>
+          <w:szCs w:val="27"/>
+          <w:lang w:eastAsia="es-ES"/>
+        </w:rPr>
+        <w:t>class</w:t>
+      </w:r>
+      <w:proofErr w:type="spellEnd"/>
+      <w:r>
+        <w:rPr>
+          <w:rFonts w:ascii="Consolas" w:eastAsia="Times New Roman" w:hAnsi="Consolas" w:cs="Times New Roman"/>
+          <w:b/>
+          <w:bCs/>
+          <w:color w:val="000000"/>
+          <w:sz w:val="27"/>
+          <w:szCs w:val="27"/>
+          <w:lang w:eastAsia="es-ES"/>
+        </w:rPr>
+        <w:t xml:space="preserve"> </w:t>
+      </w:r>
+      <w:proofErr w:type="spellStart"/>
+      <w:r>
+        <w:rPr>
+          <w:rFonts w:ascii="Consolas" w:eastAsia="Times New Roman" w:hAnsi="Consolas" w:cs="Times New Roman"/>
+          <w:b/>
+          <w:bCs/>
+          <w:color w:val="000000"/>
+          <w:sz w:val="27"/>
+          <w:szCs w:val="27"/>
+          <w:lang w:eastAsia="es-ES"/>
+        </w:rPr>
+        <w:t>HooksAngular</w:t>
+      </w:r>
+      <w:proofErr w:type="spellEnd"/>
+      <w:r>
+        <w:rPr>
+          <w:rFonts w:ascii="Consolas" w:eastAsia="Times New Roman" w:hAnsi="Consolas" w:cs="Times New Roman"/>
+          <w:b/>
+          <w:bCs/>
+          <w:color w:val="000000"/>
+          <w:sz w:val="27"/>
+          <w:szCs w:val="27"/>
+          <w:lang w:eastAsia="es-ES"/>
+        </w:rPr>
+        <w:t xml:space="preserve"> </w:t>
+      </w:r>
+      <w:proofErr w:type="spellStart"/>
+      <w:r>
+        <w:rPr>
+          <w:rFonts w:ascii="Consolas" w:eastAsia="Times New Roman" w:hAnsi="Consolas" w:cs="Times New Roman"/>
+          <w:b/>
+          <w:bCs/>
+          <w:color w:val="F92672"/>
+          <w:sz w:val="27"/>
+          <w:szCs w:val="27"/>
+          <w:lang w:eastAsia="es-ES"/>
+        </w:rPr>
+        <w:t>implements</w:t>
+      </w:r>
+      <w:proofErr w:type="spellEnd"/>
+      <w:r>
+        <w:rPr>
+          <w:rFonts w:ascii="Consolas" w:eastAsia="Times New Roman" w:hAnsi="Consolas" w:cs="Times New Roman"/>
+          <w:b/>
+          <w:bCs/>
+          <w:color w:val="000000"/>
+          <w:sz w:val="27"/>
+          <w:szCs w:val="27"/>
+          <w:lang w:eastAsia="es-ES"/>
+        </w:rPr>
+        <w:t xml:space="preserve"> </w:t>
+      </w:r>
+      <w:proofErr w:type="spellStart"/>
+      <w:r>
+        <w:rPr>
+          <w:rFonts w:ascii="Consolas" w:eastAsia="Times New Roman" w:hAnsi="Consolas" w:cs="Times New Roman"/>
+          <w:b/>
+          <w:bCs/>
+          <w:i/>
+          <w:iCs/>
+          <w:color w:val="6AAF19"/>
+          <w:sz w:val="27"/>
+          <w:szCs w:val="27"/>
+          <w:u w:val="single"/>
+          <w:lang w:eastAsia="es-ES"/>
+        </w:rPr>
+        <w:t>OnInit</w:t>
+      </w:r>
+      <w:proofErr w:type="spellEnd"/>
+      <w:r>
+        <w:rPr>
+          <w:rFonts w:ascii="Consolas" w:eastAsia="Times New Roman" w:hAnsi="Consolas" w:cs="Times New Roman"/>
+          <w:b/>
+          <w:bCs/>
+          <w:color w:val="000000"/>
+          <w:sz w:val="27"/>
+          <w:szCs w:val="27"/>
+          <w:lang w:eastAsia="es-ES"/>
+        </w:rPr>
+        <w:t>{</w:t>
+      </w:r>
+    </w:p>
+    <w:p>
+      <w:pPr>
+        <w:shd w:val="clear" w:color="auto" w:fill="FFFFFF"/>
+        <w:spacing w:after="0" w:line="360" w:lineRule="atLeast"/>
+        <w:rPr>
+          <w:rFonts w:ascii="Consolas" w:eastAsia="Times New Roman" w:hAnsi="Consolas" w:cs="Times New Roman"/>
+          <w:b/>
+          <w:bCs/>
+          <w:color w:val="000000"/>
+          <w:sz w:val="27"/>
+          <w:szCs w:val="27"/>
+          <w:lang w:eastAsia="es-ES"/>
+        </w:rPr>
+      </w:pPr>
+      <w:r>
+        <w:rPr>
+          <w:rFonts w:ascii="Consolas" w:eastAsia="Times New Roman" w:hAnsi="Consolas" w:cs="Times New Roman"/>
+          <w:b/>
+          <w:bCs/>
+          <w:color w:val="000000"/>
+          <w:sz w:val="27"/>
+          <w:szCs w:val="27"/>
+          <w:lang w:eastAsia="es-ES"/>
+        </w:rPr>
+        <w:t xml:space="preserve">    </w:t>
+      </w:r>
+      <w:proofErr w:type="spellStart"/>
+      <w:proofErr w:type="gramStart"/>
+      <w:r>
+        <w:rPr>
+          <w:rFonts w:ascii="Consolas" w:eastAsia="Times New Roman" w:hAnsi="Consolas" w:cs="Times New Roman"/>
+          <w:b/>
+          <w:bCs/>
+          <w:color w:val="F92672"/>
+          <w:sz w:val="27"/>
+          <w:szCs w:val="27"/>
+          <w:lang w:eastAsia="es-ES"/>
+        </w:rPr>
+        <w:t>public</w:t>
+      </w:r>
+      <w:proofErr w:type="spellEnd"/>
+      <w:proofErr w:type="gramEnd"/>
+      <w:r>
+        <w:rPr>
+          <w:rFonts w:ascii="Consolas" w:eastAsia="Times New Roman" w:hAnsi="Consolas" w:cs="Times New Roman"/>
+          <w:b/>
+          <w:bCs/>
+          <w:color w:val="000000"/>
+          <w:sz w:val="27"/>
+          <w:szCs w:val="27"/>
+          <w:lang w:eastAsia="es-ES"/>
+        </w:rPr>
+        <w:t xml:space="preserve"> mensaje</w:t>
+      </w:r>
+      <w:r>
+        <w:rPr>
+          <w:rFonts w:ascii="Consolas" w:eastAsia="Times New Roman" w:hAnsi="Consolas" w:cs="Times New Roman"/>
+          <w:b/>
+          <w:bCs/>
+          <w:color w:val="F92672"/>
+          <w:sz w:val="27"/>
+          <w:szCs w:val="27"/>
+          <w:lang w:eastAsia="es-ES"/>
+        </w:rPr>
+        <w:t>:</w:t>
+      </w:r>
+      <w:r>
+        <w:rPr>
+          <w:rFonts w:ascii="Consolas" w:eastAsia="Times New Roman" w:hAnsi="Consolas" w:cs="Times New Roman"/>
+          <w:b/>
+          <w:bCs/>
+          <w:color w:val="000000"/>
+          <w:sz w:val="27"/>
+          <w:szCs w:val="27"/>
+          <w:lang w:eastAsia="es-ES"/>
+        </w:rPr>
+        <w:t xml:space="preserve"> </w:t>
+      </w:r>
+      <w:proofErr w:type="spellStart"/>
+      <w:r>
+        <w:rPr>
+          <w:rFonts w:ascii="Consolas" w:eastAsia="Times New Roman" w:hAnsi="Consolas" w:cs="Times New Roman"/>
+          <w:b/>
+          <w:bCs/>
+          <w:i/>
+          <w:iCs/>
+          <w:color w:val="28C6E4"/>
+          <w:sz w:val="27"/>
+          <w:szCs w:val="27"/>
+          <w:lang w:eastAsia="es-ES"/>
+        </w:rPr>
+        <w:t>string</w:t>
+      </w:r>
+      <w:proofErr w:type="spellEnd"/>
+      <w:r>
+        <w:rPr>
+          <w:rFonts w:ascii="Consolas" w:eastAsia="Times New Roman" w:hAnsi="Consolas" w:cs="Times New Roman"/>
+          <w:b/>
+          <w:bCs/>
+          <w:color w:val="000000"/>
+          <w:sz w:val="27"/>
+          <w:szCs w:val="27"/>
+          <w:lang w:eastAsia="es-ES"/>
+        </w:rPr>
+        <w:t>;</w:t>
+      </w:r>
+    </w:p>
+    <w:p>
+      <w:pPr>
+        <w:shd w:val="clear" w:color="auto" w:fill="FFFFFF"/>
+        <w:spacing w:after="0" w:line="360" w:lineRule="atLeast"/>
+        <w:rPr>
+          <w:rFonts w:ascii="Consolas" w:eastAsia="Times New Roman" w:hAnsi="Consolas" w:cs="Times New Roman"/>
+          <w:b/>
+          <w:bCs/>
+          <w:color w:val="000000"/>
+          <w:sz w:val="27"/>
+          <w:szCs w:val="27"/>
+          <w:lang w:eastAsia="es-ES"/>
+        </w:rPr>
+      </w:pPr>
+      <w:r>
+        <w:rPr>
+          <w:rFonts w:ascii="Consolas" w:eastAsia="Times New Roman" w:hAnsi="Consolas" w:cs="Times New Roman"/>
+          <w:b/>
+          <w:bCs/>
+          <w:color w:val="000000"/>
+          <w:sz w:val="27"/>
+          <w:szCs w:val="27"/>
+          <w:lang w:eastAsia="es-ES"/>
+        </w:rPr>
+        <w:t xml:space="preserve">    </w:t>
+      </w:r>
+      <w:proofErr w:type="gramStart"/>
+      <w:r>
+        <w:rPr>
+          <w:rFonts w:ascii="Consolas" w:eastAsia="Times New Roman" w:hAnsi="Consolas" w:cs="Times New Roman"/>
+          <w:b/>
+          <w:bCs/>
+          <w:i/>
+          <w:iCs/>
+          <w:color w:val="28C6E4"/>
+          <w:sz w:val="27"/>
+          <w:szCs w:val="27"/>
+          <w:lang w:eastAsia="es-ES"/>
+        </w:rPr>
+        <w:t>constructor</w:t>
+      </w:r>
+      <w:proofErr w:type="gramEnd"/>
+      <w:r>
+        <w:rPr>
+          <w:rFonts w:ascii="Consolas" w:eastAsia="Times New Roman" w:hAnsi="Consolas" w:cs="Times New Roman"/>
+          <w:b/>
+          <w:bCs/>
+          <w:color w:val="000000"/>
+          <w:sz w:val="27"/>
+          <w:szCs w:val="27"/>
+          <w:lang w:eastAsia="es-ES"/>
+        </w:rPr>
+        <w:t>(){</w:t>
+      </w:r>
+    </w:p>
+    <w:p>
+      <w:pPr>
+        <w:shd w:val="clear" w:color="auto" w:fill="FFFFFF"/>
+        <w:spacing w:after="0" w:line="360" w:lineRule="atLeast"/>
+        <w:rPr>
+          <w:rFonts w:ascii="Consolas" w:eastAsia="Times New Roman" w:hAnsi="Consolas" w:cs="Times New Roman"/>
+          <w:b/>
+          <w:bCs/>
+          <w:color w:val="000000"/>
+          <w:sz w:val="27"/>
+          <w:szCs w:val="27"/>
+          <w:lang w:eastAsia="es-ES"/>
+        </w:rPr>
+      </w:pPr>
+      <w:r>
+        <w:rPr>
+          <w:rFonts w:ascii="Consolas" w:eastAsia="Times New Roman" w:hAnsi="Consolas" w:cs="Times New Roman"/>
+          <w:b/>
+          <w:bCs/>
+          <w:color w:val="000000"/>
+          <w:sz w:val="27"/>
+          <w:szCs w:val="27"/>
+          <w:lang w:eastAsia="es-ES"/>
+        </w:rPr>
+        <w:t xml:space="preserve">        </w:t>
+      </w:r>
+      <w:proofErr w:type="spellStart"/>
+      <w:r>
+        <w:rPr>
+          <w:rFonts w:ascii="Consolas" w:eastAsia="Times New Roman" w:hAnsi="Consolas" w:cs="Times New Roman"/>
+          <w:b/>
+          <w:bCs/>
+          <w:i/>
+          <w:iCs/>
+          <w:color w:val="FD971F"/>
+          <w:sz w:val="27"/>
+          <w:szCs w:val="27"/>
+          <w:lang w:eastAsia="es-ES"/>
+        </w:rPr>
+        <w:t>this</w:t>
+      </w:r>
+      <w:r>
+        <w:rPr>
+          <w:rFonts w:ascii="Consolas" w:eastAsia="Times New Roman" w:hAnsi="Consolas" w:cs="Times New Roman"/>
+          <w:b/>
+          <w:bCs/>
+          <w:color w:val="000000"/>
+          <w:sz w:val="27"/>
+          <w:szCs w:val="27"/>
+          <w:lang w:eastAsia="es-ES"/>
+        </w:rPr>
+        <w:t>.mensaje</w:t>
+      </w:r>
+      <w:proofErr w:type="spellEnd"/>
+      <w:r>
+        <w:rPr>
+          <w:rFonts w:ascii="Consolas" w:eastAsia="Times New Roman" w:hAnsi="Consolas" w:cs="Times New Roman"/>
+          <w:b/>
+          <w:bCs/>
+          <w:color w:val="000000"/>
+          <w:sz w:val="27"/>
+          <w:szCs w:val="27"/>
+          <w:lang w:eastAsia="es-ES"/>
+        </w:rPr>
+        <w:t xml:space="preserve"> </w:t>
+      </w:r>
+      <w:r>
+        <w:rPr>
+          <w:rFonts w:ascii="Consolas" w:eastAsia="Times New Roman" w:hAnsi="Consolas" w:cs="Times New Roman"/>
+          <w:b/>
+          <w:bCs/>
+          <w:color w:val="F92672"/>
+          <w:sz w:val="27"/>
+          <w:szCs w:val="27"/>
+          <w:lang w:eastAsia="es-ES"/>
+        </w:rPr>
+        <w:t>=</w:t>
+      </w:r>
+      <w:r>
+        <w:rPr>
+          <w:rFonts w:ascii="Consolas" w:eastAsia="Times New Roman" w:hAnsi="Consolas" w:cs="Times New Roman"/>
+          <w:b/>
+          <w:bCs/>
+          <w:color w:val="000000"/>
+          <w:sz w:val="27"/>
+          <w:szCs w:val="27"/>
+          <w:lang w:eastAsia="es-ES"/>
+        </w:rPr>
+        <w:t xml:space="preserve"> </w:t>
+      </w:r>
+      <w:r>
+        <w:rPr>
+          <w:rFonts w:ascii="Consolas" w:eastAsia="Times New Roman" w:hAnsi="Consolas" w:cs="Times New Roman"/>
+          <w:b/>
+          <w:bCs/>
+          <w:color w:val="F25A00"/>
+          <w:sz w:val="27"/>
+          <w:szCs w:val="27"/>
+          <w:lang w:eastAsia="es-ES"/>
+        </w:rPr>
+        <w:t xml:space="preserve">"Viendo Angular </w:t>
+      </w:r>
+      <w:proofErr w:type="spellStart"/>
+      <w:r>
+        <w:rPr>
+          <w:rFonts w:ascii="Consolas" w:eastAsia="Times New Roman" w:hAnsi="Consolas" w:cs="Times New Roman"/>
+          <w:b/>
+          <w:bCs/>
+          <w:color w:val="F25A00"/>
+          <w:sz w:val="27"/>
+          <w:szCs w:val="27"/>
+          <w:lang w:eastAsia="es-ES"/>
+        </w:rPr>
+        <w:t>Hooks</w:t>
+      </w:r>
+      <w:proofErr w:type="spellEnd"/>
+      <w:r>
+        <w:rPr>
+          <w:rFonts w:ascii="Consolas" w:eastAsia="Times New Roman" w:hAnsi="Consolas" w:cs="Times New Roman"/>
+          <w:b/>
+          <w:bCs/>
+          <w:color w:val="F25A00"/>
+          <w:sz w:val="27"/>
+          <w:szCs w:val="27"/>
+          <w:lang w:eastAsia="es-ES"/>
+        </w:rPr>
+        <w:t>"</w:t>
+      </w:r>
+      <w:r>
+        <w:rPr>
+          <w:rFonts w:ascii="Consolas" w:eastAsia="Times New Roman" w:hAnsi="Consolas" w:cs="Times New Roman"/>
+          <w:b/>
+          <w:bCs/>
+          <w:color w:val="000000"/>
+          <w:sz w:val="27"/>
+          <w:szCs w:val="27"/>
+          <w:lang w:eastAsia="es-ES"/>
+        </w:rPr>
+        <w:t>;</w:t>
+      </w:r>
+    </w:p>
+    <w:p>
+      <w:pPr>
+        <w:shd w:val="clear" w:color="auto" w:fill="FFFFFF"/>
+        <w:spacing w:after="0" w:line="360" w:lineRule="atLeast"/>
+        <w:rPr>
+          <w:rFonts w:ascii="Consolas" w:eastAsia="Times New Roman" w:hAnsi="Consolas" w:cs="Times New Roman"/>
+          <w:b/>
+          <w:bCs/>
+          <w:color w:val="000000"/>
+          <w:sz w:val="27"/>
+          <w:szCs w:val="27"/>
+          <w:lang w:eastAsia="es-ES"/>
+        </w:rPr>
+      </w:pPr>
+      <w:r>
+        <w:rPr>
+          <w:rFonts w:ascii="Consolas" w:eastAsia="Times New Roman" w:hAnsi="Consolas" w:cs="Times New Roman"/>
+          <w:b/>
+          <w:bCs/>
+          <w:color w:val="000000"/>
+          <w:sz w:val="27"/>
+          <w:szCs w:val="27"/>
+          <w:lang w:eastAsia="es-ES"/>
+        </w:rPr>
+        <w:t xml:space="preserve">        </w:t>
+      </w:r>
+      <w:proofErr w:type="gramStart"/>
+      <w:r>
+        <w:rPr>
+          <w:rFonts w:ascii="Consolas" w:eastAsia="Times New Roman" w:hAnsi="Consolas" w:cs="Times New Roman"/>
+          <w:b/>
+          <w:bCs/>
+          <w:color w:val="000000"/>
+          <w:sz w:val="27"/>
+          <w:szCs w:val="27"/>
+          <w:lang w:eastAsia="es-ES"/>
+        </w:rPr>
+        <w:t>console.</w:t>
+      </w:r>
+      <w:r>
+        <w:rPr>
+          <w:rFonts w:ascii="Consolas" w:eastAsia="Times New Roman" w:hAnsi="Consolas" w:cs="Times New Roman"/>
+          <w:b/>
+          <w:bCs/>
+          <w:color w:val="6AAF19"/>
+          <w:sz w:val="27"/>
+          <w:szCs w:val="27"/>
+          <w:lang w:eastAsia="es-ES"/>
+        </w:rPr>
+        <w:t>log</w:t>
+      </w:r>
+      <w:r>
+        <w:rPr>
+          <w:rFonts w:ascii="Consolas" w:eastAsia="Times New Roman" w:hAnsi="Consolas" w:cs="Times New Roman"/>
+          <w:b/>
+          <w:bCs/>
+          <w:color w:val="000000"/>
+          <w:sz w:val="27"/>
+          <w:szCs w:val="27"/>
+          <w:lang w:eastAsia="es-ES"/>
+        </w:rPr>
+        <w:t>(</w:t>
+      </w:r>
+      <w:proofErr w:type="gramEnd"/>
+      <w:r>
+        <w:rPr>
+          <w:rFonts w:ascii="Consolas" w:eastAsia="Times New Roman" w:hAnsi="Consolas" w:cs="Times New Roman"/>
+          <w:b/>
+          <w:bCs/>
+          <w:color w:val="F25A00"/>
+          <w:sz w:val="27"/>
+          <w:szCs w:val="27"/>
+          <w:lang w:eastAsia="es-ES"/>
+        </w:rPr>
+        <w:t>"Ejecutando constructor"</w:t>
+      </w:r>
+      <w:r>
+        <w:rPr>
+          <w:rFonts w:ascii="Consolas" w:eastAsia="Times New Roman" w:hAnsi="Consolas" w:cs="Times New Roman"/>
+          <w:b/>
+          <w:bCs/>
+          <w:color w:val="000000"/>
+          <w:sz w:val="27"/>
+          <w:szCs w:val="27"/>
+          <w:lang w:eastAsia="es-ES"/>
+        </w:rPr>
+        <w:t>);</w:t>
+      </w:r>
+    </w:p>
+    <w:p>
+      <w:pPr>
+        <w:shd w:val="clear" w:color="auto" w:fill="FFFFFF"/>
+        <w:spacing w:after="0" w:line="360" w:lineRule="atLeast"/>
+        <w:rPr>
+          <w:rFonts w:ascii="Consolas" w:eastAsia="Times New Roman" w:hAnsi="Consolas" w:cs="Times New Roman"/>
+          <w:b/>
+          <w:bCs/>
+          <w:color w:val="000000"/>
+          <w:sz w:val="27"/>
+          <w:szCs w:val="27"/>
+          <w:lang w:eastAsia="es-ES"/>
+        </w:rPr>
+      </w:pPr>
+      <w:r>
+        <w:rPr>
+          <w:rFonts w:ascii="Consolas" w:eastAsia="Times New Roman" w:hAnsi="Consolas" w:cs="Times New Roman"/>
+          <w:b/>
+          <w:bCs/>
+          <w:color w:val="000000"/>
+          <w:sz w:val="27"/>
+          <w:szCs w:val="27"/>
+          <w:lang w:eastAsia="es-ES"/>
+        </w:rPr>
+        <w:t>    }</w:t>
+      </w:r>
+    </w:p>
+    <w:p>
+      <w:pPr>
+        <w:shd w:val="clear" w:color="auto" w:fill="FFFFFF"/>
+        <w:spacing w:after="0" w:line="360" w:lineRule="atLeast"/>
+        <w:rPr>
+          <w:rFonts w:ascii="Consolas" w:eastAsia="Times New Roman" w:hAnsi="Consolas" w:cs="Times New Roman"/>
+          <w:b/>
+          <w:bCs/>
+          <w:color w:val="000000"/>
+          <w:sz w:val="27"/>
+          <w:szCs w:val="27"/>
+          <w:lang w:eastAsia="es-ES"/>
+        </w:rPr>
+      </w:pPr>
+    </w:p>
+    <w:p>
+      <w:pPr>
+        <w:shd w:val="clear" w:color="auto" w:fill="FFFFFF"/>
+        <w:spacing w:after="0" w:line="360" w:lineRule="atLeast"/>
+        <w:rPr>
+          <w:rFonts w:ascii="Consolas" w:eastAsia="Times New Roman" w:hAnsi="Consolas" w:cs="Times New Roman"/>
+          <w:b/>
+          <w:bCs/>
+          <w:color w:val="000000"/>
+          <w:sz w:val="27"/>
+          <w:szCs w:val="27"/>
+          <w:lang w:eastAsia="es-ES"/>
+        </w:rPr>
+      </w:pPr>
+      <w:r>
+        <w:rPr>
+          <w:rFonts w:ascii="Consolas" w:eastAsia="Times New Roman" w:hAnsi="Consolas" w:cs="Times New Roman"/>
+          <w:b/>
+          <w:bCs/>
+          <w:color w:val="000000"/>
+          <w:sz w:val="27"/>
+          <w:szCs w:val="27"/>
+          <w:lang w:eastAsia="es-ES"/>
+        </w:rPr>
+        <w:t xml:space="preserve">    </w:t>
+      </w:r>
+      <w:r>
+        <w:rPr>
+          <w:rFonts w:ascii="Consolas" w:eastAsia="Times New Roman" w:hAnsi="Consolas" w:cs="Times New Roman"/>
+          <w:b/>
+          <w:bCs/>
+          <w:color w:val="9F9F8F"/>
+          <w:sz w:val="27"/>
+          <w:szCs w:val="27"/>
+          <w:lang w:eastAsia="es-ES"/>
+        </w:rPr>
+        <w:t>//METODO MANUAL PARA UN EVENTO</w:t>
+      </w:r>
+    </w:p>
+    <w:p>
+      <w:pPr>
+        <w:shd w:val="clear" w:color="auto" w:fill="FFFFFF"/>
+        <w:spacing w:after="0" w:line="360" w:lineRule="atLeast"/>
+        <w:rPr>
+          <w:rFonts w:ascii="Consolas" w:eastAsia="Times New Roman" w:hAnsi="Consolas" w:cs="Times New Roman"/>
+          <w:b/>
+          <w:bCs/>
+          <w:color w:val="000000"/>
+          <w:sz w:val="27"/>
+          <w:szCs w:val="27"/>
+          <w:lang w:eastAsia="es-ES"/>
+        </w:rPr>
+      </w:pPr>
+      <w:r>
+        <w:rPr>
+          <w:rFonts w:ascii="Consolas" w:eastAsia="Times New Roman" w:hAnsi="Consolas" w:cs="Times New Roman"/>
+          <w:b/>
+          <w:bCs/>
+          <w:color w:val="000000"/>
+          <w:sz w:val="27"/>
+          <w:szCs w:val="27"/>
+          <w:lang w:eastAsia="es-ES"/>
+        </w:rPr>
+        <w:t xml:space="preserve">    </w:t>
+      </w:r>
+      <w:proofErr w:type="spellStart"/>
+      <w:proofErr w:type="gramStart"/>
+      <w:r>
+        <w:rPr>
+          <w:rFonts w:ascii="Consolas" w:eastAsia="Times New Roman" w:hAnsi="Consolas" w:cs="Times New Roman"/>
+          <w:b/>
+          <w:bCs/>
+          <w:color w:val="6AAF19"/>
+          <w:sz w:val="27"/>
+          <w:szCs w:val="27"/>
+          <w:lang w:eastAsia="es-ES"/>
+        </w:rPr>
+        <w:t>cambiarMensaje</w:t>
+      </w:r>
+      <w:proofErr w:type="spellEnd"/>
+      <w:proofErr w:type="gramEnd"/>
+      <w:r>
+        <w:rPr>
+          <w:rFonts w:ascii="Consolas" w:eastAsia="Times New Roman" w:hAnsi="Consolas" w:cs="Times New Roman"/>
+          <w:b/>
+          <w:bCs/>
+          <w:color w:val="000000"/>
+          <w:sz w:val="27"/>
+          <w:szCs w:val="27"/>
+          <w:lang w:eastAsia="es-ES"/>
+        </w:rPr>
+        <w:t>()</w:t>
+      </w:r>
+      <w:r>
+        <w:rPr>
+          <w:rFonts w:ascii="Consolas" w:eastAsia="Times New Roman" w:hAnsi="Consolas" w:cs="Times New Roman"/>
+          <w:b/>
+          <w:bCs/>
+          <w:color w:val="F92672"/>
+          <w:sz w:val="27"/>
+          <w:szCs w:val="27"/>
+          <w:lang w:eastAsia="es-ES"/>
+        </w:rPr>
+        <w:t>:</w:t>
+      </w:r>
+      <w:r>
+        <w:rPr>
+          <w:rFonts w:ascii="Consolas" w:eastAsia="Times New Roman" w:hAnsi="Consolas" w:cs="Times New Roman"/>
+          <w:b/>
+          <w:bCs/>
+          <w:color w:val="000000"/>
+          <w:sz w:val="27"/>
+          <w:szCs w:val="27"/>
+          <w:lang w:eastAsia="es-ES"/>
+        </w:rPr>
+        <w:t xml:space="preserve"> </w:t>
+      </w:r>
+      <w:proofErr w:type="spellStart"/>
+      <w:r>
+        <w:rPr>
+          <w:rFonts w:ascii="Consolas" w:eastAsia="Times New Roman" w:hAnsi="Consolas" w:cs="Times New Roman"/>
+          <w:b/>
+          <w:bCs/>
+          <w:i/>
+          <w:iCs/>
+          <w:color w:val="28C6E4"/>
+          <w:sz w:val="27"/>
+          <w:szCs w:val="27"/>
+          <w:lang w:eastAsia="es-ES"/>
+        </w:rPr>
+        <w:t>void</w:t>
+      </w:r>
+      <w:proofErr w:type="spellEnd"/>
+      <w:r>
+        <w:rPr>
+          <w:rFonts w:ascii="Consolas" w:eastAsia="Times New Roman" w:hAnsi="Consolas" w:cs="Times New Roman"/>
+          <w:b/>
+          <w:bCs/>
+          <w:color w:val="000000"/>
+          <w:sz w:val="27"/>
+          <w:szCs w:val="27"/>
+          <w:lang w:eastAsia="es-ES"/>
+        </w:rPr>
+        <w:t>{</w:t>
+      </w:r>
+    </w:p>
+    <w:p>
+      <w:pPr>
+        <w:shd w:val="clear" w:color="auto" w:fill="FFFFFF"/>
+        <w:spacing w:after="0" w:line="360" w:lineRule="atLeast"/>
+        <w:rPr>
+          <w:rFonts w:ascii="Consolas" w:eastAsia="Times New Roman" w:hAnsi="Consolas" w:cs="Times New Roman"/>
+          <w:b/>
+          <w:bCs/>
+          <w:color w:val="000000"/>
+          <w:sz w:val="27"/>
+          <w:szCs w:val="27"/>
+          <w:lang w:eastAsia="es-ES"/>
+        </w:rPr>
+      </w:pPr>
+      <w:r>
+        <w:rPr>
+          <w:rFonts w:ascii="Consolas" w:eastAsia="Times New Roman" w:hAnsi="Consolas" w:cs="Times New Roman"/>
+          <w:b/>
+          <w:bCs/>
+          <w:color w:val="000000"/>
+          <w:sz w:val="27"/>
+          <w:szCs w:val="27"/>
+          <w:lang w:eastAsia="es-ES"/>
+        </w:rPr>
+        <w:t xml:space="preserve">        </w:t>
+      </w:r>
+      <w:proofErr w:type="spellStart"/>
+      <w:r>
+        <w:rPr>
+          <w:rFonts w:ascii="Consolas" w:eastAsia="Times New Roman" w:hAnsi="Consolas" w:cs="Times New Roman"/>
+          <w:b/>
+          <w:bCs/>
+          <w:i/>
+          <w:iCs/>
+          <w:color w:val="FD971F"/>
+          <w:sz w:val="27"/>
+          <w:szCs w:val="27"/>
+          <w:lang w:eastAsia="es-ES"/>
+        </w:rPr>
+        <w:t>this</w:t>
+      </w:r>
+      <w:r>
+        <w:rPr>
+          <w:rFonts w:ascii="Consolas" w:eastAsia="Times New Roman" w:hAnsi="Consolas" w:cs="Times New Roman"/>
+          <w:b/>
+          <w:bCs/>
+          <w:color w:val="000000"/>
+          <w:sz w:val="27"/>
+          <w:szCs w:val="27"/>
+          <w:lang w:eastAsia="es-ES"/>
+        </w:rPr>
+        <w:t>.mensaje</w:t>
+      </w:r>
+      <w:proofErr w:type="spellEnd"/>
+      <w:r>
+        <w:rPr>
+          <w:rFonts w:ascii="Consolas" w:eastAsia="Times New Roman" w:hAnsi="Consolas" w:cs="Times New Roman"/>
+          <w:b/>
+          <w:bCs/>
+          <w:color w:val="000000"/>
+          <w:sz w:val="27"/>
+          <w:szCs w:val="27"/>
+          <w:lang w:eastAsia="es-ES"/>
+        </w:rPr>
+        <w:t xml:space="preserve"> </w:t>
+      </w:r>
+      <w:r>
+        <w:rPr>
+          <w:rFonts w:ascii="Consolas" w:eastAsia="Times New Roman" w:hAnsi="Consolas" w:cs="Times New Roman"/>
+          <w:b/>
+          <w:bCs/>
+          <w:color w:val="F92672"/>
+          <w:sz w:val="27"/>
+          <w:szCs w:val="27"/>
+          <w:lang w:eastAsia="es-ES"/>
+        </w:rPr>
+        <w:t>=</w:t>
+      </w:r>
+      <w:r>
+        <w:rPr>
+          <w:rFonts w:ascii="Consolas" w:eastAsia="Times New Roman" w:hAnsi="Consolas" w:cs="Times New Roman"/>
+          <w:b/>
+          <w:bCs/>
+          <w:color w:val="000000"/>
+          <w:sz w:val="27"/>
+          <w:szCs w:val="27"/>
+          <w:lang w:eastAsia="es-ES"/>
+        </w:rPr>
+        <w:t xml:space="preserve"> </w:t>
+      </w:r>
+      <w:r>
+        <w:rPr>
+          <w:rFonts w:ascii="Consolas" w:eastAsia="Times New Roman" w:hAnsi="Consolas" w:cs="Times New Roman"/>
+          <w:b/>
+          <w:bCs/>
+          <w:color w:val="F25A00"/>
+          <w:sz w:val="27"/>
+          <w:szCs w:val="27"/>
+          <w:lang w:eastAsia="es-ES"/>
+        </w:rPr>
+        <w:t xml:space="preserve">"Has pulsado un </w:t>
+      </w:r>
+      <w:proofErr w:type="spellStart"/>
+      <w:r>
+        <w:rPr>
+          <w:rFonts w:ascii="Consolas" w:eastAsia="Times New Roman" w:hAnsi="Consolas" w:cs="Times New Roman"/>
+          <w:b/>
+          <w:bCs/>
+          <w:color w:val="F25A00"/>
+          <w:sz w:val="27"/>
+          <w:szCs w:val="27"/>
+          <w:lang w:eastAsia="es-ES"/>
+        </w:rPr>
+        <w:t>boton</w:t>
+      </w:r>
+      <w:proofErr w:type="spellEnd"/>
+      <w:r>
+        <w:rPr>
+          <w:rFonts w:ascii="Consolas" w:eastAsia="Times New Roman" w:hAnsi="Consolas" w:cs="Times New Roman"/>
+          <w:b/>
+          <w:bCs/>
+          <w:color w:val="F25A00"/>
+          <w:sz w:val="27"/>
+          <w:szCs w:val="27"/>
+          <w:lang w:eastAsia="es-ES"/>
+        </w:rPr>
+        <w:t>!!!"</w:t>
+      </w:r>
+      <w:r>
+        <w:rPr>
+          <w:rFonts w:ascii="Consolas" w:eastAsia="Times New Roman" w:hAnsi="Consolas" w:cs="Times New Roman"/>
+          <w:b/>
+          <w:bCs/>
+          <w:color w:val="000000"/>
+          <w:sz w:val="27"/>
+          <w:szCs w:val="27"/>
+          <w:lang w:eastAsia="es-ES"/>
+        </w:rPr>
+        <w:t>;</w:t>
+      </w:r>
+    </w:p>
+    <w:p>
+      <w:pPr>
+        <w:shd w:val="clear" w:color="auto" w:fill="FFFFFF"/>
+        <w:spacing w:after="0" w:line="360" w:lineRule="atLeast"/>
+        <w:rPr>
+          <w:rFonts w:ascii="Consolas" w:eastAsia="Times New Roman" w:hAnsi="Consolas" w:cs="Times New Roman"/>
+          <w:b/>
+          <w:bCs/>
+          <w:color w:val="000000"/>
+          <w:sz w:val="27"/>
+          <w:szCs w:val="27"/>
+          <w:lang w:eastAsia="es-ES"/>
+        </w:rPr>
+      </w:pPr>
+      <w:r>
+        <w:rPr>
+          <w:rFonts w:ascii="Consolas" w:eastAsia="Times New Roman" w:hAnsi="Consolas" w:cs="Times New Roman"/>
+          <w:b/>
+          <w:bCs/>
+          <w:color w:val="000000"/>
+          <w:sz w:val="27"/>
+          <w:szCs w:val="27"/>
+          <w:lang w:eastAsia="es-ES"/>
+        </w:rPr>
+        <w:t>    }</w:t>
+      </w:r>
+    </w:p>
+    <w:p>
+      <w:pPr>
+        <w:shd w:val="clear" w:color="auto" w:fill="FFFFFF"/>
+        <w:spacing w:after="0" w:line="360" w:lineRule="atLeast"/>
+        <w:rPr>
+          <w:rFonts w:ascii="Consolas" w:eastAsia="Times New Roman" w:hAnsi="Consolas" w:cs="Times New Roman"/>
+          <w:b/>
+          <w:bCs/>
+          <w:color w:val="000000"/>
+          <w:sz w:val="27"/>
+          <w:szCs w:val="27"/>
+          <w:lang w:eastAsia="es-ES"/>
+        </w:rPr>
+      </w:pPr>
+    </w:p>
+    <w:p>
+      <w:pPr>
+        <w:shd w:val="clear" w:color="auto" w:fill="FFFFFF"/>
+        <w:spacing w:after="0" w:line="360" w:lineRule="atLeast"/>
+        <w:rPr>
+          <w:rFonts w:ascii="Consolas" w:eastAsia="Times New Roman" w:hAnsi="Consolas" w:cs="Times New Roman"/>
+          <w:b/>
+          <w:bCs/>
+          <w:color w:val="000000"/>
+          <w:sz w:val="27"/>
+          <w:szCs w:val="27"/>
+          <w:lang w:eastAsia="es-ES"/>
+        </w:rPr>
+      </w:pPr>
+      <w:r>
+        <w:rPr>
+          <w:rFonts w:ascii="Consolas" w:eastAsia="Times New Roman" w:hAnsi="Consolas" w:cs="Times New Roman"/>
+          <w:b/>
+          <w:bCs/>
+          <w:color w:val="000000"/>
+          <w:sz w:val="27"/>
+          <w:szCs w:val="27"/>
+          <w:lang w:eastAsia="es-ES"/>
+        </w:rPr>
+        <w:t xml:space="preserve">    </w:t>
+      </w:r>
+      <w:r>
+        <w:rPr>
+          <w:rFonts w:ascii="Consolas" w:eastAsia="Times New Roman" w:hAnsi="Consolas" w:cs="Times New Roman"/>
+          <w:b/>
+          <w:bCs/>
+          <w:color w:val="9F9F8F"/>
+          <w:sz w:val="27"/>
+          <w:szCs w:val="27"/>
+          <w:lang w:eastAsia="es-ES"/>
+        </w:rPr>
+        <w:t xml:space="preserve">//EL METODO </w:t>
+      </w:r>
+      <w:proofErr w:type="spellStart"/>
+      <w:r>
+        <w:rPr>
+          <w:rFonts w:ascii="Consolas" w:eastAsia="Times New Roman" w:hAnsi="Consolas" w:cs="Times New Roman"/>
+          <w:b/>
+          <w:bCs/>
+          <w:color w:val="9F9F8F"/>
+          <w:sz w:val="27"/>
+          <w:szCs w:val="27"/>
+          <w:lang w:eastAsia="es-ES"/>
+        </w:rPr>
+        <w:t>OnInit</w:t>
+      </w:r>
+      <w:proofErr w:type="spellEnd"/>
+      <w:r>
+        <w:rPr>
+          <w:rFonts w:ascii="Consolas" w:eastAsia="Times New Roman" w:hAnsi="Consolas" w:cs="Times New Roman"/>
+          <w:b/>
+          <w:bCs/>
+          <w:color w:val="9F9F8F"/>
+          <w:sz w:val="27"/>
+          <w:szCs w:val="27"/>
+          <w:lang w:eastAsia="es-ES"/>
+        </w:rPr>
+        <w:t xml:space="preserve"> SE UTILIZA PARA TRATAR LAS VARIABLES</w:t>
+      </w:r>
+    </w:p>
+    <w:p>
+      <w:pPr>
+        <w:shd w:val="clear" w:color="auto" w:fill="FFFFFF"/>
+        <w:spacing w:after="0" w:line="360" w:lineRule="atLeast"/>
+        <w:rPr>
+          <w:rFonts w:ascii="Consolas" w:eastAsia="Times New Roman" w:hAnsi="Consolas" w:cs="Times New Roman"/>
+          <w:b/>
+          <w:bCs/>
+          <w:color w:val="000000"/>
+          <w:sz w:val="27"/>
+          <w:szCs w:val="27"/>
+          <w:lang w:eastAsia="es-ES"/>
+        </w:rPr>
+      </w:pPr>
+      <w:r>
+        <w:rPr>
+          <w:rFonts w:ascii="Consolas" w:eastAsia="Times New Roman" w:hAnsi="Consolas" w:cs="Times New Roman"/>
+          <w:b/>
+          <w:bCs/>
+          <w:color w:val="000000"/>
+          <w:sz w:val="27"/>
+          <w:szCs w:val="27"/>
+          <w:lang w:eastAsia="es-ES"/>
+        </w:rPr>
+        <w:t xml:space="preserve">    </w:t>
+      </w:r>
+      <w:proofErr w:type="gramStart"/>
+      <w:r>
+        <w:rPr>
+          <w:rFonts w:ascii="Consolas" w:eastAsia="Times New Roman" w:hAnsi="Consolas" w:cs="Times New Roman"/>
+          <w:b/>
+          <w:bCs/>
+          <w:color w:val="6AAF19"/>
+          <w:sz w:val="27"/>
+          <w:szCs w:val="27"/>
+          <w:lang w:eastAsia="es-ES"/>
+        </w:rPr>
+        <w:t>ngOnInit</w:t>
+      </w:r>
+      <w:proofErr w:type="gramEnd"/>
+      <w:r>
+        <w:rPr>
+          <w:rFonts w:ascii="Consolas" w:eastAsia="Times New Roman" w:hAnsi="Consolas" w:cs="Times New Roman"/>
+          <w:b/>
+          <w:bCs/>
+          <w:color w:val="000000"/>
+          <w:sz w:val="27"/>
+          <w:szCs w:val="27"/>
+          <w:lang w:eastAsia="es-ES"/>
+        </w:rPr>
+        <w:t>()</w:t>
+      </w:r>
+      <w:r>
+        <w:rPr>
+          <w:rFonts w:ascii="Consolas" w:eastAsia="Times New Roman" w:hAnsi="Consolas" w:cs="Times New Roman"/>
+          <w:b/>
+          <w:bCs/>
+          <w:color w:val="F92672"/>
+          <w:sz w:val="27"/>
+          <w:szCs w:val="27"/>
+          <w:lang w:eastAsia="es-ES"/>
+        </w:rPr>
+        <w:t>:</w:t>
+      </w:r>
+      <w:r>
+        <w:rPr>
+          <w:rFonts w:ascii="Consolas" w:eastAsia="Times New Roman" w:hAnsi="Consolas" w:cs="Times New Roman"/>
+          <w:b/>
+          <w:bCs/>
+          <w:color w:val="000000"/>
+          <w:sz w:val="27"/>
+          <w:szCs w:val="27"/>
+          <w:lang w:eastAsia="es-ES"/>
+        </w:rPr>
+        <w:t xml:space="preserve"> </w:t>
+      </w:r>
+      <w:proofErr w:type="spellStart"/>
+      <w:r>
+        <w:rPr>
+          <w:rFonts w:ascii="Consolas" w:eastAsia="Times New Roman" w:hAnsi="Consolas" w:cs="Times New Roman"/>
+          <w:b/>
+          <w:bCs/>
+          <w:i/>
+          <w:iCs/>
+          <w:color w:val="28C6E4"/>
+          <w:sz w:val="27"/>
+          <w:szCs w:val="27"/>
+          <w:lang w:eastAsia="es-ES"/>
+        </w:rPr>
+        <w:t>void</w:t>
+      </w:r>
+      <w:proofErr w:type="spellEnd"/>
+      <w:r>
+        <w:rPr>
+          <w:rFonts w:ascii="Consolas" w:eastAsia="Times New Roman" w:hAnsi="Consolas" w:cs="Times New Roman"/>
+          <w:b/>
+          <w:bCs/>
+          <w:color w:val="000000"/>
+          <w:sz w:val="27"/>
+          <w:szCs w:val="27"/>
+          <w:lang w:eastAsia="es-ES"/>
+        </w:rPr>
+        <w:t xml:space="preserve"> {</w:t>
+      </w:r>
+    </w:p>
+    <w:p>
+      <w:pPr>
+        <w:shd w:val="clear" w:color="auto" w:fill="FFFFFF"/>
+        <w:spacing w:after="0" w:line="360" w:lineRule="atLeast"/>
+        <w:rPr>
+          <w:rFonts w:ascii="Consolas" w:eastAsia="Times New Roman" w:hAnsi="Consolas" w:cs="Times New Roman"/>
+          <w:b/>
+          <w:bCs/>
+          <w:color w:val="000000"/>
+          <w:sz w:val="27"/>
+          <w:szCs w:val="27"/>
+          <w:lang w:eastAsia="es-ES"/>
+        </w:rPr>
+      </w:pPr>
+      <w:r>
+        <w:rPr>
+          <w:rFonts w:ascii="Consolas" w:eastAsia="Times New Roman" w:hAnsi="Consolas" w:cs="Times New Roman"/>
+          <w:b/>
+          <w:bCs/>
+          <w:color w:val="000000"/>
+          <w:sz w:val="27"/>
+          <w:szCs w:val="27"/>
+          <w:lang w:eastAsia="es-ES"/>
+        </w:rPr>
+        <w:t xml:space="preserve">        </w:t>
+      </w:r>
+      <w:proofErr w:type="gramStart"/>
+      <w:r>
+        <w:rPr>
+          <w:rFonts w:ascii="Consolas" w:eastAsia="Times New Roman" w:hAnsi="Consolas" w:cs="Times New Roman"/>
+          <w:b/>
+          <w:bCs/>
+          <w:color w:val="000000"/>
+          <w:sz w:val="27"/>
+          <w:szCs w:val="27"/>
+          <w:lang w:eastAsia="es-ES"/>
+        </w:rPr>
+        <w:t>console.</w:t>
+      </w:r>
+      <w:r>
+        <w:rPr>
+          <w:rFonts w:ascii="Consolas" w:eastAsia="Times New Roman" w:hAnsi="Consolas" w:cs="Times New Roman"/>
+          <w:b/>
+          <w:bCs/>
+          <w:color w:val="6AAF19"/>
+          <w:sz w:val="27"/>
+          <w:szCs w:val="27"/>
+          <w:lang w:eastAsia="es-ES"/>
+        </w:rPr>
+        <w:t>log</w:t>
+      </w:r>
+      <w:r>
+        <w:rPr>
+          <w:rFonts w:ascii="Consolas" w:eastAsia="Times New Roman" w:hAnsi="Consolas" w:cs="Times New Roman"/>
+          <w:b/>
+          <w:bCs/>
+          <w:color w:val="000000"/>
+          <w:sz w:val="27"/>
+          <w:szCs w:val="27"/>
+          <w:lang w:eastAsia="es-ES"/>
+        </w:rPr>
+        <w:t>(</w:t>
+      </w:r>
+      <w:proofErr w:type="gramEnd"/>
+      <w:r>
+        <w:rPr>
+          <w:rFonts w:ascii="Consolas" w:eastAsia="Times New Roman" w:hAnsi="Consolas" w:cs="Times New Roman"/>
+          <w:b/>
+          <w:bCs/>
+          <w:color w:val="F25A00"/>
+          <w:sz w:val="27"/>
+          <w:szCs w:val="27"/>
+          <w:lang w:eastAsia="es-ES"/>
+        </w:rPr>
+        <w:t xml:space="preserve">"Ejecutando método </w:t>
+      </w:r>
+      <w:proofErr w:type="spellStart"/>
+      <w:r>
+        <w:rPr>
+          <w:rFonts w:ascii="Consolas" w:eastAsia="Times New Roman" w:hAnsi="Consolas" w:cs="Times New Roman"/>
+          <w:b/>
+          <w:bCs/>
+          <w:color w:val="F25A00"/>
+          <w:sz w:val="27"/>
+          <w:szCs w:val="27"/>
+          <w:lang w:eastAsia="es-ES"/>
+        </w:rPr>
+        <w:t>OnInit</w:t>
+      </w:r>
+      <w:proofErr w:type="spellEnd"/>
+      <w:r>
+        <w:rPr>
+          <w:rFonts w:ascii="Consolas" w:eastAsia="Times New Roman" w:hAnsi="Consolas" w:cs="Times New Roman"/>
+          <w:b/>
+          <w:bCs/>
+          <w:color w:val="F25A00"/>
+          <w:sz w:val="27"/>
+          <w:szCs w:val="27"/>
+          <w:lang w:eastAsia="es-ES"/>
+        </w:rPr>
+        <w:t>"</w:t>
+      </w:r>
+      <w:r>
+        <w:rPr>
+          <w:rFonts w:ascii="Consolas" w:eastAsia="Times New Roman" w:hAnsi="Consolas" w:cs="Times New Roman"/>
+          <w:b/>
+          <w:bCs/>
+          <w:color w:val="000000"/>
+          <w:sz w:val="27"/>
+          <w:szCs w:val="27"/>
+          <w:lang w:eastAsia="es-ES"/>
+        </w:rPr>
+        <w:t>);</w:t>
+      </w:r>
+    </w:p>
+    <w:p>
+      <w:pPr>
+        <w:shd w:val="clear" w:color="auto" w:fill="FFFFFF"/>
+        <w:spacing w:after="0" w:line="360" w:lineRule="atLeast"/>
+        <w:rPr>
+          <w:rFonts w:ascii="Consolas" w:eastAsia="Times New Roman" w:hAnsi="Consolas" w:cs="Times New Roman"/>
+          <w:b/>
+          <w:bCs/>
+          <w:color w:val="000000"/>
+          <w:sz w:val="27"/>
+          <w:szCs w:val="27"/>
+          <w:lang w:eastAsia="es-ES"/>
+        </w:rPr>
+      </w:pPr>
+      <w:r>
+        <w:rPr>
+          <w:rFonts w:ascii="Consolas" w:eastAsia="Times New Roman" w:hAnsi="Consolas" w:cs="Times New Roman"/>
+          <w:b/>
+          <w:bCs/>
+          <w:color w:val="000000"/>
+          <w:sz w:val="27"/>
+          <w:szCs w:val="27"/>
+          <w:lang w:eastAsia="es-ES"/>
+        </w:rPr>
+        <w:t>    }</w:t>
+      </w:r>
+    </w:p>
+    <w:p>
+      <w:pPr>
+        <w:shd w:val="clear" w:color="auto" w:fill="FFFFFF"/>
+        <w:spacing w:after="0" w:line="360" w:lineRule="atLeast"/>
+        <w:rPr>
+          <w:rFonts w:ascii="Consolas" w:eastAsia="Times New Roman" w:hAnsi="Consolas" w:cs="Times New Roman"/>
+          <w:b/>
+          <w:bCs/>
+          <w:color w:val="000000"/>
+          <w:sz w:val="27"/>
+          <w:szCs w:val="27"/>
+          <w:lang w:eastAsia="es-ES"/>
+        </w:rPr>
+      </w:pPr>
+      <w:r>
+        <w:rPr>
+          <w:rFonts w:ascii="Consolas" w:eastAsia="Times New Roman" w:hAnsi="Consolas" w:cs="Times New Roman"/>
+          <w:b/>
+          <w:bCs/>
+          <w:color w:val="000000"/>
+          <w:sz w:val="27"/>
+          <w:szCs w:val="27"/>
+          <w:lang w:eastAsia="es-ES"/>
+        </w:rPr>
+        <w:t xml:space="preserve">    </w:t>
+      </w:r>
+      <w:proofErr w:type="spellStart"/>
+      <w:proofErr w:type="gramStart"/>
+      <w:r>
+        <w:rPr>
+          <w:rFonts w:ascii="Consolas" w:eastAsia="Times New Roman" w:hAnsi="Consolas" w:cs="Times New Roman"/>
+          <w:b/>
+          <w:bCs/>
+          <w:color w:val="6AAF19"/>
+          <w:sz w:val="27"/>
+          <w:szCs w:val="27"/>
+          <w:lang w:eastAsia="es-ES"/>
+        </w:rPr>
+        <w:t>ngDoCheck</w:t>
+      </w:r>
+      <w:proofErr w:type="spellEnd"/>
+      <w:proofErr w:type="gramEnd"/>
+      <w:r>
+        <w:rPr>
+          <w:rFonts w:ascii="Consolas" w:eastAsia="Times New Roman" w:hAnsi="Consolas" w:cs="Times New Roman"/>
+          <w:b/>
+          <w:bCs/>
+          <w:color w:val="000000"/>
+          <w:sz w:val="27"/>
+          <w:szCs w:val="27"/>
+          <w:lang w:eastAsia="es-ES"/>
+        </w:rPr>
+        <w:t>()</w:t>
+      </w:r>
+      <w:r>
+        <w:rPr>
+          <w:rFonts w:ascii="Consolas" w:eastAsia="Times New Roman" w:hAnsi="Consolas" w:cs="Times New Roman"/>
+          <w:b/>
+          <w:bCs/>
+          <w:color w:val="F92672"/>
+          <w:sz w:val="27"/>
+          <w:szCs w:val="27"/>
+          <w:lang w:eastAsia="es-ES"/>
+        </w:rPr>
+        <w:t>:</w:t>
+      </w:r>
+      <w:r>
+        <w:rPr>
+          <w:rFonts w:ascii="Consolas" w:eastAsia="Times New Roman" w:hAnsi="Consolas" w:cs="Times New Roman"/>
+          <w:b/>
+          <w:bCs/>
+          <w:color w:val="000000"/>
+          <w:sz w:val="27"/>
+          <w:szCs w:val="27"/>
+          <w:lang w:eastAsia="es-ES"/>
+        </w:rPr>
+        <w:t xml:space="preserve"> </w:t>
+      </w:r>
+      <w:proofErr w:type="spellStart"/>
+      <w:r>
+        <w:rPr>
+          <w:rFonts w:ascii="Consolas" w:eastAsia="Times New Roman" w:hAnsi="Consolas" w:cs="Times New Roman"/>
+          <w:b/>
+          <w:bCs/>
+          <w:i/>
+          <w:iCs/>
+          <w:color w:val="28C6E4"/>
+          <w:sz w:val="27"/>
+          <w:szCs w:val="27"/>
+          <w:lang w:eastAsia="es-ES"/>
+        </w:rPr>
+        <w:t>void</w:t>
+      </w:r>
+      <w:proofErr w:type="spellEnd"/>
+      <w:r>
+        <w:rPr>
+          <w:rFonts w:ascii="Consolas" w:eastAsia="Times New Roman" w:hAnsi="Consolas" w:cs="Times New Roman"/>
+          <w:b/>
+          <w:bCs/>
+          <w:color w:val="000000"/>
+          <w:sz w:val="27"/>
+          <w:szCs w:val="27"/>
+          <w:lang w:eastAsia="es-ES"/>
+        </w:rPr>
+        <w:t>{</w:t>
+      </w:r>
+    </w:p>
+    <w:p>
+      <w:pPr>
+        <w:shd w:val="clear" w:color="auto" w:fill="FFFFFF"/>
+        <w:spacing w:after="0" w:line="360" w:lineRule="atLeast"/>
+        <w:rPr>
+          <w:rFonts w:ascii="Consolas" w:eastAsia="Times New Roman" w:hAnsi="Consolas" w:cs="Times New Roman"/>
+          <w:b/>
+          <w:bCs/>
+          <w:color w:val="000000"/>
+          <w:sz w:val="27"/>
+          <w:szCs w:val="27"/>
+          <w:lang w:eastAsia="es-ES"/>
+        </w:rPr>
+      </w:pPr>
+      <w:r>
+        <w:rPr>
+          <w:rFonts w:ascii="Consolas" w:eastAsia="Times New Roman" w:hAnsi="Consolas" w:cs="Times New Roman"/>
+          <w:b/>
+          <w:bCs/>
+          <w:color w:val="000000"/>
+          <w:sz w:val="27"/>
+          <w:szCs w:val="27"/>
+          <w:lang w:eastAsia="es-ES"/>
+        </w:rPr>
+        <w:t xml:space="preserve">        </w:t>
+      </w:r>
+      <w:proofErr w:type="gramStart"/>
+      <w:r>
+        <w:rPr>
+          <w:rFonts w:ascii="Consolas" w:eastAsia="Times New Roman" w:hAnsi="Consolas" w:cs="Times New Roman"/>
+          <w:b/>
+          <w:bCs/>
+          <w:color w:val="000000"/>
+          <w:sz w:val="27"/>
+          <w:szCs w:val="27"/>
+          <w:lang w:eastAsia="es-ES"/>
+        </w:rPr>
+        <w:t>console.</w:t>
+      </w:r>
+      <w:r>
+        <w:rPr>
+          <w:rFonts w:ascii="Consolas" w:eastAsia="Times New Roman" w:hAnsi="Consolas" w:cs="Times New Roman"/>
+          <w:b/>
+          <w:bCs/>
+          <w:color w:val="6AAF19"/>
+          <w:sz w:val="27"/>
+          <w:szCs w:val="27"/>
+          <w:lang w:eastAsia="es-ES"/>
+        </w:rPr>
+        <w:t>log</w:t>
+      </w:r>
+      <w:r>
+        <w:rPr>
+          <w:rFonts w:ascii="Consolas" w:eastAsia="Times New Roman" w:hAnsi="Consolas" w:cs="Times New Roman"/>
+          <w:b/>
+          <w:bCs/>
+          <w:color w:val="000000"/>
+          <w:sz w:val="27"/>
+          <w:szCs w:val="27"/>
+          <w:lang w:eastAsia="es-ES"/>
+        </w:rPr>
+        <w:t>(</w:t>
+      </w:r>
+      <w:proofErr w:type="gramEnd"/>
+      <w:r>
+        <w:rPr>
+          <w:rFonts w:ascii="Consolas" w:eastAsia="Times New Roman" w:hAnsi="Consolas" w:cs="Times New Roman"/>
+          <w:b/>
+          <w:bCs/>
+          <w:color w:val="F25A00"/>
+          <w:sz w:val="27"/>
+          <w:szCs w:val="27"/>
+          <w:lang w:eastAsia="es-ES"/>
+        </w:rPr>
+        <w:t xml:space="preserve">"Método </w:t>
+      </w:r>
+      <w:proofErr w:type="spellStart"/>
+      <w:r>
+        <w:rPr>
+          <w:rFonts w:ascii="Consolas" w:eastAsia="Times New Roman" w:hAnsi="Consolas" w:cs="Times New Roman"/>
+          <w:b/>
+          <w:bCs/>
+          <w:color w:val="F25A00"/>
+          <w:sz w:val="27"/>
+          <w:szCs w:val="27"/>
+          <w:lang w:eastAsia="es-ES"/>
+        </w:rPr>
+        <w:t>DoCheck</w:t>
+      </w:r>
+      <w:proofErr w:type="spellEnd"/>
+      <w:r>
+        <w:rPr>
+          <w:rFonts w:ascii="Consolas" w:eastAsia="Times New Roman" w:hAnsi="Consolas" w:cs="Times New Roman"/>
+          <w:b/>
+          <w:bCs/>
+          <w:color w:val="F25A00"/>
+          <w:sz w:val="27"/>
+          <w:szCs w:val="27"/>
+          <w:lang w:eastAsia="es-ES"/>
+        </w:rPr>
+        <w:t xml:space="preserve"> cambiando la página"</w:t>
+      </w:r>
+      <w:r>
+        <w:rPr>
+          <w:rFonts w:ascii="Consolas" w:eastAsia="Times New Roman" w:hAnsi="Consolas" w:cs="Times New Roman"/>
+          <w:b/>
+          <w:bCs/>
+          <w:color w:val="000000"/>
+          <w:sz w:val="27"/>
+          <w:szCs w:val="27"/>
+          <w:lang w:eastAsia="es-ES"/>
+        </w:rPr>
+        <w:t>);</w:t>
+      </w:r>
+    </w:p>
+    <w:p>
+      <w:pPr>
+        <w:shd w:val="clear" w:color="auto" w:fill="FFFFFF"/>
+        <w:spacing w:after="0" w:line="360" w:lineRule="atLeast"/>
+        <w:rPr>
+          <w:rFonts w:ascii="Consolas" w:eastAsia="Times New Roman" w:hAnsi="Consolas" w:cs="Times New Roman"/>
+          <w:b/>
+          <w:bCs/>
+          <w:color w:val="000000"/>
+          <w:sz w:val="27"/>
+          <w:szCs w:val="27"/>
+          <w:lang w:eastAsia="es-ES"/>
+        </w:rPr>
+      </w:pPr>
+      <w:r>
+        <w:rPr>
+          <w:rFonts w:ascii="Consolas" w:eastAsia="Times New Roman" w:hAnsi="Consolas" w:cs="Times New Roman"/>
+          <w:b/>
+          <w:bCs/>
+          <w:color w:val="000000"/>
+          <w:sz w:val="27"/>
+          <w:szCs w:val="27"/>
+          <w:lang w:eastAsia="es-ES"/>
+        </w:rPr>
+        <w:t>    }</w:t>
+      </w:r>
+    </w:p>
+    <w:p>
+      <w:pPr>
+        <w:shd w:val="clear" w:color="auto" w:fill="FFFFFF"/>
+        <w:spacing w:after="0" w:line="360" w:lineRule="atLeast"/>
+        <w:rPr>
+          <w:rFonts w:ascii="Consolas" w:eastAsia="Times New Roman" w:hAnsi="Consolas" w:cs="Times New Roman"/>
+          <w:b/>
+          <w:bCs/>
+          <w:color w:val="000000"/>
+          <w:sz w:val="27"/>
+          <w:szCs w:val="27"/>
+          <w:lang w:eastAsia="es-ES"/>
+        </w:rPr>
+      </w:pPr>
+      <w:r>
+        <w:rPr>
+          <w:rFonts w:ascii="Consolas" w:eastAsia="Times New Roman" w:hAnsi="Consolas" w:cs="Times New Roman"/>
+          <w:b/>
+          <w:bCs/>
+          <w:color w:val="000000"/>
+          <w:sz w:val="27"/>
+          <w:szCs w:val="27"/>
+          <w:lang w:eastAsia="es-ES"/>
+        </w:rPr>
+        <w:t>}</w:t>
+      </w:r>
+    </w:p>
+    <w:p/>
+    <w:p>
+      <w:pPr>
+        <w:rPr>
+          <w:b/>
+        </w:rPr>
+      </w:pPr>
+      <w:r>
+        <w:rPr>
+          <w:b/>
+        </w:rPr>
+        <w:t>HOOKS.ANGULAR.HTML</w:t>
+      </w:r>
+    </w:p>
+    <w:p>
+      <w:r>
+        <w:rPr>
+          <w:noProof/>
+          <w:lang w:eastAsia="es-ES"/>
+        </w:rPr>
+        <w:drawing>
+          <wp:inline distT="0" distB="0" distL="0" distR="0" wp14:anchorId="10E13C3F" wp14:editId="2CA998BD">
+            <wp:extent cx="3417997" cy="1299032"/>
+            <wp:effectExtent l="0" t="0" r="0" b="0"/>
+            <wp:docPr id="21" name="Imagen 21"/>
+            <wp:cNvGraphicFramePr>
+              <a:graphicFrameLocks xmlns:a="http://schemas.openxmlformats.org/drawingml/2006/main" noChangeAspect="1"/>
+            </wp:cNvGraphicFramePr>
+            <a:graphic xmlns:a="http://schemas.openxmlformats.org/drawingml/2006/main">
+              <a:graphicData uri="http://schemas.openxmlformats.org/drawingml/2006/picture">
+                <pic:pic xmlns:pic="http://schemas.openxmlformats.org/drawingml/2006/picture">
+                  <pic:nvPicPr>
+                    <pic:cNvPr id="1" name=""/>
+                    <pic:cNvPicPr/>
+                  </pic:nvPicPr>
+                  <pic:blipFill>
+                    <a:blip r:embed="rId27"/>
+                    <a:stretch>
+                      <a:fillRect/>
+                    </a:stretch>
+                  </pic:blipFill>
+                  <pic:spPr>
+                    <a:xfrm>
+                      <a:off x="0" y="0"/>
+                      <a:ext cx="3427617" cy="1302688"/>
+                    </a:xfrm>
+                    <a:prstGeom prst="rect">
+                      <a:avLst/>
+                    </a:prstGeom>
+                  </pic:spPr>
+                </pic:pic>
+              </a:graphicData>
+            </a:graphic>
+          </wp:inline>
+        </w:drawing>
+      </w:r>
+    </w:p>
+    <w:p/>
+    <w:p/>
+    <w:p>
+      <w:pPr>
+        <w:rPr>
+          <w:b/>
+        </w:rPr>
+      </w:pPr>
+      <w:r>
+        <w:rPr>
+          <w:b/>
+        </w:rPr>
+        <w:lastRenderedPageBreak/>
+        <w:t>DIRECTIVAS DENTRO DE ANGULAR</w:t>
+      </w:r>
+    </w:p>
+    <w:p>
+      <w:r>
+        <w:t xml:space="preserve">Una directiva es código </w:t>
+      </w:r>
+      <w:proofErr w:type="spellStart"/>
+      <w:r>
+        <w:t>TypeScript</w:t>
+      </w:r>
+      <w:proofErr w:type="spellEnd"/>
+      <w:r>
+        <w:t xml:space="preserve"> lógico dentro de Angular y del código del </w:t>
+      </w:r>
+      <w:proofErr w:type="spellStart"/>
+      <w:r>
+        <w:t>template</w:t>
+      </w:r>
+      <w:proofErr w:type="spellEnd"/>
+      <w:r>
+        <w:t xml:space="preserve"> (HTML)</w:t>
+      </w:r>
+    </w:p>
+    <w:p>
+      <w:r>
+        <w:t>Tenemos dos sintaxis:</w:t>
+      </w:r>
+    </w:p>
+    <w:p>
+      <w:pPr>
+        <w:pStyle w:val="Prrafodelista"/>
+        <w:numPr>
+          <w:ilvl w:val="0"/>
+          <w:numId w:val="7"/>
+        </w:numPr>
+      </w:pPr>
+      <w:r>
+        <w:t>Antigua</w:t>
+      </w:r>
+    </w:p>
+    <w:p>
+      <w:pPr>
+        <w:pStyle w:val="Prrafodelista"/>
+        <w:numPr>
+          <w:ilvl w:val="1"/>
+          <w:numId w:val="7"/>
+        </w:numPr>
+      </w:pPr>
+      <w:proofErr w:type="spellStart"/>
+      <w:r>
+        <w:t>ngIf</w:t>
+      </w:r>
+      <w:proofErr w:type="spellEnd"/>
+      <w:r>
+        <w:t>: Condicionales</w:t>
+      </w:r>
+    </w:p>
+    <w:p>
+      <w:pPr>
+        <w:pStyle w:val="Prrafodelista"/>
+        <w:numPr>
+          <w:ilvl w:val="1"/>
+          <w:numId w:val="7"/>
+        </w:numPr>
+      </w:pPr>
+      <w:proofErr w:type="spellStart"/>
+      <w:r>
+        <w:t>ngFor</w:t>
+      </w:r>
+      <w:proofErr w:type="spellEnd"/>
+      <w:r>
+        <w:t>: Bucles</w:t>
+      </w:r>
+    </w:p>
+    <w:p>
+      <w:pPr>
+        <w:ind w:left="708"/>
+      </w:pPr>
+      <w:r>
+        <w:t>Para utilizar este tipo de directivas:</w:t>
+      </w:r>
+    </w:p>
+    <w:p>
+      <w:pPr>
+        <w:ind w:left="708"/>
+      </w:pPr>
+      <w:r>
+        <w:t>&lt;h1 *</w:t>
+      </w:r>
+      <w:proofErr w:type="spellStart"/>
+      <w:r>
+        <w:t>ngIf</w:t>
+      </w:r>
+      <w:proofErr w:type="spellEnd"/>
+      <w:r>
+        <w:t>=”condición”&gt;Solo dibujo si TRUE&lt;/h1&gt;</w:t>
+      </w:r>
+    </w:p>
+    <w:p>
+      <w:pPr>
+        <w:pStyle w:val="Prrafodelista"/>
+        <w:numPr>
+          <w:ilvl w:val="0"/>
+          <w:numId w:val="7"/>
+        </w:numPr>
+      </w:pPr>
+      <w:r>
+        <w:t>Actual:</w:t>
+      </w:r>
+    </w:p>
+    <w:p>
+      <w:pPr>
+        <w:pStyle w:val="Prrafodelista"/>
+        <w:numPr>
+          <w:ilvl w:val="1"/>
+          <w:numId w:val="7"/>
+        </w:numPr>
+      </w:pPr>
+      <w:r>
+        <w:t>@</w:t>
+      </w:r>
+      <w:proofErr w:type="spellStart"/>
+      <w:r>
+        <w:t>if</w:t>
+      </w:r>
+      <w:proofErr w:type="spellEnd"/>
+    </w:p>
+    <w:p>
+      <w:pPr>
+        <w:pStyle w:val="Prrafodelista"/>
+        <w:numPr>
+          <w:ilvl w:val="1"/>
+          <w:numId w:val="7"/>
+        </w:numPr>
+      </w:pPr>
+      <w:r>
+        <w:t>@</w:t>
+      </w:r>
+      <w:proofErr w:type="spellStart"/>
+      <w:r>
+        <w:t>for</w:t>
+      </w:r>
+      <w:proofErr w:type="spellEnd"/>
+    </w:p>
+    <w:p>
+      <w:pPr>
+        <w:ind w:left="708"/>
+      </w:pPr>
+      <w:r>
+        <w:t>Son nativas, es decir, no tenemos que estar incluyendo dentro de las propias etiquetas HTML y más cómodas de utilizar en la sintaxis, el propio lenguaje “detecta” cuando es HTML y cuando NO.</w:t>
+      </w:r>
+    </w:p>
+    <w:p>
+      <w:pPr>
+        <w:ind w:left="708"/>
+      </w:pPr>
+      <w:r>
+        <w:t>@</w:t>
+      </w:r>
+      <w:proofErr w:type="spellStart"/>
+      <w:r>
+        <w:t>if</w:t>
+      </w:r>
+      <w:proofErr w:type="spellEnd"/>
+      <w:r>
+        <w:t xml:space="preserve"> condición {</w:t>
+      </w:r>
+    </w:p>
+    <w:p>
+      <w:pPr>
+        <w:ind w:left="708"/>
+      </w:pPr>
+      <w:r>
+        <w:tab/>
+        <w:t>&lt;h1&gt;Estoy dibujado con TRUE&lt;/h1&gt;</w:t>
+      </w:r>
+    </w:p>
+    <w:p>
+      <w:pPr>
+        <w:ind w:left="708"/>
+      </w:pPr>
+      <w:r>
+        <w:t>}</w:t>
+      </w:r>
+      <w:proofErr w:type="spellStart"/>
+      <w:proofErr w:type="gramStart"/>
+      <w:r>
+        <w:t>else</w:t>
+      </w:r>
+      <w:proofErr w:type="spellEnd"/>
+      <w:proofErr w:type="gramEnd"/>
+      <w:r>
+        <w:t>{</w:t>
+      </w:r>
+    </w:p>
+    <w:p>
+      <w:pPr>
+        <w:ind w:left="708"/>
+      </w:pPr>
+      <w:r>
+        <w:tab/>
+        <w:t>&lt;h1&gt;FALSE&lt;/h1&gt;</w:t>
+      </w:r>
+    </w:p>
+    <w:p>
+      <w:pPr>
+        <w:ind w:left="708"/>
+      </w:pPr>
+      <w:r>
+        <w:t>}</w:t>
+      </w:r>
+    </w:p>
+    <w:p>
+      <w:r>
+        <w:t xml:space="preserve">En cualquier directiva </w:t>
+      </w:r>
+      <w:r>
+        <w:rPr>
+          <w:b/>
+        </w:rPr>
+        <w:t>@</w:t>
+      </w:r>
+      <w:proofErr w:type="spellStart"/>
+      <w:r>
+        <w:rPr>
+          <w:b/>
+        </w:rPr>
+        <w:t>for</w:t>
+      </w:r>
+      <w:proofErr w:type="spellEnd"/>
+      <w:r>
+        <w:t xml:space="preserve"> o </w:t>
+      </w:r>
+      <w:proofErr w:type="spellStart"/>
+      <w:r>
+        <w:rPr>
+          <w:b/>
+        </w:rPr>
+        <w:t>ngFor</w:t>
+      </w:r>
+      <w:proofErr w:type="spellEnd"/>
+      <w:r>
+        <w:t xml:space="preserve"> se debe utilizar la palabra </w:t>
+      </w:r>
+      <w:proofErr w:type="spellStart"/>
+      <w:r>
+        <w:rPr>
+          <w:b/>
+        </w:rPr>
+        <w:t>let</w:t>
+      </w:r>
+      <w:proofErr w:type="spellEnd"/>
+      <w:r>
+        <w:t xml:space="preserve"> para el recorrido de elementos.</w:t>
+      </w:r>
+    </w:p>
+    <w:p>
+      <w:pPr>
+        <w:rPr>
+          <w:b/>
+        </w:rPr>
+      </w:pPr>
+      <w:r>
+        <w:rPr>
+          <w:b/>
+        </w:rPr>
+        <w:t>Debemos</w:t>
+      </w:r>
+      <w:r>
+        <w:rPr>
+          <w:b/>
+        </w:rPr>
+        <w:t xml:space="preserve"> indicar la palabra </w:t>
+      </w:r>
+      <w:proofErr w:type="spellStart"/>
+      <w:r>
+        <w:rPr>
+          <w:b/>
+        </w:rPr>
+        <w:t>track</w:t>
+      </w:r>
+      <w:proofErr w:type="spellEnd"/>
+      <w:r>
+        <w:rPr>
+          <w:b/>
+        </w:rPr>
+        <w:t xml:space="preserve"> con el nombre de la variable que hará el recorrido referencial.</w:t>
+      </w:r>
+    </w:p>
+    <w:p>
+      <w:r>
+        <w:t>@</w:t>
+      </w:r>
+      <w:proofErr w:type="spellStart"/>
+      <w:r>
+        <w:t>for</w:t>
+      </w:r>
+      <w:proofErr w:type="spellEnd"/>
+      <w:r>
+        <w:t xml:space="preserve"> </w:t>
+      </w:r>
+      <w:r>
+        <w:rPr>
+          <w:b/>
+        </w:rPr>
+        <w:t>(</w:t>
+      </w:r>
+      <w:proofErr w:type="spellStart"/>
+      <w:r>
+        <w:t>elem</w:t>
+      </w:r>
+      <w:proofErr w:type="spellEnd"/>
+      <w:r>
+        <w:t xml:space="preserve"> in conjunto; </w:t>
+      </w:r>
+      <w:proofErr w:type="spellStart"/>
+      <w:r>
+        <w:rPr>
+          <w:b/>
+        </w:rPr>
+        <w:t>track</w:t>
+      </w:r>
+      <w:proofErr w:type="spellEnd"/>
+      <w:r>
+        <w:rPr>
+          <w:b/>
+        </w:rPr>
+        <w:t xml:space="preserve"> </w:t>
+      </w:r>
+      <w:proofErr w:type="spellStart"/>
+      <w:r>
+        <w:rPr>
+          <w:b/>
+        </w:rPr>
+        <w:t>elem</w:t>
+      </w:r>
+      <w:proofErr w:type="spellEnd"/>
+      <w:r>
+        <w:t>) {</w:t>
+      </w:r>
+    </w:p>
+    <w:p>
+      <w:r>
+        <w:t>}</w:t>
+      </w:r>
+    </w:p>
+    <w:p>
+      <w:r>
+        <w:t xml:space="preserve">Vamos a tener un </w:t>
+      </w:r>
+      <w:proofErr w:type="spellStart"/>
+      <w:r>
+        <w:t>component</w:t>
+      </w:r>
+      <w:proofErr w:type="spellEnd"/>
+      <w:r>
+        <w:t xml:space="preserve"> para recorrer una serie de elementos (deportes).</w:t>
+      </w:r>
+    </w:p>
+    <w:p>
+      <w:pPr>
+        <w:rPr>
+          <w:b/>
+        </w:rPr>
+      </w:pPr>
+      <w:r>
+        <w:t xml:space="preserve">Creamos un nuevo </w:t>
+      </w:r>
+      <w:proofErr w:type="spellStart"/>
+      <w:r>
+        <w:t>component</w:t>
+      </w:r>
+      <w:proofErr w:type="spellEnd"/>
+      <w:r>
+        <w:t xml:space="preserve"> llamado </w:t>
+      </w:r>
+      <w:proofErr w:type="spellStart"/>
+      <w:r>
+        <w:rPr>
+          <w:b/>
+        </w:rPr>
+        <w:t>deportes.component.ts</w:t>
+      </w:r>
+      <w:proofErr w:type="spellEnd"/>
+      <w:r>
+        <w:t xml:space="preserve"> y </w:t>
+      </w:r>
+      <w:r>
+        <w:rPr>
+          <w:b/>
+        </w:rPr>
+        <w:t>deportes.component.html</w:t>
+      </w:r>
+    </w:p>
+    <w:p>
+      <w:r>
+        <w:rPr>
+          <w:noProof/>
+          <w:lang w:eastAsia="es-ES"/>
+        </w:rPr>
+        <w:drawing>
+          <wp:inline distT="0" distB="0" distL="0" distR="0" wp14:anchorId="0C11C4AD" wp14:editId="097010B5">
+            <wp:extent cx="5400040" cy="1286510"/>
+            <wp:effectExtent l="0" t="0" r="0" b="8890"/>
+            <wp:docPr id="22" name="Imagen 22"/>
+            <wp:cNvGraphicFramePr>
+              <a:graphicFrameLocks xmlns:a="http://schemas.openxmlformats.org/drawingml/2006/main" noChangeAspect="1"/>
+            </wp:cNvGraphicFramePr>
+            <a:graphic xmlns:a="http://schemas.openxmlformats.org/drawingml/2006/main">
+              <a:graphicData uri="http://schemas.openxmlformats.org/drawingml/2006/picture">
+                <pic:pic xmlns:pic="http://schemas.openxmlformats.org/drawingml/2006/picture">
+                  <pic:nvPicPr>
+                    <pic:cNvPr id="1" name=""/>
+                    <pic:cNvPicPr/>
+                  </pic:nvPicPr>
+                  <pic:blipFill>
+                    <a:blip r:embed="rId28"/>
+                    <a:stretch>
+                      <a:fillRect/>
+                    </a:stretch>
+                  </pic:blipFill>
+                  <pic:spPr>
+                    <a:xfrm>
+                      <a:off x="0" y="0"/>
+                      <a:ext cx="5400040" cy="1286510"/>
+                    </a:xfrm>
+                    <a:prstGeom prst="rect">
+                      <a:avLst/>
+                    </a:prstGeom>
+                  </pic:spPr>
+                </pic:pic>
+              </a:graphicData>
+            </a:graphic>
+          </wp:inline>
+        </w:drawing>
+      </w:r>
+    </w:p>
+    <w:p>
+      <w:r>
+        <w:rPr>
+          <w:noProof/>
+          <w:lang w:eastAsia="es-ES"/>
+        </w:rPr>
+        <w:lastRenderedPageBreak/>
+        <w:drawing>
+          <wp:inline distT="0" distB="0" distL="0" distR="0" wp14:anchorId="62A776EC" wp14:editId="65ECD63C">
+            <wp:extent cx="5400040" cy="4415155"/>
+            <wp:effectExtent l="0" t="0" r="0" b="4445"/>
+            <wp:docPr id="23" name="Imagen 23"/>
+            <wp:cNvGraphicFramePr>
+              <a:graphicFrameLocks xmlns:a="http://schemas.openxmlformats.org/drawingml/2006/main" noChangeAspect="1"/>
+            </wp:cNvGraphicFramePr>
+            <a:graphic xmlns:a="http://schemas.openxmlformats.org/drawingml/2006/main">
+              <a:graphicData uri="http://schemas.openxmlformats.org/drawingml/2006/picture">
+                <pic:pic xmlns:pic="http://schemas.openxmlformats.org/drawingml/2006/picture">
+                  <pic:nvPicPr>
+                    <pic:cNvPr id="1" name=""/>
+                    <pic:cNvPicPr/>
+                  </pic:nvPicPr>
+                  <pic:blipFill>
+                    <a:blip r:embed="rId29"/>
+                    <a:stretch>
+                      <a:fillRect/>
+                    </a:stretch>
+                  </pic:blipFill>
+                  <pic:spPr>
+                    <a:xfrm>
+                      <a:off x="0" y="0"/>
+                      <a:ext cx="5400040" cy="4415155"/>
+                    </a:xfrm>
+                    <a:prstGeom prst="rect">
+                      <a:avLst/>
+                    </a:prstGeom>
+                  </pic:spPr>
+                </pic:pic>
+              </a:graphicData>
+            </a:graphic>
+          </wp:inline>
+        </w:drawing>
+      </w:r>
+    </w:p>
+    <w:p>
+      <w:pPr>
+        <w:rPr>
+          <w:b/>
+        </w:rPr>
+      </w:pPr>
+      <w:r>
+        <w:rPr>
+          <w:b/>
+        </w:rPr>
+        <w:t>COMPONENT</w:t>
+      </w:r>
+    </w:p>
+    <w:p>
+      <w:pPr>
+        <w:shd w:val="clear" w:color="auto" w:fill="FFFFFF"/>
+        <w:spacing w:after="0" w:line="360" w:lineRule="atLeast"/>
+        <w:rPr>
+          <w:rFonts w:ascii="Consolas" w:eastAsia="Times New Roman" w:hAnsi="Consolas" w:cs="Times New Roman"/>
+          <w:b/>
+          <w:bCs/>
+          <w:color w:val="000000"/>
+          <w:sz w:val="27"/>
+          <w:szCs w:val="27"/>
+          <w:lang w:eastAsia="es-ES"/>
+        </w:rPr>
+      </w:pPr>
+      <w:proofErr w:type="spellStart"/>
+      <w:proofErr w:type="gramStart"/>
+      <w:r>
+        <w:rPr>
+          <w:rFonts w:ascii="Consolas" w:eastAsia="Times New Roman" w:hAnsi="Consolas" w:cs="Times New Roman"/>
+          <w:b/>
+          <w:bCs/>
+          <w:color w:val="F92672"/>
+          <w:sz w:val="27"/>
+          <w:szCs w:val="27"/>
+          <w:lang w:eastAsia="es-ES"/>
+        </w:rPr>
+        <w:t>import</w:t>
+      </w:r>
+      <w:proofErr w:type="spellEnd"/>
+      <w:proofErr w:type="gramEnd"/>
+      <w:r>
+        <w:rPr>
+          <w:rFonts w:ascii="Consolas" w:eastAsia="Times New Roman" w:hAnsi="Consolas" w:cs="Times New Roman"/>
+          <w:b/>
+          <w:bCs/>
+          <w:color w:val="000000"/>
+          <w:sz w:val="27"/>
+          <w:szCs w:val="27"/>
+          <w:lang w:eastAsia="es-ES"/>
+        </w:rPr>
+        <w:t xml:space="preserve"> { </w:t>
+      </w:r>
+      <w:proofErr w:type="spellStart"/>
+      <w:r>
+        <w:rPr>
+          <w:rFonts w:ascii="Consolas" w:eastAsia="Times New Roman" w:hAnsi="Consolas" w:cs="Times New Roman"/>
+          <w:b/>
+          <w:bCs/>
+          <w:color w:val="000000"/>
+          <w:sz w:val="27"/>
+          <w:szCs w:val="27"/>
+          <w:lang w:eastAsia="es-ES"/>
+        </w:rPr>
+        <w:t>Component</w:t>
+      </w:r>
+      <w:proofErr w:type="spellEnd"/>
+      <w:r>
+        <w:rPr>
+          <w:rFonts w:ascii="Consolas" w:eastAsia="Times New Roman" w:hAnsi="Consolas" w:cs="Times New Roman"/>
+          <w:b/>
+          <w:bCs/>
+          <w:color w:val="000000"/>
+          <w:sz w:val="27"/>
+          <w:szCs w:val="27"/>
+          <w:lang w:eastAsia="es-ES"/>
+        </w:rPr>
+        <w:t xml:space="preserve"> } </w:t>
+      </w:r>
+      <w:proofErr w:type="spellStart"/>
+      <w:r>
+        <w:rPr>
+          <w:rFonts w:ascii="Consolas" w:eastAsia="Times New Roman" w:hAnsi="Consolas" w:cs="Times New Roman"/>
+          <w:b/>
+          <w:bCs/>
+          <w:color w:val="F92672"/>
+          <w:sz w:val="27"/>
+          <w:szCs w:val="27"/>
+          <w:lang w:eastAsia="es-ES"/>
+        </w:rPr>
+        <w:t>from</w:t>
+      </w:r>
+      <w:proofErr w:type="spellEnd"/>
+      <w:r>
+        <w:rPr>
+          <w:rFonts w:ascii="Consolas" w:eastAsia="Times New Roman" w:hAnsi="Consolas" w:cs="Times New Roman"/>
+          <w:b/>
+          <w:bCs/>
+          <w:color w:val="000000"/>
+          <w:sz w:val="27"/>
+          <w:szCs w:val="27"/>
+          <w:lang w:eastAsia="es-ES"/>
+        </w:rPr>
+        <w:t xml:space="preserve"> </w:t>
+      </w:r>
+      <w:r>
+        <w:rPr>
+          <w:rFonts w:ascii="Consolas" w:eastAsia="Times New Roman" w:hAnsi="Consolas" w:cs="Times New Roman"/>
+          <w:b/>
+          <w:bCs/>
+          <w:color w:val="F25A00"/>
+          <w:sz w:val="27"/>
+          <w:szCs w:val="27"/>
+          <w:lang w:eastAsia="es-ES"/>
+        </w:rPr>
+        <w:t>"@angular/</w:t>
+      </w:r>
+      <w:proofErr w:type="spellStart"/>
+      <w:r>
+        <w:rPr>
+          <w:rFonts w:ascii="Consolas" w:eastAsia="Times New Roman" w:hAnsi="Consolas" w:cs="Times New Roman"/>
+          <w:b/>
+          <w:bCs/>
+          <w:color w:val="F25A00"/>
+          <w:sz w:val="27"/>
+          <w:szCs w:val="27"/>
+          <w:lang w:eastAsia="es-ES"/>
+        </w:rPr>
+        <w:t>core</w:t>
+      </w:r>
+      <w:proofErr w:type="spellEnd"/>
+      <w:r>
+        <w:rPr>
+          <w:rFonts w:ascii="Consolas" w:eastAsia="Times New Roman" w:hAnsi="Consolas" w:cs="Times New Roman"/>
+          <w:b/>
+          <w:bCs/>
+          <w:color w:val="F25A00"/>
+          <w:sz w:val="27"/>
+          <w:szCs w:val="27"/>
+          <w:lang w:eastAsia="es-ES"/>
+        </w:rPr>
+        <w:t>"</w:t>
+      </w:r>
+      <w:r>
+        <w:rPr>
+          <w:rFonts w:ascii="Consolas" w:eastAsia="Times New Roman" w:hAnsi="Consolas" w:cs="Times New Roman"/>
+          <w:b/>
+          <w:bCs/>
+          <w:color w:val="000000"/>
+          <w:sz w:val="27"/>
+          <w:szCs w:val="27"/>
+          <w:lang w:eastAsia="es-ES"/>
+        </w:rPr>
+        <w:t>;</w:t>
+      </w:r>
+    </w:p>
+    <w:p>
+      <w:pPr>
+        <w:shd w:val="clear" w:color="auto" w:fill="FFFFFF"/>
+        <w:spacing w:after="0" w:line="360" w:lineRule="atLeast"/>
+        <w:rPr>
+          <w:rFonts w:ascii="Consolas" w:eastAsia="Times New Roman" w:hAnsi="Consolas" w:cs="Times New Roman"/>
+          <w:b/>
+          <w:bCs/>
+          <w:color w:val="000000"/>
+          <w:sz w:val="27"/>
+          <w:szCs w:val="27"/>
+          <w:lang w:eastAsia="es-ES"/>
+        </w:rPr>
+      </w:pPr>
+    </w:p>
+    <w:p>
+      <w:pPr>
+        <w:shd w:val="clear" w:color="auto" w:fill="FFFFFF"/>
+        <w:spacing w:after="0" w:line="360" w:lineRule="atLeast"/>
+        <w:rPr>
+          <w:rFonts w:ascii="Consolas" w:eastAsia="Times New Roman" w:hAnsi="Consolas" w:cs="Times New Roman"/>
+          <w:b/>
+          <w:bCs/>
+          <w:color w:val="000000"/>
+          <w:sz w:val="27"/>
+          <w:szCs w:val="27"/>
+          <w:lang w:eastAsia="es-ES"/>
+        </w:rPr>
+      </w:pPr>
+      <w:proofErr w:type="gramStart"/>
+      <w:r>
+        <w:rPr>
+          <w:rFonts w:ascii="Consolas" w:eastAsia="Times New Roman" w:hAnsi="Consolas" w:cs="Times New Roman"/>
+          <w:b/>
+          <w:bCs/>
+          <w:color w:val="000000"/>
+          <w:sz w:val="27"/>
+          <w:szCs w:val="27"/>
+          <w:lang w:eastAsia="es-ES"/>
+        </w:rPr>
+        <w:t>@</w:t>
+      </w:r>
+      <w:proofErr w:type="spellStart"/>
+      <w:r>
+        <w:rPr>
+          <w:rFonts w:ascii="Consolas" w:eastAsia="Times New Roman" w:hAnsi="Consolas" w:cs="Times New Roman"/>
+          <w:b/>
+          <w:bCs/>
+          <w:color w:val="6AAF19"/>
+          <w:sz w:val="27"/>
+          <w:szCs w:val="27"/>
+          <w:lang w:eastAsia="es-ES"/>
+        </w:rPr>
+        <w:t>Component</w:t>
+      </w:r>
+      <w:proofErr w:type="spellEnd"/>
+      <w:r>
+        <w:rPr>
+          <w:rFonts w:ascii="Consolas" w:eastAsia="Times New Roman" w:hAnsi="Consolas" w:cs="Times New Roman"/>
+          <w:b/>
+          <w:bCs/>
+          <w:color w:val="000000"/>
+          <w:sz w:val="27"/>
+          <w:szCs w:val="27"/>
+          <w:lang w:eastAsia="es-ES"/>
+        </w:rPr>
+        <w:t>({</w:t>
+      </w:r>
+      <w:proofErr w:type="gramEnd"/>
+    </w:p>
+    <w:p>
+      <w:pPr>
+        <w:shd w:val="clear" w:color="auto" w:fill="FFFFFF"/>
+        <w:spacing w:after="0" w:line="360" w:lineRule="atLeast"/>
+        <w:rPr>
+          <w:rFonts w:ascii="Consolas" w:eastAsia="Times New Roman" w:hAnsi="Consolas" w:cs="Times New Roman"/>
+          <w:b/>
+          <w:bCs/>
+          <w:color w:val="000000"/>
+          <w:sz w:val="27"/>
+          <w:szCs w:val="27"/>
+          <w:lang w:eastAsia="es-ES"/>
+        </w:rPr>
+      </w:pPr>
+      <w:r>
+        <w:rPr>
+          <w:rFonts w:ascii="Consolas" w:eastAsia="Times New Roman" w:hAnsi="Consolas" w:cs="Times New Roman"/>
+          <w:b/>
+          <w:bCs/>
+          <w:color w:val="000000"/>
+          <w:sz w:val="27"/>
+          <w:szCs w:val="27"/>
+          <w:lang w:eastAsia="es-ES"/>
+        </w:rPr>
+        <w:t xml:space="preserve">    </w:t>
+      </w:r>
+      <w:proofErr w:type="gramStart"/>
+      <w:r>
+        <w:rPr>
+          <w:rFonts w:ascii="Consolas" w:eastAsia="Times New Roman" w:hAnsi="Consolas" w:cs="Times New Roman"/>
+          <w:b/>
+          <w:bCs/>
+          <w:color w:val="000000"/>
+          <w:sz w:val="27"/>
+          <w:szCs w:val="27"/>
+          <w:lang w:eastAsia="es-ES"/>
+        </w:rPr>
+        <w:t>selector</w:t>
+      </w:r>
+      <w:proofErr w:type="gramEnd"/>
+      <w:r>
+        <w:rPr>
+          <w:rFonts w:ascii="Consolas" w:eastAsia="Times New Roman" w:hAnsi="Consolas" w:cs="Times New Roman"/>
+          <w:b/>
+          <w:bCs/>
+          <w:color w:val="000000"/>
+          <w:sz w:val="27"/>
+          <w:szCs w:val="27"/>
+          <w:lang w:eastAsia="es-ES"/>
+        </w:rPr>
+        <w:t xml:space="preserve">: </w:t>
+      </w:r>
+      <w:r>
+        <w:rPr>
+          <w:rFonts w:ascii="Consolas" w:eastAsia="Times New Roman" w:hAnsi="Consolas" w:cs="Times New Roman"/>
+          <w:b/>
+          <w:bCs/>
+          <w:color w:val="F25A00"/>
+          <w:sz w:val="27"/>
+          <w:szCs w:val="27"/>
+          <w:lang w:eastAsia="es-ES"/>
+        </w:rPr>
+        <w:t>"deportes-</w:t>
+      </w:r>
+      <w:proofErr w:type="spellStart"/>
+      <w:r>
+        <w:rPr>
+          <w:rFonts w:ascii="Consolas" w:eastAsia="Times New Roman" w:hAnsi="Consolas" w:cs="Times New Roman"/>
+          <w:b/>
+          <w:bCs/>
+          <w:color w:val="F25A00"/>
+          <w:sz w:val="27"/>
+          <w:szCs w:val="27"/>
+          <w:lang w:eastAsia="es-ES"/>
+        </w:rPr>
+        <w:t>component</w:t>
+      </w:r>
+      <w:proofErr w:type="spellEnd"/>
+      <w:r>
+        <w:rPr>
+          <w:rFonts w:ascii="Consolas" w:eastAsia="Times New Roman" w:hAnsi="Consolas" w:cs="Times New Roman"/>
+          <w:b/>
+          <w:bCs/>
+          <w:color w:val="F25A00"/>
+          <w:sz w:val="27"/>
+          <w:szCs w:val="27"/>
+          <w:lang w:eastAsia="es-ES"/>
+        </w:rPr>
+        <w:t>"</w:t>
+      </w:r>
+      <w:r>
+        <w:rPr>
+          <w:rFonts w:ascii="Consolas" w:eastAsia="Times New Roman" w:hAnsi="Consolas" w:cs="Times New Roman"/>
+          <w:b/>
+          <w:bCs/>
+          <w:color w:val="000000"/>
+          <w:sz w:val="27"/>
+          <w:szCs w:val="27"/>
+          <w:lang w:eastAsia="es-ES"/>
+        </w:rPr>
+        <w:t>,</w:t>
+      </w:r>
+    </w:p>
+    <w:p>
+      <w:pPr>
+        <w:shd w:val="clear" w:color="auto" w:fill="FFFFFF"/>
+        <w:spacing w:after="0" w:line="360" w:lineRule="atLeast"/>
+        <w:rPr>
+          <w:rFonts w:ascii="Consolas" w:eastAsia="Times New Roman" w:hAnsi="Consolas" w:cs="Times New Roman"/>
+          <w:b/>
+          <w:bCs/>
+          <w:color w:val="000000"/>
+          <w:sz w:val="27"/>
+          <w:szCs w:val="27"/>
+          <w:lang w:eastAsia="es-ES"/>
+        </w:rPr>
+      </w:pPr>
+      <w:r>
+        <w:rPr>
+          <w:rFonts w:ascii="Consolas" w:eastAsia="Times New Roman" w:hAnsi="Consolas" w:cs="Times New Roman"/>
+          <w:b/>
+          <w:bCs/>
+          <w:color w:val="000000"/>
+          <w:sz w:val="27"/>
+          <w:szCs w:val="27"/>
+          <w:lang w:eastAsia="es-ES"/>
+        </w:rPr>
+        <w:t xml:space="preserve">    </w:t>
+      </w:r>
+      <w:proofErr w:type="spellStart"/>
+      <w:proofErr w:type="gramStart"/>
+      <w:r>
+        <w:rPr>
+          <w:rFonts w:ascii="Consolas" w:eastAsia="Times New Roman" w:hAnsi="Consolas" w:cs="Times New Roman"/>
+          <w:b/>
+          <w:bCs/>
+          <w:color w:val="000000"/>
+          <w:sz w:val="27"/>
+          <w:szCs w:val="27"/>
+          <w:lang w:eastAsia="es-ES"/>
+        </w:rPr>
+        <w:t>standalone</w:t>
+      </w:r>
+      <w:proofErr w:type="spellEnd"/>
+      <w:proofErr w:type="gramEnd"/>
+      <w:r>
+        <w:rPr>
+          <w:rFonts w:ascii="Consolas" w:eastAsia="Times New Roman" w:hAnsi="Consolas" w:cs="Times New Roman"/>
+          <w:b/>
+          <w:bCs/>
+          <w:color w:val="000000"/>
+          <w:sz w:val="27"/>
+          <w:szCs w:val="27"/>
+          <w:lang w:eastAsia="es-ES"/>
+        </w:rPr>
+        <w:t xml:space="preserve">: </w:t>
+      </w:r>
+      <w:r>
+        <w:rPr>
+          <w:rFonts w:ascii="Consolas" w:eastAsia="Times New Roman" w:hAnsi="Consolas" w:cs="Times New Roman"/>
+          <w:b/>
+          <w:bCs/>
+          <w:color w:val="AE81FF"/>
+          <w:sz w:val="27"/>
+          <w:szCs w:val="27"/>
+          <w:lang w:eastAsia="es-ES"/>
+        </w:rPr>
+        <w:t>false</w:t>
+      </w:r>
+      <w:r>
+        <w:rPr>
+          <w:rFonts w:ascii="Consolas" w:eastAsia="Times New Roman" w:hAnsi="Consolas" w:cs="Times New Roman"/>
+          <w:b/>
+          <w:bCs/>
+          <w:color w:val="000000"/>
+          <w:sz w:val="27"/>
+          <w:szCs w:val="27"/>
+          <w:lang w:eastAsia="es-ES"/>
+        </w:rPr>
+        <w:t>,</w:t>
+      </w:r>
+    </w:p>
+    <w:p>
+      <w:pPr>
+        <w:shd w:val="clear" w:color="auto" w:fill="FFFFFF"/>
+        <w:spacing w:after="0" w:line="360" w:lineRule="atLeast"/>
+        <w:rPr>
+          <w:rFonts w:ascii="Consolas" w:eastAsia="Times New Roman" w:hAnsi="Consolas" w:cs="Times New Roman"/>
+          <w:b/>
+          <w:bCs/>
+          <w:color w:val="000000"/>
+          <w:sz w:val="27"/>
+          <w:szCs w:val="27"/>
+          <w:lang w:eastAsia="es-ES"/>
+        </w:rPr>
+      </w:pPr>
+      <w:r>
+        <w:rPr>
+          <w:rFonts w:ascii="Consolas" w:eastAsia="Times New Roman" w:hAnsi="Consolas" w:cs="Times New Roman"/>
+          <w:b/>
+          <w:bCs/>
+          <w:color w:val="000000"/>
+          <w:sz w:val="27"/>
+          <w:szCs w:val="27"/>
+          <w:lang w:eastAsia="es-ES"/>
+        </w:rPr>
+        <w:t xml:space="preserve">    </w:t>
+      </w:r>
+      <w:proofErr w:type="spellStart"/>
+      <w:proofErr w:type="gramStart"/>
+      <w:r>
+        <w:rPr>
+          <w:rFonts w:ascii="Consolas" w:eastAsia="Times New Roman" w:hAnsi="Consolas" w:cs="Times New Roman"/>
+          <w:b/>
+          <w:bCs/>
+          <w:color w:val="000000"/>
+          <w:sz w:val="27"/>
+          <w:szCs w:val="27"/>
+          <w:lang w:eastAsia="es-ES"/>
+        </w:rPr>
+        <w:t>templateUrl</w:t>
+      </w:r>
+      <w:proofErr w:type="spellEnd"/>
+      <w:proofErr w:type="gramEnd"/>
+      <w:r>
+        <w:rPr>
+          <w:rFonts w:ascii="Consolas" w:eastAsia="Times New Roman" w:hAnsi="Consolas" w:cs="Times New Roman"/>
+          <w:b/>
+          <w:bCs/>
+          <w:color w:val="000000"/>
+          <w:sz w:val="27"/>
+          <w:szCs w:val="27"/>
+          <w:lang w:eastAsia="es-ES"/>
+        </w:rPr>
+        <w:t xml:space="preserve">: </w:t>
+      </w:r>
+      <w:r>
+        <w:rPr>
+          <w:rFonts w:ascii="Consolas" w:eastAsia="Times New Roman" w:hAnsi="Consolas" w:cs="Times New Roman"/>
+          <w:b/>
+          <w:bCs/>
+          <w:color w:val="F25A00"/>
+          <w:sz w:val="27"/>
+          <w:szCs w:val="27"/>
+          <w:lang w:eastAsia="es-ES"/>
+        </w:rPr>
+        <w:t>"./deportes.component.html"</w:t>
+      </w:r>
+    </w:p>
+    <w:p>
+      <w:pPr>
+        <w:shd w:val="clear" w:color="auto" w:fill="FFFFFF"/>
+        <w:spacing w:after="0" w:line="360" w:lineRule="atLeast"/>
+        <w:rPr>
+          <w:rFonts w:ascii="Consolas" w:eastAsia="Times New Roman" w:hAnsi="Consolas" w:cs="Times New Roman"/>
+          <w:b/>
+          <w:bCs/>
+          <w:color w:val="000000"/>
+          <w:sz w:val="27"/>
+          <w:szCs w:val="27"/>
+          <w:lang w:eastAsia="es-ES"/>
+        </w:rPr>
+      </w:pPr>
+      <w:r>
+        <w:rPr>
+          <w:rFonts w:ascii="Consolas" w:eastAsia="Times New Roman" w:hAnsi="Consolas" w:cs="Times New Roman"/>
+          <w:b/>
+          <w:bCs/>
+          <w:color w:val="000000"/>
+          <w:sz w:val="27"/>
+          <w:szCs w:val="27"/>
+          <w:lang w:eastAsia="es-ES"/>
+        </w:rPr>
+        <w:t>})</w:t>
+      </w:r>
+    </w:p>
+    <w:p>
+      <w:pPr>
+        <w:shd w:val="clear" w:color="auto" w:fill="FFFFFF"/>
+        <w:spacing w:after="0" w:line="360" w:lineRule="atLeast"/>
+        <w:rPr>
+          <w:rFonts w:ascii="Consolas" w:eastAsia="Times New Roman" w:hAnsi="Consolas" w:cs="Times New Roman"/>
+          <w:b/>
+          <w:bCs/>
+          <w:color w:val="000000"/>
+          <w:sz w:val="27"/>
+          <w:szCs w:val="27"/>
+          <w:lang w:eastAsia="es-ES"/>
+        </w:rPr>
+      </w:pPr>
+    </w:p>
+    <w:p>
+      <w:pPr>
+        <w:shd w:val="clear" w:color="auto" w:fill="FFFFFF"/>
+        <w:spacing w:after="0" w:line="360" w:lineRule="atLeast"/>
+        <w:rPr>
+          <w:rFonts w:ascii="Consolas" w:eastAsia="Times New Roman" w:hAnsi="Consolas" w:cs="Times New Roman"/>
+          <w:b/>
+          <w:bCs/>
+          <w:color w:val="000000"/>
+          <w:sz w:val="27"/>
+          <w:szCs w:val="27"/>
+          <w:lang w:eastAsia="es-ES"/>
+        </w:rPr>
+      </w:pPr>
+      <w:proofErr w:type="spellStart"/>
+      <w:proofErr w:type="gramStart"/>
+      <w:r>
+        <w:rPr>
+          <w:rFonts w:ascii="Consolas" w:eastAsia="Times New Roman" w:hAnsi="Consolas" w:cs="Times New Roman"/>
+          <w:b/>
+          <w:bCs/>
+          <w:color w:val="F92672"/>
+          <w:sz w:val="27"/>
+          <w:szCs w:val="27"/>
+          <w:lang w:eastAsia="es-ES"/>
+        </w:rPr>
+        <w:t>export</w:t>
+      </w:r>
+      <w:proofErr w:type="spellEnd"/>
+      <w:proofErr w:type="gramEnd"/>
+      <w:r>
+        <w:rPr>
+          <w:rFonts w:ascii="Consolas" w:eastAsia="Times New Roman" w:hAnsi="Consolas" w:cs="Times New Roman"/>
+          <w:b/>
+          <w:bCs/>
+          <w:color w:val="000000"/>
+          <w:sz w:val="27"/>
+          <w:szCs w:val="27"/>
+          <w:lang w:eastAsia="es-ES"/>
+        </w:rPr>
+        <w:t xml:space="preserve"> </w:t>
+      </w:r>
+      <w:proofErr w:type="spellStart"/>
+      <w:r>
+        <w:rPr>
+          <w:rFonts w:ascii="Consolas" w:eastAsia="Times New Roman" w:hAnsi="Consolas" w:cs="Times New Roman"/>
+          <w:b/>
+          <w:bCs/>
+          <w:i/>
+          <w:iCs/>
+          <w:color w:val="28C6E4"/>
+          <w:sz w:val="27"/>
+          <w:szCs w:val="27"/>
+          <w:lang w:eastAsia="es-ES"/>
+        </w:rPr>
+        <w:t>class</w:t>
+      </w:r>
+      <w:proofErr w:type="spellEnd"/>
+      <w:r>
+        <w:rPr>
+          <w:rFonts w:ascii="Consolas" w:eastAsia="Times New Roman" w:hAnsi="Consolas" w:cs="Times New Roman"/>
+          <w:b/>
+          <w:bCs/>
+          <w:color w:val="000000"/>
+          <w:sz w:val="27"/>
+          <w:szCs w:val="27"/>
+          <w:lang w:eastAsia="es-ES"/>
+        </w:rPr>
+        <w:t xml:space="preserve"> </w:t>
+      </w:r>
+      <w:proofErr w:type="spellStart"/>
+      <w:r>
+        <w:rPr>
+          <w:rFonts w:ascii="Consolas" w:eastAsia="Times New Roman" w:hAnsi="Consolas" w:cs="Times New Roman"/>
+          <w:b/>
+          <w:bCs/>
+          <w:color w:val="000000"/>
+          <w:sz w:val="27"/>
+          <w:szCs w:val="27"/>
+          <w:lang w:eastAsia="es-ES"/>
+        </w:rPr>
+        <w:t>DeportesComponent</w:t>
+      </w:r>
+      <w:proofErr w:type="spellEnd"/>
+      <w:r>
+        <w:rPr>
+          <w:rFonts w:ascii="Consolas" w:eastAsia="Times New Roman" w:hAnsi="Consolas" w:cs="Times New Roman"/>
+          <w:b/>
+          <w:bCs/>
+          <w:color w:val="000000"/>
+          <w:sz w:val="27"/>
+          <w:szCs w:val="27"/>
+          <w:lang w:eastAsia="es-ES"/>
+        </w:rPr>
+        <w:t xml:space="preserve"> {</w:t>
+      </w:r>
+    </w:p>
+    <w:p>
+      <w:pPr>
+        <w:shd w:val="clear" w:color="auto" w:fill="FFFFFF"/>
+        <w:spacing w:after="0" w:line="360" w:lineRule="atLeast"/>
+        <w:rPr>
+          <w:rFonts w:ascii="Consolas" w:eastAsia="Times New Roman" w:hAnsi="Consolas" w:cs="Times New Roman"/>
+          <w:b/>
+          <w:bCs/>
+          <w:color w:val="000000"/>
+          <w:sz w:val="27"/>
+          <w:szCs w:val="27"/>
+          <w:lang w:eastAsia="es-ES"/>
+        </w:rPr>
+      </w:pPr>
+      <w:r>
+        <w:rPr>
+          <w:rFonts w:ascii="Consolas" w:eastAsia="Times New Roman" w:hAnsi="Consolas" w:cs="Times New Roman"/>
+          <w:b/>
+          <w:bCs/>
+          <w:color w:val="000000"/>
+          <w:sz w:val="27"/>
+          <w:szCs w:val="27"/>
+          <w:lang w:eastAsia="es-ES"/>
+        </w:rPr>
+        <w:t xml:space="preserve">    </w:t>
+      </w:r>
+      <w:proofErr w:type="spellStart"/>
+      <w:proofErr w:type="gramStart"/>
+      <w:r>
+        <w:rPr>
+          <w:rFonts w:ascii="Consolas" w:eastAsia="Times New Roman" w:hAnsi="Consolas" w:cs="Times New Roman"/>
+          <w:b/>
+          <w:bCs/>
+          <w:color w:val="F92672"/>
+          <w:sz w:val="27"/>
+          <w:szCs w:val="27"/>
+          <w:lang w:eastAsia="es-ES"/>
+        </w:rPr>
+        <w:t>public</w:t>
+      </w:r>
+      <w:proofErr w:type="spellEnd"/>
+      <w:proofErr w:type="gramEnd"/>
+      <w:r>
+        <w:rPr>
+          <w:rFonts w:ascii="Consolas" w:eastAsia="Times New Roman" w:hAnsi="Consolas" w:cs="Times New Roman"/>
+          <w:b/>
+          <w:bCs/>
+          <w:color w:val="000000"/>
+          <w:sz w:val="27"/>
+          <w:szCs w:val="27"/>
+          <w:lang w:eastAsia="es-ES"/>
+        </w:rPr>
+        <w:t xml:space="preserve"> </w:t>
+      </w:r>
+      <w:proofErr w:type="spellStart"/>
+      <w:r>
+        <w:rPr>
+          <w:rFonts w:ascii="Consolas" w:eastAsia="Times New Roman" w:hAnsi="Consolas" w:cs="Times New Roman"/>
+          <w:b/>
+          <w:bCs/>
+          <w:color w:val="000000"/>
+          <w:sz w:val="27"/>
+          <w:szCs w:val="27"/>
+          <w:lang w:eastAsia="es-ES"/>
+        </w:rPr>
+        <w:t>sports</w:t>
+      </w:r>
+      <w:proofErr w:type="spellEnd"/>
+      <w:r>
+        <w:rPr>
+          <w:rFonts w:ascii="Consolas" w:eastAsia="Times New Roman" w:hAnsi="Consolas" w:cs="Times New Roman"/>
+          <w:b/>
+          <w:bCs/>
+          <w:color w:val="F92672"/>
+          <w:sz w:val="27"/>
+          <w:szCs w:val="27"/>
+          <w:lang w:eastAsia="es-ES"/>
+        </w:rPr>
+        <w:t>:</w:t>
+      </w:r>
+      <w:r>
+        <w:rPr>
+          <w:rFonts w:ascii="Consolas" w:eastAsia="Times New Roman" w:hAnsi="Consolas" w:cs="Times New Roman"/>
+          <w:b/>
+          <w:bCs/>
+          <w:color w:val="000000"/>
+          <w:sz w:val="27"/>
+          <w:szCs w:val="27"/>
+          <w:lang w:eastAsia="es-ES"/>
+        </w:rPr>
+        <w:t xml:space="preserve"> </w:t>
+      </w:r>
+      <w:proofErr w:type="spellStart"/>
+      <w:r>
+        <w:rPr>
+          <w:rFonts w:ascii="Consolas" w:eastAsia="Times New Roman" w:hAnsi="Consolas" w:cs="Times New Roman"/>
+          <w:b/>
+          <w:bCs/>
+          <w:color w:val="000000"/>
+          <w:sz w:val="27"/>
+          <w:szCs w:val="27"/>
+          <w:lang w:eastAsia="es-ES"/>
+        </w:rPr>
+        <w:t>Array</w:t>
+      </w:r>
+      <w:proofErr w:type="spellEnd"/>
+      <w:r>
+        <w:rPr>
+          <w:rFonts w:ascii="Consolas" w:eastAsia="Times New Roman" w:hAnsi="Consolas" w:cs="Times New Roman"/>
+          <w:b/>
+          <w:bCs/>
+          <w:color w:val="000000"/>
+          <w:sz w:val="27"/>
+          <w:szCs w:val="27"/>
+          <w:lang w:eastAsia="es-ES"/>
+        </w:rPr>
+        <w:t>&lt;</w:t>
+      </w:r>
+      <w:proofErr w:type="spellStart"/>
+      <w:r>
+        <w:rPr>
+          <w:rFonts w:ascii="Consolas" w:eastAsia="Times New Roman" w:hAnsi="Consolas" w:cs="Times New Roman"/>
+          <w:b/>
+          <w:bCs/>
+          <w:i/>
+          <w:iCs/>
+          <w:color w:val="28C6E4"/>
+          <w:sz w:val="27"/>
+          <w:szCs w:val="27"/>
+          <w:lang w:eastAsia="es-ES"/>
+        </w:rPr>
+        <w:t>string</w:t>
+      </w:r>
+      <w:proofErr w:type="spellEnd"/>
+      <w:r>
+        <w:rPr>
+          <w:rFonts w:ascii="Consolas" w:eastAsia="Times New Roman" w:hAnsi="Consolas" w:cs="Times New Roman"/>
+          <w:b/>
+          <w:bCs/>
+          <w:color w:val="000000"/>
+          <w:sz w:val="27"/>
+          <w:szCs w:val="27"/>
+          <w:lang w:eastAsia="es-ES"/>
+        </w:rPr>
+        <w:t>&gt;;</w:t>
+      </w:r>
+    </w:p>
+    <w:p>
+      <w:pPr>
+        <w:shd w:val="clear" w:color="auto" w:fill="FFFFFF"/>
+        <w:spacing w:after="0" w:line="360" w:lineRule="atLeast"/>
+        <w:rPr>
+          <w:rFonts w:ascii="Consolas" w:eastAsia="Times New Roman" w:hAnsi="Consolas" w:cs="Times New Roman"/>
+          <w:b/>
+          <w:bCs/>
+          <w:color w:val="000000"/>
+          <w:sz w:val="27"/>
+          <w:szCs w:val="27"/>
+          <w:lang w:eastAsia="es-ES"/>
+        </w:rPr>
+      </w:pPr>
+      <w:r>
+        <w:rPr>
+          <w:rFonts w:ascii="Consolas" w:eastAsia="Times New Roman" w:hAnsi="Consolas" w:cs="Times New Roman"/>
+          <w:b/>
+          <w:bCs/>
+          <w:color w:val="000000"/>
+          <w:sz w:val="27"/>
+          <w:szCs w:val="27"/>
+          <w:lang w:eastAsia="es-ES"/>
+        </w:rPr>
+        <w:t xml:space="preserve">    </w:t>
+      </w:r>
+      <w:proofErr w:type="gramStart"/>
+      <w:r>
+        <w:rPr>
+          <w:rFonts w:ascii="Consolas" w:eastAsia="Times New Roman" w:hAnsi="Consolas" w:cs="Times New Roman"/>
+          <w:b/>
+          <w:bCs/>
+          <w:i/>
+          <w:iCs/>
+          <w:color w:val="28C6E4"/>
+          <w:sz w:val="27"/>
+          <w:szCs w:val="27"/>
+          <w:lang w:eastAsia="es-ES"/>
+        </w:rPr>
+        <w:t>constructor</w:t>
+      </w:r>
+      <w:proofErr w:type="gramEnd"/>
+      <w:r>
+        <w:rPr>
+          <w:rFonts w:ascii="Consolas" w:eastAsia="Times New Roman" w:hAnsi="Consolas" w:cs="Times New Roman"/>
+          <w:b/>
+          <w:bCs/>
+          <w:color w:val="000000"/>
+          <w:sz w:val="27"/>
+          <w:szCs w:val="27"/>
+          <w:lang w:eastAsia="es-ES"/>
+        </w:rPr>
+        <w:t>(){</w:t>
+      </w:r>
+    </w:p>
+    <w:p>
+      <w:pPr>
+        <w:shd w:val="clear" w:color="auto" w:fill="FFFFFF"/>
+        <w:spacing w:after="0" w:line="360" w:lineRule="atLeast"/>
+        <w:rPr>
+          <w:rFonts w:ascii="Consolas" w:eastAsia="Times New Roman" w:hAnsi="Consolas" w:cs="Times New Roman"/>
+          <w:b/>
+          <w:bCs/>
+          <w:color w:val="000000"/>
+          <w:sz w:val="27"/>
+          <w:szCs w:val="27"/>
+          <w:lang w:eastAsia="es-ES"/>
+        </w:rPr>
+      </w:pPr>
+      <w:r>
+        <w:rPr>
+          <w:rFonts w:ascii="Consolas" w:eastAsia="Times New Roman" w:hAnsi="Consolas" w:cs="Times New Roman"/>
+          <w:b/>
+          <w:bCs/>
+          <w:color w:val="000000"/>
+          <w:sz w:val="27"/>
+          <w:szCs w:val="27"/>
+          <w:lang w:eastAsia="es-ES"/>
+        </w:rPr>
+        <w:t xml:space="preserve">        </w:t>
+      </w:r>
+      <w:proofErr w:type="spellStart"/>
+      <w:r>
+        <w:rPr>
+          <w:rFonts w:ascii="Consolas" w:eastAsia="Times New Roman" w:hAnsi="Consolas" w:cs="Times New Roman"/>
+          <w:b/>
+          <w:bCs/>
+          <w:i/>
+          <w:iCs/>
+          <w:color w:val="FD971F"/>
+          <w:sz w:val="27"/>
+          <w:szCs w:val="27"/>
+          <w:lang w:eastAsia="es-ES"/>
+        </w:rPr>
+        <w:t>this</w:t>
+      </w:r>
+      <w:r>
+        <w:rPr>
+          <w:rFonts w:ascii="Consolas" w:eastAsia="Times New Roman" w:hAnsi="Consolas" w:cs="Times New Roman"/>
+          <w:b/>
+          <w:bCs/>
+          <w:color w:val="000000"/>
+          <w:sz w:val="27"/>
+          <w:szCs w:val="27"/>
+          <w:lang w:eastAsia="es-ES"/>
+        </w:rPr>
+        <w:t>.sports</w:t>
+      </w:r>
+      <w:proofErr w:type="spellEnd"/>
+      <w:r>
+        <w:rPr>
+          <w:rFonts w:ascii="Consolas" w:eastAsia="Times New Roman" w:hAnsi="Consolas" w:cs="Times New Roman"/>
+          <w:b/>
+          <w:bCs/>
+          <w:color w:val="000000"/>
+          <w:sz w:val="27"/>
+          <w:szCs w:val="27"/>
+          <w:lang w:eastAsia="es-ES"/>
+        </w:rPr>
+        <w:t xml:space="preserve"> </w:t>
+      </w:r>
+      <w:r>
+        <w:rPr>
+          <w:rFonts w:ascii="Consolas" w:eastAsia="Times New Roman" w:hAnsi="Consolas" w:cs="Times New Roman"/>
+          <w:b/>
+          <w:bCs/>
+          <w:color w:val="F92672"/>
+          <w:sz w:val="27"/>
+          <w:szCs w:val="27"/>
+          <w:lang w:eastAsia="es-ES"/>
+        </w:rPr>
+        <w:t>=</w:t>
+      </w:r>
+      <w:r>
+        <w:rPr>
+          <w:rFonts w:ascii="Consolas" w:eastAsia="Times New Roman" w:hAnsi="Consolas" w:cs="Times New Roman"/>
+          <w:b/>
+          <w:bCs/>
+          <w:color w:val="000000"/>
+          <w:sz w:val="27"/>
+          <w:szCs w:val="27"/>
+          <w:lang w:eastAsia="es-ES"/>
+        </w:rPr>
+        <w:t xml:space="preserve"> [</w:t>
+      </w:r>
+      <w:r>
+        <w:rPr>
+          <w:rFonts w:ascii="Consolas" w:eastAsia="Times New Roman" w:hAnsi="Consolas" w:cs="Times New Roman"/>
+          <w:b/>
+          <w:bCs/>
+          <w:color w:val="F25A00"/>
+          <w:sz w:val="27"/>
+          <w:szCs w:val="27"/>
+          <w:lang w:eastAsia="es-ES"/>
+        </w:rPr>
+        <w:t>"Canicas"</w:t>
+      </w:r>
+      <w:r>
+        <w:rPr>
+          <w:rFonts w:ascii="Consolas" w:eastAsia="Times New Roman" w:hAnsi="Consolas" w:cs="Times New Roman"/>
+          <w:b/>
+          <w:bCs/>
+          <w:color w:val="000000"/>
+          <w:sz w:val="27"/>
+          <w:szCs w:val="27"/>
+          <w:lang w:eastAsia="es-ES"/>
+        </w:rPr>
+        <w:t xml:space="preserve">, </w:t>
+      </w:r>
+      <w:r>
+        <w:rPr>
+          <w:rFonts w:ascii="Consolas" w:eastAsia="Times New Roman" w:hAnsi="Consolas" w:cs="Times New Roman"/>
+          <w:b/>
+          <w:bCs/>
+          <w:color w:val="F25A00"/>
+          <w:sz w:val="27"/>
+          <w:szCs w:val="27"/>
+          <w:lang w:eastAsia="es-ES"/>
+        </w:rPr>
+        <w:t>"</w:t>
+      </w:r>
+      <w:proofErr w:type="spellStart"/>
+      <w:r>
+        <w:rPr>
+          <w:rFonts w:ascii="Consolas" w:eastAsia="Times New Roman" w:hAnsi="Consolas" w:cs="Times New Roman"/>
+          <w:b/>
+          <w:bCs/>
+          <w:color w:val="F25A00"/>
+          <w:sz w:val="27"/>
+          <w:szCs w:val="27"/>
+          <w:lang w:eastAsia="es-ES"/>
+        </w:rPr>
+        <w:t>Curling</w:t>
+      </w:r>
+      <w:proofErr w:type="spellEnd"/>
+      <w:r>
+        <w:rPr>
+          <w:rFonts w:ascii="Consolas" w:eastAsia="Times New Roman" w:hAnsi="Consolas" w:cs="Times New Roman"/>
+          <w:b/>
+          <w:bCs/>
+          <w:color w:val="F25A00"/>
+          <w:sz w:val="27"/>
+          <w:szCs w:val="27"/>
+          <w:lang w:eastAsia="es-ES"/>
+        </w:rPr>
+        <w:t>"</w:t>
+      </w:r>
+      <w:r>
+        <w:rPr>
+          <w:rFonts w:ascii="Consolas" w:eastAsia="Times New Roman" w:hAnsi="Consolas" w:cs="Times New Roman"/>
+          <w:b/>
+          <w:bCs/>
+          <w:color w:val="000000"/>
+          <w:sz w:val="27"/>
+          <w:szCs w:val="27"/>
+          <w:lang w:eastAsia="es-ES"/>
+        </w:rPr>
+        <w:t xml:space="preserve">, </w:t>
+      </w:r>
+      <w:r>
+        <w:rPr>
+          <w:rFonts w:ascii="Consolas" w:eastAsia="Times New Roman" w:hAnsi="Consolas" w:cs="Times New Roman"/>
+          <w:b/>
+          <w:bCs/>
+          <w:color w:val="F25A00"/>
+          <w:sz w:val="27"/>
+          <w:szCs w:val="27"/>
+          <w:lang w:eastAsia="es-ES"/>
+        </w:rPr>
+        <w:t>"Dardos"</w:t>
+      </w:r>
+      <w:r>
+        <w:rPr>
+          <w:rFonts w:ascii="Consolas" w:eastAsia="Times New Roman" w:hAnsi="Consolas" w:cs="Times New Roman"/>
+          <w:b/>
+          <w:bCs/>
+          <w:color w:val="000000"/>
+          <w:sz w:val="27"/>
+          <w:szCs w:val="27"/>
+          <w:lang w:eastAsia="es-ES"/>
+        </w:rPr>
+        <w:t xml:space="preserve">, </w:t>
+      </w:r>
+      <w:r>
+        <w:rPr>
+          <w:rFonts w:ascii="Consolas" w:eastAsia="Times New Roman" w:hAnsi="Consolas" w:cs="Times New Roman"/>
+          <w:b/>
+          <w:bCs/>
+          <w:color w:val="F25A00"/>
+          <w:sz w:val="27"/>
+          <w:szCs w:val="27"/>
+          <w:lang w:eastAsia="es-ES"/>
+        </w:rPr>
+        <w:t>"Petanca"</w:t>
+      </w:r>
+      <w:r>
+        <w:rPr>
+          <w:rFonts w:ascii="Consolas" w:eastAsia="Times New Roman" w:hAnsi="Consolas" w:cs="Times New Roman"/>
+          <w:b/>
+          <w:bCs/>
+          <w:color w:val="000000"/>
+          <w:sz w:val="27"/>
+          <w:szCs w:val="27"/>
+          <w:lang w:eastAsia="es-ES"/>
+        </w:rPr>
+        <w:t xml:space="preserve">, </w:t>
+      </w:r>
+      <w:r>
+        <w:rPr>
+          <w:rFonts w:ascii="Consolas" w:eastAsia="Times New Roman" w:hAnsi="Consolas" w:cs="Times New Roman"/>
+          <w:b/>
+          <w:bCs/>
+          <w:color w:val="F25A00"/>
+          <w:sz w:val="27"/>
+          <w:szCs w:val="27"/>
+          <w:lang w:eastAsia="es-ES"/>
+        </w:rPr>
+        <w:t>"</w:t>
+      </w:r>
+      <w:proofErr w:type="spellStart"/>
+      <w:r>
+        <w:rPr>
+          <w:rFonts w:ascii="Consolas" w:eastAsia="Times New Roman" w:hAnsi="Consolas" w:cs="Times New Roman"/>
+          <w:b/>
+          <w:bCs/>
+          <w:color w:val="F25A00"/>
+          <w:sz w:val="27"/>
+          <w:szCs w:val="27"/>
+          <w:lang w:eastAsia="es-ES"/>
+        </w:rPr>
+        <w:t>Padel</w:t>
+      </w:r>
+      <w:proofErr w:type="spellEnd"/>
+      <w:r>
+        <w:rPr>
+          <w:rFonts w:ascii="Consolas" w:eastAsia="Times New Roman" w:hAnsi="Consolas" w:cs="Times New Roman"/>
+          <w:b/>
+          <w:bCs/>
+          <w:color w:val="F25A00"/>
+          <w:sz w:val="27"/>
+          <w:szCs w:val="27"/>
+          <w:lang w:eastAsia="es-ES"/>
+        </w:rPr>
+        <w:t>"</w:t>
+      </w:r>
+      <w:r>
+        <w:rPr>
+          <w:rFonts w:ascii="Consolas" w:eastAsia="Times New Roman" w:hAnsi="Consolas" w:cs="Times New Roman"/>
+          <w:b/>
+          <w:bCs/>
+          <w:color w:val="000000"/>
+          <w:sz w:val="27"/>
+          <w:szCs w:val="27"/>
+          <w:lang w:eastAsia="es-ES"/>
+        </w:rPr>
+        <w:t>];</w:t>
+      </w:r>
+    </w:p>
+    <w:p>
+      <w:pPr>
+        <w:shd w:val="clear" w:color="auto" w:fill="FFFFFF"/>
+        <w:spacing w:after="0" w:line="360" w:lineRule="atLeast"/>
+        <w:rPr>
+          <w:rFonts w:ascii="Consolas" w:eastAsia="Times New Roman" w:hAnsi="Consolas" w:cs="Times New Roman"/>
+          <w:b/>
+          <w:bCs/>
+          <w:color w:val="000000"/>
+          <w:sz w:val="27"/>
+          <w:szCs w:val="27"/>
+          <w:lang w:eastAsia="es-ES"/>
+        </w:rPr>
+      </w:pPr>
+      <w:r>
+        <w:rPr>
+          <w:rFonts w:ascii="Consolas" w:eastAsia="Times New Roman" w:hAnsi="Consolas" w:cs="Times New Roman"/>
+          <w:b/>
+          <w:bCs/>
+          <w:color w:val="000000"/>
+          <w:sz w:val="27"/>
+          <w:szCs w:val="27"/>
+          <w:lang w:eastAsia="es-ES"/>
+        </w:rPr>
+        <w:t>    }</w:t>
+      </w:r>
+    </w:p>
+    <w:p>
+      <w:pPr>
+        <w:shd w:val="clear" w:color="auto" w:fill="FFFFFF"/>
+        <w:spacing w:after="0" w:line="360" w:lineRule="atLeast"/>
+        <w:rPr>
+          <w:rFonts w:ascii="Consolas" w:eastAsia="Times New Roman" w:hAnsi="Consolas" w:cs="Times New Roman"/>
+          <w:b/>
+          <w:bCs/>
+          <w:color w:val="000000"/>
+          <w:sz w:val="27"/>
+          <w:szCs w:val="27"/>
+          <w:lang w:eastAsia="es-ES"/>
+        </w:rPr>
+      </w:pPr>
+      <w:r>
+        <w:rPr>
+          <w:rFonts w:ascii="Consolas" w:eastAsia="Times New Roman" w:hAnsi="Consolas" w:cs="Times New Roman"/>
+          <w:b/>
+          <w:bCs/>
+          <w:color w:val="000000"/>
+          <w:sz w:val="27"/>
+          <w:szCs w:val="27"/>
+          <w:lang w:eastAsia="es-ES"/>
+        </w:rPr>
+        <w:t>}</w:t>
+      </w:r>
+    </w:p>
+    <w:p/>
+    <w:p>
+      <w:pPr>
+        <w:rPr>
+          <w:b/>
+        </w:rPr>
+      </w:pPr>
+      <w:r>
+        <w:rPr>
+          <w:b/>
+        </w:rPr>
+        <w:t>HTML</w:t>
+      </w:r>
+    </w:p>
+    <w:p>
+      <w:pPr>
+        <w:shd w:val="clear" w:color="auto" w:fill="FFFFFF"/>
+        <w:spacing w:after="0" w:line="360" w:lineRule="atLeast"/>
+        <w:rPr>
+          <w:rFonts w:ascii="Consolas" w:eastAsia="Times New Roman" w:hAnsi="Consolas" w:cs="Times New Roman"/>
+          <w:b/>
+          <w:bCs/>
+          <w:color w:val="000000"/>
+          <w:sz w:val="27"/>
+          <w:szCs w:val="27"/>
+          <w:lang w:eastAsia="es-ES"/>
+        </w:rPr>
+      </w:pPr>
+      <w:r>
+        <w:rPr>
+          <w:rFonts w:ascii="Consolas" w:eastAsia="Times New Roman" w:hAnsi="Consolas" w:cs="Times New Roman"/>
+          <w:b/>
+          <w:bCs/>
+          <w:color w:val="000000"/>
+          <w:sz w:val="27"/>
+          <w:szCs w:val="27"/>
+          <w:lang w:eastAsia="es-ES"/>
+        </w:rPr>
+        <w:lastRenderedPageBreak/>
+        <w:t>&lt;</w:t>
+      </w:r>
+      <w:proofErr w:type="gramStart"/>
+      <w:r>
+        <w:rPr>
+          <w:rFonts w:ascii="Consolas" w:eastAsia="Times New Roman" w:hAnsi="Consolas" w:cs="Times New Roman"/>
+          <w:b/>
+          <w:bCs/>
+          <w:color w:val="F92672"/>
+          <w:sz w:val="27"/>
+          <w:szCs w:val="27"/>
+          <w:lang w:eastAsia="es-ES"/>
+        </w:rPr>
+        <w:t>div</w:t>
+      </w:r>
+      <w:proofErr w:type="gramEnd"/>
+      <w:r>
+        <w:rPr>
+          <w:rFonts w:ascii="Consolas" w:eastAsia="Times New Roman" w:hAnsi="Consolas" w:cs="Times New Roman"/>
+          <w:b/>
+          <w:bCs/>
+          <w:color w:val="000000"/>
+          <w:sz w:val="27"/>
+          <w:szCs w:val="27"/>
+          <w:lang w:eastAsia="es-ES"/>
+        </w:rPr>
+        <w:t>&gt;</w:t>
+      </w:r>
+    </w:p>
+    <w:p>
+      <w:pPr>
+        <w:shd w:val="clear" w:color="auto" w:fill="FFFFFF"/>
+        <w:spacing w:after="0" w:line="360" w:lineRule="atLeast"/>
+        <w:rPr>
+          <w:rFonts w:ascii="Consolas" w:eastAsia="Times New Roman" w:hAnsi="Consolas" w:cs="Times New Roman"/>
+          <w:b/>
+          <w:bCs/>
+          <w:color w:val="000000"/>
+          <w:sz w:val="27"/>
+          <w:szCs w:val="27"/>
+          <w:lang w:eastAsia="es-ES"/>
+        </w:rPr>
+      </w:pPr>
+      <w:r>
+        <w:rPr>
+          <w:rFonts w:ascii="Consolas" w:eastAsia="Times New Roman" w:hAnsi="Consolas" w:cs="Times New Roman"/>
+          <w:b/>
+          <w:bCs/>
+          <w:color w:val="000000"/>
+          <w:sz w:val="27"/>
+          <w:szCs w:val="27"/>
+          <w:lang w:eastAsia="es-ES"/>
+        </w:rPr>
+        <w:t>    &lt;</w:t>
+      </w:r>
+      <w:r>
+        <w:rPr>
+          <w:rFonts w:ascii="Consolas" w:eastAsia="Times New Roman" w:hAnsi="Consolas" w:cs="Times New Roman"/>
+          <w:b/>
+          <w:bCs/>
+          <w:color w:val="F92672"/>
+          <w:sz w:val="27"/>
+          <w:szCs w:val="27"/>
+          <w:lang w:eastAsia="es-ES"/>
+        </w:rPr>
+        <w:t>h1</w:t>
+      </w:r>
+      <w:r>
+        <w:rPr>
+          <w:rFonts w:ascii="Consolas" w:eastAsia="Times New Roman" w:hAnsi="Consolas" w:cs="Times New Roman"/>
+          <w:b/>
+          <w:bCs/>
+          <w:color w:val="000000"/>
+          <w:sz w:val="27"/>
+          <w:szCs w:val="27"/>
+          <w:lang w:eastAsia="es-ES"/>
+        </w:rPr>
+        <w:t xml:space="preserve">&gt;Deportes </w:t>
+      </w:r>
+      <w:proofErr w:type="spellStart"/>
+      <w:r>
+        <w:rPr>
+          <w:rFonts w:ascii="Consolas" w:eastAsia="Times New Roman" w:hAnsi="Consolas" w:cs="Times New Roman"/>
+          <w:b/>
+          <w:bCs/>
+          <w:color w:val="000000"/>
+          <w:sz w:val="27"/>
+          <w:szCs w:val="27"/>
+          <w:lang w:eastAsia="es-ES"/>
+        </w:rPr>
+        <w:t>component</w:t>
+      </w:r>
+      <w:proofErr w:type="spellEnd"/>
+      <w:r>
+        <w:rPr>
+          <w:rFonts w:ascii="Consolas" w:eastAsia="Times New Roman" w:hAnsi="Consolas" w:cs="Times New Roman"/>
+          <w:b/>
+          <w:bCs/>
+          <w:color w:val="000000"/>
+          <w:sz w:val="27"/>
+          <w:szCs w:val="27"/>
+          <w:lang w:eastAsia="es-ES"/>
+        </w:rPr>
+        <w:t>&lt;/</w:t>
+      </w:r>
+      <w:r>
+        <w:rPr>
+          <w:rFonts w:ascii="Consolas" w:eastAsia="Times New Roman" w:hAnsi="Consolas" w:cs="Times New Roman"/>
+          <w:b/>
+          <w:bCs/>
+          <w:color w:val="F92672"/>
+          <w:sz w:val="27"/>
+          <w:szCs w:val="27"/>
+          <w:lang w:eastAsia="es-ES"/>
+        </w:rPr>
+        <w:t>h1</w:t>
+      </w:r>
+      <w:r>
+        <w:rPr>
+          <w:rFonts w:ascii="Consolas" w:eastAsia="Times New Roman" w:hAnsi="Consolas" w:cs="Times New Roman"/>
+          <w:b/>
+          <w:bCs/>
+          <w:color w:val="000000"/>
+          <w:sz w:val="27"/>
+          <w:szCs w:val="27"/>
+          <w:lang w:eastAsia="es-ES"/>
+        </w:rPr>
+        <w:t>&gt;</w:t>
+      </w:r>
+    </w:p>
+    <w:p>
+      <w:pPr>
+        <w:shd w:val="clear" w:color="auto" w:fill="FFFFFF"/>
+        <w:spacing w:after="0" w:line="360" w:lineRule="atLeast"/>
+        <w:rPr>
+          <w:rFonts w:ascii="Consolas" w:eastAsia="Times New Roman" w:hAnsi="Consolas" w:cs="Times New Roman"/>
+          <w:b/>
+          <w:bCs/>
+          <w:color w:val="000000"/>
+          <w:sz w:val="27"/>
+          <w:szCs w:val="27"/>
+          <w:lang w:eastAsia="es-ES"/>
+        </w:rPr>
+      </w:pPr>
+      <w:r>
+        <w:rPr>
+          <w:rFonts w:ascii="Consolas" w:eastAsia="Times New Roman" w:hAnsi="Consolas" w:cs="Times New Roman"/>
+          <w:b/>
+          <w:bCs/>
+          <w:color w:val="000000"/>
+          <w:sz w:val="27"/>
+          <w:szCs w:val="27"/>
+          <w:lang w:eastAsia="es-ES"/>
+        </w:rPr>
+        <w:t>    @</w:t>
+      </w:r>
+      <w:proofErr w:type="spellStart"/>
+      <w:r>
+        <w:rPr>
+          <w:rFonts w:ascii="Consolas" w:eastAsia="Times New Roman" w:hAnsi="Consolas" w:cs="Times New Roman"/>
+          <w:b/>
+          <w:bCs/>
+          <w:color w:val="000000"/>
+          <w:sz w:val="27"/>
+          <w:szCs w:val="27"/>
+          <w:lang w:eastAsia="es-ES"/>
+        </w:rPr>
+        <w:t>if</w:t>
+      </w:r>
+      <w:proofErr w:type="spellEnd"/>
+      <w:r>
+        <w:rPr>
+          <w:rFonts w:ascii="Consolas" w:eastAsia="Times New Roman" w:hAnsi="Consolas" w:cs="Times New Roman"/>
+          <w:b/>
+          <w:bCs/>
+          <w:color w:val="000000"/>
+          <w:sz w:val="27"/>
+          <w:szCs w:val="27"/>
+          <w:lang w:eastAsia="es-ES"/>
+        </w:rPr>
+        <w:t xml:space="preserve"> (</w:t>
+      </w:r>
+      <w:proofErr w:type="spellStart"/>
+      <w:r>
+        <w:rPr>
+          <w:rFonts w:ascii="Consolas" w:eastAsia="Times New Roman" w:hAnsi="Consolas" w:cs="Times New Roman"/>
+          <w:b/>
+          <w:bCs/>
+          <w:color w:val="000000"/>
+          <w:sz w:val="27"/>
+          <w:szCs w:val="27"/>
+          <w:lang w:eastAsia="es-ES"/>
+        </w:rPr>
+        <w:t>sports.length</w:t>
+      </w:r>
+      <w:proofErr w:type="spellEnd"/>
+      <w:r>
+        <w:rPr>
+          <w:rFonts w:ascii="Consolas" w:eastAsia="Times New Roman" w:hAnsi="Consolas" w:cs="Times New Roman"/>
+          <w:b/>
+          <w:bCs/>
+          <w:color w:val="000000"/>
+          <w:sz w:val="27"/>
+          <w:szCs w:val="27"/>
+          <w:lang w:eastAsia="es-ES"/>
+        </w:rPr>
+        <w:t xml:space="preserve"> &gt; 4</w:t>
+      </w:r>
+      <w:proofErr w:type="gramStart"/>
+      <w:r>
+        <w:rPr>
+          <w:rFonts w:ascii="Consolas" w:eastAsia="Times New Roman" w:hAnsi="Consolas" w:cs="Times New Roman"/>
+          <w:b/>
+          <w:bCs/>
+          <w:color w:val="000000"/>
+          <w:sz w:val="27"/>
+          <w:szCs w:val="27"/>
+          <w:lang w:eastAsia="es-ES"/>
+        </w:rPr>
+        <w:t>){</w:t>
+      </w:r>
+      <w:proofErr w:type="gramEnd"/>
+    </w:p>
+    <w:p>
+      <w:pPr>
+        <w:shd w:val="clear" w:color="auto" w:fill="FFFFFF"/>
+        <w:spacing w:after="0" w:line="360" w:lineRule="atLeast"/>
+        <w:rPr>
+          <w:rFonts w:ascii="Consolas" w:eastAsia="Times New Roman" w:hAnsi="Consolas" w:cs="Times New Roman"/>
+          <w:b/>
+          <w:bCs/>
+          <w:color w:val="000000"/>
+          <w:sz w:val="27"/>
+          <w:szCs w:val="27"/>
+          <w:lang w:eastAsia="es-ES"/>
+        </w:rPr>
+      </w:pPr>
+      <w:r>
+        <w:rPr>
+          <w:rFonts w:ascii="Consolas" w:eastAsia="Times New Roman" w:hAnsi="Consolas" w:cs="Times New Roman"/>
+          <w:b/>
+          <w:bCs/>
+          <w:color w:val="000000"/>
+          <w:sz w:val="27"/>
+          <w:szCs w:val="27"/>
+          <w:lang w:eastAsia="es-ES"/>
+        </w:rPr>
+        <w:t>        &lt;</w:t>
+      </w:r>
+      <w:r>
+        <w:rPr>
+          <w:rFonts w:ascii="Consolas" w:eastAsia="Times New Roman" w:hAnsi="Consolas" w:cs="Times New Roman"/>
+          <w:b/>
+          <w:bCs/>
+          <w:color w:val="F92672"/>
+          <w:sz w:val="27"/>
+          <w:szCs w:val="27"/>
+          <w:lang w:eastAsia="es-ES"/>
+        </w:rPr>
+        <w:t>h2</w:t>
+      </w:r>
+      <w:r>
+        <w:rPr>
+          <w:rFonts w:ascii="Consolas" w:eastAsia="Times New Roman" w:hAnsi="Consolas" w:cs="Times New Roman"/>
+          <w:b/>
+          <w:bCs/>
+          <w:color w:val="000000"/>
+          <w:sz w:val="27"/>
+          <w:szCs w:val="27"/>
+          <w:lang w:eastAsia="es-ES"/>
+        </w:rPr>
+        <w:t xml:space="preserve"> </w:t>
+      </w:r>
+      <w:proofErr w:type="spellStart"/>
+      <w:r>
+        <w:rPr>
+          <w:rFonts w:ascii="Consolas" w:eastAsia="Times New Roman" w:hAnsi="Consolas" w:cs="Times New Roman"/>
+          <w:b/>
+          <w:bCs/>
+          <w:color w:val="6AAF19"/>
+          <w:sz w:val="27"/>
+          <w:szCs w:val="27"/>
+          <w:lang w:eastAsia="es-ES"/>
+        </w:rPr>
+        <w:t>style</w:t>
+      </w:r>
+      <w:proofErr w:type="spellEnd"/>
+      <w:r>
+        <w:rPr>
+          <w:rFonts w:ascii="Consolas" w:eastAsia="Times New Roman" w:hAnsi="Consolas" w:cs="Times New Roman"/>
+          <w:b/>
+          <w:bCs/>
+          <w:i/>
+          <w:iCs/>
+          <w:color w:val="CD3704"/>
+          <w:sz w:val="27"/>
+          <w:szCs w:val="27"/>
+          <w:lang w:eastAsia="es-ES"/>
+        </w:rPr>
+        <w:t>=</w:t>
+      </w:r>
+      <w:r>
+        <w:rPr>
+          <w:rFonts w:ascii="Consolas" w:eastAsia="Times New Roman" w:hAnsi="Consolas" w:cs="Times New Roman"/>
+          <w:b/>
+          <w:bCs/>
+          <w:i/>
+          <w:iCs/>
+          <w:color w:val="F25A00"/>
+          <w:sz w:val="27"/>
+          <w:szCs w:val="27"/>
+          <w:lang w:eastAsia="es-ES"/>
+        </w:rPr>
+        <w:t>"</w:t>
+      </w:r>
+      <w:proofErr w:type="spellStart"/>
+      <w:r>
+        <w:rPr>
+          <w:rFonts w:ascii="Consolas" w:eastAsia="Times New Roman" w:hAnsi="Consolas" w:cs="Times New Roman"/>
+          <w:b/>
+          <w:bCs/>
+          <w:i/>
+          <w:iCs/>
+          <w:color w:val="F25A00"/>
+          <w:sz w:val="27"/>
+          <w:szCs w:val="27"/>
+          <w:lang w:eastAsia="es-ES"/>
+        </w:rPr>
+        <w:t>color</w:t>
+      </w:r>
+      <w:proofErr w:type="gramStart"/>
+      <w:r>
+        <w:rPr>
+          <w:rFonts w:ascii="Consolas" w:eastAsia="Times New Roman" w:hAnsi="Consolas" w:cs="Times New Roman"/>
+          <w:b/>
+          <w:bCs/>
+          <w:i/>
+          <w:iCs/>
+          <w:color w:val="F25A00"/>
+          <w:sz w:val="27"/>
+          <w:szCs w:val="27"/>
+          <w:lang w:eastAsia="es-ES"/>
+        </w:rPr>
+        <w:t>:green</w:t>
+      </w:r>
+      <w:proofErr w:type="spellEnd"/>
+      <w:proofErr w:type="gramEnd"/>
+      <w:r>
+        <w:rPr>
+          <w:rFonts w:ascii="Consolas" w:eastAsia="Times New Roman" w:hAnsi="Consolas" w:cs="Times New Roman"/>
+          <w:b/>
+          <w:bCs/>
+          <w:i/>
+          <w:iCs/>
+          <w:color w:val="F25A00"/>
+          <w:sz w:val="27"/>
+          <w:szCs w:val="27"/>
+          <w:lang w:eastAsia="es-ES"/>
+        </w:rPr>
+        <w:t>"</w:t>
+      </w:r>
+      <w:r>
+        <w:rPr>
+          <w:rFonts w:ascii="Consolas" w:eastAsia="Times New Roman" w:hAnsi="Consolas" w:cs="Times New Roman"/>
+          <w:b/>
+          <w:bCs/>
+          <w:color w:val="000000"/>
+          <w:sz w:val="27"/>
+          <w:szCs w:val="27"/>
+          <w:lang w:eastAsia="es-ES"/>
+        </w:rPr>
+        <w:t>&gt;</w:t>
+      </w:r>
+    </w:p>
+    <w:p>
+      <w:pPr>
+        <w:shd w:val="clear" w:color="auto" w:fill="FFFFFF"/>
+        <w:spacing w:after="0" w:line="360" w:lineRule="atLeast"/>
+        <w:rPr>
+          <w:rFonts w:ascii="Consolas" w:eastAsia="Times New Roman" w:hAnsi="Consolas" w:cs="Times New Roman"/>
+          <w:b/>
+          <w:bCs/>
+          <w:color w:val="000000"/>
+          <w:sz w:val="27"/>
+          <w:szCs w:val="27"/>
+          <w:lang w:eastAsia="es-ES"/>
+        </w:rPr>
+      </w:pPr>
+      <w:r>
+        <w:rPr>
+          <w:rFonts w:ascii="Consolas" w:eastAsia="Times New Roman" w:hAnsi="Consolas" w:cs="Times New Roman"/>
+          <w:b/>
+          <w:bCs/>
+          <w:color w:val="000000"/>
+          <w:sz w:val="27"/>
+          <w:szCs w:val="27"/>
+          <w:lang w:eastAsia="es-ES"/>
+        </w:rPr>
+        <w:t>            Tenemos más de 4 deportes: {{</w:t>
+      </w:r>
+      <w:proofErr w:type="spellStart"/>
+      <w:r>
+        <w:rPr>
+          <w:rFonts w:ascii="Consolas" w:eastAsia="Times New Roman" w:hAnsi="Consolas" w:cs="Times New Roman"/>
+          <w:b/>
+          <w:bCs/>
+          <w:color w:val="000000"/>
+          <w:sz w:val="27"/>
+          <w:szCs w:val="27"/>
+          <w:lang w:eastAsia="es-ES"/>
+        </w:rPr>
+        <w:t>sports.length</w:t>
+      </w:r>
+      <w:proofErr w:type="spellEnd"/>
+      <w:r>
+        <w:rPr>
+          <w:rFonts w:ascii="Consolas" w:eastAsia="Times New Roman" w:hAnsi="Consolas" w:cs="Times New Roman"/>
+          <w:b/>
+          <w:bCs/>
+          <w:color w:val="000000"/>
+          <w:sz w:val="27"/>
+          <w:szCs w:val="27"/>
+          <w:lang w:eastAsia="es-ES"/>
+        </w:rPr>
+        <w:t>}}</w:t>
+      </w:r>
+    </w:p>
+    <w:p>
+      <w:pPr>
+        <w:shd w:val="clear" w:color="auto" w:fill="FFFFFF"/>
+        <w:spacing w:after="0" w:line="360" w:lineRule="atLeast"/>
+        <w:rPr>
+          <w:rFonts w:ascii="Consolas" w:eastAsia="Times New Roman" w:hAnsi="Consolas" w:cs="Times New Roman"/>
+          <w:b/>
+          <w:bCs/>
+          <w:color w:val="000000"/>
+          <w:sz w:val="27"/>
+          <w:szCs w:val="27"/>
+          <w:lang w:eastAsia="es-ES"/>
+        </w:rPr>
+      </w:pPr>
+      <w:r>
+        <w:rPr>
+          <w:rFonts w:ascii="Consolas" w:eastAsia="Times New Roman" w:hAnsi="Consolas" w:cs="Times New Roman"/>
+          <w:b/>
+          <w:bCs/>
+          <w:color w:val="000000"/>
+          <w:sz w:val="27"/>
+          <w:szCs w:val="27"/>
+          <w:lang w:eastAsia="es-ES"/>
+        </w:rPr>
+        <w:t>        &lt;/</w:t>
+      </w:r>
+      <w:r>
+        <w:rPr>
+          <w:rFonts w:ascii="Consolas" w:eastAsia="Times New Roman" w:hAnsi="Consolas" w:cs="Times New Roman"/>
+          <w:b/>
+          <w:bCs/>
+          <w:color w:val="F92672"/>
+          <w:sz w:val="27"/>
+          <w:szCs w:val="27"/>
+          <w:lang w:eastAsia="es-ES"/>
+        </w:rPr>
+        <w:t>h2</w:t>
+      </w:r>
+      <w:r>
+        <w:rPr>
+          <w:rFonts w:ascii="Consolas" w:eastAsia="Times New Roman" w:hAnsi="Consolas" w:cs="Times New Roman"/>
+          <w:b/>
+          <w:bCs/>
+          <w:color w:val="000000"/>
+          <w:sz w:val="27"/>
+          <w:szCs w:val="27"/>
+          <w:lang w:eastAsia="es-ES"/>
+        </w:rPr>
+        <w:t>&gt;</w:t>
+      </w:r>
+    </w:p>
+    <w:p>
+      <w:pPr>
+        <w:shd w:val="clear" w:color="auto" w:fill="FFFFFF"/>
+        <w:spacing w:after="0" w:line="360" w:lineRule="atLeast"/>
+        <w:rPr>
+          <w:rFonts w:ascii="Consolas" w:eastAsia="Times New Roman" w:hAnsi="Consolas" w:cs="Times New Roman"/>
+          <w:b/>
+          <w:bCs/>
+          <w:color w:val="000000"/>
+          <w:sz w:val="27"/>
+          <w:szCs w:val="27"/>
+          <w:lang w:eastAsia="es-ES"/>
+        </w:rPr>
+      </w:pPr>
+      <w:r>
+        <w:rPr>
+          <w:rFonts w:ascii="Consolas" w:eastAsia="Times New Roman" w:hAnsi="Consolas" w:cs="Times New Roman"/>
+          <w:b/>
+          <w:bCs/>
+          <w:color w:val="000000"/>
+          <w:sz w:val="27"/>
+          <w:szCs w:val="27"/>
+          <w:lang w:eastAsia="es-ES"/>
+        </w:rPr>
+        <w:t>    }@</w:t>
+      </w:r>
+      <w:proofErr w:type="spellStart"/>
+      <w:proofErr w:type="gramStart"/>
+      <w:r>
+        <w:rPr>
+          <w:rFonts w:ascii="Consolas" w:eastAsia="Times New Roman" w:hAnsi="Consolas" w:cs="Times New Roman"/>
+          <w:b/>
+          <w:bCs/>
+          <w:color w:val="000000"/>
+          <w:sz w:val="27"/>
+          <w:szCs w:val="27"/>
+          <w:lang w:eastAsia="es-ES"/>
+        </w:rPr>
+        <w:t>else</w:t>
+      </w:r>
+      <w:proofErr w:type="spellEnd"/>
+      <w:proofErr w:type="gramEnd"/>
+      <w:r>
+        <w:rPr>
+          <w:rFonts w:ascii="Consolas" w:eastAsia="Times New Roman" w:hAnsi="Consolas" w:cs="Times New Roman"/>
+          <w:b/>
+          <w:bCs/>
+          <w:color w:val="000000"/>
+          <w:sz w:val="27"/>
+          <w:szCs w:val="27"/>
+          <w:lang w:eastAsia="es-ES"/>
+        </w:rPr>
+        <w:t>{</w:t>
+      </w:r>
+    </w:p>
+    <w:p>
+      <w:pPr>
+        <w:shd w:val="clear" w:color="auto" w:fill="FFFFFF"/>
+        <w:spacing w:after="0" w:line="360" w:lineRule="atLeast"/>
+        <w:rPr>
+          <w:rFonts w:ascii="Consolas" w:eastAsia="Times New Roman" w:hAnsi="Consolas" w:cs="Times New Roman"/>
+          <w:b/>
+          <w:bCs/>
+          <w:color w:val="000000"/>
+          <w:sz w:val="27"/>
+          <w:szCs w:val="27"/>
+          <w:lang w:eastAsia="es-ES"/>
+        </w:rPr>
+      </w:pPr>
+      <w:r>
+        <w:rPr>
+          <w:rFonts w:ascii="Consolas" w:eastAsia="Times New Roman" w:hAnsi="Consolas" w:cs="Times New Roman"/>
+          <w:b/>
+          <w:bCs/>
+          <w:color w:val="000000"/>
+          <w:sz w:val="27"/>
+          <w:szCs w:val="27"/>
+          <w:lang w:eastAsia="es-ES"/>
+        </w:rPr>
+        <w:t>        &lt;</w:t>
+      </w:r>
+      <w:r>
+        <w:rPr>
+          <w:rFonts w:ascii="Consolas" w:eastAsia="Times New Roman" w:hAnsi="Consolas" w:cs="Times New Roman"/>
+          <w:b/>
+          <w:bCs/>
+          <w:color w:val="F92672"/>
+          <w:sz w:val="27"/>
+          <w:szCs w:val="27"/>
+          <w:lang w:eastAsia="es-ES"/>
+        </w:rPr>
+        <w:t>h2</w:t>
+      </w:r>
+      <w:r>
+        <w:rPr>
+          <w:rFonts w:ascii="Consolas" w:eastAsia="Times New Roman" w:hAnsi="Consolas" w:cs="Times New Roman"/>
+          <w:b/>
+          <w:bCs/>
+          <w:color w:val="000000"/>
+          <w:sz w:val="27"/>
+          <w:szCs w:val="27"/>
+          <w:lang w:eastAsia="es-ES"/>
+        </w:rPr>
+        <w:t xml:space="preserve"> </w:t>
+      </w:r>
+      <w:proofErr w:type="spellStart"/>
+      <w:r>
+        <w:rPr>
+          <w:rFonts w:ascii="Consolas" w:eastAsia="Times New Roman" w:hAnsi="Consolas" w:cs="Times New Roman"/>
+          <w:b/>
+          <w:bCs/>
+          <w:color w:val="6AAF19"/>
+          <w:sz w:val="27"/>
+          <w:szCs w:val="27"/>
+          <w:lang w:eastAsia="es-ES"/>
+        </w:rPr>
+        <w:t>style</w:t>
+      </w:r>
+      <w:proofErr w:type="spellEnd"/>
+      <w:r>
+        <w:rPr>
+          <w:rFonts w:ascii="Consolas" w:eastAsia="Times New Roman" w:hAnsi="Consolas" w:cs="Times New Roman"/>
+          <w:b/>
+          <w:bCs/>
+          <w:i/>
+          <w:iCs/>
+          <w:color w:val="CD3704"/>
+          <w:sz w:val="27"/>
+          <w:szCs w:val="27"/>
+          <w:lang w:eastAsia="es-ES"/>
+        </w:rPr>
+        <w:t>=</w:t>
+      </w:r>
+      <w:r>
+        <w:rPr>
+          <w:rFonts w:ascii="Consolas" w:eastAsia="Times New Roman" w:hAnsi="Consolas" w:cs="Times New Roman"/>
+          <w:b/>
+          <w:bCs/>
+          <w:i/>
+          <w:iCs/>
+          <w:color w:val="F25A00"/>
+          <w:sz w:val="27"/>
+          <w:szCs w:val="27"/>
+          <w:lang w:eastAsia="es-ES"/>
+        </w:rPr>
+        <w:t>"</w:t>
+      </w:r>
+      <w:proofErr w:type="spellStart"/>
+      <w:r>
+        <w:rPr>
+          <w:rFonts w:ascii="Consolas" w:eastAsia="Times New Roman" w:hAnsi="Consolas" w:cs="Times New Roman"/>
+          <w:b/>
+          <w:bCs/>
+          <w:i/>
+          <w:iCs/>
+          <w:color w:val="F25A00"/>
+          <w:sz w:val="27"/>
+          <w:szCs w:val="27"/>
+          <w:lang w:eastAsia="es-ES"/>
+        </w:rPr>
+        <w:t>color</w:t>
+      </w:r>
+      <w:proofErr w:type="gramStart"/>
+      <w:r>
+        <w:rPr>
+          <w:rFonts w:ascii="Consolas" w:eastAsia="Times New Roman" w:hAnsi="Consolas" w:cs="Times New Roman"/>
+          <w:b/>
+          <w:bCs/>
+          <w:i/>
+          <w:iCs/>
+          <w:color w:val="F25A00"/>
+          <w:sz w:val="27"/>
+          <w:szCs w:val="27"/>
+          <w:lang w:eastAsia="es-ES"/>
+        </w:rPr>
+        <w:t>:red</w:t>
+      </w:r>
+      <w:proofErr w:type="spellEnd"/>
+      <w:proofErr w:type="gramEnd"/>
+      <w:r>
+        <w:rPr>
+          <w:rFonts w:ascii="Consolas" w:eastAsia="Times New Roman" w:hAnsi="Consolas" w:cs="Times New Roman"/>
+          <w:b/>
+          <w:bCs/>
+          <w:i/>
+          <w:iCs/>
+          <w:color w:val="F25A00"/>
+          <w:sz w:val="27"/>
+          <w:szCs w:val="27"/>
+          <w:lang w:eastAsia="es-ES"/>
+        </w:rPr>
+        <w:t>"</w:t>
+      </w:r>
+      <w:r>
+        <w:rPr>
+          <w:rFonts w:ascii="Consolas" w:eastAsia="Times New Roman" w:hAnsi="Consolas" w:cs="Times New Roman"/>
+          <w:b/>
+          <w:bCs/>
+          <w:color w:val="000000"/>
+          <w:sz w:val="27"/>
+          <w:szCs w:val="27"/>
+          <w:lang w:eastAsia="es-ES"/>
+        </w:rPr>
+        <w:t>&gt;Menos de 4 deportes&lt;/</w:t>
+      </w:r>
+      <w:r>
+        <w:rPr>
+          <w:rFonts w:ascii="Consolas" w:eastAsia="Times New Roman" w:hAnsi="Consolas" w:cs="Times New Roman"/>
+          <w:b/>
+          <w:bCs/>
+          <w:color w:val="F92672"/>
+          <w:sz w:val="27"/>
+          <w:szCs w:val="27"/>
+          <w:lang w:eastAsia="es-ES"/>
+        </w:rPr>
+        <w:t>h2</w:t>
+      </w:r>
+      <w:r>
+        <w:rPr>
+          <w:rFonts w:ascii="Consolas" w:eastAsia="Times New Roman" w:hAnsi="Consolas" w:cs="Times New Roman"/>
+          <w:b/>
+          <w:bCs/>
+          <w:color w:val="000000"/>
+          <w:sz w:val="27"/>
+          <w:szCs w:val="27"/>
+          <w:lang w:eastAsia="es-ES"/>
+        </w:rPr>
+        <w:t>&gt;</w:t>
+      </w:r>
+    </w:p>
+    <w:p>
+      <w:pPr>
+        <w:shd w:val="clear" w:color="auto" w:fill="FFFFFF"/>
+        <w:spacing w:after="0" w:line="360" w:lineRule="atLeast"/>
+        <w:rPr>
+          <w:rFonts w:ascii="Consolas" w:eastAsia="Times New Roman" w:hAnsi="Consolas" w:cs="Times New Roman"/>
+          <w:b/>
+          <w:bCs/>
+          <w:color w:val="000000"/>
+          <w:sz w:val="27"/>
+          <w:szCs w:val="27"/>
+          <w:lang w:eastAsia="es-ES"/>
+        </w:rPr>
+      </w:pPr>
+      <w:r>
+        <w:rPr>
+          <w:rFonts w:ascii="Consolas" w:eastAsia="Times New Roman" w:hAnsi="Consolas" w:cs="Times New Roman"/>
+          <w:b/>
+          <w:bCs/>
+          <w:color w:val="000000"/>
+          <w:sz w:val="27"/>
+          <w:szCs w:val="27"/>
+          <w:lang w:eastAsia="es-ES"/>
+        </w:rPr>
+        <w:t>    }</w:t>
+      </w:r>
+    </w:p>
+    <w:p>
+      <w:pPr>
+        <w:shd w:val="clear" w:color="auto" w:fill="FFFFFF"/>
+        <w:spacing w:after="0" w:line="360" w:lineRule="atLeast"/>
+        <w:rPr>
+          <w:rFonts w:ascii="Consolas" w:eastAsia="Times New Roman" w:hAnsi="Consolas" w:cs="Times New Roman"/>
+          <w:b/>
+          <w:bCs/>
+          <w:color w:val="000000"/>
+          <w:sz w:val="27"/>
+          <w:szCs w:val="27"/>
+          <w:lang w:eastAsia="es-ES"/>
+        </w:rPr>
+      </w:pPr>
+      <w:r>
+        <w:rPr>
+          <w:rFonts w:ascii="Consolas" w:eastAsia="Times New Roman" w:hAnsi="Consolas" w:cs="Times New Roman"/>
+          <w:b/>
+          <w:bCs/>
+          <w:color w:val="000000"/>
+          <w:sz w:val="27"/>
+          <w:szCs w:val="27"/>
+          <w:lang w:eastAsia="es-ES"/>
+        </w:rPr>
+        <w:t>    &lt;</w:t>
+      </w:r>
+      <w:r>
+        <w:rPr>
+          <w:rFonts w:ascii="Consolas" w:eastAsia="Times New Roman" w:hAnsi="Consolas" w:cs="Times New Roman"/>
+          <w:b/>
+          <w:bCs/>
+          <w:color w:val="F92672"/>
+          <w:sz w:val="27"/>
+          <w:szCs w:val="27"/>
+          <w:lang w:eastAsia="es-ES"/>
+        </w:rPr>
+        <w:t>h2</w:t>
+      </w:r>
+      <w:r>
+        <w:rPr>
+          <w:rFonts w:ascii="Consolas" w:eastAsia="Times New Roman" w:hAnsi="Consolas" w:cs="Times New Roman"/>
+          <w:b/>
+          <w:bCs/>
+          <w:color w:val="000000"/>
+          <w:sz w:val="27"/>
+          <w:szCs w:val="27"/>
+          <w:lang w:eastAsia="es-ES"/>
+        </w:rPr>
+        <w:t xml:space="preserve"> </w:t>
+      </w:r>
+      <w:proofErr w:type="spellStart"/>
+      <w:r>
+        <w:rPr>
+          <w:rFonts w:ascii="Consolas" w:eastAsia="Times New Roman" w:hAnsi="Consolas" w:cs="Times New Roman"/>
+          <w:b/>
+          <w:bCs/>
+          <w:color w:val="6AAF19"/>
+          <w:sz w:val="27"/>
+          <w:szCs w:val="27"/>
+          <w:lang w:eastAsia="es-ES"/>
+        </w:rPr>
+        <w:t>style</w:t>
+      </w:r>
+      <w:proofErr w:type="spellEnd"/>
+      <w:r>
+        <w:rPr>
+          <w:rFonts w:ascii="Consolas" w:eastAsia="Times New Roman" w:hAnsi="Consolas" w:cs="Times New Roman"/>
+          <w:b/>
+          <w:bCs/>
+          <w:i/>
+          <w:iCs/>
+          <w:color w:val="CD3704"/>
+          <w:sz w:val="27"/>
+          <w:szCs w:val="27"/>
+          <w:lang w:eastAsia="es-ES"/>
+        </w:rPr>
+        <w:t>=</w:t>
+      </w:r>
+      <w:r>
+        <w:rPr>
+          <w:rFonts w:ascii="Consolas" w:eastAsia="Times New Roman" w:hAnsi="Consolas" w:cs="Times New Roman"/>
+          <w:b/>
+          <w:bCs/>
+          <w:i/>
+          <w:iCs/>
+          <w:color w:val="F25A00"/>
+          <w:sz w:val="27"/>
+          <w:szCs w:val="27"/>
+          <w:lang w:eastAsia="es-ES"/>
+        </w:rPr>
+        <w:t>"</w:t>
+      </w:r>
+      <w:proofErr w:type="spellStart"/>
+      <w:r>
+        <w:rPr>
+          <w:rFonts w:ascii="Consolas" w:eastAsia="Times New Roman" w:hAnsi="Consolas" w:cs="Times New Roman"/>
+          <w:b/>
+          <w:bCs/>
+          <w:i/>
+          <w:iCs/>
+          <w:color w:val="F25A00"/>
+          <w:sz w:val="27"/>
+          <w:szCs w:val="27"/>
+          <w:lang w:eastAsia="es-ES"/>
+        </w:rPr>
+        <w:t>color</w:t>
+      </w:r>
+      <w:proofErr w:type="gramStart"/>
+      <w:r>
+        <w:rPr>
+          <w:rFonts w:ascii="Consolas" w:eastAsia="Times New Roman" w:hAnsi="Consolas" w:cs="Times New Roman"/>
+          <w:b/>
+          <w:bCs/>
+          <w:i/>
+          <w:iCs/>
+          <w:color w:val="F25A00"/>
+          <w:sz w:val="27"/>
+          <w:szCs w:val="27"/>
+          <w:lang w:eastAsia="es-ES"/>
+        </w:rPr>
+        <w:t>:brown</w:t>
+      </w:r>
+      <w:proofErr w:type="spellEnd"/>
+      <w:proofErr w:type="gramEnd"/>
+      <w:r>
+        <w:rPr>
+          <w:rFonts w:ascii="Consolas" w:eastAsia="Times New Roman" w:hAnsi="Consolas" w:cs="Times New Roman"/>
+          <w:b/>
+          <w:bCs/>
+          <w:i/>
+          <w:iCs/>
+          <w:color w:val="F25A00"/>
+          <w:sz w:val="27"/>
+          <w:szCs w:val="27"/>
+          <w:lang w:eastAsia="es-ES"/>
+        </w:rPr>
+        <w:t>"</w:t>
+      </w:r>
+      <w:r>
+        <w:rPr>
+          <w:rFonts w:ascii="Consolas" w:eastAsia="Times New Roman" w:hAnsi="Consolas" w:cs="Times New Roman"/>
+          <w:b/>
+          <w:bCs/>
+          <w:color w:val="000000"/>
+          <w:sz w:val="27"/>
+          <w:szCs w:val="27"/>
+          <w:lang w:eastAsia="es-ES"/>
+        </w:rPr>
+        <w:t xml:space="preserve"> </w:t>
+      </w:r>
+      <w:r>
+        <w:rPr>
+          <w:rFonts w:ascii="Consolas" w:eastAsia="Times New Roman" w:hAnsi="Consolas" w:cs="Times New Roman"/>
+          <w:b/>
+          <w:bCs/>
+          <w:color w:val="6AAF19"/>
+          <w:sz w:val="27"/>
+          <w:szCs w:val="27"/>
+          <w:lang w:eastAsia="es-ES"/>
+        </w:rPr>
+        <w:t>*</w:t>
+      </w:r>
+      <w:proofErr w:type="spellStart"/>
+      <w:r>
+        <w:rPr>
+          <w:rFonts w:ascii="Consolas" w:eastAsia="Times New Roman" w:hAnsi="Consolas" w:cs="Times New Roman"/>
+          <w:b/>
+          <w:bCs/>
+          <w:color w:val="6AAF19"/>
+          <w:sz w:val="27"/>
+          <w:szCs w:val="27"/>
+          <w:lang w:eastAsia="es-ES"/>
+        </w:rPr>
+        <w:t>ngIf</w:t>
+      </w:r>
+      <w:proofErr w:type="spellEnd"/>
+      <w:r>
+        <w:rPr>
+          <w:rFonts w:ascii="Consolas" w:eastAsia="Times New Roman" w:hAnsi="Consolas" w:cs="Times New Roman"/>
+          <w:b/>
+          <w:bCs/>
+          <w:i/>
+          <w:iCs/>
+          <w:color w:val="CD3704"/>
+          <w:sz w:val="27"/>
+          <w:szCs w:val="27"/>
+          <w:lang w:eastAsia="es-ES"/>
+        </w:rPr>
+        <w:t>=</w:t>
+      </w:r>
+      <w:r>
+        <w:rPr>
+          <w:rFonts w:ascii="Consolas" w:eastAsia="Times New Roman" w:hAnsi="Consolas" w:cs="Times New Roman"/>
+          <w:b/>
+          <w:bCs/>
+          <w:i/>
+          <w:iCs/>
+          <w:color w:val="F25A00"/>
+          <w:sz w:val="27"/>
+          <w:szCs w:val="27"/>
+          <w:lang w:eastAsia="es-ES"/>
+        </w:rPr>
+        <w:t>"</w:t>
+      </w:r>
+      <w:proofErr w:type="spellStart"/>
+      <w:r>
+        <w:rPr>
+          <w:rFonts w:ascii="Consolas" w:eastAsia="Times New Roman" w:hAnsi="Consolas" w:cs="Times New Roman"/>
+          <w:b/>
+          <w:bCs/>
+          <w:i/>
+          <w:iCs/>
+          <w:color w:val="F25A00"/>
+          <w:sz w:val="27"/>
+          <w:szCs w:val="27"/>
+          <w:lang w:eastAsia="es-ES"/>
+        </w:rPr>
+        <w:t>sports.length</w:t>
+      </w:r>
+      <w:proofErr w:type="spellEnd"/>
+      <w:r>
+        <w:rPr>
+          <w:rFonts w:ascii="Consolas" w:eastAsia="Times New Roman" w:hAnsi="Consolas" w:cs="Times New Roman"/>
+          <w:b/>
+          <w:bCs/>
+          <w:i/>
+          <w:iCs/>
+          <w:color w:val="F25A00"/>
+          <w:sz w:val="27"/>
+          <w:szCs w:val="27"/>
+          <w:lang w:eastAsia="es-ES"/>
+        </w:rPr>
+        <w:t xml:space="preserve"> &gt; 4"</w:t>
+      </w:r>
+      <w:r>
+        <w:rPr>
+          <w:rFonts w:ascii="Consolas" w:eastAsia="Times New Roman" w:hAnsi="Consolas" w:cs="Times New Roman"/>
+          <w:b/>
+          <w:bCs/>
+          <w:color w:val="000000"/>
+          <w:sz w:val="27"/>
+          <w:szCs w:val="27"/>
+          <w:lang w:eastAsia="es-ES"/>
+        </w:rPr>
+        <w:t>&gt;</w:t>
+      </w:r>
+    </w:p>
+    <w:p>
+      <w:pPr>
+        <w:shd w:val="clear" w:color="auto" w:fill="FFFFFF"/>
+        <w:spacing w:after="0" w:line="360" w:lineRule="atLeast"/>
+        <w:rPr>
+          <w:rFonts w:ascii="Consolas" w:eastAsia="Times New Roman" w:hAnsi="Consolas" w:cs="Times New Roman"/>
+          <w:b/>
+          <w:bCs/>
+          <w:color w:val="000000"/>
+          <w:sz w:val="27"/>
+          <w:szCs w:val="27"/>
+          <w:lang w:eastAsia="es-ES"/>
+        </w:rPr>
+      </w:pPr>
+      <w:r>
+        <w:rPr>
+          <w:rFonts w:ascii="Consolas" w:eastAsia="Times New Roman" w:hAnsi="Consolas" w:cs="Times New Roman"/>
+          <w:b/>
+          <w:bCs/>
+          <w:color w:val="000000"/>
+          <w:sz w:val="27"/>
+          <w:szCs w:val="27"/>
+          <w:lang w:eastAsia="es-ES"/>
+        </w:rPr>
+        <w:t xml:space="preserve">        Directiva </w:t>
+      </w:r>
+      <w:proofErr w:type="spellStart"/>
+      <w:r>
+        <w:rPr>
+          <w:rFonts w:ascii="Consolas" w:eastAsia="Times New Roman" w:hAnsi="Consolas" w:cs="Times New Roman"/>
+          <w:b/>
+          <w:bCs/>
+          <w:color w:val="000000"/>
+          <w:sz w:val="27"/>
+          <w:szCs w:val="27"/>
+          <w:lang w:eastAsia="es-ES"/>
+        </w:rPr>
+        <w:t>ngIf</w:t>
+      </w:r>
+      <w:proofErr w:type="spellEnd"/>
+      <w:r>
+        <w:rPr>
+          <w:rFonts w:ascii="Consolas" w:eastAsia="Times New Roman" w:hAnsi="Consolas" w:cs="Times New Roman"/>
+          <w:b/>
+          <w:bCs/>
+          <w:color w:val="000000"/>
+          <w:sz w:val="27"/>
+          <w:szCs w:val="27"/>
+          <w:lang w:eastAsia="es-ES"/>
+        </w:rPr>
+        <w:t xml:space="preserve"> con </w:t>
+      </w:r>
+      <w:proofErr w:type="spellStart"/>
+      <w:proofErr w:type="gramStart"/>
+      <w:r>
+        <w:rPr>
+          <w:rFonts w:ascii="Consolas" w:eastAsia="Times New Roman" w:hAnsi="Consolas" w:cs="Times New Roman"/>
+          <w:b/>
+          <w:bCs/>
+          <w:color w:val="000000"/>
+          <w:sz w:val="27"/>
+          <w:szCs w:val="27"/>
+          <w:lang w:eastAsia="es-ES"/>
+        </w:rPr>
+        <w:t>mas</w:t>
+      </w:r>
+      <w:proofErr w:type="spellEnd"/>
+      <w:proofErr w:type="gramEnd"/>
+      <w:r>
+        <w:rPr>
+          <w:rFonts w:ascii="Consolas" w:eastAsia="Times New Roman" w:hAnsi="Consolas" w:cs="Times New Roman"/>
+          <w:b/>
+          <w:bCs/>
+          <w:color w:val="000000"/>
+          <w:sz w:val="27"/>
+          <w:szCs w:val="27"/>
+          <w:lang w:eastAsia="es-ES"/>
+        </w:rPr>
+        <w:t xml:space="preserve"> de 4 deportes: {{</w:t>
+      </w:r>
+      <w:proofErr w:type="spellStart"/>
+      <w:r>
+        <w:rPr>
+          <w:rFonts w:ascii="Consolas" w:eastAsia="Times New Roman" w:hAnsi="Consolas" w:cs="Times New Roman"/>
+          <w:b/>
+          <w:bCs/>
+          <w:color w:val="000000"/>
+          <w:sz w:val="27"/>
+          <w:szCs w:val="27"/>
+          <w:lang w:eastAsia="es-ES"/>
+        </w:rPr>
+        <w:t>sports.length</w:t>
+      </w:r>
+      <w:proofErr w:type="spellEnd"/>
+      <w:r>
+        <w:rPr>
+          <w:rFonts w:ascii="Consolas" w:eastAsia="Times New Roman" w:hAnsi="Consolas" w:cs="Times New Roman"/>
+          <w:b/>
+          <w:bCs/>
+          <w:color w:val="000000"/>
+          <w:sz w:val="27"/>
+          <w:szCs w:val="27"/>
+          <w:lang w:eastAsia="es-ES"/>
+        </w:rPr>
+        <w:t>}}</w:t>
+      </w:r>
+    </w:p>
+    <w:p>
+      <w:pPr>
+        <w:shd w:val="clear" w:color="auto" w:fill="FFFFFF"/>
+        <w:spacing w:after="0" w:line="360" w:lineRule="atLeast"/>
+        <w:rPr>
+          <w:rFonts w:ascii="Consolas" w:eastAsia="Times New Roman" w:hAnsi="Consolas" w:cs="Times New Roman"/>
+          <w:b/>
+          <w:bCs/>
+          <w:color w:val="000000"/>
+          <w:sz w:val="27"/>
+          <w:szCs w:val="27"/>
+          <w:lang w:eastAsia="es-ES"/>
+        </w:rPr>
+      </w:pPr>
+      <w:r>
+        <w:rPr>
+          <w:rFonts w:ascii="Consolas" w:eastAsia="Times New Roman" w:hAnsi="Consolas" w:cs="Times New Roman"/>
+          <w:b/>
+          <w:bCs/>
+          <w:color w:val="000000"/>
+          <w:sz w:val="27"/>
+          <w:szCs w:val="27"/>
+          <w:lang w:eastAsia="es-ES"/>
+        </w:rPr>
+        <w:t>    &lt;/</w:t>
+      </w:r>
+      <w:r>
+        <w:rPr>
+          <w:rFonts w:ascii="Consolas" w:eastAsia="Times New Roman" w:hAnsi="Consolas" w:cs="Times New Roman"/>
+          <w:b/>
+          <w:bCs/>
+          <w:color w:val="F92672"/>
+          <w:sz w:val="27"/>
+          <w:szCs w:val="27"/>
+          <w:lang w:eastAsia="es-ES"/>
+        </w:rPr>
+        <w:t>h2</w:t>
+      </w:r>
+      <w:r>
+        <w:rPr>
+          <w:rFonts w:ascii="Consolas" w:eastAsia="Times New Roman" w:hAnsi="Consolas" w:cs="Times New Roman"/>
+          <w:b/>
+          <w:bCs/>
+          <w:color w:val="000000"/>
+          <w:sz w:val="27"/>
+          <w:szCs w:val="27"/>
+          <w:lang w:eastAsia="es-ES"/>
+        </w:rPr>
+        <w:t>&gt;</w:t>
+      </w:r>
+    </w:p>
+    <w:p>
+      <w:pPr>
+        <w:shd w:val="clear" w:color="auto" w:fill="FFFFFF"/>
+        <w:spacing w:after="0" w:line="360" w:lineRule="atLeast"/>
+        <w:rPr>
+          <w:rFonts w:ascii="Consolas" w:eastAsia="Times New Roman" w:hAnsi="Consolas" w:cs="Times New Roman"/>
+          <w:b/>
+          <w:bCs/>
+          <w:color w:val="000000"/>
+          <w:sz w:val="27"/>
+          <w:szCs w:val="27"/>
+          <w:lang w:eastAsia="es-ES"/>
+        </w:rPr>
+      </w:pPr>
+      <w:r>
+        <w:rPr>
+          <w:rFonts w:ascii="Consolas" w:eastAsia="Times New Roman" w:hAnsi="Consolas" w:cs="Times New Roman"/>
+          <w:b/>
+          <w:bCs/>
+          <w:color w:val="000000"/>
+          <w:sz w:val="27"/>
+          <w:szCs w:val="27"/>
+          <w:lang w:eastAsia="es-ES"/>
+        </w:rPr>
+        <w:t>    &lt;</w:t>
+      </w:r>
+      <w:r>
+        <w:rPr>
+          <w:rFonts w:ascii="Consolas" w:eastAsia="Times New Roman" w:hAnsi="Consolas" w:cs="Times New Roman"/>
+          <w:b/>
+          <w:bCs/>
+          <w:color w:val="F92672"/>
+          <w:sz w:val="27"/>
+          <w:szCs w:val="27"/>
+          <w:lang w:eastAsia="es-ES"/>
+        </w:rPr>
+        <w:t>h2</w:t>
+      </w:r>
+      <w:r>
+        <w:rPr>
+          <w:rFonts w:ascii="Consolas" w:eastAsia="Times New Roman" w:hAnsi="Consolas" w:cs="Times New Roman"/>
+          <w:b/>
+          <w:bCs/>
+          <w:color w:val="000000"/>
+          <w:sz w:val="27"/>
+          <w:szCs w:val="27"/>
+          <w:lang w:eastAsia="es-ES"/>
+        </w:rPr>
+        <w:t xml:space="preserve"> </w:t>
+      </w:r>
+      <w:r>
+        <w:rPr>
+          <w:rFonts w:ascii="Consolas" w:eastAsia="Times New Roman" w:hAnsi="Consolas" w:cs="Times New Roman"/>
+          <w:b/>
+          <w:bCs/>
+          <w:color w:val="6AAF19"/>
+          <w:sz w:val="27"/>
+          <w:szCs w:val="27"/>
+          <w:lang w:eastAsia="es-ES"/>
+        </w:rPr>
+        <w:t>*</w:t>
+      </w:r>
+      <w:proofErr w:type="spellStart"/>
+      <w:r>
+        <w:rPr>
+          <w:rFonts w:ascii="Consolas" w:eastAsia="Times New Roman" w:hAnsi="Consolas" w:cs="Times New Roman"/>
+          <w:b/>
+          <w:bCs/>
+          <w:color w:val="6AAF19"/>
+          <w:sz w:val="27"/>
+          <w:szCs w:val="27"/>
+          <w:lang w:eastAsia="es-ES"/>
+        </w:rPr>
+        <w:t>ngIf</w:t>
+      </w:r>
+      <w:proofErr w:type="spellEnd"/>
+      <w:r>
+        <w:rPr>
+          <w:rFonts w:ascii="Consolas" w:eastAsia="Times New Roman" w:hAnsi="Consolas" w:cs="Times New Roman"/>
+          <w:b/>
+          <w:bCs/>
+          <w:i/>
+          <w:iCs/>
+          <w:color w:val="CD3704"/>
+          <w:sz w:val="27"/>
+          <w:szCs w:val="27"/>
+          <w:lang w:eastAsia="es-ES"/>
+        </w:rPr>
+        <w:t>=</w:t>
+      </w:r>
+      <w:r>
+        <w:rPr>
+          <w:rFonts w:ascii="Consolas" w:eastAsia="Times New Roman" w:hAnsi="Consolas" w:cs="Times New Roman"/>
+          <w:b/>
+          <w:bCs/>
+          <w:i/>
+          <w:iCs/>
+          <w:color w:val="F25A00"/>
+          <w:sz w:val="27"/>
+          <w:szCs w:val="27"/>
+          <w:lang w:eastAsia="es-ES"/>
+        </w:rPr>
+        <w:t>"</w:t>
+      </w:r>
+      <w:proofErr w:type="spellStart"/>
+      <w:r>
+        <w:rPr>
+          <w:rFonts w:ascii="Consolas" w:eastAsia="Times New Roman" w:hAnsi="Consolas" w:cs="Times New Roman"/>
+          <w:b/>
+          <w:bCs/>
+          <w:i/>
+          <w:iCs/>
+          <w:color w:val="F25A00"/>
+          <w:sz w:val="27"/>
+          <w:szCs w:val="27"/>
+          <w:lang w:eastAsia="es-ES"/>
+        </w:rPr>
+        <w:t>sports.length</w:t>
+      </w:r>
+      <w:proofErr w:type="spellEnd"/>
+      <w:r>
+        <w:rPr>
+          <w:rFonts w:ascii="Consolas" w:eastAsia="Times New Roman" w:hAnsi="Consolas" w:cs="Times New Roman"/>
+          <w:b/>
+          <w:bCs/>
+          <w:i/>
+          <w:iCs/>
+          <w:color w:val="F25A00"/>
+          <w:sz w:val="27"/>
+          <w:szCs w:val="27"/>
+          <w:lang w:eastAsia="es-ES"/>
+        </w:rPr>
+        <w:t xml:space="preserve"> &gt; 4; </w:t>
+      </w:r>
+      <w:proofErr w:type="spellStart"/>
+      <w:r>
+        <w:rPr>
+          <w:rFonts w:ascii="Consolas" w:eastAsia="Times New Roman" w:hAnsi="Consolas" w:cs="Times New Roman"/>
+          <w:b/>
+          <w:bCs/>
+          <w:i/>
+          <w:iCs/>
+          <w:color w:val="F25A00"/>
+          <w:sz w:val="27"/>
+          <w:szCs w:val="27"/>
+          <w:lang w:eastAsia="es-ES"/>
+        </w:rPr>
+        <w:t>then</w:t>
+      </w:r>
+      <w:proofErr w:type="spellEnd"/>
+      <w:r>
+        <w:rPr>
+          <w:rFonts w:ascii="Consolas" w:eastAsia="Times New Roman" w:hAnsi="Consolas" w:cs="Times New Roman"/>
+          <w:b/>
+          <w:bCs/>
+          <w:i/>
+          <w:iCs/>
+          <w:color w:val="F25A00"/>
+          <w:sz w:val="27"/>
+          <w:szCs w:val="27"/>
+          <w:lang w:eastAsia="es-ES"/>
+        </w:rPr>
+        <w:t xml:space="preserve"> </w:t>
+      </w:r>
+      <w:proofErr w:type="spellStart"/>
+      <w:r>
+        <w:rPr>
+          <w:rFonts w:ascii="Consolas" w:eastAsia="Times New Roman" w:hAnsi="Consolas" w:cs="Times New Roman"/>
+          <w:b/>
+          <w:bCs/>
+          <w:i/>
+          <w:iCs/>
+          <w:color w:val="F25A00"/>
+          <w:sz w:val="27"/>
+          <w:szCs w:val="27"/>
+          <w:lang w:eastAsia="es-ES"/>
+        </w:rPr>
+        <w:t>condiciontrue</w:t>
+      </w:r>
+      <w:proofErr w:type="spellEnd"/>
+      <w:r>
+        <w:rPr>
+          <w:rFonts w:ascii="Consolas" w:eastAsia="Times New Roman" w:hAnsi="Consolas" w:cs="Times New Roman"/>
+          <w:b/>
+          <w:bCs/>
+          <w:i/>
+          <w:iCs/>
+          <w:color w:val="F25A00"/>
+          <w:sz w:val="27"/>
+          <w:szCs w:val="27"/>
+          <w:lang w:eastAsia="es-ES"/>
+        </w:rPr>
+        <w:t xml:space="preserve">; </w:t>
+      </w:r>
+      <w:proofErr w:type="spellStart"/>
+      <w:r>
+        <w:rPr>
+          <w:rFonts w:ascii="Consolas" w:eastAsia="Times New Roman" w:hAnsi="Consolas" w:cs="Times New Roman"/>
+          <w:b/>
+          <w:bCs/>
+          <w:i/>
+          <w:iCs/>
+          <w:color w:val="F25A00"/>
+          <w:sz w:val="27"/>
+          <w:szCs w:val="27"/>
+          <w:lang w:eastAsia="es-ES"/>
+        </w:rPr>
+        <w:t>else</w:t>
+      </w:r>
+      <w:proofErr w:type="spellEnd"/>
+      <w:r>
+        <w:rPr>
+          <w:rFonts w:ascii="Consolas" w:eastAsia="Times New Roman" w:hAnsi="Consolas" w:cs="Times New Roman"/>
+          <w:b/>
+          <w:bCs/>
+          <w:i/>
+          <w:iCs/>
+          <w:color w:val="F25A00"/>
+          <w:sz w:val="27"/>
+          <w:szCs w:val="27"/>
+          <w:lang w:eastAsia="es-ES"/>
+        </w:rPr>
+        <w:t xml:space="preserve"> </w:t>
+      </w:r>
+      <w:proofErr w:type="spellStart"/>
+      <w:r>
+        <w:rPr>
+          <w:rFonts w:ascii="Consolas" w:eastAsia="Times New Roman" w:hAnsi="Consolas" w:cs="Times New Roman"/>
+          <w:b/>
+          <w:bCs/>
+          <w:i/>
+          <w:iCs/>
+          <w:color w:val="F25A00"/>
+          <w:sz w:val="27"/>
+          <w:szCs w:val="27"/>
+          <w:lang w:eastAsia="es-ES"/>
+        </w:rPr>
+        <w:t>condicionfalse</w:t>
+      </w:r>
+      <w:proofErr w:type="spellEnd"/>
+      <w:r>
+        <w:rPr>
+          <w:rFonts w:ascii="Consolas" w:eastAsia="Times New Roman" w:hAnsi="Consolas" w:cs="Times New Roman"/>
+          <w:b/>
+          <w:bCs/>
+          <w:i/>
+          <w:iCs/>
+          <w:color w:val="F25A00"/>
+          <w:sz w:val="27"/>
+          <w:szCs w:val="27"/>
+          <w:lang w:eastAsia="es-ES"/>
+        </w:rPr>
+        <w:t>"</w:t>
+      </w:r>
+      <w:r>
+        <w:rPr>
+          <w:rFonts w:ascii="Consolas" w:eastAsia="Times New Roman" w:hAnsi="Consolas" w:cs="Times New Roman"/>
+          <w:b/>
+          <w:bCs/>
+          <w:color w:val="000000"/>
+          <w:sz w:val="27"/>
+          <w:szCs w:val="27"/>
+          <w:lang w:eastAsia="es-ES"/>
+        </w:rPr>
+        <w:t>&gt;</w:t>
+      </w:r>
+    </w:p>
+    <w:p>
+      <w:pPr>
+        <w:shd w:val="clear" w:color="auto" w:fill="FFFFFF"/>
+        <w:spacing w:after="0" w:line="360" w:lineRule="atLeast"/>
+        <w:rPr>
+          <w:rFonts w:ascii="Consolas" w:eastAsia="Times New Roman" w:hAnsi="Consolas" w:cs="Times New Roman"/>
+          <w:b/>
+          <w:bCs/>
+          <w:color w:val="000000"/>
+          <w:sz w:val="27"/>
+          <w:szCs w:val="27"/>
+          <w:lang w:eastAsia="es-ES"/>
+        </w:rPr>
+      </w:pPr>
+      <w:r>
+        <w:rPr>
+          <w:rFonts w:ascii="Consolas" w:eastAsia="Times New Roman" w:hAnsi="Consolas" w:cs="Times New Roman"/>
+          <w:b/>
+          <w:bCs/>
+          <w:color w:val="000000"/>
+          <w:sz w:val="27"/>
+          <w:szCs w:val="27"/>
+          <w:lang w:eastAsia="es-ES"/>
+        </w:rPr>
+        <w:t xml:space="preserve">        Directiva </w:t>
+      </w:r>
+      <w:proofErr w:type="spellStart"/>
+      <w:r>
+        <w:rPr>
+          <w:rFonts w:ascii="Consolas" w:eastAsia="Times New Roman" w:hAnsi="Consolas" w:cs="Times New Roman"/>
+          <w:b/>
+          <w:bCs/>
+          <w:color w:val="000000"/>
+          <w:sz w:val="27"/>
+          <w:szCs w:val="27"/>
+          <w:lang w:eastAsia="es-ES"/>
+        </w:rPr>
+        <w:t>ngIf</w:t>
+      </w:r>
+      <w:proofErr w:type="spellEnd"/>
+      <w:r>
+        <w:rPr>
+          <w:rFonts w:ascii="Consolas" w:eastAsia="Times New Roman" w:hAnsi="Consolas" w:cs="Times New Roman"/>
+          <w:b/>
+          <w:bCs/>
+          <w:color w:val="000000"/>
+          <w:sz w:val="27"/>
+          <w:szCs w:val="27"/>
+          <w:lang w:eastAsia="es-ES"/>
+        </w:rPr>
+        <w:t xml:space="preserve"> con </w:t>
+      </w:r>
+      <w:proofErr w:type="spellStart"/>
+      <w:proofErr w:type="gramStart"/>
+      <w:r>
+        <w:rPr>
+          <w:rFonts w:ascii="Consolas" w:eastAsia="Times New Roman" w:hAnsi="Consolas" w:cs="Times New Roman"/>
+          <w:b/>
+          <w:bCs/>
+          <w:color w:val="000000"/>
+          <w:sz w:val="27"/>
+          <w:szCs w:val="27"/>
+          <w:lang w:eastAsia="es-ES"/>
+        </w:rPr>
+        <w:t>mas</w:t>
+      </w:r>
+      <w:proofErr w:type="spellEnd"/>
+      <w:proofErr w:type="gramEnd"/>
+      <w:r>
+        <w:rPr>
+          <w:rFonts w:ascii="Consolas" w:eastAsia="Times New Roman" w:hAnsi="Consolas" w:cs="Times New Roman"/>
+          <w:b/>
+          <w:bCs/>
+          <w:color w:val="000000"/>
+          <w:sz w:val="27"/>
+          <w:szCs w:val="27"/>
+          <w:lang w:eastAsia="es-ES"/>
+        </w:rPr>
+        <w:t xml:space="preserve"> de 4 deportes: {{</w:t>
+      </w:r>
+      <w:proofErr w:type="spellStart"/>
+      <w:r>
+        <w:rPr>
+          <w:rFonts w:ascii="Consolas" w:eastAsia="Times New Roman" w:hAnsi="Consolas" w:cs="Times New Roman"/>
+          <w:b/>
+          <w:bCs/>
+          <w:color w:val="000000"/>
+          <w:sz w:val="27"/>
+          <w:szCs w:val="27"/>
+          <w:lang w:eastAsia="es-ES"/>
+        </w:rPr>
+        <w:t>sports.length</w:t>
+      </w:r>
+      <w:proofErr w:type="spellEnd"/>
+      <w:r>
+        <w:rPr>
+          <w:rFonts w:ascii="Consolas" w:eastAsia="Times New Roman" w:hAnsi="Consolas" w:cs="Times New Roman"/>
+          <w:b/>
+          <w:bCs/>
+          <w:color w:val="000000"/>
+          <w:sz w:val="27"/>
+          <w:szCs w:val="27"/>
+          <w:lang w:eastAsia="es-ES"/>
+        </w:rPr>
+        <w:t>}}</w:t>
+      </w:r>
+    </w:p>
+    <w:p>
+      <w:pPr>
+        <w:shd w:val="clear" w:color="auto" w:fill="FFFFFF"/>
+        <w:spacing w:after="0" w:line="360" w:lineRule="atLeast"/>
+        <w:rPr>
+          <w:rFonts w:ascii="Consolas" w:eastAsia="Times New Roman" w:hAnsi="Consolas" w:cs="Times New Roman"/>
+          <w:b/>
+          <w:bCs/>
+          <w:color w:val="000000"/>
+          <w:sz w:val="27"/>
+          <w:szCs w:val="27"/>
+          <w:lang w:eastAsia="es-ES"/>
+        </w:rPr>
+      </w:pPr>
+      <w:r>
+        <w:rPr>
+          <w:rFonts w:ascii="Consolas" w:eastAsia="Times New Roman" w:hAnsi="Consolas" w:cs="Times New Roman"/>
+          <w:b/>
+          <w:bCs/>
+          <w:color w:val="000000"/>
+          <w:sz w:val="27"/>
+          <w:szCs w:val="27"/>
+          <w:lang w:eastAsia="es-ES"/>
+        </w:rPr>
+        <w:t>    &lt;/</w:t>
+      </w:r>
+      <w:r>
+        <w:rPr>
+          <w:rFonts w:ascii="Consolas" w:eastAsia="Times New Roman" w:hAnsi="Consolas" w:cs="Times New Roman"/>
+          <w:b/>
+          <w:bCs/>
+          <w:color w:val="F92672"/>
+          <w:sz w:val="27"/>
+          <w:szCs w:val="27"/>
+          <w:lang w:eastAsia="es-ES"/>
+        </w:rPr>
+        <w:t>h2</w:t>
+      </w:r>
+      <w:r>
+        <w:rPr>
+          <w:rFonts w:ascii="Consolas" w:eastAsia="Times New Roman" w:hAnsi="Consolas" w:cs="Times New Roman"/>
+          <w:b/>
+          <w:bCs/>
+          <w:color w:val="000000"/>
+          <w:sz w:val="27"/>
+          <w:szCs w:val="27"/>
+          <w:lang w:eastAsia="es-ES"/>
+        </w:rPr>
+        <w:t>&gt;    </w:t>
+      </w:r>
+    </w:p>
+    <w:p>
+      <w:pPr>
+        <w:shd w:val="clear" w:color="auto" w:fill="FFFFFF"/>
+        <w:spacing w:after="0" w:line="360" w:lineRule="atLeast"/>
+        <w:rPr>
+          <w:rFonts w:ascii="Consolas" w:eastAsia="Times New Roman" w:hAnsi="Consolas" w:cs="Times New Roman"/>
+          <w:b/>
+          <w:bCs/>
+          <w:color w:val="000000"/>
+          <w:sz w:val="27"/>
+          <w:szCs w:val="27"/>
+          <w:lang w:eastAsia="es-ES"/>
+        </w:rPr>
+      </w:pPr>
+      <w:r>
+        <w:rPr>
+          <w:rFonts w:ascii="Consolas" w:eastAsia="Times New Roman" w:hAnsi="Consolas" w:cs="Times New Roman"/>
+          <w:b/>
+          <w:bCs/>
+          <w:color w:val="000000"/>
+          <w:sz w:val="27"/>
+          <w:szCs w:val="27"/>
+          <w:lang w:eastAsia="es-ES"/>
+        </w:rPr>
+        <w:t>    &lt;</w:t>
+      </w:r>
+      <w:proofErr w:type="spellStart"/>
+      <w:r>
+        <w:rPr>
+          <w:rFonts w:ascii="Consolas" w:eastAsia="Times New Roman" w:hAnsi="Consolas" w:cs="Times New Roman"/>
+          <w:b/>
+          <w:bCs/>
+          <w:color w:val="F92672"/>
+          <w:sz w:val="27"/>
+          <w:szCs w:val="27"/>
+          <w:lang w:eastAsia="es-ES"/>
+        </w:rPr>
+        <w:t>ng-template</w:t>
+      </w:r>
+      <w:proofErr w:type="spellEnd"/>
+      <w:r>
+        <w:rPr>
+          <w:rFonts w:ascii="Consolas" w:eastAsia="Times New Roman" w:hAnsi="Consolas" w:cs="Times New Roman"/>
+          <w:b/>
+          <w:bCs/>
+          <w:color w:val="000000"/>
+          <w:sz w:val="27"/>
+          <w:szCs w:val="27"/>
+          <w:lang w:eastAsia="es-ES"/>
+        </w:rPr>
+        <w:t xml:space="preserve"> </w:t>
+      </w:r>
+      <w:r>
+        <w:rPr>
+          <w:rFonts w:ascii="Consolas" w:eastAsia="Times New Roman" w:hAnsi="Consolas" w:cs="Times New Roman"/>
+          <w:b/>
+          <w:bCs/>
+          <w:color w:val="6AAF19"/>
+          <w:sz w:val="27"/>
+          <w:szCs w:val="27"/>
+          <w:lang w:eastAsia="es-ES"/>
+        </w:rPr>
+        <w:t>#</w:t>
+      </w:r>
+      <w:proofErr w:type="spellStart"/>
+      <w:r>
+        <w:rPr>
+          <w:rFonts w:ascii="Consolas" w:eastAsia="Times New Roman" w:hAnsi="Consolas" w:cs="Times New Roman"/>
+          <w:b/>
+          <w:bCs/>
+          <w:color w:val="6AAF19"/>
+          <w:sz w:val="27"/>
+          <w:szCs w:val="27"/>
+          <w:lang w:eastAsia="es-ES"/>
+        </w:rPr>
+        <w:t>condiciontrue</w:t>
+      </w:r>
+      <w:proofErr w:type="spellEnd"/>
+      <w:r>
+        <w:rPr>
+          <w:rFonts w:ascii="Consolas" w:eastAsia="Times New Roman" w:hAnsi="Consolas" w:cs="Times New Roman"/>
+          <w:b/>
+          <w:bCs/>
+          <w:color w:val="000000"/>
+          <w:sz w:val="27"/>
+          <w:szCs w:val="27"/>
+          <w:lang w:eastAsia="es-ES"/>
+        </w:rPr>
+        <w:t>&gt;</w:t>
+      </w:r>
+    </w:p>
+    <w:p>
+      <w:pPr>
+        <w:shd w:val="clear" w:color="auto" w:fill="FFFFFF"/>
+        <w:spacing w:after="0" w:line="360" w:lineRule="atLeast"/>
+        <w:rPr>
+          <w:rFonts w:ascii="Consolas" w:eastAsia="Times New Roman" w:hAnsi="Consolas" w:cs="Times New Roman"/>
+          <w:b/>
+          <w:bCs/>
+          <w:color w:val="000000"/>
+          <w:sz w:val="27"/>
+          <w:szCs w:val="27"/>
+          <w:lang w:eastAsia="es-ES"/>
+        </w:rPr>
+      </w:pPr>
+      <w:r>
+        <w:rPr>
+          <w:rFonts w:ascii="Consolas" w:eastAsia="Times New Roman" w:hAnsi="Consolas" w:cs="Times New Roman"/>
+          <w:b/>
+          <w:bCs/>
+          <w:color w:val="000000"/>
+          <w:sz w:val="27"/>
+          <w:szCs w:val="27"/>
+          <w:lang w:eastAsia="es-ES"/>
+        </w:rPr>
+        <w:t>        &lt;</w:t>
+      </w:r>
+      <w:r>
+        <w:rPr>
+          <w:rFonts w:ascii="Consolas" w:eastAsia="Times New Roman" w:hAnsi="Consolas" w:cs="Times New Roman"/>
+          <w:b/>
+          <w:bCs/>
+          <w:color w:val="F92672"/>
+          <w:sz w:val="27"/>
+          <w:szCs w:val="27"/>
+          <w:lang w:eastAsia="es-ES"/>
+        </w:rPr>
+        <w:t>p</w:t>
+      </w:r>
+      <w:r>
+        <w:rPr>
+          <w:rFonts w:ascii="Consolas" w:eastAsia="Times New Roman" w:hAnsi="Consolas" w:cs="Times New Roman"/>
+          <w:b/>
+          <w:bCs/>
+          <w:color w:val="000000"/>
+          <w:sz w:val="27"/>
+          <w:szCs w:val="27"/>
+          <w:lang w:eastAsia="es-ES"/>
+        </w:rPr>
+        <w:t xml:space="preserve"> </w:t>
+      </w:r>
+      <w:proofErr w:type="spellStart"/>
+      <w:r>
+        <w:rPr>
+          <w:rFonts w:ascii="Consolas" w:eastAsia="Times New Roman" w:hAnsi="Consolas" w:cs="Times New Roman"/>
+          <w:b/>
+          <w:bCs/>
+          <w:color w:val="6AAF19"/>
+          <w:sz w:val="27"/>
+          <w:szCs w:val="27"/>
+          <w:lang w:eastAsia="es-ES"/>
+        </w:rPr>
+        <w:t>style</w:t>
+      </w:r>
+      <w:proofErr w:type="spellEnd"/>
+      <w:r>
+        <w:rPr>
+          <w:rFonts w:ascii="Consolas" w:eastAsia="Times New Roman" w:hAnsi="Consolas" w:cs="Times New Roman"/>
+          <w:b/>
+          <w:bCs/>
+          <w:i/>
+          <w:iCs/>
+          <w:color w:val="CD3704"/>
+          <w:sz w:val="27"/>
+          <w:szCs w:val="27"/>
+          <w:lang w:eastAsia="es-ES"/>
+        </w:rPr>
+        <w:t>=</w:t>
+      </w:r>
+      <w:r>
+        <w:rPr>
+          <w:rFonts w:ascii="Consolas" w:eastAsia="Times New Roman" w:hAnsi="Consolas" w:cs="Times New Roman"/>
+          <w:b/>
+          <w:bCs/>
+          <w:i/>
+          <w:iCs/>
+          <w:color w:val="F25A00"/>
+          <w:sz w:val="27"/>
+          <w:szCs w:val="27"/>
+          <w:lang w:eastAsia="es-ES"/>
+        </w:rPr>
+        <w:t>"</w:t>
+      </w:r>
+      <w:proofErr w:type="spellStart"/>
+      <w:r>
+        <w:rPr>
+          <w:rFonts w:ascii="Consolas" w:eastAsia="Times New Roman" w:hAnsi="Consolas" w:cs="Times New Roman"/>
+          <w:b/>
+          <w:bCs/>
+          <w:i/>
+          <w:iCs/>
+          <w:color w:val="F25A00"/>
+          <w:sz w:val="27"/>
+          <w:szCs w:val="27"/>
+          <w:lang w:eastAsia="es-ES"/>
+        </w:rPr>
+        <w:t>background</w:t>
+      </w:r>
+      <w:proofErr w:type="spellEnd"/>
+      <w:r>
+        <w:rPr>
+          <w:rFonts w:ascii="Consolas" w:eastAsia="Times New Roman" w:hAnsi="Consolas" w:cs="Times New Roman"/>
+          <w:b/>
+          <w:bCs/>
+          <w:i/>
+          <w:iCs/>
+          <w:color w:val="F25A00"/>
+          <w:sz w:val="27"/>
+          <w:szCs w:val="27"/>
+          <w:lang w:eastAsia="es-ES"/>
+        </w:rPr>
+        <w:t xml:space="preserve">-color: </w:t>
+      </w:r>
+      <w:proofErr w:type="spellStart"/>
+      <w:r>
+        <w:rPr>
+          <w:rFonts w:ascii="Consolas" w:eastAsia="Times New Roman" w:hAnsi="Consolas" w:cs="Times New Roman"/>
+          <w:b/>
+          <w:bCs/>
+          <w:i/>
+          <w:iCs/>
+          <w:color w:val="F25A00"/>
+          <w:sz w:val="27"/>
+          <w:szCs w:val="27"/>
+          <w:lang w:eastAsia="es-ES"/>
+        </w:rPr>
+        <w:t>lightgreen</w:t>
+      </w:r>
+      <w:proofErr w:type="spellEnd"/>
+      <w:r>
+        <w:rPr>
+          <w:rFonts w:ascii="Consolas" w:eastAsia="Times New Roman" w:hAnsi="Consolas" w:cs="Times New Roman"/>
+          <w:b/>
+          <w:bCs/>
+          <w:i/>
+          <w:iCs/>
+          <w:color w:val="F25A00"/>
+          <w:sz w:val="27"/>
+          <w:szCs w:val="27"/>
+          <w:lang w:eastAsia="es-ES"/>
+        </w:rPr>
+        <w:t>;"</w:t>
+      </w:r>
+      <w:r>
+        <w:rPr>
+          <w:rFonts w:ascii="Consolas" w:eastAsia="Times New Roman" w:hAnsi="Consolas" w:cs="Times New Roman"/>
+          <w:b/>
+          <w:bCs/>
+          <w:color w:val="000000"/>
+          <w:sz w:val="27"/>
+          <w:szCs w:val="27"/>
+          <w:lang w:eastAsia="es-ES"/>
+        </w:rPr>
+        <w:t>&gt;</w:t>
+      </w:r>
+    </w:p>
+    <w:p>
+      <w:pPr>
+        <w:shd w:val="clear" w:color="auto" w:fill="FFFFFF"/>
+        <w:spacing w:after="0" w:line="360" w:lineRule="atLeast"/>
+        <w:rPr>
+          <w:rFonts w:ascii="Consolas" w:eastAsia="Times New Roman" w:hAnsi="Consolas" w:cs="Times New Roman"/>
+          <w:b/>
+          <w:bCs/>
+          <w:color w:val="000000"/>
+          <w:sz w:val="27"/>
+          <w:szCs w:val="27"/>
+          <w:lang w:eastAsia="es-ES"/>
+        </w:rPr>
+      </w:pPr>
+      <w:r>
+        <w:rPr>
+          <w:rFonts w:ascii="Consolas" w:eastAsia="Times New Roman" w:hAnsi="Consolas" w:cs="Times New Roman"/>
+          <w:b/>
+          <w:bCs/>
+          <w:color w:val="000000"/>
+          <w:sz w:val="27"/>
+          <w:szCs w:val="27"/>
+          <w:lang w:eastAsia="es-ES"/>
+        </w:rPr>
+        <w:t>            Soy true</w:t>
+      </w:r>
+    </w:p>
+    <w:p>
+      <w:pPr>
+        <w:shd w:val="clear" w:color="auto" w:fill="FFFFFF"/>
+        <w:spacing w:after="0" w:line="360" w:lineRule="atLeast"/>
+        <w:rPr>
+          <w:rFonts w:ascii="Consolas" w:eastAsia="Times New Roman" w:hAnsi="Consolas" w:cs="Times New Roman"/>
+          <w:b/>
+          <w:bCs/>
+          <w:color w:val="000000"/>
+          <w:sz w:val="27"/>
+          <w:szCs w:val="27"/>
+          <w:lang w:eastAsia="es-ES"/>
+        </w:rPr>
+      </w:pPr>
+      <w:r>
+        <w:rPr>
+          <w:rFonts w:ascii="Consolas" w:eastAsia="Times New Roman" w:hAnsi="Consolas" w:cs="Times New Roman"/>
+          <w:b/>
+          <w:bCs/>
+          <w:color w:val="000000"/>
+          <w:sz w:val="27"/>
+          <w:szCs w:val="27"/>
+          <w:lang w:eastAsia="es-ES"/>
+        </w:rPr>
+        <w:t>        &lt;/</w:t>
+      </w:r>
+      <w:r>
+        <w:rPr>
+          <w:rFonts w:ascii="Consolas" w:eastAsia="Times New Roman" w:hAnsi="Consolas" w:cs="Times New Roman"/>
+          <w:b/>
+          <w:bCs/>
+          <w:color w:val="F92672"/>
+          <w:sz w:val="27"/>
+          <w:szCs w:val="27"/>
+          <w:lang w:eastAsia="es-ES"/>
+        </w:rPr>
+        <w:t>p</w:t>
+      </w:r>
+      <w:r>
+        <w:rPr>
+          <w:rFonts w:ascii="Consolas" w:eastAsia="Times New Roman" w:hAnsi="Consolas" w:cs="Times New Roman"/>
+          <w:b/>
+          <w:bCs/>
+          <w:color w:val="000000"/>
+          <w:sz w:val="27"/>
+          <w:szCs w:val="27"/>
+          <w:lang w:eastAsia="es-ES"/>
+        </w:rPr>
+        <w:t>&gt;</w:t>
+      </w:r>
+    </w:p>
+    <w:p>
+      <w:pPr>
+        <w:shd w:val="clear" w:color="auto" w:fill="FFFFFF"/>
+        <w:spacing w:after="0" w:line="360" w:lineRule="atLeast"/>
+        <w:rPr>
+          <w:rFonts w:ascii="Consolas" w:eastAsia="Times New Roman" w:hAnsi="Consolas" w:cs="Times New Roman"/>
+          <w:b/>
+          <w:bCs/>
+          <w:color w:val="000000"/>
+          <w:sz w:val="27"/>
+          <w:szCs w:val="27"/>
+          <w:lang w:eastAsia="es-ES"/>
+        </w:rPr>
+      </w:pPr>
+      <w:r>
+        <w:rPr>
+          <w:rFonts w:ascii="Consolas" w:eastAsia="Times New Roman" w:hAnsi="Consolas" w:cs="Times New Roman"/>
+          <w:b/>
+          <w:bCs/>
+          <w:color w:val="000000"/>
+          <w:sz w:val="27"/>
+          <w:szCs w:val="27"/>
+          <w:lang w:eastAsia="es-ES"/>
+        </w:rPr>
+        <w:t>    &lt;/</w:t>
+      </w:r>
+      <w:proofErr w:type="spellStart"/>
+      <w:proofErr w:type="gramStart"/>
+      <w:r>
+        <w:rPr>
+          <w:rFonts w:ascii="Consolas" w:eastAsia="Times New Roman" w:hAnsi="Consolas" w:cs="Times New Roman"/>
+          <w:b/>
+          <w:bCs/>
+          <w:color w:val="F92672"/>
+          <w:sz w:val="27"/>
+          <w:szCs w:val="27"/>
+          <w:lang w:eastAsia="es-ES"/>
+        </w:rPr>
+        <w:t>ng-template</w:t>
+      </w:r>
+      <w:proofErr w:type="spellEnd"/>
+      <w:proofErr w:type="gramEnd"/>
+      <w:r>
+        <w:rPr>
+          <w:rFonts w:ascii="Consolas" w:eastAsia="Times New Roman" w:hAnsi="Consolas" w:cs="Times New Roman"/>
+          <w:b/>
+          <w:bCs/>
+          <w:color w:val="000000"/>
+          <w:sz w:val="27"/>
+          <w:szCs w:val="27"/>
+          <w:lang w:eastAsia="es-ES"/>
+        </w:rPr>
+        <w:t>&gt;    </w:t>
+      </w:r>
+    </w:p>
+    <w:p>
+      <w:pPr>
+        <w:shd w:val="clear" w:color="auto" w:fill="FFFFFF"/>
+        <w:spacing w:after="0" w:line="360" w:lineRule="atLeast"/>
+        <w:rPr>
+          <w:rFonts w:ascii="Consolas" w:eastAsia="Times New Roman" w:hAnsi="Consolas" w:cs="Times New Roman"/>
+          <w:b/>
+          <w:bCs/>
+          <w:color w:val="000000"/>
+          <w:sz w:val="27"/>
+          <w:szCs w:val="27"/>
+          <w:lang w:eastAsia="es-ES"/>
+        </w:rPr>
+      </w:pPr>
+      <w:r>
+        <w:rPr>
+          <w:rFonts w:ascii="Consolas" w:eastAsia="Times New Roman" w:hAnsi="Consolas" w:cs="Times New Roman"/>
+          <w:b/>
+          <w:bCs/>
+          <w:color w:val="000000"/>
+          <w:sz w:val="27"/>
+          <w:szCs w:val="27"/>
+          <w:lang w:eastAsia="es-ES"/>
+        </w:rPr>
+        <w:t>    &lt;</w:t>
+      </w:r>
+      <w:proofErr w:type="spellStart"/>
+      <w:r>
+        <w:rPr>
+          <w:rFonts w:ascii="Consolas" w:eastAsia="Times New Roman" w:hAnsi="Consolas" w:cs="Times New Roman"/>
+          <w:b/>
+          <w:bCs/>
+          <w:color w:val="F92672"/>
+          <w:sz w:val="27"/>
+          <w:szCs w:val="27"/>
+          <w:lang w:eastAsia="es-ES"/>
+        </w:rPr>
+        <w:t>ng-template</w:t>
+      </w:r>
+      <w:proofErr w:type="spellEnd"/>
+      <w:r>
+        <w:rPr>
+          <w:rFonts w:ascii="Consolas" w:eastAsia="Times New Roman" w:hAnsi="Consolas" w:cs="Times New Roman"/>
+          <w:b/>
+          <w:bCs/>
+          <w:color w:val="000000"/>
+          <w:sz w:val="27"/>
+          <w:szCs w:val="27"/>
+          <w:lang w:eastAsia="es-ES"/>
+        </w:rPr>
+        <w:t xml:space="preserve"> </w:t>
+      </w:r>
+      <w:r>
+        <w:rPr>
+          <w:rFonts w:ascii="Consolas" w:eastAsia="Times New Roman" w:hAnsi="Consolas" w:cs="Times New Roman"/>
+          <w:b/>
+          <w:bCs/>
+          <w:color w:val="6AAF19"/>
+          <w:sz w:val="27"/>
+          <w:szCs w:val="27"/>
+          <w:lang w:eastAsia="es-ES"/>
+        </w:rPr>
+        <w:t>#</w:t>
+      </w:r>
+      <w:proofErr w:type="spellStart"/>
+      <w:r>
+        <w:rPr>
+          <w:rFonts w:ascii="Consolas" w:eastAsia="Times New Roman" w:hAnsi="Consolas" w:cs="Times New Roman"/>
+          <w:b/>
+          <w:bCs/>
+          <w:color w:val="6AAF19"/>
+          <w:sz w:val="27"/>
+          <w:szCs w:val="27"/>
+          <w:lang w:eastAsia="es-ES"/>
+        </w:rPr>
+        <w:t>condicionfalse</w:t>
+      </w:r>
+      <w:proofErr w:type="spellEnd"/>
+      <w:r>
+        <w:rPr>
+          <w:rFonts w:ascii="Consolas" w:eastAsia="Times New Roman" w:hAnsi="Consolas" w:cs="Times New Roman"/>
+          <w:b/>
+          <w:bCs/>
+          <w:color w:val="000000"/>
+          <w:sz w:val="27"/>
+          <w:szCs w:val="27"/>
+          <w:lang w:eastAsia="es-ES"/>
+        </w:rPr>
+        <w:t>&gt;</w:t>
+      </w:r>
+    </w:p>
+    <w:p>
+      <w:pPr>
+        <w:shd w:val="clear" w:color="auto" w:fill="FFFFFF"/>
+        <w:spacing w:after="0" w:line="360" w:lineRule="atLeast"/>
+        <w:rPr>
+          <w:rFonts w:ascii="Consolas" w:eastAsia="Times New Roman" w:hAnsi="Consolas" w:cs="Times New Roman"/>
+          <w:b/>
+          <w:bCs/>
+          <w:color w:val="000000"/>
+          <w:sz w:val="27"/>
+          <w:szCs w:val="27"/>
+          <w:lang w:eastAsia="es-ES"/>
+        </w:rPr>
+      </w:pPr>
+      <w:r>
+        <w:rPr>
+          <w:rFonts w:ascii="Consolas" w:eastAsia="Times New Roman" w:hAnsi="Consolas" w:cs="Times New Roman"/>
+          <w:b/>
+          <w:bCs/>
+          <w:color w:val="000000"/>
+          <w:sz w:val="27"/>
+          <w:szCs w:val="27"/>
+          <w:lang w:eastAsia="es-ES"/>
+        </w:rPr>
+        <w:t>        &lt;</w:t>
+      </w:r>
+      <w:r>
+        <w:rPr>
+          <w:rFonts w:ascii="Consolas" w:eastAsia="Times New Roman" w:hAnsi="Consolas" w:cs="Times New Roman"/>
+          <w:b/>
+          <w:bCs/>
+          <w:color w:val="F92672"/>
+          <w:sz w:val="27"/>
+          <w:szCs w:val="27"/>
+          <w:lang w:eastAsia="es-ES"/>
+        </w:rPr>
+        <w:t>p</w:t>
+      </w:r>
+      <w:r>
+        <w:rPr>
+          <w:rFonts w:ascii="Consolas" w:eastAsia="Times New Roman" w:hAnsi="Consolas" w:cs="Times New Roman"/>
+          <w:b/>
+          <w:bCs/>
+          <w:color w:val="000000"/>
+          <w:sz w:val="27"/>
+          <w:szCs w:val="27"/>
+          <w:lang w:eastAsia="es-ES"/>
+        </w:rPr>
+        <w:t xml:space="preserve"> </w:t>
+      </w:r>
+      <w:proofErr w:type="spellStart"/>
+      <w:r>
+        <w:rPr>
+          <w:rFonts w:ascii="Consolas" w:eastAsia="Times New Roman" w:hAnsi="Consolas" w:cs="Times New Roman"/>
+          <w:b/>
+          <w:bCs/>
+          <w:color w:val="6AAF19"/>
+          <w:sz w:val="27"/>
+          <w:szCs w:val="27"/>
+          <w:lang w:eastAsia="es-ES"/>
+        </w:rPr>
+        <w:t>style</w:t>
+      </w:r>
+      <w:proofErr w:type="spellEnd"/>
+      <w:r>
+        <w:rPr>
+          <w:rFonts w:ascii="Consolas" w:eastAsia="Times New Roman" w:hAnsi="Consolas" w:cs="Times New Roman"/>
+          <w:b/>
+          <w:bCs/>
+          <w:i/>
+          <w:iCs/>
+          <w:color w:val="CD3704"/>
+          <w:sz w:val="27"/>
+          <w:szCs w:val="27"/>
+          <w:lang w:eastAsia="es-ES"/>
+        </w:rPr>
+        <w:t>=</w:t>
+      </w:r>
+      <w:r>
+        <w:rPr>
+          <w:rFonts w:ascii="Consolas" w:eastAsia="Times New Roman" w:hAnsi="Consolas" w:cs="Times New Roman"/>
+          <w:b/>
+          <w:bCs/>
+          <w:i/>
+          <w:iCs/>
+          <w:color w:val="F25A00"/>
+          <w:sz w:val="27"/>
+          <w:szCs w:val="27"/>
+          <w:lang w:eastAsia="es-ES"/>
+        </w:rPr>
+        <w:t>"</w:t>
+      </w:r>
+      <w:proofErr w:type="spellStart"/>
+      <w:r>
+        <w:rPr>
+          <w:rFonts w:ascii="Consolas" w:eastAsia="Times New Roman" w:hAnsi="Consolas" w:cs="Times New Roman"/>
+          <w:b/>
+          <w:bCs/>
+          <w:i/>
+          <w:iCs/>
+          <w:color w:val="F25A00"/>
+          <w:sz w:val="27"/>
+          <w:szCs w:val="27"/>
+          <w:lang w:eastAsia="es-ES"/>
+        </w:rPr>
+        <w:t>background</w:t>
+      </w:r>
+      <w:proofErr w:type="spellEnd"/>
+      <w:r>
+        <w:rPr>
+          <w:rFonts w:ascii="Consolas" w:eastAsia="Times New Roman" w:hAnsi="Consolas" w:cs="Times New Roman"/>
+          <w:b/>
+          <w:bCs/>
+          <w:i/>
+          <w:iCs/>
+          <w:color w:val="F25A00"/>
+          <w:sz w:val="27"/>
+          <w:szCs w:val="27"/>
+          <w:lang w:eastAsia="es-ES"/>
+        </w:rPr>
+        <w:t xml:space="preserve">-color: </w:t>
+      </w:r>
+      <w:proofErr w:type="spellStart"/>
+      <w:r>
+        <w:rPr>
+          <w:rFonts w:ascii="Consolas" w:eastAsia="Times New Roman" w:hAnsi="Consolas" w:cs="Times New Roman"/>
+          <w:b/>
+          <w:bCs/>
+          <w:i/>
+          <w:iCs/>
+          <w:color w:val="F25A00"/>
+          <w:sz w:val="27"/>
+          <w:szCs w:val="27"/>
+          <w:lang w:eastAsia="es-ES"/>
+        </w:rPr>
+        <w:t>yellow</w:t>
+      </w:r>
+      <w:proofErr w:type="spellEnd"/>
+      <w:r>
+        <w:rPr>
+          <w:rFonts w:ascii="Consolas" w:eastAsia="Times New Roman" w:hAnsi="Consolas" w:cs="Times New Roman"/>
+          <w:b/>
+          <w:bCs/>
+          <w:i/>
+          <w:iCs/>
+          <w:color w:val="F25A00"/>
+          <w:sz w:val="27"/>
+          <w:szCs w:val="27"/>
+          <w:lang w:eastAsia="es-ES"/>
+        </w:rPr>
+        <w:t>;"</w:t>
+      </w:r>
+      <w:r>
+        <w:rPr>
+          <w:rFonts w:ascii="Consolas" w:eastAsia="Times New Roman" w:hAnsi="Consolas" w:cs="Times New Roman"/>
+          <w:b/>
+          <w:bCs/>
+          <w:color w:val="000000"/>
+          <w:sz w:val="27"/>
+          <w:szCs w:val="27"/>
+          <w:lang w:eastAsia="es-ES"/>
+        </w:rPr>
+        <w:t>&gt;</w:t>
+      </w:r>
+    </w:p>
+    <w:p>
+      <w:pPr>
+        <w:shd w:val="clear" w:color="auto" w:fill="FFFFFF"/>
+        <w:spacing w:after="0" w:line="360" w:lineRule="atLeast"/>
+        <w:rPr>
+          <w:rFonts w:ascii="Consolas" w:eastAsia="Times New Roman" w:hAnsi="Consolas" w:cs="Times New Roman"/>
+          <w:b/>
+          <w:bCs/>
+          <w:color w:val="000000"/>
+          <w:sz w:val="27"/>
+          <w:szCs w:val="27"/>
+          <w:lang w:eastAsia="es-ES"/>
+        </w:rPr>
+      </w:pPr>
+      <w:r>
+        <w:rPr>
+          <w:rFonts w:ascii="Consolas" w:eastAsia="Times New Roman" w:hAnsi="Consolas" w:cs="Times New Roman"/>
+          <w:b/>
+          <w:bCs/>
+          <w:color w:val="000000"/>
+          <w:sz w:val="27"/>
+          <w:szCs w:val="27"/>
+          <w:lang w:eastAsia="es-ES"/>
+        </w:rPr>
+        <w:t>            Soy false</w:t>
+      </w:r>
+    </w:p>
+    <w:p>
+      <w:pPr>
+        <w:shd w:val="clear" w:color="auto" w:fill="FFFFFF"/>
+        <w:spacing w:after="0" w:line="360" w:lineRule="atLeast"/>
+        <w:rPr>
+          <w:rFonts w:ascii="Consolas" w:eastAsia="Times New Roman" w:hAnsi="Consolas" w:cs="Times New Roman"/>
+          <w:b/>
+          <w:bCs/>
+          <w:color w:val="000000"/>
+          <w:sz w:val="27"/>
+          <w:szCs w:val="27"/>
+          <w:lang w:eastAsia="es-ES"/>
+        </w:rPr>
+      </w:pPr>
+      <w:r>
+        <w:rPr>
+          <w:rFonts w:ascii="Consolas" w:eastAsia="Times New Roman" w:hAnsi="Consolas" w:cs="Times New Roman"/>
+          <w:b/>
+          <w:bCs/>
+          <w:color w:val="000000"/>
+          <w:sz w:val="27"/>
+          <w:szCs w:val="27"/>
+          <w:lang w:eastAsia="es-ES"/>
+        </w:rPr>
+        <w:t>        &lt;/</w:t>
+      </w:r>
+      <w:r>
+        <w:rPr>
+          <w:rFonts w:ascii="Consolas" w:eastAsia="Times New Roman" w:hAnsi="Consolas" w:cs="Times New Roman"/>
+          <w:b/>
+          <w:bCs/>
+          <w:color w:val="F92672"/>
+          <w:sz w:val="27"/>
+          <w:szCs w:val="27"/>
+          <w:lang w:eastAsia="es-ES"/>
+        </w:rPr>
+        <w:t>p</w:t>
+      </w:r>
+      <w:r>
+        <w:rPr>
+          <w:rFonts w:ascii="Consolas" w:eastAsia="Times New Roman" w:hAnsi="Consolas" w:cs="Times New Roman"/>
+          <w:b/>
+          <w:bCs/>
+          <w:color w:val="000000"/>
+          <w:sz w:val="27"/>
+          <w:szCs w:val="27"/>
+          <w:lang w:eastAsia="es-ES"/>
+        </w:rPr>
+        <w:t>&gt;</w:t>
+      </w:r>
+    </w:p>
+    <w:p>
+      <w:pPr>
+        <w:shd w:val="clear" w:color="auto" w:fill="FFFFFF"/>
+        <w:spacing w:after="0" w:line="360" w:lineRule="atLeast"/>
+        <w:rPr>
+          <w:rFonts w:ascii="Consolas" w:eastAsia="Times New Roman" w:hAnsi="Consolas" w:cs="Times New Roman"/>
+          <w:b/>
+          <w:bCs/>
+          <w:color w:val="000000"/>
+          <w:sz w:val="27"/>
+          <w:szCs w:val="27"/>
+          <w:lang w:eastAsia="es-ES"/>
+        </w:rPr>
+      </w:pPr>
+      <w:r>
+        <w:rPr>
+          <w:rFonts w:ascii="Consolas" w:eastAsia="Times New Roman" w:hAnsi="Consolas" w:cs="Times New Roman"/>
+          <w:b/>
+          <w:bCs/>
+          <w:color w:val="000000"/>
+          <w:sz w:val="27"/>
+          <w:szCs w:val="27"/>
+          <w:lang w:eastAsia="es-ES"/>
+        </w:rPr>
+        <w:t>    &lt;/</w:t>
+      </w:r>
+      <w:proofErr w:type="spellStart"/>
+      <w:proofErr w:type="gramStart"/>
+      <w:r>
+        <w:rPr>
+          <w:rFonts w:ascii="Consolas" w:eastAsia="Times New Roman" w:hAnsi="Consolas" w:cs="Times New Roman"/>
+          <w:b/>
+          <w:bCs/>
+          <w:color w:val="F92672"/>
+          <w:sz w:val="27"/>
+          <w:szCs w:val="27"/>
+          <w:lang w:eastAsia="es-ES"/>
+        </w:rPr>
+        <w:t>ng-template</w:t>
+      </w:r>
+      <w:proofErr w:type="spellEnd"/>
+      <w:proofErr w:type="gramEnd"/>
+      <w:r>
+        <w:rPr>
+          <w:rFonts w:ascii="Consolas" w:eastAsia="Times New Roman" w:hAnsi="Consolas" w:cs="Times New Roman"/>
+          <w:b/>
+          <w:bCs/>
+          <w:color w:val="000000"/>
+          <w:sz w:val="27"/>
+          <w:szCs w:val="27"/>
+          <w:lang w:eastAsia="es-ES"/>
+        </w:rPr>
+        <w:t>&gt;</w:t>
+      </w:r>
+    </w:p>
+    <w:p>
+      <w:pPr>
+        <w:shd w:val="clear" w:color="auto" w:fill="FFFFFF"/>
+        <w:spacing w:after="0" w:line="360" w:lineRule="atLeast"/>
+        <w:rPr>
+          <w:rFonts w:ascii="Consolas" w:eastAsia="Times New Roman" w:hAnsi="Consolas" w:cs="Times New Roman"/>
+          <w:b/>
+          <w:bCs/>
+          <w:color w:val="000000"/>
+          <w:sz w:val="27"/>
+          <w:szCs w:val="27"/>
+          <w:lang w:eastAsia="es-ES"/>
+        </w:rPr>
+      </w:pPr>
+      <w:r>
+        <w:rPr>
+          <w:rFonts w:ascii="Consolas" w:eastAsia="Times New Roman" w:hAnsi="Consolas" w:cs="Times New Roman"/>
+          <w:b/>
+          <w:bCs/>
+          <w:color w:val="000000"/>
+          <w:sz w:val="27"/>
+          <w:szCs w:val="27"/>
+          <w:lang w:eastAsia="es-ES"/>
+        </w:rPr>
+        <w:t>    @</w:t>
+      </w:r>
+      <w:proofErr w:type="spellStart"/>
+      <w:r>
+        <w:rPr>
+          <w:rFonts w:ascii="Consolas" w:eastAsia="Times New Roman" w:hAnsi="Consolas" w:cs="Times New Roman"/>
+          <w:b/>
+          <w:bCs/>
+          <w:color w:val="000000"/>
+          <w:sz w:val="27"/>
+          <w:szCs w:val="27"/>
+          <w:lang w:eastAsia="es-ES"/>
+        </w:rPr>
+        <w:t>for</w:t>
+      </w:r>
+      <w:proofErr w:type="spellEnd"/>
+      <w:r>
+        <w:rPr>
+          <w:rFonts w:ascii="Consolas" w:eastAsia="Times New Roman" w:hAnsi="Consolas" w:cs="Times New Roman"/>
+          <w:b/>
+          <w:bCs/>
+          <w:color w:val="000000"/>
+          <w:sz w:val="27"/>
+          <w:szCs w:val="27"/>
+          <w:lang w:eastAsia="es-ES"/>
+        </w:rPr>
+        <w:t xml:space="preserve"> (deporte of </w:t>
+      </w:r>
+      <w:proofErr w:type="spellStart"/>
+      <w:r>
+        <w:rPr>
+          <w:rFonts w:ascii="Consolas" w:eastAsia="Times New Roman" w:hAnsi="Consolas" w:cs="Times New Roman"/>
+          <w:b/>
+          <w:bCs/>
+          <w:color w:val="000000"/>
+          <w:sz w:val="27"/>
+          <w:szCs w:val="27"/>
+          <w:lang w:eastAsia="es-ES"/>
+        </w:rPr>
+        <w:t>sports</w:t>
+      </w:r>
+      <w:proofErr w:type="spellEnd"/>
+      <w:r>
+        <w:rPr>
+          <w:rFonts w:ascii="Consolas" w:eastAsia="Times New Roman" w:hAnsi="Consolas" w:cs="Times New Roman"/>
+          <w:b/>
+          <w:bCs/>
+          <w:color w:val="000000"/>
+          <w:sz w:val="27"/>
+          <w:szCs w:val="27"/>
+          <w:lang w:eastAsia="es-ES"/>
+        </w:rPr>
+        <w:t xml:space="preserve">; </w:t>
+      </w:r>
+      <w:proofErr w:type="spellStart"/>
+      <w:r>
+        <w:rPr>
+          <w:rFonts w:ascii="Consolas" w:eastAsia="Times New Roman" w:hAnsi="Consolas" w:cs="Times New Roman"/>
+          <w:b/>
+          <w:bCs/>
+          <w:color w:val="000000"/>
+          <w:sz w:val="27"/>
+          <w:szCs w:val="27"/>
+          <w:lang w:eastAsia="es-ES"/>
+        </w:rPr>
+        <w:t>track</w:t>
+      </w:r>
+      <w:proofErr w:type="spellEnd"/>
+      <w:r>
+        <w:rPr>
+          <w:rFonts w:ascii="Consolas" w:eastAsia="Times New Roman" w:hAnsi="Consolas" w:cs="Times New Roman"/>
+          <w:b/>
+          <w:bCs/>
+          <w:color w:val="000000"/>
+          <w:sz w:val="27"/>
+          <w:szCs w:val="27"/>
+          <w:lang w:eastAsia="es-ES"/>
+        </w:rPr>
+        <w:t xml:space="preserve"> deporte; </w:t>
+      </w:r>
+      <w:proofErr w:type="spellStart"/>
+      <w:r>
+        <w:rPr>
+          <w:rFonts w:ascii="Consolas" w:eastAsia="Times New Roman" w:hAnsi="Consolas" w:cs="Times New Roman"/>
+          <w:b/>
+          <w:bCs/>
+          <w:color w:val="000000"/>
+          <w:sz w:val="27"/>
+          <w:szCs w:val="27"/>
+          <w:lang w:eastAsia="es-ES"/>
+        </w:rPr>
+        <w:t>let</w:t>
+      </w:r>
+      <w:proofErr w:type="spellEnd"/>
+      <w:r>
+        <w:rPr>
+          <w:rFonts w:ascii="Consolas" w:eastAsia="Times New Roman" w:hAnsi="Consolas" w:cs="Times New Roman"/>
+          <w:b/>
+          <w:bCs/>
+          <w:color w:val="000000"/>
+          <w:sz w:val="27"/>
+          <w:szCs w:val="27"/>
+          <w:lang w:eastAsia="es-ES"/>
+        </w:rPr>
+        <w:t xml:space="preserve"> i = $</w:t>
+      </w:r>
+      <w:proofErr w:type="spellStart"/>
+      <w:r>
+        <w:rPr>
+          <w:rFonts w:ascii="Consolas" w:eastAsia="Times New Roman" w:hAnsi="Consolas" w:cs="Times New Roman"/>
+          <w:b/>
+          <w:bCs/>
+          <w:color w:val="000000"/>
+          <w:sz w:val="27"/>
+          <w:szCs w:val="27"/>
+          <w:lang w:eastAsia="es-ES"/>
+        </w:rPr>
+        <w:t>index</w:t>
+      </w:r>
+      <w:proofErr w:type="spellEnd"/>
+      <w:proofErr w:type="gramStart"/>
+      <w:r>
+        <w:rPr>
+          <w:rFonts w:ascii="Consolas" w:eastAsia="Times New Roman" w:hAnsi="Consolas" w:cs="Times New Roman"/>
+          <w:b/>
+          <w:bCs/>
+          <w:color w:val="000000"/>
+          <w:sz w:val="27"/>
+          <w:szCs w:val="27"/>
+          <w:lang w:eastAsia="es-ES"/>
+        </w:rPr>
+        <w:t>){</w:t>
+      </w:r>
+      <w:proofErr w:type="gramEnd"/>
+    </w:p>
+    <w:p>
+      <w:pPr>
+        <w:shd w:val="clear" w:color="auto" w:fill="FFFFFF"/>
+        <w:spacing w:after="0" w:line="360" w:lineRule="atLeast"/>
+        <w:rPr>
+          <w:rFonts w:ascii="Consolas" w:eastAsia="Times New Roman" w:hAnsi="Consolas" w:cs="Times New Roman"/>
+          <w:b/>
+          <w:bCs/>
+          <w:color w:val="000000"/>
+          <w:sz w:val="27"/>
+          <w:szCs w:val="27"/>
+          <w:lang w:eastAsia="es-ES"/>
+        </w:rPr>
+      </w:pPr>
+      <w:r>
+        <w:rPr>
+          <w:rFonts w:ascii="Consolas" w:eastAsia="Times New Roman" w:hAnsi="Consolas" w:cs="Times New Roman"/>
+          <w:b/>
+          <w:bCs/>
+          <w:color w:val="000000"/>
+          <w:sz w:val="27"/>
+          <w:szCs w:val="27"/>
+          <w:lang w:eastAsia="es-ES"/>
+        </w:rPr>
+        <w:t>        &lt;</w:t>
+      </w:r>
+      <w:r>
+        <w:rPr>
+          <w:rFonts w:ascii="Consolas" w:eastAsia="Times New Roman" w:hAnsi="Consolas" w:cs="Times New Roman"/>
+          <w:b/>
+          <w:bCs/>
+          <w:color w:val="F92672"/>
+          <w:sz w:val="27"/>
+          <w:szCs w:val="27"/>
+          <w:lang w:eastAsia="es-ES"/>
+        </w:rPr>
+        <w:t>h3</w:t>
+      </w:r>
+      <w:r>
+        <w:rPr>
+          <w:rFonts w:ascii="Consolas" w:eastAsia="Times New Roman" w:hAnsi="Consolas" w:cs="Times New Roman"/>
+          <w:b/>
+          <w:bCs/>
+          <w:color w:val="000000"/>
+          <w:sz w:val="27"/>
+          <w:szCs w:val="27"/>
+          <w:lang w:eastAsia="es-ES"/>
+        </w:rPr>
+        <w:t xml:space="preserve"> </w:t>
+      </w:r>
+      <w:proofErr w:type="spellStart"/>
+      <w:r>
+        <w:rPr>
+          <w:rFonts w:ascii="Consolas" w:eastAsia="Times New Roman" w:hAnsi="Consolas" w:cs="Times New Roman"/>
+          <w:b/>
+          <w:bCs/>
+          <w:color w:val="6AAF19"/>
+          <w:sz w:val="27"/>
+          <w:szCs w:val="27"/>
+          <w:lang w:eastAsia="es-ES"/>
+        </w:rPr>
+        <w:t>style</w:t>
+      </w:r>
+      <w:proofErr w:type="spellEnd"/>
+      <w:r>
+        <w:rPr>
+          <w:rFonts w:ascii="Consolas" w:eastAsia="Times New Roman" w:hAnsi="Consolas" w:cs="Times New Roman"/>
+          <w:b/>
+          <w:bCs/>
+          <w:i/>
+          <w:iCs/>
+          <w:color w:val="CD3704"/>
+          <w:sz w:val="27"/>
+          <w:szCs w:val="27"/>
+          <w:lang w:eastAsia="es-ES"/>
+        </w:rPr>
+        <w:t>=</w:t>
+      </w:r>
+      <w:r>
+        <w:rPr>
+          <w:rFonts w:ascii="Consolas" w:eastAsia="Times New Roman" w:hAnsi="Consolas" w:cs="Times New Roman"/>
+          <w:b/>
+          <w:bCs/>
+          <w:i/>
+          <w:iCs/>
+          <w:color w:val="F25A00"/>
+          <w:sz w:val="27"/>
+          <w:szCs w:val="27"/>
+          <w:lang w:eastAsia="es-ES"/>
+        </w:rPr>
+        <w:t>"</w:t>
+      </w:r>
+      <w:proofErr w:type="spellStart"/>
+      <w:r>
+        <w:rPr>
+          <w:rFonts w:ascii="Consolas" w:eastAsia="Times New Roman" w:hAnsi="Consolas" w:cs="Times New Roman"/>
+          <w:b/>
+          <w:bCs/>
+          <w:i/>
+          <w:iCs/>
+          <w:color w:val="F25A00"/>
+          <w:sz w:val="27"/>
+          <w:szCs w:val="27"/>
+          <w:lang w:eastAsia="es-ES"/>
+        </w:rPr>
+        <w:t>color</w:t>
+      </w:r>
+      <w:proofErr w:type="gramStart"/>
+      <w:r>
+        <w:rPr>
+          <w:rFonts w:ascii="Consolas" w:eastAsia="Times New Roman" w:hAnsi="Consolas" w:cs="Times New Roman"/>
+          <w:b/>
+          <w:bCs/>
+          <w:i/>
+          <w:iCs/>
+          <w:color w:val="F25A00"/>
+          <w:sz w:val="27"/>
+          <w:szCs w:val="27"/>
+          <w:lang w:eastAsia="es-ES"/>
+        </w:rPr>
+        <w:t>:blue</w:t>
+      </w:r>
+      <w:proofErr w:type="spellEnd"/>
+      <w:proofErr w:type="gramEnd"/>
+      <w:r>
+        <w:rPr>
+          <w:rFonts w:ascii="Consolas" w:eastAsia="Times New Roman" w:hAnsi="Consolas" w:cs="Times New Roman"/>
+          <w:b/>
+          <w:bCs/>
+          <w:i/>
+          <w:iCs/>
+          <w:color w:val="F25A00"/>
+          <w:sz w:val="27"/>
+          <w:szCs w:val="27"/>
+          <w:lang w:eastAsia="es-ES"/>
+        </w:rPr>
+        <w:t>"</w:t>
+      </w:r>
+      <w:r>
+        <w:rPr>
+          <w:rFonts w:ascii="Consolas" w:eastAsia="Times New Roman" w:hAnsi="Consolas" w:cs="Times New Roman"/>
+          <w:b/>
+          <w:bCs/>
+          <w:color w:val="000000"/>
+          <w:sz w:val="27"/>
+          <w:szCs w:val="27"/>
+          <w:lang w:eastAsia="es-ES"/>
+        </w:rPr>
+        <w:t>&gt;{{i}} - {{deporte}}&lt;/</w:t>
+      </w:r>
+      <w:r>
+        <w:rPr>
+          <w:rFonts w:ascii="Consolas" w:eastAsia="Times New Roman" w:hAnsi="Consolas" w:cs="Times New Roman"/>
+          <w:b/>
+          <w:bCs/>
+          <w:color w:val="F92672"/>
+          <w:sz w:val="27"/>
+          <w:szCs w:val="27"/>
+          <w:lang w:eastAsia="es-ES"/>
+        </w:rPr>
+        <w:t>h3</w:t>
+      </w:r>
+      <w:r>
+        <w:rPr>
+          <w:rFonts w:ascii="Consolas" w:eastAsia="Times New Roman" w:hAnsi="Consolas" w:cs="Times New Roman"/>
+          <w:b/>
+          <w:bCs/>
+          <w:color w:val="000000"/>
+          <w:sz w:val="27"/>
+          <w:szCs w:val="27"/>
+          <w:lang w:eastAsia="es-ES"/>
+        </w:rPr>
+        <w:t>&gt;</w:t>
+      </w:r>
+    </w:p>
+    <w:p>
+      <w:pPr>
+        <w:shd w:val="clear" w:color="auto" w:fill="FFFFFF"/>
+        <w:spacing w:after="0" w:line="360" w:lineRule="atLeast"/>
+        <w:rPr>
+          <w:rFonts w:ascii="Consolas" w:eastAsia="Times New Roman" w:hAnsi="Consolas" w:cs="Times New Roman"/>
+          <w:b/>
+          <w:bCs/>
+          <w:color w:val="000000"/>
+          <w:sz w:val="27"/>
+          <w:szCs w:val="27"/>
+          <w:lang w:eastAsia="es-ES"/>
+        </w:rPr>
+      </w:pPr>
+      <w:r>
+        <w:rPr>
+          <w:rFonts w:ascii="Consolas" w:eastAsia="Times New Roman" w:hAnsi="Consolas" w:cs="Times New Roman"/>
+          <w:b/>
+          <w:bCs/>
+          <w:color w:val="000000"/>
+          <w:sz w:val="27"/>
+          <w:szCs w:val="27"/>
+          <w:lang w:eastAsia="es-ES"/>
+        </w:rPr>
+        <w:t>    }@</w:t>
+      </w:r>
+      <w:proofErr w:type="spellStart"/>
+      <w:proofErr w:type="gramStart"/>
+      <w:r>
+        <w:rPr>
+          <w:rFonts w:ascii="Consolas" w:eastAsia="Times New Roman" w:hAnsi="Consolas" w:cs="Times New Roman"/>
+          <w:b/>
+          <w:bCs/>
+          <w:color w:val="000000"/>
+          <w:sz w:val="27"/>
+          <w:szCs w:val="27"/>
+          <w:lang w:eastAsia="es-ES"/>
+        </w:rPr>
+        <w:t>empty</w:t>
+      </w:r>
+      <w:proofErr w:type="spellEnd"/>
+      <w:proofErr w:type="gramEnd"/>
+      <w:r>
+        <w:rPr>
+          <w:rFonts w:ascii="Consolas" w:eastAsia="Times New Roman" w:hAnsi="Consolas" w:cs="Times New Roman"/>
+          <w:b/>
+          <w:bCs/>
+          <w:color w:val="000000"/>
+          <w:sz w:val="27"/>
+          <w:szCs w:val="27"/>
+          <w:lang w:eastAsia="es-ES"/>
+        </w:rPr>
+        <w:t>{</w:t>
+      </w:r>
+    </w:p>
+    <w:p>
+      <w:pPr>
+        <w:shd w:val="clear" w:color="auto" w:fill="FFFFFF"/>
+        <w:spacing w:after="0" w:line="360" w:lineRule="atLeast"/>
+        <w:rPr>
+          <w:rFonts w:ascii="Consolas" w:eastAsia="Times New Roman" w:hAnsi="Consolas" w:cs="Times New Roman"/>
+          <w:b/>
+          <w:bCs/>
+          <w:color w:val="000000"/>
+          <w:sz w:val="27"/>
+          <w:szCs w:val="27"/>
+          <w:lang w:eastAsia="es-ES"/>
+        </w:rPr>
+      </w:pPr>
+      <w:r>
+        <w:rPr>
+          <w:rFonts w:ascii="Consolas" w:eastAsia="Times New Roman" w:hAnsi="Consolas" w:cs="Times New Roman"/>
+          <w:b/>
+          <w:bCs/>
+          <w:color w:val="000000"/>
+          <w:sz w:val="27"/>
+          <w:szCs w:val="27"/>
+          <w:lang w:eastAsia="es-ES"/>
+        </w:rPr>
+        <w:t>        &lt;</w:t>
+      </w:r>
+      <w:r>
+        <w:rPr>
+          <w:rFonts w:ascii="Consolas" w:eastAsia="Times New Roman" w:hAnsi="Consolas" w:cs="Times New Roman"/>
+          <w:b/>
+          <w:bCs/>
+          <w:color w:val="F92672"/>
+          <w:sz w:val="27"/>
+          <w:szCs w:val="27"/>
+          <w:lang w:eastAsia="es-ES"/>
+        </w:rPr>
+        <w:t>h1</w:t>
+      </w:r>
+      <w:r>
+        <w:rPr>
+          <w:rFonts w:ascii="Consolas" w:eastAsia="Times New Roman" w:hAnsi="Consolas" w:cs="Times New Roman"/>
+          <w:b/>
+          <w:bCs/>
+          <w:color w:val="000000"/>
+          <w:sz w:val="27"/>
+          <w:szCs w:val="27"/>
+          <w:lang w:eastAsia="es-ES"/>
+        </w:rPr>
+        <w:t xml:space="preserve"> </w:t>
+      </w:r>
+      <w:proofErr w:type="spellStart"/>
+      <w:r>
+        <w:rPr>
+          <w:rFonts w:ascii="Consolas" w:eastAsia="Times New Roman" w:hAnsi="Consolas" w:cs="Times New Roman"/>
+          <w:b/>
+          <w:bCs/>
+          <w:color w:val="6AAF19"/>
+          <w:sz w:val="27"/>
+          <w:szCs w:val="27"/>
+          <w:lang w:eastAsia="es-ES"/>
+        </w:rPr>
+        <w:t>style</w:t>
+      </w:r>
+      <w:proofErr w:type="spellEnd"/>
+      <w:r>
+        <w:rPr>
+          <w:rFonts w:ascii="Consolas" w:eastAsia="Times New Roman" w:hAnsi="Consolas" w:cs="Times New Roman"/>
+          <w:b/>
+          <w:bCs/>
+          <w:i/>
+          <w:iCs/>
+          <w:color w:val="CD3704"/>
+          <w:sz w:val="27"/>
+          <w:szCs w:val="27"/>
+          <w:lang w:eastAsia="es-ES"/>
+        </w:rPr>
+        <w:t>=</w:t>
+      </w:r>
+      <w:r>
+        <w:rPr>
+          <w:rFonts w:ascii="Consolas" w:eastAsia="Times New Roman" w:hAnsi="Consolas" w:cs="Times New Roman"/>
+          <w:b/>
+          <w:bCs/>
+          <w:i/>
+          <w:iCs/>
+          <w:color w:val="F25A00"/>
+          <w:sz w:val="27"/>
+          <w:szCs w:val="27"/>
+          <w:lang w:eastAsia="es-ES"/>
+        </w:rPr>
+        <w:t>"</w:t>
+      </w:r>
+      <w:proofErr w:type="spellStart"/>
+      <w:r>
+        <w:rPr>
+          <w:rFonts w:ascii="Consolas" w:eastAsia="Times New Roman" w:hAnsi="Consolas" w:cs="Times New Roman"/>
+          <w:b/>
+          <w:bCs/>
+          <w:i/>
+          <w:iCs/>
+          <w:color w:val="F25A00"/>
+          <w:sz w:val="27"/>
+          <w:szCs w:val="27"/>
+          <w:lang w:eastAsia="es-ES"/>
+        </w:rPr>
+        <w:t>color</w:t>
+      </w:r>
+      <w:proofErr w:type="gramStart"/>
+      <w:r>
+        <w:rPr>
+          <w:rFonts w:ascii="Consolas" w:eastAsia="Times New Roman" w:hAnsi="Consolas" w:cs="Times New Roman"/>
+          <w:b/>
+          <w:bCs/>
+          <w:i/>
+          <w:iCs/>
+          <w:color w:val="F25A00"/>
+          <w:sz w:val="27"/>
+          <w:szCs w:val="27"/>
+          <w:lang w:eastAsia="es-ES"/>
+        </w:rPr>
+        <w:t>:red</w:t>
+      </w:r>
+      <w:proofErr w:type="spellEnd"/>
+      <w:proofErr w:type="gramEnd"/>
+      <w:r>
+        <w:rPr>
+          <w:rFonts w:ascii="Consolas" w:eastAsia="Times New Roman" w:hAnsi="Consolas" w:cs="Times New Roman"/>
+          <w:b/>
+          <w:bCs/>
+          <w:i/>
+          <w:iCs/>
+          <w:color w:val="F25A00"/>
+          <w:sz w:val="27"/>
+          <w:szCs w:val="27"/>
+          <w:lang w:eastAsia="es-ES"/>
+        </w:rPr>
+        <w:t>"</w:t>
+      </w:r>
+      <w:r>
+        <w:rPr>
+          <w:rFonts w:ascii="Consolas" w:eastAsia="Times New Roman" w:hAnsi="Consolas" w:cs="Times New Roman"/>
+          <w:b/>
+          <w:bCs/>
+          <w:color w:val="000000"/>
+          <w:sz w:val="27"/>
+          <w:szCs w:val="27"/>
+          <w:lang w:eastAsia="es-ES"/>
+        </w:rPr>
+        <w:t>&gt;Sin elementos&lt;/</w:t>
+      </w:r>
+      <w:r>
+        <w:rPr>
+          <w:rFonts w:ascii="Consolas" w:eastAsia="Times New Roman" w:hAnsi="Consolas" w:cs="Times New Roman"/>
+          <w:b/>
+          <w:bCs/>
+          <w:color w:val="F92672"/>
+          <w:sz w:val="27"/>
+          <w:szCs w:val="27"/>
+          <w:lang w:eastAsia="es-ES"/>
+        </w:rPr>
+        <w:t>h1</w:t>
+      </w:r>
+      <w:r>
+        <w:rPr>
+          <w:rFonts w:ascii="Consolas" w:eastAsia="Times New Roman" w:hAnsi="Consolas" w:cs="Times New Roman"/>
+          <w:b/>
+          <w:bCs/>
+          <w:color w:val="000000"/>
+          <w:sz w:val="27"/>
+          <w:szCs w:val="27"/>
+          <w:lang w:eastAsia="es-ES"/>
+        </w:rPr>
+        <w:t>&gt;</w:t>
+      </w:r>
+    </w:p>
+    <w:p>
+      <w:pPr>
+        <w:shd w:val="clear" w:color="auto" w:fill="FFFFFF"/>
+        <w:spacing w:after="0" w:line="360" w:lineRule="atLeast"/>
+        <w:rPr>
+          <w:rFonts w:ascii="Consolas" w:eastAsia="Times New Roman" w:hAnsi="Consolas" w:cs="Times New Roman"/>
+          <w:b/>
+          <w:bCs/>
+          <w:color w:val="000000"/>
+          <w:sz w:val="27"/>
+          <w:szCs w:val="27"/>
+          <w:lang w:eastAsia="es-ES"/>
+        </w:rPr>
+      </w:pPr>
+      <w:r>
+        <w:rPr>
+          <w:rFonts w:ascii="Consolas" w:eastAsia="Times New Roman" w:hAnsi="Consolas" w:cs="Times New Roman"/>
+          <w:b/>
+          <w:bCs/>
+          <w:color w:val="000000"/>
+          <w:sz w:val="27"/>
+          <w:szCs w:val="27"/>
+          <w:lang w:eastAsia="es-ES"/>
+        </w:rPr>
+        <w:t>    }</w:t>
+      </w:r>
+    </w:p>
+    <w:p>
+      <w:pPr>
+        <w:shd w:val="clear" w:color="auto" w:fill="FFFFFF"/>
+        <w:spacing w:after="0" w:line="360" w:lineRule="atLeast"/>
+        <w:rPr>
+          <w:rFonts w:ascii="Consolas" w:eastAsia="Times New Roman" w:hAnsi="Consolas" w:cs="Times New Roman"/>
+          <w:b/>
+          <w:bCs/>
+          <w:color w:val="000000"/>
+          <w:sz w:val="27"/>
+          <w:szCs w:val="27"/>
+          <w:lang w:eastAsia="es-ES"/>
+        </w:rPr>
+      </w:pPr>
+      <w:r>
+        <w:rPr>
+          <w:rFonts w:ascii="Consolas" w:eastAsia="Times New Roman" w:hAnsi="Consolas" w:cs="Times New Roman"/>
+          <w:b/>
+          <w:bCs/>
+          <w:color w:val="000000"/>
+          <w:sz w:val="27"/>
+          <w:szCs w:val="27"/>
+          <w:lang w:eastAsia="es-ES"/>
+        </w:rPr>
+        <w:t>    &lt;</w:t>
+      </w:r>
+      <w:r>
+        <w:rPr>
+          <w:rFonts w:ascii="Consolas" w:eastAsia="Times New Roman" w:hAnsi="Consolas" w:cs="Times New Roman"/>
+          <w:b/>
+          <w:bCs/>
+          <w:color w:val="F92672"/>
+          <w:sz w:val="27"/>
+          <w:szCs w:val="27"/>
+          <w:lang w:eastAsia="es-ES"/>
+        </w:rPr>
+        <w:t>h2</w:t>
+      </w:r>
+      <w:r>
+        <w:rPr>
+          <w:rFonts w:ascii="Consolas" w:eastAsia="Times New Roman" w:hAnsi="Consolas" w:cs="Times New Roman"/>
+          <w:b/>
+          <w:bCs/>
+          <w:color w:val="000000"/>
+          <w:sz w:val="27"/>
+          <w:szCs w:val="27"/>
+          <w:lang w:eastAsia="es-ES"/>
+        </w:rPr>
+        <w:t xml:space="preserve"> </w:t>
+      </w:r>
+      <w:proofErr w:type="spellStart"/>
+      <w:r>
+        <w:rPr>
+          <w:rFonts w:ascii="Consolas" w:eastAsia="Times New Roman" w:hAnsi="Consolas" w:cs="Times New Roman"/>
+          <w:b/>
+          <w:bCs/>
+          <w:color w:val="6AAF19"/>
+          <w:sz w:val="27"/>
+          <w:szCs w:val="27"/>
+          <w:lang w:eastAsia="es-ES"/>
+        </w:rPr>
+        <w:t>style</w:t>
+      </w:r>
+      <w:proofErr w:type="spellEnd"/>
+      <w:r>
+        <w:rPr>
+          <w:rFonts w:ascii="Consolas" w:eastAsia="Times New Roman" w:hAnsi="Consolas" w:cs="Times New Roman"/>
+          <w:b/>
+          <w:bCs/>
+          <w:i/>
+          <w:iCs/>
+          <w:color w:val="CD3704"/>
+          <w:sz w:val="27"/>
+          <w:szCs w:val="27"/>
+          <w:lang w:eastAsia="es-ES"/>
+        </w:rPr>
+        <w:t>=</w:t>
+      </w:r>
+      <w:r>
+        <w:rPr>
+          <w:rFonts w:ascii="Consolas" w:eastAsia="Times New Roman" w:hAnsi="Consolas" w:cs="Times New Roman"/>
+          <w:b/>
+          <w:bCs/>
+          <w:i/>
+          <w:iCs/>
+          <w:color w:val="F25A00"/>
+          <w:sz w:val="27"/>
+          <w:szCs w:val="27"/>
+          <w:lang w:eastAsia="es-ES"/>
+        </w:rPr>
+        <w:t>"</w:t>
+      </w:r>
+      <w:proofErr w:type="spellStart"/>
+      <w:r>
+        <w:rPr>
+          <w:rFonts w:ascii="Consolas" w:eastAsia="Times New Roman" w:hAnsi="Consolas" w:cs="Times New Roman"/>
+          <w:b/>
+          <w:bCs/>
+          <w:i/>
+          <w:iCs/>
+          <w:color w:val="F25A00"/>
+          <w:sz w:val="27"/>
+          <w:szCs w:val="27"/>
+          <w:lang w:eastAsia="es-ES"/>
+        </w:rPr>
+        <w:t>color</w:t>
+      </w:r>
+      <w:proofErr w:type="gramStart"/>
+      <w:r>
+        <w:rPr>
+          <w:rFonts w:ascii="Consolas" w:eastAsia="Times New Roman" w:hAnsi="Consolas" w:cs="Times New Roman"/>
+          <w:b/>
+          <w:bCs/>
+          <w:i/>
+          <w:iCs/>
+          <w:color w:val="F25A00"/>
+          <w:sz w:val="27"/>
+          <w:szCs w:val="27"/>
+          <w:lang w:eastAsia="es-ES"/>
+        </w:rPr>
+        <w:t>:red</w:t>
+      </w:r>
+      <w:proofErr w:type="spellEnd"/>
+      <w:proofErr w:type="gramEnd"/>
+      <w:r>
+        <w:rPr>
+          <w:rFonts w:ascii="Consolas" w:eastAsia="Times New Roman" w:hAnsi="Consolas" w:cs="Times New Roman"/>
+          <w:b/>
+          <w:bCs/>
+          <w:i/>
+          <w:iCs/>
+          <w:color w:val="F25A00"/>
+          <w:sz w:val="27"/>
+          <w:szCs w:val="27"/>
+          <w:lang w:eastAsia="es-ES"/>
+        </w:rPr>
+        <w:t>"</w:t>
+      </w:r>
+      <w:r>
+        <w:rPr>
+          <w:rFonts w:ascii="Consolas" w:eastAsia="Times New Roman" w:hAnsi="Consolas" w:cs="Times New Roman"/>
+          <w:b/>
+          <w:bCs/>
+          <w:color w:val="000000"/>
+          <w:sz w:val="27"/>
+          <w:szCs w:val="27"/>
+          <w:lang w:eastAsia="es-ES"/>
+        </w:rPr>
+        <w:t xml:space="preserve"> </w:t>
+      </w:r>
+      <w:r>
+        <w:rPr>
+          <w:rFonts w:ascii="Consolas" w:eastAsia="Times New Roman" w:hAnsi="Consolas" w:cs="Times New Roman"/>
+          <w:b/>
+          <w:bCs/>
+          <w:color w:val="6AAF19"/>
+          <w:sz w:val="27"/>
+          <w:szCs w:val="27"/>
+          <w:lang w:eastAsia="es-ES"/>
+        </w:rPr>
+        <w:t>*</w:t>
+      </w:r>
+      <w:proofErr w:type="spellStart"/>
+      <w:r>
+        <w:rPr>
+          <w:rFonts w:ascii="Consolas" w:eastAsia="Times New Roman" w:hAnsi="Consolas" w:cs="Times New Roman"/>
+          <w:b/>
+          <w:bCs/>
+          <w:color w:val="6AAF19"/>
+          <w:sz w:val="27"/>
+          <w:szCs w:val="27"/>
+          <w:lang w:eastAsia="es-ES"/>
+        </w:rPr>
+        <w:t>ngFor</w:t>
+      </w:r>
+      <w:proofErr w:type="spellEnd"/>
+      <w:r>
+        <w:rPr>
+          <w:rFonts w:ascii="Consolas" w:eastAsia="Times New Roman" w:hAnsi="Consolas" w:cs="Times New Roman"/>
+          <w:b/>
+          <w:bCs/>
+          <w:i/>
+          <w:iCs/>
+          <w:color w:val="CD3704"/>
+          <w:sz w:val="27"/>
+          <w:szCs w:val="27"/>
+          <w:lang w:eastAsia="es-ES"/>
+        </w:rPr>
+        <w:t>=</w:t>
+      </w:r>
+      <w:r>
+        <w:rPr>
+          <w:rFonts w:ascii="Consolas" w:eastAsia="Times New Roman" w:hAnsi="Consolas" w:cs="Times New Roman"/>
+          <w:b/>
+          <w:bCs/>
+          <w:i/>
+          <w:iCs/>
+          <w:color w:val="F25A00"/>
+          <w:sz w:val="27"/>
+          <w:szCs w:val="27"/>
+          <w:lang w:eastAsia="es-ES"/>
+        </w:rPr>
+        <w:t>"</w:t>
+      </w:r>
+      <w:proofErr w:type="spellStart"/>
+      <w:r>
+        <w:rPr>
+          <w:rFonts w:ascii="Consolas" w:eastAsia="Times New Roman" w:hAnsi="Consolas" w:cs="Times New Roman"/>
+          <w:b/>
+          <w:bCs/>
+          <w:i/>
+          <w:iCs/>
+          <w:color w:val="F25A00"/>
+          <w:sz w:val="27"/>
+          <w:szCs w:val="27"/>
+          <w:lang w:eastAsia="es-ES"/>
+        </w:rPr>
+        <w:t>let</w:t>
+      </w:r>
+      <w:proofErr w:type="spellEnd"/>
+      <w:r>
+        <w:rPr>
+          <w:rFonts w:ascii="Consolas" w:eastAsia="Times New Roman" w:hAnsi="Consolas" w:cs="Times New Roman"/>
+          <w:b/>
+          <w:bCs/>
+          <w:i/>
+          <w:iCs/>
+          <w:color w:val="F25A00"/>
+          <w:sz w:val="27"/>
+          <w:szCs w:val="27"/>
+          <w:lang w:eastAsia="es-ES"/>
+        </w:rPr>
+        <w:t xml:space="preserve"> sport of </w:t>
+      </w:r>
+      <w:proofErr w:type="spellStart"/>
+      <w:r>
+        <w:rPr>
+          <w:rFonts w:ascii="Consolas" w:eastAsia="Times New Roman" w:hAnsi="Consolas" w:cs="Times New Roman"/>
+          <w:b/>
+          <w:bCs/>
+          <w:i/>
+          <w:iCs/>
+          <w:color w:val="F25A00"/>
+          <w:sz w:val="27"/>
+          <w:szCs w:val="27"/>
+          <w:lang w:eastAsia="es-ES"/>
+        </w:rPr>
+        <w:t>sports</w:t>
+      </w:r>
+      <w:proofErr w:type="spellEnd"/>
+      <w:r>
+        <w:rPr>
+          <w:rFonts w:ascii="Consolas" w:eastAsia="Times New Roman" w:hAnsi="Consolas" w:cs="Times New Roman"/>
+          <w:b/>
+          <w:bCs/>
+          <w:i/>
+          <w:iCs/>
+          <w:color w:val="F25A00"/>
+          <w:sz w:val="27"/>
+          <w:szCs w:val="27"/>
+          <w:lang w:eastAsia="es-ES"/>
+        </w:rPr>
+        <w:t>"</w:t>
+      </w:r>
+      <w:r>
+        <w:rPr>
+          <w:rFonts w:ascii="Consolas" w:eastAsia="Times New Roman" w:hAnsi="Consolas" w:cs="Times New Roman"/>
+          <w:b/>
+          <w:bCs/>
+          <w:color w:val="000000"/>
+          <w:sz w:val="27"/>
+          <w:szCs w:val="27"/>
+          <w:lang w:eastAsia="es-ES"/>
+        </w:rPr>
+        <w:t>&gt;{{sport}}&lt;/</w:t>
+      </w:r>
+      <w:r>
+        <w:rPr>
+          <w:rFonts w:ascii="Consolas" w:eastAsia="Times New Roman" w:hAnsi="Consolas" w:cs="Times New Roman"/>
+          <w:b/>
+          <w:bCs/>
+          <w:color w:val="F92672"/>
+          <w:sz w:val="27"/>
+          <w:szCs w:val="27"/>
+          <w:lang w:eastAsia="es-ES"/>
+        </w:rPr>
+        <w:t>h2</w:t>
+      </w:r>
+      <w:r>
+        <w:rPr>
+          <w:rFonts w:ascii="Consolas" w:eastAsia="Times New Roman" w:hAnsi="Consolas" w:cs="Times New Roman"/>
+          <w:b/>
+          <w:bCs/>
+          <w:color w:val="000000"/>
+          <w:sz w:val="27"/>
+          <w:szCs w:val="27"/>
+          <w:lang w:eastAsia="es-ES"/>
+        </w:rPr>
+        <w:t>&gt;</w:t>
+      </w:r>
+    </w:p>
+    <w:p>
+      <w:pPr>
+        <w:shd w:val="clear" w:color="auto" w:fill="FFFFFF"/>
+        <w:spacing w:after="0" w:line="360" w:lineRule="atLeast"/>
+        <w:rPr>
+          <w:rFonts w:ascii="Consolas" w:eastAsia="Times New Roman" w:hAnsi="Consolas" w:cs="Times New Roman"/>
+          <w:b/>
+          <w:bCs/>
+          <w:color w:val="000000"/>
+          <w:sz w:val="27"/>
+          <w:szCs w:val="27"/>
+          <w:lang w:eastAsia="es-ES"/>
+        </w:rPr>
+      </w:pPr>
+      <w:r>
+        <w:rPr>
+          <w:rFonts w:ascii="Consolas" w:eastAsia="Times New Roman" w:hAnsi="Consolas" w:cs="Times New Roman"/>
+          <w:b/>
+          <w:bCs/>
+          <w:color w:val="000000"/>
+          <w:sz w:val="27"/>
+          <w:szCs w:val="27"/>
+          <w:lang w:eastAsia="es-ES"/>
+        </w:rPr>
+        <w:t>&lt;/</w:t>
+      </w:r>
+      <w:proofErr w:type="gramStart"/>
+      <w:r>
+        <w:rPr>
+          <w:rFonts w:ascii="Consolas" w:eastAsia="Times New Roman" w:hAnsi="Consolas" w:cs="Times New Roman"/>
+          <w:b/>
+          <w:bCs/>
+          <w:color w:val="F92672"/>
+          <w:sz w:val="27"/>
+          <w:szCs w:val="27"/>
+          <w:lang w:eastAsia="es-ES"/>
+        </w:rPr>
+        <w:t>div</w:t>
+      </w:r>
+      <w:proofErr w:type="gramEnd"/>
+      <w:r>
+        <w:rPr>
+          <w:rFonts w:ascii="Consolas" w:eastAsia="Times New Roman" w:hAnsi="Consolas" w:cs="Times New Roman"/>
+          <w:b/>
+          <w:bCs/>
+          <w:color w:val="000000"/>
+          <w:sz w:val="27"/>
+          <w:szCs w:val="27"/>
+          <w:lang w:eastAsia="es-ES"/>
+        </w:rPr>
+        <w:t>&gt;</w:t>
+      </w:r>
+    </w:p>
+    <w:p>
       <w:bookmarkStart w:id="0" w:name="_GoBack"/>
       <w:bookmarkEnd w:id="0"/>
     </w:p>
+    <w:p/>
+    <w:p/>
+    <w:p/>
+    <w:p/>
+    <w:p/>
+    <w:p/>
+    <w:p/>
+    <w:p/>
+    <w:p/>
+    <w:p/>
+    <w:p/>
+    <w:p/>
+    <w:p/>
     <w:p/>
     <w:p/>
     <w:p/>
@@ -3797,6 +11432,95 @@
 <file path=word/numbering.xml><?xml version="1.0" encoding="utf-8"?>
 <w:numbering xmlns:wpc="http://schemas.microsoft.com/office/word/2010/wordprocessingCanvas" xmlns:mc="http://schemas.openxmlformats.org/markup-compatibility/2006" xmlns:o="urn:schemas-microsoft-com:office:office" xmlns:r="http://schemas.openxmlformats.org/officeDocument/2006/relationships" xmlns:m="http://schemas.openxmlformats.org/officeDocument/2006/math" xmlns:v="urn:schemas-microsoft-com:vml" xmlns:wp14="http://schemas.microsoft.com/office/word/2010/wordprocessingDrawing" xmlns:wp="http://schemas.openxmlformats.org/drawingml/2006/wordprocessingDrawing" xmlns:w10="urn:schemas-microsoft-com:office:word" xmlns:w="http://schemas.openxmlformats.org/wordprocessingml/2006/main" xmlns:w14="http://schemas.microsoft.com/office/word/2010/wordml" xmlns:w15="http://schemas.microsoft.com/office/word/2012/wordml" xmlns:wpg="http://schemas.microsoft.com/office/word/2010/wordprocessingGroup" xmlns:wpi="http://schemas.microsoft.com/office/word/2010/wordprocessingInk" xmlns:wne="http://schemas.microsoft.com/office/word/2006/wordml" xmlns:wps="http://schemas.microsoft.com/office/word/2010/wordprocessingShape" mc:Ignorable="w14 w15 wp14">
   <w:abstractNum w:abstractNumId="0" w15:restartNumberingAfterBreak="0">
+    <w:nsid w:val="01553F23"/>
+    <w:multiLevelType w:val="hybridMultilevel"/>
+    <w:tmpl w:val="698CB376"/>
+    <w:lvl w:ilvl="0" w:tplc="0C0A0011">
+      <w:start w:val="1"/>
+      <w:numFmt w:val="decimal"/>
+      <w:lvlText w:val="%1)"/>
+      <w:lvlJc w:val="left"/>
+      <w:pPr>
+        <w:ind w:left="720" w:hanging="360"/>
+      </w:pPr>
+      <w:rPr>
+        <w:rFonts w:hint="default"/>
+      </w:rPr>
+    </w:lvl>
+    <w:lvl w:ilvl="1" w:tplc="0C0A0019">
+      <w:start w:val="1"/>
+      <w:numFmt w:val="lowerLetter"/>
+      <w:lvlText w:val="%2."/>
+      <w:lvlJc w:val="left"/>
+      <w:pPr>
+        <w:ind w:left="1440" w:hanging="360"/>
+      </w:pPr>
+    </w:lvl>
+    <w:lvl w:ilvl="2" w:tplc="0C0A001B" w:tentative="1">
+      <w:start w:val="1"/>
+      <w:numFmt w:val="lowerRoman"/>
+      <w:lvlText w:val="%3."/>
+      <w:lvlJc w:val="right"/>
+      <w:pPr>
+        <w:ind w:left="2160" w:hanging="180"/>
+      </w:pPr>
+    </w:lvl>
+    <w:lvl w:ilvl="3" w:tplc="0C0A000F" w:tentative="1">
+      <w:start w:val="1"/>
+      <w:numFmt w:val="decimal"/>
+      <w:lvlText w:val="%4."/>
+      <w:lvlJc w:val="left"/>
+      <w:pPr>
+        <w:ind w:left="2880" w:hanging="360"/>
+      </w:pPr>
+    </w:lvl>
+    <w:lvl w:ilvl="4" w:tplc="0C0A0019" w:tentative="1">
+      <w:start w:val="1"/>
+      <w:numFmt w:val="lowerLetter"/>
+      <w:lvlText w:val="%5."/>
+      <w:lvlJc w:val="left"/>
+      <w:pPr>
+        <w:ind w:left="3600" w:hanging="360"/>
+      </w:pPr>
+    </w:lvl>
+    <w:lvl w:ilvl="5" w:tplc="0C0A001B" w:tentative="1">
+      <w:start w:val="1"/>
+      <w:numFmt w:val="lowerRoman"/>
+      <w:lvlText w:val="%6."/>
+      <w:lvlJc w:val="right"/>
+      <w:pPr>
+        <w:ind w:left="4320" w:hanging="180"/>
+      </w:pPr>
+    </w:lvl>
+    <w:lvl w:ilvl="6" w:tplc="0C0A000F" w:tentative="1">
+      <w:start w:val="1"/>
+      <w:numFmt w:val="decimal"/>
+      <w:lvlText w:val="%7."/>
+      <w:lvlJc w:val="left"/>
+      <w:pPr>
+        <w:ind w:left="5040" w:hanging="360"/>
+      </w:pPr>
+    </w:lvl>
+    <w:lvl w:ilvl="7" w:tplc="0C0A0019" w:tentative="1">
+      <w:start w:val="1"/>
+      <w:numFmt w:val="lowerLetter"/>
+      <w:lvlText w:val="%8."/>
+      <w:lvlJc w:val="left"/>
+      <w:pPr>
+        <w:ind w:left="5760" w:hanging="360"/>
+      </w:pPr>
+    </w:lvl>
+    <w:lvl w:ilvl="8" w:tplc="0C0A001B" w:tentative="1">
+      <w:start w:val="1"/>
+      <w:numFmt w:val="lowerRoman"/>
+      <w:lvlText w:val="%9."/>
+      <w:lvlJc w:val="right"/>
+      <w:pPr>
+        <w:ind w:left="6480" w:hanging="180"/>
+      </w:pPr>
+    </w:lvl>
+  </w:abstractNum>
+  <w:abstractNum w:abstractNumId="1" w15:restartNumberingAfterBreak="0">
     <w:nsid w:val="0B27009E"/>
     <w:multiLevelType w:val="hybridMultilevel"/>
     <w:tmpl w:val="1A663BF2"/>
@@ -3885,7 +11609,7 @@
       </w:pPr>
     </w:lvl>
   </w:abstractNum>
-  <w:abstractNum w:abstractNumId="1" w15:restartNumberingAfterBreak="0">
+  <w:abstractNum w:abstractNumId="2" w15:restartNumberingAfterBreak="0">
     <w:nsid w:val="2D78172A"/>
     <w:multiLevelType w:val="hybridMultilevel"/>
     <w:tmpl w:val="59AECDE4"/>
@@ -3974,7 +11698,7 @@
       </w:pPr>
     </w:lvl>
   </w:abstractNum>
-  <w:abstractNum w:abstractNumId="2" w15:restartNumberingAfterBreak="0">
+  <w:abstractNum w:abstractNumId="3" w15:restartNumberingAfterBreak="0">
     <w:nsid w:val="3EB43791"/>
     <w:multiLevelType w:val="hybridMultilevel"/>
     <w:tmpl w:val="A388175E"/>
@@ -4063,7 +11787,7 @@
       </w:pPr>
     </w:lvl>
   </w:abstractNum>
-  <w:abstractNum w:abstractNumId="3" w15:restartNumberingAfterBreak="0">
+  <w:abstractNum w:abstractNumId="4" w15:restartNumberingAfterBreak="0">
     <w:nsid w:val="530A7F5C"/>
     <w:multiLevelType w:val="hybridMultilevel"/>
     <w:tmpl w:val="2EA2821E"/>
@@ -4152,7 +11876,7 @@
       </w:pPr>
     </w:lvl>
   </w:abstractNum>
-  <w:abstractNum w:abstractNumId="4" w15:restartNumberingAfterBreak="0">
+  <w:abstractNum w:abstractNumId="5" w15:restartNumberingAfterBreak="0">
     <w:nsid w:val="646C5616"/>
     <w:multiLevelType w:val="hybridMultilevel"/>
     <w:tmpl w:val="779055F0"/>
@@ -4264,7 +11988,7 @@
       </w:rPr>
     </w:lvl>
   </w:abstractNum>
-  <w:abstractNum w:abstractNumId="5" w15:restartNumberingAfterBreak="0">
+  <w:abstractNum w:abstractNumId="6" w15:restartNumberingAfterBreak="0">
     <w:nsid w:val="6C467D6F"/>
     <w:multiLevelType w:val="hybridMultilevel"/>
     <w:tmpl w:val="EB4EC516"/>
@@ -4354,22 +12078,25 @@
     </w:lvl>
   </w:abstractNum>
   <w:num w:numId="1">
+    <w:abstractNumId w:val="5"/>
+  </w:num>
+  <w:num w:numId="2">
+    <w:abstractNumId w:val="6"/>
+  </w:num>
+  <w:num w:numId="3">
+    <w:abstractNumId w:val="2"/>
+  </w:num>
+  <w:num w:numId="4">
+    <w:abstractNumId w:val="1"/>
+  </w:num>
+  <w:num w:numId="5">
     <w:abstractNumId w:val="4"/>
   </w:num>
-  <w:num w:numId="2">
-    <w:abstractNumId w:val="5"/>
-  </w:num>
-  <w:num w:numId="3">
-    <w:abstractNumId w:val="1"/>
-  </w:num>
-  <w:num w:numId="4">
-    <w:abstractNumId w:val="0"/>
-  </w:num>
-  <w:num w:numId="5">
+  <w:num w:numId="6">
     <w:abstractNumId w:val="3"/>
   </w:num>
-  <w:num w:numId="6">
-    <w:abstractNumId w:val="2"/>
+  <w:num w:numId="7">
+    <w:abstractNumId w:val="0"/>
   </w:num>
 </w:numbering>
 </file>

--- a/Angular Emergencias.docx
+++ b/Angular Emergencias.docx
@@ -5884,6 +5884,7 @@
         </w:rPr>
         <w:t xml:space="preserve">    </w:t>
       </w:r>
+      <w:proofErr w:type="spellStart"/>
       <w:proofErr w:type="gramStart"/>
       <w:r>
         <w:rPr>
@@ -5897,6 +5898,7 @@
         </w:rPr>
         <w:t>ngOnInit</w:t>
       </w:r>
+      <w:proofErr w:type="spellEnd"/>
       <w:proofErr w:type="gramEnd"/>
       <w:r>
         <w:rPr>
@@ -22031,9 +22033,6393 @@
       </w:r>
     </w:p>
     <w:p>
+      <w:r>
+        <w:rPr>
+          <w:noProof/>
+          <w:lang w:eastAsia="es-ES"/>
+        </w:rPr>
+        <w:lastRenderedPageBreak/>
+        <w:drawing>
+          <wp:inline distT="0" distB="0" distL="0" distR="0" wp14:anchorId="44E63340" wp14:editId="2C2E2DCD">
+            <wp:extent cx="3814074" cy="2330424"/>
+            <wp:effectExtent l="0" t="0" r="0" b="0"/>
+            <wp:docPr id="36" name="Imagen 36"/>
+            <wp:cNvGraphicFramePr>
+              <a:graphicFrameLocks xmlns:a="http://schemas.openxmlformats.org/drawingml/2006/main" noChangeAspect="1"/>
+            </wp:cNvGraphicFramePr>
+            <a:graphic xmlns:a="http://schemas.openxmlformats.org/drawingml/2006/main">
+              <a:graphicData uri="http://schemas.openxmlformats.org/drawingml/2006/picture">
+                <pic:pic xmlns:pic="http://schemas.openxmlformats.org/drawingml/2006/picture">
+                  <pic:nvPicPr>
+                    <pic:cNvPr id="1" name=""/>
+                    <pic:cNvPicPr/>
+                  </pic:nvPicPr>
+                  <pic:blipFill>
+                    <a:blip r:embed="rId42"/>
+                    <a:stretch>
+                      <a:fillRect/>
+                    </a:stretch>
+                  </pic:blipFill>
+                  <pic:spPr>
+                    <a:xfrm>
+                      <a:off x="0" y="0"/>
+                      <a:ext cx="3819936" cy="2334006"/>
+                    </a:xfrm>
+                    <a:prstGeom prst="rect">
+                      <a:avLst/>
+                    </a:prstGeom>
+                  </pic:spPr>
+                </pic:pic>
+              </a:graphicData>
+            </a:graphic>
+          </wp:inline>
+        </w:drawing>
+      </w:r>
+    </w:p>
+    <w:p>
+      <w:pPr>
+        <w:rPr>
+          <w:b/>
+        </w:rPr>
+      </w:pPr>
+      <w:r>
+        <w:rPr>
+          <w:b/>
+        </w:rPr>
+        <w:t>TABLAMULTIPLICAR.TS</w:t>
+      </w:r>
+    </w:p>
+    <w:p>
+      <w:pPr>
+        <w:shd w:val="clear" w:color="auto" w:fill="FFFFFF"/>
+        <w:spacing w:after="0" w:line="360" w:lineRule="atLeast"/>
+        <w:rPr>
+          <w:rFonts w:ascii="Consolas" w:eastAsia="Times New Roman" w:hAnsi="Consolas" w:cs="Times New Roman"/>
+          <w:b/>
+          <w:bCs/>
+          <w:color w:val="000000"/>
+          <w:sz w:val="27"/>
+          <w:szCs w:val="27"/>
+          <w:lang w:eastAsia="es-ES"/>
+        </w:rPr>
+      </w:pPr>
+      <w:proofErr w:type="spellStart"/>
+      <w:proofErr w:type="gramStart"/>
+      <w:r>
+        <w:rPr>
+          <w:rFonts w:ascii="Consolas" w:eastAsia="Times New Roman" w:hAnsi="Consolas" w:cs="Times New Roman"/>
+          <w:b/>
+          <w:bCs/>
+          <w:color w:val="F92672"/>
+          <w:sz w:val="27"/>
+          <w:szCs w:val="27"/>
+          <w:lang w:eastAsia="es-ES"/>
+        </w:rPr>
+        <w:t>import</w:t>
+      </w:r>
+      <w:proofErr w:type="spellEnd"/>
+      <w:proofErr w:type="gramEnd"/>
+      <w:r>
+        <w:rPr>
+          <w:rFonts w:ascii="Consolas" w:eastAsia="Times New Roman" w:hAnsi="Consolas" w:cs="Times New Roman"/>
+          <w:b/>
+          <w:bCs/>
+          <w:color w:val="000000"/>
+          <w:sz w:val="27"/>
+          <w:szCs w:val="27"/>
+          <w:lang w:eastAsia="es-ES"/>
+        </w:rPr>
+        <w:t xml:space="preserve"> { </w:t>
+      </w:r>
+      <w:proofErr w:type="spellStart"/>
+      <w:r>
+        <w:rPr>
+          <w:rFonts w:ascii="Consolas" w:eastAsia="Times New Roman" w:hAnsi="Consolas" w:cs="Times New Roman"/>
+          <w:b/>
+          <w:bCs/>
+          <w:color w:val="000000"/>
+          <w:sz w:val="27"/>
+          <w:szCs w:val="27"/>
+          <w:lang w:eastAsia="es-ES"/>
+        </w:rPr>
+        <w:t>Component</w:t>
+      </w:r>
+      <w:proofErr w:type="spellEnd"/>
+      <w:r>
+        <w:rPr>
+          <w:rFonts w:ascii="Consolas" w:eastAsia="Times New Roman" w:hAnsi="Consolas" w:cs="Times New Roman"/>
+          <w:b/>
+          <w:bCs/>
+          <w:color w:val="000000"/>
+          <w:sz w:val="27"/>
+          <w:szCs w:val="27"/>
+          <w:lang w:eastAsia="es-ES"/>
+        </w:rPr>
+        <w:t xml:space="preserve">, </w:t>
+      </w:r>
+      <w:proofErr w:type="spellStart"/>
+      <w:r>
+        <w:rPr>
+          <w:rFonts w:ascii="Consolas" w:eastAsia="Times New Roman" w:hAnsi="Consolas" w:cs="Times New Roman"/>
+          <w:b/>
+          <w:bCs/>
+          <w:color w:val="000000"/>
+          <w:sz w:val="27"/>
+          <w:szCs w:val="27"/>
+          <w:lang w:eastAsia="es-ES"/>
+        </w:rPr>
+        <w:t>ElementRef</w:t>
+      </w:r>
+      <w:proofErr w:type="spellEnd"/>
+      <w:r>
+        <w:rPr>
+          <w:rFonts w:ascii="Consolas" w:eastAsia="Times New Roman" w:hAnsi="Consolas" w:cs="Times New Roman"/>
+          <w:b/>
+          <w:bCs/>
+          <w:color w:val="000000"/>
+          <w:sz w:val="27"/>
+          <w:szCs w:val="27"/>
+          <w:lang w:eastAsia="es-ES"/>
+        </w:rPr>
+        <w:t xml:space="preserve">, </w:t>
+      </w:r>
+      <w:proofErr w:type="spellStart"/>
+      <w:r>
+        <w:rPr>
+          <w:rFonts w:ascii="Consolas" w:eastAsia="Times New Roman" w:hAnsi="Consolas" w:cs="Times New Roman"/>
+          <w:b/>
+          <w:bCs/>
+          <w:color w:val="000000"/>
+          <w:sz w:val="27"/>
+          <w:szCs w:val="27"/>
+          <w:lang w:eastAsia="es-ES"/>
+        </w:rPr>
+        <w:t>ViewChild</w:t>
+      </w:r>
+      <w:proofErr w:type="spellEnd"/>
+      <w:r>
+        <w:rPr>
+          <w:rFonts w:ascii="Consolas" w:eastAsia="Times New Roman" w:hAnsi="Consolas" w:cs="Times New Roman"/>
+          <w:b/>
+          <w:bCs/>
+          <w:color w:val="000000"/>
+          <w:sz w:val="27"/>
+          <w:szCs w:val="27"/>
+          <w:lang w:eastAsia="es-ES"/>
+        </w:rPr>
+        <w:t xml:space="preserve"> } </w:t>
+      </w:r>
+      <w:proofErr w:type="spellStart"/>
+      <w:r>
+        <w:rPr>
+          <w:rFonts w:ascii="Consolas" w:eastAsia="Times New Roman" w:hAnsi="Consolas" w:cs="Times New Roman"/>
+          <w:b/>
+          <w:bCs/>
+          <w:color w:val="F92672"/>
+          <w:sz w:val="27"/>
+          <w:szCs w:val="27"/>
+          <w:lang w:eastAsia="es-ES"/>
+        </w:rPr>
+        <w:t>from</w:t>
+      </w:r>
+      <w:proofErr w:type="spellEnd"/>
+      <w:r>
+        <w:rPr>
+          <w:rFonts w:ascii="Consolas" w:eastAsia="Times New Roman" w:hAnsi="Consolas" w:cs="Times New Roman"/>
+          <w:b/>
+          <w:bCs/>
+          <w:color w:val="000000"/>
+          <w:sz w:val="27"/>
+          <w:szCs w:val="27"/>
+          <w:lang w:eastAsia="es-ES"/>
+        </w:rPr>
+        <w:t xml:space="preserve"> </w:t>
+      </w:r>
+      <w:r>
+        <w:rPr>
+          <w:rFonts w:ascii="Consolas" w:eastAsia="Times New Roman" w:hAnsi="Consolas" w:cs="Times New Roman"/>
+          <w:b/>
+          <w:bCs/>
+          <w:color w:val="F25A00"/>
+          <w:sz w:val="27"/>
+          <w:szCs w:val="27"/>
+          <w:lang w:eastAsia="es-ES"/>
+        </w:rPr>
+        <w:t>'@angular/</w:t>
+      </w:r>
+      <w:proofErr w:type="spellStart"/>
+      <w:r>
+        <w:rPr>
+          <w:rFonts w:ascii="Consolas" w:eastAsia="Times New Roman" w:hAnsi="Consolas" w:cs="Times New Roman"/>
+          <w:b/>
+          <w:bCs/>
+          <w:color w:val="F25A00"/>
+          <w:sz w:val="27"/>
+          <w:szCs w:val="27"/>
+          <w:lang w:eastAsia="es-ES"/>
+        </w:rPr>
+        <w:t>core</w:t>
+      </w:r>
+      <w:proofErr w:type="spellEnd"/>
+      <w:r>
+        <w:rPr>
+          <w:rFonts w:ascii="Consolas" w:eastAsia="Times New Roman" w:hAnsi="Consolas" w:cs="Times New Roman"/>
+          <w:b/>
+          <w:bCs/>
+          <w:color w:val="F25A00"/>
+          <w:sz w:val="27"/>
+          <w:szCs w:val="27"/>
+          <w:lang w:eastAsia="es-ES"/>
+        </w:rPr>
+        <w:t>'</w:t>
+      </w:r>
+      <w:r>
+        <w:rPr>
+          <w:rFonts w:ascii="Consolas" w:eastAsia="Times New Roman" w:hAnsi="Consolas" w:cs="Times New Roman"/>
+          <w:b/>
+          <w:bCs/>
+          <w:color w:val="000000"/>
+          <w:sz w:val="27"/>
+          <w:szCs w:val="27"/>
+          <w:lang w:eastAsia="es-ES"/>
+        </w:rPr>
+        <w:t>;</w:t>
+      </w:r>
+    </w:p>
+    <w:p>
+      <w:pPr>
+        <w:shd w:val="clear" w:color="auto" w:fill="FFFFFF"/>
+        <w:spacing w:after="0" w:line="360" w:lineRule="atLeast"/>
+        <w:rPr>
+          <w:rFonts w:ascii="Consolas" w:eastAsia="Times New Roman" w:hAnsi="Consolas" w:cs="Times New Roman"/>
+          <w:b/>
+          <w:bCs/>
+          <w:color w:val="000000"/>
+          <w:sz w:val="27"/>
+          <w:szCs w:val="27"/>
+          <w:lang w:eastAsia="es-ES"/>
+        </w:rPr>
+      </w:pPr>
+    </w:p>
+    <w:p>
+      <w:pPr>
+        <w:shd w:val="clear" w:color="auto" w:fill="FFFFFF"/>
+        <w:spacing w:after="0" w:line="360" w:lineRule="atLeast"/>
+        <w:rPr>
+          <w:rFonts w:ascii="Consolas" w:eastAsia="Times New Roman" w:hAnsi="Consolas" w:cs="Times New Roman"/>
+          <w:b/>
+          <w:bCs/>
+          <w:color w:val="000000"/>
+          <w:sz w:val="27"/>
+          <w:szCs w:val="27"/>
+          <w:lang w:eastAsia="es-ES"/>
+        </w:rPr>
+      </w:pPr>
+      <w:proofErr w:type="gramStart"/>
+      <w:r>
+        <w:rPr>
+          <w:rFonts w:ascii="Consolas" w:eastAsia="Times New Roman" w:hAnsi="Consolas" w:cs="Times New Roman"/>
+          <w:b/>
+          <w:bCs/>
+          <w:color w:val="000000"/>
+          <w:sz w:val="27"/>
+          <w:szCs w:val="27"/>
+          <w:lang w:eastAsia="es-ES"/>
+        </w:rPr>
+        <w:t>@</w:t>
+      </w:r>
+      <w:proofErr w:type="spellStart"/>
+      <w:r>
+        <w:rPr>
+          <w:rFonts w:ascii="Consolas" w:eastAsia="Times New Roman" w:hAnsi="Consolas" w:cs="Times New Roman"/>
+          <w:b/>
+          <w:bCs/>
+          <w:color w:val="6AAF19"/>
+          <w:sz w:val="27"/>
+          <w:szCs w:val="27"/>
+          <w:lang w:eastAsia="es-ES"/>
+        </w:rPr>
+        <w:t>Component</w:t>
+      </w:r>
+      <w:proofErr w:type="spellEnd"/>
+      <w:r>
+        <w:rPr>
+          <w:rFonts w:ascii="Consolas" w:eastAsia="Times New Roman" w:hAnsi="Consolas" w:cs="Times New Roman"/>
+          <w:b/>
+          <w:bCs/>
+          <w:color w:val="000000"/>
+          <w:sz w:val="27"/>
+          <w:szCs w:val="27"/>
+          <w:lang w:eastAsia="es-ES"/>
+        </w:rPr>
+        <w:t>({</w:t>
+      </w:r>
+      <w:proofErr w:type="gramEnd"/>
+    </w:p>
+    <w:p>
+      <w:pPr>
+        <w:shd w:val="clear" w:color="auto" w:fill="FFFFFF"/>
+        <w:spacing w:after="0" w:line="360" w:lineRule="atLeast"/>
+        <w:rPr>
+          <w:rFonts w:ascii="Consolas" w:eastAsia="Times New Roman" w:hAnsi="Consolas" w:cs="Times New Roman"/>
+          <w:b/>
+          <w:bCs/>
+          <w:color w:val="000000"/>
+          <w:sz w:val="27"/>
+          <w:szCs w:val="27"/>
+          <w:lang w:eastAsia="es-ES"/>
+        </w:rPr>
+      </w:pPr>
+      <w:r>
+        <w:rPr>
+          <w:rFonts w:ascii="Consolas" w:eastAsia="Times New Roman" w:hAnsi="Consolas" w:cs="Times New Roman"/>
+          <w:b/>
+          <w:bCs/>
+          <w:color w:val="000000"/>
+          <w:sz w:val="27"/>
+          <w:szCs w:val="27"/>
+          <w:lang w:eastAsia="es-ES"/>
+        </w:rPr>
+        <w:t xml:space="preserve">  </w:t>
+      </w:r>
+      <w:proofErr w:type="gramStart"/>
+      <w:r>
+        <w:rPr>
+          <w:rFonts w:ascii="Consolas" w:eastAsia="Times New Roman" w:hAnsi="Consolas" w:cs="Times New Roman"/>
+          <w:b/>
+          <w:bCs/>
+          <w:color w:val="000000"/>
+          <w:sz w:val="27"/>
+          <w:szCs w:val="27"/>
+          <w:lang w:eastAsia="es-ES"/>
+        </w:rPr>
+        <w:t>selector</w:t>
+      </w:r>
+      <w:proofErr w:type="gramEnd"/>
+      <w:r>
+        <w:rPr>
+          <w:rFonts w:ascii="Consolas" w:eastAsia="Times New Roman" w:hAnsi="Consolas" w:cs="Times New Roman"/>
+          <w:b/>
+          <w:bCs/>
+          <w:color w:val="000000"/>
+          <w:sz w:val="27"/>
+          <w:szCs w:val="27"/>
+          <w:lang w:eastAsia="es-ES"/>
+        </w:rPr>
+        <w:t xml:space="preserve">: </w:t>
+      </w:r>
+      <w:r>
+        <w:rPr>
+          <w:rFonts w:ascii="Consolas" w:eastAsia="Times New Roman" w:hAnsi="Consolas" w:cs="Times New Roman"/>
+          <w:b/>
+          <w:bCs/>
+          <w:color w:val="F25A00"/>
+          <w:sz w:val="27"/>
+          <w:szCs w:val="27"/>
+          <w:lang w:eastAsia="es-ES"/>
+        </w:rPr>
+        <w:t>'app-</w:t>
+      </w:r>
+      <w:proofErr w:type="spellStart"/>
+      <w:r>
+        <w:rPr>
+          <w:rFonts w:ascii="Consolas" w:eastAsia="Times New Roman" w:hAnsi="Consolas" w:cs="Times New Roman"/>
+          <w:b/>
+          <w:bCs/>
+          <w:color w:val="F25A00"/>
+          <w:sz w:val="27"/>
+          <w:szCs w:val="27"/>
+          <w:lang w:eastAsia="es-ES"/>
+        </w:rPr>
+        <w:t>tablamultiplicar</w:t>
+      </w:r>
+      <w:proofErr w:type="spellEnd"/>
+      <w:r>
+        <w:rPr>
+          <w:rFonts w:ascii="Consolas" w:eastAsia="Times New Roman" w:hAnsi="Consolas" w:cs="Times New Roman"/>
+          <w:b/>
+          <w:bCs/>
+          <w:color w:val="F25A00"/>
+          <w:sz w:val="27"/>
+          <w:szCs w:val="27"/>
+          <w:lang w:eastAsia="es-ES"/>
+        </w:rPr>
+        <w:t>'</w:t>
+      </w:r>
+      <w:r>
+        <w:rPr>
+          <w:rFonts w:ascii="Consolas" w:eastAsia="Times New Roman" w:hAnsi="Consolas" w:cs="Times New Roman"/>
+          <w:b/>
+          <w:bCs/>
+          <w:color w:val="000000"/>
+          <w:sz w:val="27"/>
+          <w:szCs w:val="27"/>
+          <w:lang w:eastAsia="es-ES"/>
+        </w:rPr>
+        <w:t>,</w:t>
+      </w:r>
+    </w:p>
+    <w:p>
+      <w:pPr>
+        <w:shd w:val="clear" w:color="auto" w:fill="FFFFFF"/>
+        <w:spacing w:after="0" w:line="360" w:lineRule="atLeast"/>
+        <w:rPr>
+          <w:rFonts w:ascii="Consolas" w:eastAsia="Times New Roman" w:hAnsi="Consolas" w:cs="Times New Roman"/>
+          <w:b/>
+          <w:bCs/>
+          <w:color w:val="000000"/>
+          <w:sz w:val="27"/>
+          <w:szCs w:val="27"/>
+          <w:lang w:eastAsia="es-ES"/>
+        </w:rPr>
+      </w:pPr>
+      <w:r>
+        <w:rPr>
+          <w:rFonts w:ascii="Consolas" w:eastAsia="Times New Roman" w:hAnsi="Consolas" w:cs="Times New Roman"/>
+          <w:b/>
+          <w:bCs/>
+          <w:color w:val="000000"/>
+          <w:sz w:val="27"/>
+          <w:szCs w:val="27"/>
+          <w:lang w:eastAsia="es-ES"/>
+        </w:rPr>
+        <w:t xml:space="preserve">  </w:t>
+      </w:r>
+      <w:proofErr w:type="spellStart"/>
+      <w:proofErr w:type="gramStart"/>
+      <w:r>
+        <w:rPr>
+          <w:rFonts w:ascii="Consolas" w:eastAsia="Times New Roman" w:hAnsi="Consolas" w:cs="Times New Roman"/>
+          <w:b/>
+          <w:bCs/>
+          <w:color w:val="000000"/>
+          <w:sz w:val="27"/>
+          <w:szCs w:val="27"/>
+          <w:lang w:eastAsia="es-ES"/>
+        </w:rPr>
+        <w:t>standalone</w:t>
+      </w:r>
+      <w:proofErr w:type="spellEnd"/>
+      <w:proofErr w:type="gramEnd"/>
+      <w:r>
+        <w:rPr>
+          <w:rFonts w:ascii="Consolas" w:eastAsia="Times New Roman" w:hAnsi="Consolas" w:cs="Times New Roman"/>
+          <w:b/>
+          <w:bCs/>
+          <w:color w:val="000000"/>
+          <w:sz w:val="27"/>
+          <w:szCs w:val="27"/>
+          <w:lang w:eastAsia="es-ES"/>
+        </w:rPr>
+        <w:t xml:space="preserve">: </w:t>
+      </w:r>
+      <w:r>
+        <w:rPr>
+          <w:rFonts w:ascii="Consolas" w:eastAsia="Times New Roman" w:hAnsi="Consolas" w:cs="Times New Roman"/>
+          <w:b/>
+          <w:bCs/>
+          <w:color w:val="AE81FF"/>
+          <w:sz w:val="27"/>
+          <w:szCs w:val="27"/>
+          <w:lang w:eastAsia="es-ES"/>
+        </w:rPr>
+        <w:t>false</w:t>
+      </w:r>
+      <w:r>
+        <w:rPr>
+          <w:rFonts w:ascii="Consolas" w:eastAsia="Times New Roman" w:hAnsi="Consolas" w:cs="Times New Roman"/>
+          <w:b/>
+          <w:bCs/>
+          <w:color w:val="000000"/>
+          <w:sz w:val="27"/>
+          <w:szCs w:val="27"/>
+          <w:lang w:eastAsia="es-ES"/>
+        </w:rPr>
+        <w:t>,</w:t>
+      </w:r>
+    </w:p>
+    <w:p>
+      <w:pPr>
+        <w:shd w:val="clear" w:color="auto" w:fill="FFFFFF"/>
+        <w:spacing w:after="0" w:line="360" w:lineRule="atLeast"/>
+        <w:rPr>
+          <w:rFonts w:ascii="Consolas" w:eastAsia="Times New Roman" w:hAnsi="Consolas" w:cs="Times New Roman"/>
+          <w:b/>
+          <w:bCs/>
+          <w:color w:val="000000"/>
+          <w:sz w:val="27"/>
+          <w:szCs w:val="27"/>
+          <w:lang w:eastAsia="es-ES"/>
+        </w:rPr>
+      </w:pPr>
+      <w:r>
+        <w:rPr>
+          <w:rFonts w:ascii="Consolas" w:eastAsia="Times New Roman" w:hAnsi="Consolas" w:cs="Times New Roman"/>
+          <w:b/>
+          <w:bCs/>
+          <w:color w:val="000000"/>
+          <w:sz w:val="27"/>
+          <w:szCs w:val="27"/>
+          <w:lang w:eastAsia="es-ES"/>
+        </w:rPr>
+        <w:t xml:space="preserve">  </w:t>
+      </w:r>
+      <w:proofErr w:type="spellStart"/>
+      <w:proofErr w:type="gramStart"/>
+      <w:r>
+        <w:rPr>
+          <w:rFonts w:ascii="Consolas" w:eastAsia="Times New Roman" w:hAnsi="Consolas" w:cs="Times New Roman"/>
+          <w:b/>
+          <w:bCs/>
+          <w:color w:val="000000"/>
+          <w:sz w:val="27"/>
+          <w:szCs w:val="27"/>
+          <w:lang w:eastAsia="es-ES"/>
+        </w:rPr>
+        <w:t>styleUrl</w:t>
+      </w:r>
+      <w:proofErr w:type="spellEnd"/>
+      <w:proofErr w:type="gramEnd"/>
+      <w:r>
+        <w:rPr>
+          <w:rFonts w:ascii="Consolas" w:eastAsia="Times New Roman" w:hAnsi="Consolas" w:cs="Times New Roman"/>
+          <w:b/>
+          <w:bCs/>
+          <w:color w:val="000000"/>
+          <w:sz w:val="27"/>
+          <w:szCs w:val="27"/>
+          <w:lang w:eastAsia="es-ES"/>
+        </w:rPr>
+        <w:t xml:space="preserve">: </w:t>
+      </w:r>
+      <w:r>
+        <w:rPr>
+          <w:rFonts w:ascii="Consolas" w:eastAsia="Times New Roman" w:hAnsi="Consolas" w:cs="Times New Roman"/>
+          <w:b/>
+          <w:bCs/>
+          <w:color w:val="F25A00"/>
+          <w:sz w:val="27"/>
+          <w:szCs w:val="27"/>
+          <w:lang w:eastAsia="es-ES"/>
+        </w:rPr>
+        <w:t>'./tablamultiplicar.css'</w:t>
+      </w:r>
+      <w:r>
+        <w:rPr>
+          <w:rFonts w:ascii="Consolas" w:eastAsia="Times New Roman" w:hAnsi="Consolas" w:cs="Times New Roman"/>
+          <w:b/>
+          <w:bCs/>
+          <w:color w:val="000000"/>
+          <w:sz w:val="27"/>
+          <w:szCs w:val="27"/>
+          <w:lang w:eastAsia="es-ES"/>
+        </w:rPr>
+        <w:t>,</w:t>
+      </w:r>
+    </w:p>
+    <w:p>
+      <w:pPr>
+        <w:shd w:val="clear" w:color="auto" w:fill="FFFFFF"/>
+        <w:spacing w:after="0" w:line="360" w:lineRule="atLeast"/>
+        <w:rPr>
+          <w:rFonts w:ascii="Consolas" w:eastAsia="Times New Roman" w:hAnsi="Consolas" w:cs="Times New Roman"/>
+          <w:b/>
+          <w:bCs/>
+          <w:color w:val="000000"/>
+          <w:sz w:val="27"/>
+          <w:szCs w:val="27"/>
+          <w:lang w:eastAsia="es-ES"/>
+        </w:rPr>
+      </w:pPr>
+      <w:r>
+        <w:rPr>
+          <w:rFonts w:ascii="Consolas" w:eastAsia="Times New Roman" w:hAnsi="Consolas" w:cs="Times New Roman"/>
+          <w:b/>
+          <w:bCs/>
+          <w:color w:val="000000"/>
+          <w:sz w:val="27"/>
+          <w:szCs w:val="27"/>
+          <w:lang w:eastAsia="es-ES"/>
+        </w:rPr>
+        <w:t xml:space="preserve">  </w:t>
+      </w:r>
+      <w:proofErr w:type="spellStart"/>
+      <w:proofErr w:type="gramStart"/>
+      <w:r>
+        <w:rPr>
+          <w:rFonts w:ascii="Consolas" w:eastAsia="Times New Roman" w:hAnsi="Consolas" w:cs="Times New Roman"/>
+          <w:b/>
+          <w:bCs/>
+          <w:color w:val="000000"/>
+          <w:sz w:val="27"/>
+          <w:szCs w:val="27"/>
+          <w:lang w:eastAsia="es-ES"/>
+        </w:rPr>
+        <w:t>templateUrl</w:t>
+      </w:r>
+      <w:proofErr w:type="spellEnd"/>
+      <w:proofErr w:type="gramEnd"/>
+      <w:r>
+        <w:rPr>
+          <w:rFonts w:ascii="Consolas" w:eastAsia="Times New Roman" w:hAnsi="Consolas" w:cs="Times New Roman"/>
+          <w:b/>
+          <w:bCs/>
+          <w:color w:val="000000"/>
+          <w:sz w:val="27"/>
+          <w:szCs w:val="27"/>
+          <w:lang w:eastAsia="es-ES"/>
+        </w:rPr>
+        <w:t xml:space="preserve">: </w:t>
+      </w:r>
+      <w:r>
+        <w:rPr>
+          <w:rFonts w:ascii="Consolas" w:eastAsia="Times New Roman" w:hAnsi="Consolas" w:cs="Times New Roman"/>
+          <w:b/>
+          <w:bCs/>
+          <w:color w:val="F25A00"/>
+          <w:sz w:val="27"/>
+          <w:szCs w:val="27"/>
+          <w:lang w:eastAsia="es-ES"/>
+        </w:rPr>
+        <w:t>'./tablamultiplicar.html'</w:t>
+      </w:r>
+      <w:r>
+        <w:rPr>
+          <w:rFonts w:ascii="Consolas" w:eastAsia="Times New Roman" w:hAnsi="Consolas" w:cs="Times New Roman"/>
+          <w:b/>
+          <w:bCs/>
+          <w:color w:val="000000"/>
+          <w:sz w:val="27"/>
+          <w:szCs w:val="27"/>
+          <w:lang w:eastAsia="es-ES"/>
+        </w:rPr>
+        <w:t>,</w:t>
+      </w:r>
+    </w:p>
+    <w:p>
+      <w:pPr>
+        <w:shd w:val="clear" w:color="auto" w:fill="FFFFFF"/>
+        <w:spacing w:after="0" w:line="360" w:lineRule="atLeast"/>
+        <w:rPr>
+          <w:rFonts w:ascii="Consolas" w:eastAsia="Times New Roman" w:hAnsi="Consolas" w:cs="Times New Roman"/>
+          <w:b/>
+          <w:bCs/>
+          <w:color w:val="000000"/>
+          <w:sz w:val="27"/>
+          <w:szCs w:val="27"/>
+          <w:lang w:eastAsia="es-ES"/>
+        </w:rPr>
+      </w:pPr>
+      <w:r>
+        <w:rPr>
+          <w:rFonts w:ascii="Consolas" w:eastAsia="Times New Roman" w:hAnsi="Consolas" w:cs="Times New Roman"/>
+          <w:b/>
+          <w:bCs/>
+          <w:color w:val="000000"/>
+          <w:sz w:val="27"/>
+          <w:szCs w:val="27"/>
+          <w:lang w:eastAsia="es-ES"/>
+        </w:rPr>
+        <w:t>})</w:t>
+      </w:r>
+    </w:p>
+    <w:p>
+      <w:pPr>
+        <w:shd w:val="clear" w:color="auto" w:fill="FFFFFF"/>
+        <w:spacing w:after="0" w:line="360" w:lineRule="atLeast"/>
+        <w:rPr>
+          <w:rFonts w:ascii="Consolas" w:eastAsia="Times New Roman" w:hAnsi="Consolas" w:cs="Times New Roman"/>
+          <w:b/>
+          <w:bCs/>
+          <w:color w:val="000000"/>
+          <w:sz w:val="27"/>
+          <w:szCs w:val="27"/>
+          <w:lang w:eastAsia="es-ES"/>
+        </w:rPr>
+      </w:pPr>
+      <w:proofErr w:type="spellStart"/>
+      <w:proofErr w:type="gramStart"/>
+      <w:r>
+        <w:rPr>
+          <w:rFonts w:ascii="Consolas" w:eastAsia="Times New Roman" w:hAnsi="Consolas" w:cs="Times New Roman"/>
+          <w:b/>
+          <w:bCs/>
+          <w:color w:val="F92672"/>
+          <w:sz w:val="27"/>
+          <w:szCs w:val="27"/>
+          <w:lang w:eastAsia="es-ES"/>
+        </w:rPr>
+        <w:t>export</w:t>
+      </w:r>
+      <w:proofErr w:type="spellEnd"/>
+      <w:proofErr w:type="gramEnd"/>
+      <w:r>
+        <w:rPr>
+          <w:rFonts w:ascii="Consolas" w:eastAsia="Times New Roman" w:hAnsi="Consolas" w:cs="Times New Roman"/>
+          <w:b/>
+          <w:bCs/>
+          <w:color w:val="000000"/>
+          <w:sz w:val="27"/>
+          <w:szCs w:val="27"/>
+          <w:lang w:eastAsia="es-ES"/>
+        </w:rPr>
+        <w:t xml:space="preserve"> </w:t>
+      </w:r>
+      <w:proofErr w:type="spellStart"/>
+      <w:r>
+        <w:rPr>
+          <w:rFonts w:ascii="Consolas" w:eastAsia="Times New Roman" w:hAnsi="Consolas" w:cs="Times New Roman"/>
+          <w:b/>
+          <w:bCs/>
+          <w:i/>
+          <w:iCs/>
+          <w:color w:val="28C6E4"/>
+          <w:sz w:val="27"/>
+          <w:szCs w:val="27"/>
+          <w:lang w:eastAsia="es-ES"/>
+        </w:rPr>
+        <w:t>class</w:t>
+      </w:r>
+      <w:proofErr w:type="spellEnd"/>
+      <w:r>
+        <w:rPr>
+          <w:rFonts w:ascii="Consolas" w:eastAsia="Times New Roman" w:hAnsi="Consolas" w:cs="Times New Roman"/>
+          <w:b/>
+          <w:bCs/>
+          <w:color w:val="000000"/>
+          <w:sz w:val="27"/>
+          <w:szCs w:val="27"/>
+          <w:lang w:eastAsia="es-ES"/>
+        </w:rPr>
+        <w:t xml:space="preserve"> </w:t>
+      </w:r>
+      <w:proofErr w:type="spellStart"/>
+      <w:r>
+        <w:rPr>
+          <w:rFonts w:ascii="Consolas" w:eastAsia="Times New Roman" w:hAnsi="Consolas" w:cs="Times New Roman"/>
+          <w:b/>
+          <w:bCs/>
+          <w:color w:val="000000"/>
+          <w:sz w:val="27"/>
+          <w:szCs w:val="27"/>
+          <w:lang w:eastAsia="es-ES"/>
+        </w:rPr>
+        <w:t>Tablamultiplicar</w:t>
+      </w:r>
+      <w:proofErr w:type="spellEnd"/>
+      <w:r>
+        <w:rPr>
+          <w:rFonts w:ascii="Consolas" w:eastAsia="Times New Roman" w:hAnsi="Consolas" w:cs="Times New Roman"/>
+          <w:b/>
+          <w:bCs/>
+          <w:color w:val="000000"/>
+          <w:sz w:val="27"/>
+          <w:szCs w:val="27"/>
+          <w:lang w:eastAsia="es-ES"/>
+        </w:rPr>
+        <w:t xml:space="preserve"> {</w:t>
+      </w:r>
+    </w:p>
+    <w:p>
+      <w:pPr>
+        <w:shd w:val="clear" w:color="auto" w:fill="FFFFFF"/>
+        <w:spacing w:after="0" w:line="360" w:lineRule="atLeast"/>
+        <w:rPr>
+          <w:rFonts w:ascii="Consolas" w:eastAsia="Times New Roman" w:hAnsi="Consolas" w:cs="Times New Roman"/>
+          <w:b/>
+          <w:bCs/>
+          <w:color w:val="000000"/>
+          <w:sz w:val="27"/>
+          <w:szCs w:val="27"/>
+          <w:lang w:eastAsia="es-ES"/>
+        </w:rPr>
+      </w:pPr>
+      <w:r>
+        <w:rPr>
+          <w:rFonts w:ascii="Consolas" w:eastAsia="Times New Roman" w:hAnsi="Consolas" w:cs="Times New Roman"/>
+          <w:b/>
+          <w:bCs/>
+          <w:color w:val="000000"/>
+          <w:sz w:val="27"/>
+          <w:szCs w:val="27"/>
+          <w:lang w:eastAsia="es-ES"/>
+        </w:rPr>
+        <w:t xml:space="preserve">  </w:t>
+      </w:r>
+      <w:proofErr w:type="gramStart"/>
+      <w:r>
+        <w:rPr>
+          <w:rFonts w:ascii="Consolas" w:eastAsia="Times New Roman" w:hAnsi="Consolas" w:cs="Times New Roman"/>
+          <w:b/>
+          <w:bCs/>
+          <w:color w:val="000000"/>
+          <w:sz w:val="27"/>
+          <w:szCs w:val="27"/>
+          <w:lang w:eastAsia="es-ES"/>
+        </w:rPr>
+        <w:t>@</w:t>
+      </w:r>
+      <w:proofErr w:type="spellStart"/>
+      <w:r>
+        <w:rPr>
+          <w:rFonts w:ascii="Consolas" w:eastAsia="Times New Roman" w:hAnsi="Consolas" w:cs="Times New Roman"/>
+          <w:b/>
+          <w:bCs/>
+          <w:color w:val="6AAF19"/>
+          <w:sz w:val="27"/>
+          <w:szCs w:val="27"/>
+          <w:lang w:eastAsia="es-ES"/>
+        </w:rPr>
+        <w:t>ViewChild</w:t>
+      </w:r>
+      <w:proofErr w:type="spellEnd"/>
+      <w:r>
+        <w:rPr>
+          <w:rFonts w:ascii="Consolas" w:eastAsia="Times New Roman" w:hAnsi="Consolas" w:cs="Times New Roman"/>
+          <w:b/>
+          <w:bCs/>
+          <w:color w:val="000000"/>
+          <w:sz w:val="27"/>
+          <w:szCs w:val="27"/>
+          <w:lang w:eastAsia="es-ES"/>
+        </w:rPr>
+        <w:t>(</w:t>
+      </w:r>
+      <w:proofErr w:type="gramEnd"/>
+      <w:r>
+        <w:rPr>
+          <w:rFonts w:ascii="Consolas" w:eastAsia="Times New Roman" w:hAnsi="Consolas" w:cs="Times New Roman"/>
+          <w:b/>
+          <w:bCs/>
+          <w:color w:val="F25A00"/>
+          <w:sz w:val="27"/>
+          <w:szCs w:val="27"/>
+          <w:lang w:eastAsia="es-ES"/>
+        </w:rPr>
+        <w:t>"</w:t>
+      </w:r>
+      <w:proofErr w:type="spellStart"/>
+      <w:r>
+        <w:rPr>
+          <w:rFonts w:ascii="Consolas" w:eastAsia="Times New Roman" w:hAnsi="Consolas" w:cs="Times New Roman"/>
+          <w:b/>
+          <w:bCs/>
+          <w:color w:val="F25A00"/>
+          <w:sz w:val="27"/>
+          <w:szCs w:val="27"/>
+          <w:lang w:eastAsia="es-ES"/>
+        </w:rPr>
+        <w:t>cajanumero</w:t>
+      </w:r>
+      <w:proofErr w:type="spellEnd"/>
+      <w:r>
+        <w:rPr>
+          <w:rFonts w:ascii="Consolas" w:eastAsia="Times New Roman" w:hAnsi="Consolas" w:cs="Times New Roman"/>
+          <w:b/>
+          <w:bCs/>
+          <w:color w:val="F25A00"/>
+          <w:sz w:val="27"/>
+          <w:szCs w:val="27"/>
+          <w:lang w:eastAsia="es-ES"/>
+        </w:rPr>
+        <w:t>"</w:t>
+      </w:r>
+      <w:r>
+        <w:rPr>
+          <w:rFonts w:ascii="Consolas" w:eastAsia="Times New Roman" w:hAnsi="Consolas" w:cs="Times New Roman"/>
+          <w:b/>
+          <w:bCs/>
+          <w:color w:val="000000"/>
+          <w:sz w:val="27"/>
+          <w:szCs w:val="27"/>
+          <w:lang w:eastAsia="es-ES"/>
+        </w:rPr>
+        <w:t xml:space="preserve">) </w:t>
+      </w:r>
+      <w:proofErr w:type="spellStart"/>
+      <w:r>
+        <w:rPr>
+          <w:rFonts w:ascii="Consolas" w:eastAsia="Times New Roman" w:hAnsi="Consolas" w:cs="Times New Roman"/>
+          <w:b/>
+          <w:bCs/>
+          <w:color w:val="000000"/>
+          <w:sz w:val="27"/>
+          <w:szCs w:val="27"/>
+          <w:lang w:eastAsia="es-ES"/>
+        </w:rPr>
+        <w:t>cajaNumero</w:t>
+      </w:r>
+      <w:proofErr w:type="spellEnd"/>
+      <w:r>
+        <w:rPr>
+          <w:rFonts w:ascii="Consolas" w:eastAsia="Times New Roman" w:hAnsi="Consolas" w:cs="Times New Roman"/>
+          <w:b/>
+          <w:bCs/>
+          <w:color w:val="F92672"/>
+          <w:sz w:val="27"/>
+          <w:szCs w:val="27"/>
+          <w:lang w:eastAsia="es-ES"/>
+        </w:rPr>
+        <w:t>!:</w:t>
+      </w:r>
+      <w:proofErr w:type="spellStart"/>
+      <w:r>
+        <w:rPr>
+          <w:rFonts w:ascii="Consolas" w:eastAsia="Times New Roman" w:hAnsi="Consolas" w:cs="Times New Roman"/>
+          <w:b/>
+          <w:bCs/>
+          <w:color w:val="000000"/>
+          <w:sz w:val="27"/>
+          <w:szCs w:val="27"/>
+          <w:lang w:eastAsia="es-ES"/>
+        </w:rPr>
+        <w:t>ElementRef</w:t>
+      </w:r>
+      <w:proofErr w:type="spellEnd"/>
+      <w:r>
+        <w:rPr>
+          <w:rFonts w:ascii="Consolas" w:eastAsia="Times New Roman" w:hAnsi="Consolas" w:cs="Times New Roman"/>
+          <w:b/>
+          <w:bCs/>
+          <w:color w:val="000000"/>
+          <w:sz w:val="27"/>
+          <w:szCs w:val="27"/>
+          <w:lang w:eastAsia="es-ES"/>
+        </w:rPr>
+        <w:t>;</w:t>
+      </w:r>
+    </w:p>
+    <w:p>
+      <w:pPr>
+        <w:shd w:val="clear" w:color="auto" w:fill="FFFFFF"/>
+        <w:spacing w:after="0" w:line="360" w:lineRule="atLeast"/>
+        <w:rPr>
+          <w:rFonts w:ascii="Consolas" w:eastAsia="Times New Roman" w:hAnsi="Consolas" w:cs="Times New Roman"/>
+          <w:b/>
+          <w:bCs/>
+          <w:color w:val="000000"/>
+          <w:sz w:val="27"/>
+          <w:szCs w:val="27"/>
+          <w:lang w:eastAsia="es-ES"/>
+        </w:rPr>
+      </w:pPr>
+      <w:r>
+        <w:rPr>
+          <w:rFonts w:ascii="Consolas" w:eastAsia="Times New Roman" w:hAnsi="Consolas" w:cs="Times New Roman"/>
+          <w:b/>
+          <w:bCs/>
+          <w:color w:val="000000"/>
+          <w:sz w:val="27"/>
+          <w:szCs w:val="27"/>
+          <w:lang w:eastAsia="es-ES"/>
+        </w:rPr>
+        <w:t xml:space="preserve">  </w:t>
+      </w:r>
+      <w:proofErr w:type="spellStart"/>
+      <w:proofErr w:type="gramStart"/>
+      <w:r>
+        <w:rPr>
+          <w:rFonts w:ascii="Consolas" w:eastAsia="Times New Roman" w:hAnsi="Consolas" w:cs="Times New Roman"/>
+          <w:b/>
+          <w:bCs/>
+          <w:color w:val="F92672"/>
+          <w:sz w:val="27"/>
+          <w:szCs w:val="27"/>
+          <w:lang w:eastAsia="es-ES"/>
+        </w:rPr>
+        <w:t>public</w:t>
+      </w:r>
+      <w:proofErr w:type="spellEnd"/>
+      <w:proofErr w:type="gramEnd"/>
+      <w:r>
+        <w:rPr>
+          <w:rFonts w:ascii="Consolas" w:eastAsia="Times New Roman" w:hAnsi="Consolas" w:cs="Times New Roman"/>
+          <w:b/>
+          <w:bCs/>
+          <w:color w:val="000000"/>
+          <w:sz w:val="27"/>
+          <w:szCs w:val="27"/>
+          <w:lang w:eastAsia="es-ES"/>
+        </w:rPr>
+        <w:t xml:space="preserve"> numero</w:t>
+      </w:r>
+      <w:r>
+        <w:rPr>
+          <w:rFonts w:ascii="Consolas" w:eastAsia="Times New Roman" w:hAnsi="Consolas" w:cs="Times New Roman"/>
+          <w:b/>
+          <w:bCs/>
+          <w:color w:val="F92672"/>
+          <w:sz w:val="27"/>
+          <w:szCs w:val="27"/>
+          <w:lang w:eastAsia="es-ES"/>
+        </w:rPr>
+        <w:t>:</w:t>
+      </w:r>
+      <w:r>
+        <w:rPr>
+          <w:rFonts w:ascii="Consolas" w:eastAsia="Times New Roman" w:hAnsi="Consolas" w:cs="Times New Roman"/>
+          <w:b/>
+          <w:bCs/>
+          <w:color w:val="000000"/>
+          <w:sz w:val="27"/>
+          <w:szCs w:val="27"/>
+          <w:lang w:eastAsia="es-ES"/>
+        </w:rPr>
+        <w:t xml:space="preserve"> </w:t>
+      </w:r>
+      <w:proofErr w:type="spellStart"/>
+      <w:r>
+        <w:rPr>
+          <w:rFonts w:ascii="Consolas" w:eastAsia="Times New Roman" w:hAnsi="Consolas" w:cs="Times New Roman"/>
+          <w:b/>
+          <w:bCs/>
+          <w:i/>
+          <w:iCs/>
+          <w:color w:val="28C6E4"/>
+          <w:sz w:val="27"/>
+          <w:szCs w:val="27"/>
+          <w:lang w:eastAsia="es-ES"/>
+        </w:rPr>
+        <w:t>number</w:t>
+      </w:r>
+      <w:proofErr w:type="spellEnd"/>
+      <w:r>
+        <w:rPr>
+          <w:rFonts w:ascii="Consolas" w:eastAsia="Times New Roman" w:hAnsi="Consolas" w:cs="Times New Roman"/>
+          <w:b/>
+          <w:bCs/>
+          <w:color w:val="000000"/>
+          <w:sz w:val="27"/>
+          <w:szCs w:val="27"/>
+          <w:lang w:eastAsia="es-ES"/>
+        </w:rPr>
+        <w:t>;</w:t>
+      </w:r>
+    </w:p>
+    <w:p>
+      <w:pPr>
+        <w:shd w:val="clear" w:color="auto" w:fill="FFFFFF"/>
+        <w:spacing w:after="0" w:line="360" w:lineRule="atLeast"/>
+        <w:rPr>
+          <w:rFonts w:ascii="Consolas" w:eastAsia="Times New Roman" w:hAnsi="Consolas" w:cs="Times New Roman"/>
+          <w:b/>
+          <w:bCs/>
+          <w:color w:val="000000"/>
+          <w:sz w:val="27"/>
+          <w:szCs w:val="27"/>
+          <w:lang w:eastAsia="es-ES"/>
+        </w:rPr>
+      </w:pPr>
+      <w:r>
+        <w:rPr>
+          <w:rFonts w:ascii="Consolas" w:eastAsia="Times New Roman" w:hAnsi="Consolas" w:cs="Times New Roman"/>
+          <w:b/>
+          <w:bCs/>
+          <w:color w:val="000000"/>
+          <w:sz w:val="27"/>
+          <w:szCs w:val="27"/>
+          <w:lang w:eastAsia="es-ES"/>
+        </w:rPr>
+        <w:t xml:space="preserve">  </w:t>
+      </w:r>
+      <w:proofErr w:type="spellStart"/>
+      <w:proofErr w:type="gramStart"/>
+      <w:r>
+        <w:rPr>
+          <w:rFonts w:ascii="Consolas" w:eastAsia="Times New Roman" w:hAnsi="Consolas" w:cs="Times New Roman"/>
+          <w:b/>
+          <w:bCs/>
+          <w:color w:val="F92672"/>
+          <w:sz w:val="27"/>
+          <w:szCs w:val="27"/>
+          <w:lang w:eastAsia="es-ES"/>
+        </w:rPr>
+        <w:t>public</w:t>
+      </w:r>
+      <w:proofErr w:type="spellEnd"/>
+      <w:proofErr w:type="gramEnd"/>
+      <w:r>
+        <w:rPr>
+          <w:rFonts w:ascii="Consolas" w:eastAsia="Times New Roman" w:hAnsi="Consolas" w:cs="Times New Roman"/>
+          <w:b/>
+          <w:bCs/>
+          <w:color w:val="000000"/>
+          <w:sz w:val="27"/>
+          <w:szCs w:val="27"/>
+          <w:lang w:eastAsia="es-ES"/>
+        </w:rPr>
+        <w:t xml:space="preserve"> </w:t>
+      </w:r>
+      <w:proofErr w:type="spellStart"/>
+      <w:r>
+        <w:rPr>
+          <w:rFonts w:ascii="Consolas" w:eastAsia="Times New Roman" w:hAnsi="Consolas" w:cs="Times New Roman"/>
+          <w:b/>
+          <w:bCs/>
+          <w:color w:val="000000"/>
+          <w:sz w:val="27"/>
+          <w:szCs w:val="27"/>
+          <w:lang w:eastAsia="es-ES"/>
+        </w:rPr>
+        <w:t>numeros</w:t>
+      </w:r>
+      <w:proofErr w:type="spellEnd"/>
+      <w:r>
+        <w:rPr>
+          <w:rFonts w:ascii="Consolas" w:eastAsia="Times New Roman" w:hAnsi="Consolas" w:cs="Times New Roman"/>
+          <w:b/>
+          <w:bCs/>
+          <w:color w:val="F92672"/>
+          <w:sz w:val="27"/>
+          <w:szCs w:val="27"/>
+          <w:lang w:eastAsia="es-ES"/>
+        </w:rPr>
+        <w:t>:</w:t>
+      </w:r>
+      <w:r>
+        <w:rPr>
+          <w:rFonts w:ascii="Consolas" w:eastAsia="Times New Roman" w:hAnsi="Consolas" w:cs="Times New Roman"/>
+          <w:b/>
+          <w:bCs/>
+          <w:color w:val="000000"/>
+          <w:sz w:val="27"/>
+          <w:szCs w:val="27"/>
+          <w:lang w:eastAsia="es-ES"/>
+        </w:rPr>
+        <w:t xml:space="preserve"> </w:t>
+      </w:r>
+      <w:proofErr w:type="spellStart"/>
+      <w:r>
+        <w:rPr>
+          <w:rFonts w:ascii="Consolas" w:eastAsia="Times New Roman" w:hAnsi="Consolas" w:cs="Times New Roman"/>
+          <w:b/>
+          <w:bCs/>
+          <w:color w:val="000000"/>
+          <w:sz w:val="27"/>
+          <w:szCs w:val="27"/>
+          <w:lang w:eastAsia="es-ES"/>
+        </w:rPr>
+        <w:t>Array</w:t>
+      </w:r>
+      <w:proofErr w:type="spellEnd"/>
+      <w:r>
+        <w:rPr>
+          <w:rFonts w:ascii="Consolas" w:eastAsia="Times New Roman" w:hAnsi="Consolas" w:cs="Times New Roman"/>
+          <w:b/>
+          <w:bCs/>
+          <w:color w:val="000000"/>
+          <w:sz w:val="27"/>
+          <w:szCs w:val="27"/>
+          <w:lang w:eastAsia="es-ES"/>
+        </w:rPr>
+        <w:t>&lt;</w:t>
+      </w:r>
+      <w:proofErr w:type="spellStart"/>
+      <w:r>
+        <w:rPr>
+          <w:rFonts w:ascii="Consolas" w:eastAsia="Times New Roman" w:hAnsi="Consolas" w:cs="Times New Roman"/>
+          <w:b/>
+          <w:bCs/>
+          <w:i/>
+          <w:iCs/>
+          <w:color w:val="28C6E4"/>
+          <w:sz w:val="27"/>
+          <w:szCs w:val="27"/>
+          <w:lang w:eastAsia="es-ES"/>
+        </w:rPr>
+        <w:t>number</w:t>
+      </w:r>
+      <w:proofErr w:type="spellEnd"/>
+      <w:r>
+        <w:rPr>
+          <w:rFonts w:ascii="Consolas" w:eastAsia="Times New Roman" w:hAnsi="Consolas" w:cs="Times New Roman"/>
+          <w:b/>
+          <w:bCs/>
+          <w:color w:val="000000"/>
+          <w:sz w:val="27"/>
+          <w:szCs w:val="27"/>
+          <w:lang w:eastAsia="es-ES"/>
+        </w:rPr>
+        <w:t>&gt;;</w:t>
+      </w:r>
+    </w:p>
+    <w:p>
+      <w:pPr>
+        <w:shd w:val="clear" w:color="auto" w:fill="FFFFFF"/>
+        <w:spacing w:after="0" w:line="360" w:lineRule="atLeast"/>
+        <w:rPr>
+          <w:rFonts w:ascii="Consolas" w:eastAsia="Times New Roman" w:hAnsi="Consolas" w:cs="Times New Roman"/>
+          <w:b/>
+          <w:bCs/>
+          <w:color w:val="000000"/>
+          <w:sz w:val="27"/>
+          <w:szCs w:val="27"/>
+          <w:lang w:eastAsia="es-ES"/>
+        </w:rPr>
+      </w:pPr>
+    </w:p>
+    <w:p>
+      <w:pPr>
+        <w:shd w:val="clear" w:color="auto" w:fill="FFFFFF"/>
+        <w:spacing w:after="0" w:line="360" w:lineRule="atLeast"/>
+        <w:rPr>
+          <w:rFonts w:ascii="Consolas" w:eastAsia="Times New Roman" w:hAnsi="Consolas" w:cs="Times New Roman"/>
+          <w:b/>
+          <w:bCs/>
+          <w:color w:val="000000"/>
+          <w:sz w:val="27"/>
+          <w:szCs w:val="27"/>
+          <w:lang w:eastAsia="es-ES"/>
+        </w:rPr>
+      </w:pPr>
+      <w:r>
+        <w:rPr>
+          <w:rFonts w:ascii="Consolas" w:eastAsia="Times New Roman" w:hAnsi="Consolas" w:cs="Times New Roman"/>
+          <w:b/>
+          <w:bCs/>
+          <w:color w:val="000000"/>
+          <w:sz w:val="27"/>
+          <w:szCs w:val="27"/>
+          <w:lang w:eastAsia="es-ES"/>
+        </w:rPr>
+        <w:t xml:space="preserve">  </w:t>
+      </w:r>
+      <w:proofErr w:type="gramStart"/>
+      <w:r>
+        <w:rPr>
+          <w:rFonts w:ascii="Consolas" w:eastAsia="Times New Roman" w:hAnsi="Consolas" w:cs="Times New Roman"/>
+          <w:b/>
+          <w:bCs/>
+          <w:i/>
+          <w:iCs/>
+          <w:color w:val="28C6E4"/>
+          <w:sz w:val="27"/>
+          <w:szCs w:val="27"/>
+          <w:lang w:eastAsia="es-ES"/>
+        </w:rPr>
+        <w:t>constructor</w:t>
+      </w:r>
+      <w:proofErr w:type="gramEnd"/>
+      <w:r>
+        <w:rPr>
+          <w:rFonts w:ascii="Consolas" w:eastAsia="Times New Roman" w:hAnsi="Consolas" w:cs="Times New Roman"/>
+          <w:b/>
+          <w:bCs/>
+          <w:color w:val="000000"/>
+          <w:sz w:val="27"/>
+          <w:szCs w:val="27"/>
+          <w:lang w:eastAsia="es-ES"/>
+        </w:rPr>
+        <w:t>() {</w:t>
+      </w:r>
+    </w:p>
+    <w:p>
+      <w:pPr>
+        <w:shd w:val="clear" w:color="auto" w:fill="FFFFFF"/>
+        <w:spacing w:after="0" w:line="360" w:lineRule="atLeast"/>
+        <w:rPr>
+          <w:rFonts w:ascii="Consolas" w:eastAsia="Times New Roman" w:hAnsi="Consolas" w:cs="Times New Roman"/>
+          <w:b/>
+          <w:bCs/>
+          <w:color w:val="000000"/>
+          <w:sz w:val="27"/>
+          <w:szCs w:val="27"/>
+          <w:lang w:eastAsia="es-ES"/>
+        </w:rPr>
+      </w:pPr>
+      <w:r>
+        <w:rPr>
+          <w:rFonts w:ascii="Consolas" w:eastAsia="Times New Roman" w:hAnsi="Consolas" w:cs="Times New Roman"/>
+          <w:b/>
+          <w:bCs/>
+          <w:color w:val="000000"/>
+          <w:sz w:val="27"/>
+          <w:szCs w:val="27"/>
+          <w:lang w:eastAsia="es-ES"/>
+        </w:rPr>
+        <w:t xml:space="preserve">    </w:t>
+      </w:r>
+      <w:proofErr w:type="spellStart"/>
+      <w:r>
+        <w:rPr>
+          <w:rFonts w:ascii="Consolas" w:eastAsia="Times New Roman" w:hAnsi="Consolas" w:cs="Times New Roman"/>
+          <w:b/>
+          <w:bCs/>
+          <w:i/>
+          <w:iCs/>
+          <w:color w:val="FD971F"/>
+          <w:sz w:val="27"/>
+          <w:szCs w:val="27"/>
+          <w:lang w:eastAsia="es-ES"/>
+        </w:rPr>
+        <w:t>this</w:t>
+      </w:r>
+      <w:r>
+        <w:rPr>
+          <w:rFonts w:ascii="Consolas" w:eastAsia="Times New Roman" w:hAnsi="Consolas" w:cs="Times New Roman"/>
+          <w:b/>
+          <w:bCs/>
+          <w:color w:val="000000"/>
+          <w:sz w:val="27"/>
+          <w:szCs w:val="27"/>
+          <w:lang w:eastAsia="es-ES"/>
+        </w:rPr>
+        <w:t>.numero</w:t>
+      </w:r>
+      <w:proofErr w:type="spellEnd"/>
+      <w:r>
+        <w:rPr>
+          <w:rFonts w:ascii="Consolas" w:eastAsia="Times New Roman" w:hAnsi="Consolas" w:cs="Times New Roman"/>
+          <w:b/>
+          <w:bCs/>
+          <w:color w:val="000000"/>
+          <w:sz w:val="27"/>
+          <w:szCs w:val="27"/>
+          <w:lang w:eastAsia="es-ES"/>
+        </w:rPr>
+        <w:t xml:space="preserve"> </w:t>
+      </w:r>
+      <w:r>
+        <w:rPr>
+          <w:rFonts w:ascii="Consolas" w:eastAsia="Times New Roman" w:hAnsi="Consolas" w:cs="Times New Roman"/>
+          <w:b/>
+          <w:bCs/>
+          <w:color w:val="F92672"/>
+          <w:sz w:val="27"/>
+          <w:szCs w:val="27"/>
+          <w:lang w:eastAsia="es-ES"/>
+        </w:rPr>
+        <w:t>=</w:t>
+      </w:r>
+      <w:r>
+        <w:rPr>
+          <w:rFonts w:ascii="Consolas" w:eastAsia="Times New Roman" w:hAnsi="Consolas" w:cs="Times New Roman"/>
+          <w:b/>
+          <w:bCs/>
+          <w:color w:val="000000"/>
+          <w:sz w:val="27"/>
+          <w:szCs w:val="27"/>
+          <w:lang w:eastAsia="es-ES"/>
+        </w:rPr>
+        <w:t xml:space="preserve"> </w:t>
+      </w:r>
+      <w:r>
+        <w:rPr>
+          <w:rFonts w:ascii="Consolas" w:eastAsia="Times New Roman" w:hAnsi="Consolas" w:cs="Times New Roman"/>
+          <w:b/>
+          <w:bCs/>
+          <w:color w:val="AE81FF"/>
+          <w:sz w:val="27"/>
+          <w:szCs w:val="27"/>
+          <w:lang w:eastAsia="es-ES"/>
+        </w:rPr>
+        <w:t>0</w:t>
+      </w:r>
+      <w:r>
+        <w:rPr>
+          <w:rFonts w:ascii="Consolas" w:eastAsia="Times New Roman" w:hAnsi="Consolas" w:cs="Times New Roman"/>
+          <w:b/>
+          <w:bCs/>
+          <w:color w:val="000000"/>
+          <w:sz w:val="27"/>
+          <w:szCs w:val="27"/>
+          <w:lang w:eastAsia="es-ES"/>
+        </w:rPr>
+        <w:t>;</w:t>
+      </w:r>
+    </w:p>
+    <w:p>
+      <w:pPr>
+        <w:shd w:val="clear" w:color="auto" w:fill="FFFFFF"/>
+        <w:spacing w:after="0" w:line="360" w:lineRule="atLeast"/>
+        <w:rPr>
+          <w:rFonts w:ascii="Consolas" w:eastAsia="Times New Roman" w:hAnsi="Consolas" w:cs="Times New Roman"/>
+          <w:b/>
+          <w:bCs/>
+          <w:color w:val="000000"/>
+          <w:sz w:val="27"/>
+          <w:szCs w:val="27"/>
+          <w:lang w:eastAsia="es-ES"/>
+        </w:rPr>
+      </w:pPr>
+      <w:r>
+        <w:rPr>
+          <w:rFonts w:ascii="Consolas" w:eastAsia="Times New Roman" w:hAnsi="Consolas" w:cs="Times New Roman"/>
+          <w:b/>
+          <w:bCs/>
+          <w:color w:val="000000"/>
+          <w:sz w:val="27"/>
+          <w:szCs w:val="27"/>
+          <w:lang w:eastAsia="es-ES"/>
+        </w:rPr>
+        <w:t xml:space="preserve">    </w:t>
+      </w:r>
+      <w:proofErr w:type="spellStart"/>
+      <w:r>
+        <w:rPr>
+          <w:rFonts w:ascii="Consolas" w:eastAsia="Times New Roman" w:hAnsi="Consolas" w:cs="Times New Roman"/>
+          <w:b/>
+          <w:bCs/>
+          <w:i/>
+          <w:iCs/>
+          <w:color w:val="FD971F"/>
+          <w:sz w:val="27"/>
+          <w:szCs w:val="27"/>
+          <w:lang w:eastAsia="es-ES"/>
+        </w:rPr>
+        <w:t>this</w:t>
+      </w:r>
+      <w:r>
+        <w:rPr>
+          <w:rFonts w:ascii="Consolas" w:eastAsia="Times New Roman" w:hAnsi="Consolas" w:cs="Times New Roman"/>
+          <w:b/>
+          <w:bCs/>
+          <w:color w:val="000000"/>
+          <w:sz w:val="27"/>
+          <w:szCs w:val="27"/>
+          <w:lang w:eastAsia="es-ES"/>
+        </w:rPr>
+        <w:t>.numeros</w:t>
+      </w:r>
+      <w:proofErr w:type="spellEnd"/>
+      <w:r>
+        <w:rPr>
+          <w:rFonts w:ascii="Consolas" w:eastAsia="Times New Roman" w:hAnsi="Consolas" w:cs="Times New Roman"/>
+          <w:b/>
+          <w:bCs/>
+          <w:color w:val="000000"/>
+          <w:sz w:val="27"/>
+          <w:szCs w:val="27"/>
+          <w:lang w:eastAsia="es-ES"/>
+        </w:rPr>
+        <w:t xml:space="preserve"> </w:t>
+      </w:r>
+      <w:r>
+        <w:rPr>
+          <w:rFonts w:ascii="Consolas" w:eastAsia="Times New Roman" w:hAnsi="Consolas" w:cs="Times New Roman"/>
+          <w:b/>
+          <w:bCs/>
+          <w:color w:val="F92672"/>
+          <w:sz w:val="27"/>
+          <w:szCs w:val="27"/>
+          <w:lang w:eastAsia="es-ES"/>
+        </w:rPr>
+        <w:t>=</w:t>
+      </w:r>
+      <w:r>
+        <w:rPr>
+          <w:rFonts w:ascii="Consolas" w:eastAsia="Times New Roman" w:hAnsi="Consolas" w:cs="Times New Roman"/>
+          <w:b/>
+          <w:bCs/>
+          <w:color w:val="000000"/>
+          <w:sz w:val="27"/>
+          <w:szCs w:val="27"/>
+          <w:lang w:eastAsia="es-ES"/>
+        </w:rPr>
+        <w:t xml:space="preserve"> </w:t>
+      </w:r>
+      <w:r>
+        <w:rPr>
+          <w:rFonts w:ascii="Consolas" w:eastAsia="Times New Roman" w:hAnsi="Consolas" w:cs="Times New Roman"/>
+          <w:b/>
+          <w:bCs/>
+          <w:color w:val="F92672"/>
+          <w:sz w:val="27"/>
+          <w:szCs w:val="27"/>
+          <w:lang w:eastAsia="es-ES"/>
+        </w:rPr>
+        <w:t>new</w:t>
+      </w:r>
+      <w:r>
+        <w:rPr>
+          <w:rFonts w:ascii="Consolas" w:eastAsia="Times New Roman" w:hAnsi="Consolas" w:cs="Times New Roman"/>
+          <w:b/>
+          <w:bCs/>
+          <w:color w:val="000000"/>
+          <w:sz w:val="27"/>
+          <w:szCs w:val="27"/>
+          <w:lang w:eastAsia="es-ES"/>
+        </w:rPr>
+        <w:t xml:space="preserve"> </w:t>
+      </w:r>
+      <w:proofErr w:type="spellStart"/>
+      <w:r>
+        <w:rPr>
+          <w:rFonts w:ascii="Consolas" w:eastAsia="Times New Roman" w:hAnsi="Consolas" w:cs="Times New Roman"/>
+          <w:b/>
+          <w:bCs/>
+          <w:color w:val="6AAF19"/>
+          <w:sz w:val="27"/>
+          <w:szCs w:val="27"/>
+          <w:lang w:eastAsia="es-ES"/>
+        </w:rPr>
+        <w:t>Array</w:t>
+      </w:r>
+      <w:proofErr w:type="spellEnd"/>
+      <w:r>
+        <w:rPr>
+          <w:rFonts w:ascii="Consolas" w:eastAsia="Times New Roman" w:hAnsi="Consolas" w:cs="Times New Roman"/>
+          <w:b/>
+          <w:bCs/>
+          <w:color w:val="000000"/>
+          <w:sz w:val="27"/>
+          <w:szCs w:val="27"/>
+          <w:lang w:eastAsia="es-ES"/>
+        </w:rPr>
+        <w:t>&lt;</w:t>
+      </w:r>
+      <w:proofErr w:type="spellStart"/>
+      <w:r>
+        <w:rPr>
+          <w:rFonts w:ascii="Consolas" w:eastAsia="Times New Roman" w:hAnsi="Consolas" w:cs="Times New Roman"/>
+          <w:b/>
+          <w:bCs/>
+          <w:i/>
+          <w:iCs/>
+          <w:color w:val="28C6E4"/>
+          <w:sz w:val="27"/>
+          <w:szCs w:val="27"/>
+          <w:lang w:eastAsia="es-ES"/>
+        </w:rPr>
+        <w:t>number</w:t>
+      </w:r>
+      <w:proofErr w:type="spellEnd"/>
+      <w:proofErr w:type="gramStart"/>
+      <w:r>
+        <w:rPr>
+          <w:rFonts w:ascii="Consolas" w:eastAsia="Times New Roman" w:hAnsi="Consolas" w:cs="Times New Roman"/>
+          <w:b/>
+          <w:bCs/>
+          <w:color w:val="000000"/>
+          <w:sz w:val="27"/>
+          <w:szCs w:val="27"/>
+          <w:lang w:eastAsia="es-ES"/>
+        </w:rPr>
+        <w:t>&gt;(</w:t>
+      </w:r>
+      <w:proofErr w:type="gramEnd"/>
+      <w:r>
+        <w:rPr>
+          <w:rFonts w:ascii="Consolas" w:eastAsia="Times New Roman" w:hAnsi="Consolas" w:cs="Times New Roman"/>
+          <w:b/>
+          <w:bCs/>
+          <w:color w:val="000000"/>
+          <w:sz w:val="27"/>
+          <w:szCs w:val="27"/>
+          <w:lang w:eastAsia="es-ES"/>
+        </w:rPr>
+        <w:t>);</w:t>
+      </w:r>
+    </w:p>
+    <w:p>
+      <w:pPr>
+        <w:shd w:val="clear" w:color="auto" w:fill="FFFFFF"/>
+        <w:spacing w:after="0" w:line="360" w:lineRule="atLeast"/>
+        <w:rPr>
+          <w:rFonts w:ascii="Consolas" w:eastAsia="Times New Roman" w:hAnsi="Consolas" w:cs="Times New Roman"/>
+          <w:b/>
+          <w:bCs/>
+          <w:color w:val="000000"/>
+          <w:sz w:val="27"/>
+          <w:szCs w:val="27"/>
+          <w:lang w:eastAsia="es-ES"/>
+        </w:rPr>
+      </w:pPr>
+      <w:r>
+        <w:rPr>
+          <w:rFonts w:ascii="Consolas" w:eastAsia="Times New Roman" w:hAnsi="Consolas" w:cs="Times New Roman"/>
+          <w:b/>
+          <w:bCs/>
+          <w:color w:val="000000"/>
+          <w:sz w:val="27"/>
+          <w:szCs w:val="27"/>
+          <w:lang w:eastAsia="es-ES"/>
+        </w:rPr>
+        <w:t>  }</w:t>
+      </w:r>
+    </w:p>
+    <w:p>
+      <w:pPr>
+        <w:shd w:val="clear" w:color="auto" w:fill="FFFFFF"/>
+        <w:spacing w:after="0" w:line="360" w:lineRule="atLeast"/>
+        <w:rPr>
+          <w:rFonts w:ascii="Consolas" w:eastAsia="Times New Roman" w:hAnsi="Consolas" w:cs="Times New Roman"/>
+          <w:b/>
+          <w:bCs/>
+          <w:color w:val="000000"/>
+          <w:sz w:val="27"/>
+          <w:szCs w:val="27"/>
+          <w:lang w:eastAsia="es-ES"/>
+        </w:rPr>
+      </w:pPr>
+    </w:p>
+    <w:p>
+      <w:pPr>
+        <w:shd w:val="clear" w:color="auto" w:fill="FFFFFF"/>
+        <w:spacing w:after="0" w:line="360" w:lineRule="atLeast"/>
+        <w:rPr>
+          <w:rFonts w:ascii="Consolas" w:eastAsia="Times New Roman" w:hAnsi="Consolas" w:cs="Times New Roman"/>
+          <w:b/>
+          <w:bCs/>
+          <w:color w:val="000000"/>
+          <w:sz w:val="27"/>
+          <w:szCs w:val="27"/>
+          <w:lang w:eastAsia="es-ES"/>
+        </w:rPr>
+      </w:pPr>
+      <w:r>
+        <w:rPr>
+          <w:rFonts w:ascii="Consolas" w:eastAsia="Times New Roman" w:hAnsi="Consolas" w:cs="Times New Roman"/>
+          <w:b/>
+          <w:bCs/>
+          <w:color w:val="000000"/>
+          <w:sz w:val="27"/>
+          <w:szCs w:val="27"/>
+          <w:lang w:eastAsia="es-ES"/>
+        </w:rPr>
+        <w:t xml:space="preserve">  </w:t>
+      </w:r>
+      <w:proofErr w:type="spellStart"/>
+      <w:proofErr w:type="gramStart"/>
+      <w:r>
+        <w:rPr>
+          <w:rFonts w:ascii="Consolas" w:eastAsia="Times New Roman" w:hAnsi="Consolas" w:cs="Times New Roman"/>
+          <w:b/>
+          <w:bCs/>
+          <w:color w:val="6AAF19"/>
+          <w:sz w:val="27"/>
+          <w:szCs w:val="27"/>
+          <w:lang w:eastAsia="es-ES"/>
+        </w:rPr>
+        <w:t>mostrarTabla</w:t>
+      </w:r>
+      <w:proofErr w:type="spellEnd"/>
+      <w:proofErr w:type="gramEnd"/>
+      <w:r>
+        <w:rPr>
+          <w:rFonts w:ascii="Consolas" w:eastAsia="Times New Roman" w:hAnsi="Consolas" w:cs="Times New Roman"/>
+          <w:b/>
+          <w:bCs/>
+          <w:color w:val="000000"/>
+          <w:sz w:val="27"/>
+          <w:szCs w:val="27"/>
+          <w:lang w:eastAsia="es-ES"/>
+        </w:rPr>
+        <w:t>()</w:t>
+      </w:r>
+      <w:r>
+        <w:rPr>
+          <w:rFonts w:ascii="Consolas" w:eastAsia="Times New Roman" w:hAnsi="Consolas" w:cs="Times New Roman"/>
+          <w:b/>
+          <w:bCs/>
+          <w:color w:val="F92672"/>
+          <w:sz w:val="27"/>
+          <w:szCs w:val="27"/>
+          <w:lang w:eastAsia="es-ES"/>
+        </w:rPr>
+        <w:t>:</w:t>
+      </w:r>
+      <w:r>
+        <w:rPr>
+          <w:rFonts w:ascii="Consolas" w:eastAsia="Times New Roman" w:hAnsi="Consolas" w:cs="Times New Roman"/>
+          <w:b/>
+          <w:bCs/>
+          <w:color w:val="000000"/>
+          <w:sz w:val="27"/>
+          <w:szCs w:val="27"/>
+          <w:lang w:eastAsia="es-ES"/>
+        </w:rPr>
+        <w:t xml:space="preserve"> </w:t>
+      </w:r>
+      <w:proofErr w:type="spellStart"/>
+      <w:r>
+        <w:rPr>
+          <w:rFonts w:ascii="Consolas" w:eastAsia="Times New Roman" w:hAnsi="Consolas" w:cs="Times New Roman"/>
+          <w:b/>
+          <w:bCs/>
+          <w:i/>
+          <w:iCs/>
+          <w:color w:val="28C6E4"/>
+          <w:sz w:val="27"/>
+          <w:szCs w:val="27"/>
+          <w:lang w:eastAsia="es-ES"/>
+        </w:rPr>
+        <w:t>void</w:t>
+      </w:r>
+      <w:proofErr w:type="spellEnd"/>
+      <w:r>
+        <w:rPr>
+          <w:rFonts w:ascii="Consolas" w:eastAsia="Times New Roman" w:hAnsi="Consolas" w:cs="Times New Roman"/>
+          <w:b/>
+          <w:bCs/>
+          <w:color w:val="000000"/>
+          <w:sz w:val="27"/>
+          <w:szCs w:val="27"/>
+          <w:lang w:eastAsia="es-ES"/>
+        </w:rPr>
+        <w:t xml:space="preserve"> {</w:t>
+      </w:r>
+    </w:p>
+    <w:p>
+      <w:pPr>
+        <w:shd w:val="clear" w:color="auto" w:fill="FFFFFF"/>
+        <w:spacing w:after="0" w:line="360" w:lineRule="atLeast"/>
+        <w:rPr>
+          <w:rFonts w:ascii="Consolas" w:eastAsia="Times New Roman" w:hAnsi="Consolas" w:cs="Times New Roman"/>
+          <w:b/>
+          <w:bCs/>
+          <w:color w:val="000000"/>
+          <w:sz w:val="27"/>
+          <w:szCs w:val="27"/>
+          <w:lang w:eastAsia="es-ES"/>
+        </w:rPr>
+      </w:pPr>
+      <w:r>
+        <w:rPr>
+          <w:rFonts w:ascii="Consolas" w:eastAsia="Times New Roman" w:hAnsi="Consolas" w:cs="Times New Roman"/>
+          <w:b/>
+          <w:bCs/>
+          <w:color w:val="000000"/>
+          <w:sz w:val="27"/>
+          <w:szCs w:val="27"/>
+          <w:lang w:eastAsia="es-ES"/>
+        </w:rPr>
+        <w:t xml:space="preserve">    </w:t>
+      </w:r>
+      <w:proofErr w:type="spellStart"/>
+      <w:r>
+        <w:rPr>
+          <w:rFonts w:ascii="Consolas" w:eastAsia="Times New Roman" w:hAnsi="Consolas" w:cs="Times New Roman"/>
+          <w:b/>
+          <w:bCs/>
+          <w:i/>
+          <w:iCs/>
+          <w:color w:val="FD971F"/>
+          <w:sz w:val="27"/>
+          <w:szCs w:val="27"/>
+          <w:lang w:eastAsia="es-ES"/>
+        </w:rPr>
+        <w:t>this</w:t>
+      </w:r>
+      <w:r>
+        <w:rPr>
+          <w:rFonts w:ascii="Consolas" w:eastAsia="Times New Roman" w:hAnsi="Consolas" w:cs="Times New Roman"/>
+          <w:b/>
+          <w:bCs/>
+          <w:color w:val="000000"/>
+          <w:sz w:val="27"/>
+          <w:szCs w:val="27"/>
+          <w:lang w:eastAsia="es-ES"/>
+        </w:rPr>
+        <w:t>.numero</w:t>
+      </w:r>
+      <w:proofErr w:type="spellEnd"/>
+      <w:r>
+        <w:rPr>
+          <w:rFonts w:ascii="Consolas" w:eastAsia="Times New Roman" w:hAnsi="Consolas" w:cs="Times New Roman"/>
+          <w:b/>
+          <w:bCs/>
+          <w:color w:val="000000"/>
+          <w:sz w:val="27"/>
+          <w:szCs w:val="27"/>
+          <w:lang w:eastAsia="es-ES"/>
+        </w:rPr>
+        <w:t xml:space="preserve"> </w:t>
+      </w:r>
+      <w:r>
+        <w:rPr>
+          <w:rFonts w:ascii="Consolas" w:eastAsia="Times New Roman" w:hAnsi="Consolas" w:cs="Times New Roman"/>
+          <w:b/>
+          <w:bCs/>
+          <w:color w:val="F92672"/>
+          <w:sz w:val="27"/>
+          <w:szCs w:val="27"/>
+          <w:lang w:eastAsia="es-ES"/>
+        </w:rPr>
+        <w:t>=</w:t>
+      </w:r>
+      <w:r>
+        <w:rPr>
+          <w:rFonts w:ascii="Consolas" w:eastAsia="Times New Roman" w:hAnsi="Consolas" w:cs="Times New Roman"/>
+          <w:b/>
+          <w:bCs/>
+          <w:color w:val="000000"/>
+          <w:sz w:val="27"/>
+          <w:szCs w:val="27"/>
+          <w:lang w:eastAsia="es-ES"/>
+        </w:rPr>
+        <w:t xml:space="preserve"> </w:t>
+      </w:r>
+      <w:proofErr w:type="spellStart"/>
+      <w:proofErr w:type="gramStart"/>
+      <w:r>
+        <w:rPr>
+          <w:rFonts w:ascii="Consolas" w:eastAsia="Times New Roman" w:hAnsi="Consolas" w:cs="Times New Roman"/>
+          <w:b/>
+          <w:bCs/>
+          <w:color w:val="6AAF19"/>
+          <w:sz w:val="27"/>
+          <w:szCs w:val="27"/>
+          <w:lang w:eastAsia="es-ES"/>
+        </w:rPr>
+        <w:t>parseInt</w:t>
+      </w:r>
+      <w:proofErr w:type="spellEnd"/>
+      <w:r>
+        <w:rPr>
+          <w:rFonts w:ascii="Consolas" w:eastAsia="Times New Roman" w:hAnsi="Consolas" w:cs="Times New Roman"/>
+          <w:b/>
+          <w:bCs/>
+          <w:color w:val="000000"/>
+          <w:sz w:val="27"/>
+          <w:szCs w:val="27"/>
+          <w:lang w:eastAsia="es-ES"/>
+        </w:rPr>
+        <w:t>(</w:t>
+      </w:r>
+      <w:proofErr w:type="spellStart"/>
+      <w:proofErr w:type="gramEnd"/>
+      <w:r>
+        <w:rPr>
+          <w:rFonts w:ascii="Consolas" w:eastAsia="Times New Roman" w:hAnsi="Consolas" w:cs="Times New Roman"/>
+          <w:b/>
+          <w:bCs/>
+          <w:i/>
+          <w:iCs/>
+          <w:color w:val="FD971F"/>
+          <w:sz w:val="27"/>
+          <w:szCs w:val="27"/>
+          <w:lang w:eastAsia="es-ES"/>
+        </w:rPr>
+        <w:t>this</w:t>
+      </w:r>
+      <w:r>
+        <w:rPr>
+          <w:rFonts w:ascii="Consolas" w:eastAsia="Times New Roman" w:hAnsi="Consolas" w:cs="Times New Roman"/>
+          <w:b/>
+          <w:bCs/>
+          <w:color w:val="000000"/>
+          <w:sz w:val="27"/>
+          <w:szCs w:val="27"/>
+          <w:lang w:eastAsia="es-ES"/>
+        </w:rPr>
+        <w:t>.cajaNumero.nativeElement.value</w:t>
+      </w:r>
+      <w:proofErr w:type="spellEnd"/>
+      <w:r>
+        <w:rPr>
+          <w:rFonts w:ascii="Consolas" w:eastAsia="Times New Roman" w:hAnsi="Consolas" w:cs="Times New Roman"/>
+          <w:b/>
+          <w:bCs/>
+          <w:color w:val="000000"/>
+          <w:sz w:val="27"/>
+          <w:szCs w:val="27"/>
+          <w:lang w:eastAsia="es-ES"/>
+        </w:rPr>
+        <w:t>);</w:t>
+      </w:r>
+    </w:p>
+    <w:p>
+      <w:pPr>
+        <w:shd w:val="clear" w:color="auto" w:fill="FFFFFF"/>
+        <w:spacing w:after="0" w:line="360" w:lineRule="atLeast"/>
+        <w:rPr>
+          <w:rFonts w:ascii="Consolas" w:eastAsia="Times New Roman" w:hAnsi="Consolas" w:cs="Times New Roman"/>
+          <w:b/>
+          <w:bCs/>
+          <w:color w:val="000000"/>
+          <w:sz w:val="27"/>
+          <w:szCs w:val="27"/>
+          <w:lang w:eastAsia="es-ES"/>
+        </w:rPr>
+      </w:pPr>
+      <w:r>
+        <w:rPr>
+          <w:rFonts w:ascii="Consolas" w:eastAsia="Times New Roman" w:hAnsi="Consolas" w:cs="Times New Roman"/>
+          <w:b/>
+          <w:bCs/>
+          <w:color w:val="000000"/>
+          <w:sz w:val="27"/>
+          <w:szCs w:val="27"/>
+          <w:lang w:eastAsia="es-ES"/>
+        </w:rPr>
+        <w:t xml:space="preserve">    </w:t>
+      </w:r>
+      <w:proofErr w:type="spellStart"/>
+      <w:proofErr w:type="gramStart"/>
+      <w:r>
+        <w:rPr>
+          <w:rFonts w:ascii="Consolas" w:eastAsia="Times New Roman" w:hAnsi="Consolas" w:cs="Times New Roman"/>
+          <w:b/>
+          <w:bCs/>
+          <w:i/>
+          <w:iCs/>
+          <w:color w:val="28C6E4"/>
+          <w:sz w:val="27"/>
+          <w:szCs w:val="27"/>
+          <w:lang w:eastAsia="es-ES"/>
+        </w:rPr>
+        <w:t>let</w:t>
+      </w:r>
+      <w:proofErr w:type="spellEnd"/>
+      <w:proofErr w:type="gramEnd"/>
+      <w:r>
+        <w:rPr>
+          <w:rFonts w:ascii="Consolas" w:eastAsia="Times New Roman" w:hAnsi="Consolas" w:cs="Times New Roman"/>
+          <w:b/>
+          <w:bCs/>
+          <w:color w:val="000000"/>
+          <w:sz w:val="27"/>
+          <w:szCs w:val="27"/>
+          <w:lang w:eastAsia="es-ES"/>
+        </w:rPr>
+        <w:t xml:space="preserve"> </w:t>
+      </w:r>
+      <w:proofErr w:type="spellStart"/>
+      <w:r>
+        <w:rPr>
+          <w:rFonts w:ascii="Consolas" w:eastAsia="Times New Roman" w:hAnsi="Consolas" w:cs="Times New Roman"/>
+          <w:b/>
+          <w:bCs/>
+          <w:color w:val="000000"/>
+          <w:sz w:val="27"/>
+          <w:szCs w:val="27"/>
+          <w:lang w:eastAsia="es-ES"/>
+        </w:rPr>
+        <w:t>aux</w:t>
+      </w:r>
+      <w:proofErr w:type="spellEnd"/>
+      <w:r>
+        <w:rPr>
+          <w:rFonts w:ascii="Consolas" w:eastAsia="Times New Roman" w:hAnsi="Consolas" w:cs="Times New Roman"/>
+          <w:b/>
+          <w:bCs/>
+          <w:color w:val="000000"/>
+          <w:sz w:val="27"/>
+          <w:szCs w:val="27"/>
+          <w:lang w:eastAsia="es-ES"/>
+        </w:rPr>
+        <w:t xml:space="preserve"> </w:t>
+      </w:r>
+      <w:r>
+        <w:rPr>
+          <w:rFonts w:ascii="Consolas" w:eastAsia="Times New Roman" w:hAnsi="Consolas" w:cs="Times New Roman"/>
+          <w:b/>
+          <w:bCs/>
+          <w:color w:val="F92672"/>
+          <w:sz w:val="27"/>
+          <w:szCs w:val="27"/>
+          <w:lang w:eastAsia="es-ES"/>
+        </w:rPr>
+        <w:t>=</w:t>
+      </w:r>
+      <w:r>
+        <w:rPr>
+          <w:rFonts w:ascii="Consolas" w:eastAsia="Times New Roman" w:hAnsi="Consolas" w:cs="Times New Roman"/>
+          <w:b/>
+          <w:bCs/>
+          <w:color w:val="000000"/>
+          <w:sz w:val="27"/>
+          <w:szCs w:val="27"/>
+          <w:lang w:eastAsia="es-ES"/>
+        </w:rPr>
+        <w:t xml:space="preserve"> </w:t>
+      </w:r>
+      <w:r>
+        <w:rPr>
+          <w:rFonts w:ascii="Consolas" w:eastAsia="Times New Roman" w:hAnsi="Consolas" w:cs="Times New Roman"/>
+          <w:b/>
+          <w:bCs/>
+          <w:color w:val="F92672"/>
+          <w:sz w:val="27"/>
+          <w:szCs w:val="27"/>
+          <w:lang w:eastAsia="es-ES"/>
+        </w:rPr>
+        <w:t>new</w:t>
+      </w:r>
+      <w:r>
+        <w:rPr>
+          <w:rFonts w:ascii="Consolas" w:eastAsia="Times New Roman" w:hAnsi="Consolas" w:cs="Times New Roman"/>
+          <w:b/>
+          <w:bCs/>
+          <w:color w:val="000000"/>
+          <w:sz w:val="27"/>
+          <w:szCs w:val="27"/>
+          <w:lang w:eastAsia="es-ES"/>
+        </w:rPr>
+        <w:t xml:space="preserve"> </w:t>
+      </w:r>
+      <w:proofErr w:type="spellStart"/>
+      <w:r>
+        <w:rPr>
+          <w:rFonts w:ascii="Consolas" w:eastAsia="Times New Roman" w:hAnsi="Consolas" w:cs="Times New Roman"/>
+          <w:b/>
+          <w:bCs/>
+          <w:color w:val="6AAF19"/>
+          <w:sz w:val="27"/>
+          <w:szCs w:val="27"/>
+          <w:lang w:eastAsia="es-ES"/>
+        </w:rPr>
+        <w:t>Array</w:t>
+      </w:r>
+      <w:proofErr w:type="spellEnd"/>
+      <w:r>
+        <w:rPr>
+          <w:rFonts w:ascii="Consolas" w:eastAsia="Times New Roman" w:hAnsi="Consolas" w:cs="Times New Roman"/>
+          <w:b/>
+          <w:bCs/>
+          <w:color w:val="000000"/>
+          <w:sz w:val="27"/>
+          <w:szCs w:val="27"/>
+          <w:lang w:eastAsia="es-ES"/>
+        </w:rPr>
+        <w:t>&lt;</w:t>
+      </w:r>
+      <w:proofErr w:type="spellStart"/>
+      <w:r>
+        <w:rPr>
+          <w:rFonts w:ascii="Consolas" w:eastAsia="Times New Roman" w:hAnsi="Consolas" w:cs="Times New Roman"/>
+          <w:b/>
+          <w:bCs/>
+          <w:i/>
+          <w:iCs/>
+          <w:color w:val="28C6E4"/>
+          <w:sz w:val="27"/>
+          <w:szCs w:val="27"/>
+          <w:lang w:eastAsia="es-ES"/>
+        </w:rPr>
+        <w:t>number</w:t>
+      </w:r>
+      <w:proofErr w:type="spellEnd"/>
+      <w:r>
+        <w:rPr>
+          <w:rFonts w:ascii="Consolas" w:eastAsia="Times New Roman" w:hAnsi="Consolas" w:cs="Times New Roman"/>
+          <w:b/>
+          <w:bCs/>
+          <w:color w:val="000000"/>
+          <w:sz w:val="27"/>
+          <w:szCs w:val="27"/>
+          <w:lang w:eastAsia="es-ES"/>
+        </w:rPr>
+        <w:t>&gt;();</w:t>
+      </w:r>
+    </w:p>
+    <w:p>
+      <w:pPr>
+        <w:shd w:val="clear" w:color="auto" w:fill="FFFFFF"/>
+        <w:spacing w:after="0" w:line="360" w:lineRule="atLeast"/>
+        <w:rPr>
+          <w:rFonts w:ascii="Consolas" w:eastAsia="Times New Roman" w:hAnsi="Consolas" w:cs="Times New Roman"/>
+          <w:b/>
+          <w:bCs/>
+          <w:color w:val="000000"/>
+          <w:sz w:val="27"/>
+          <w:szCs w:val="27"/>
+          <w:lang w:eastAsia="es-ES"/>
+        </w:rPr>
+      </w:pPr>
+      <w:r>
+        <w:rPr>
+          <w:rFonts w:ascii="Consolas" w:eastAsia="Times New Roman" w:hAnsi="Consolas" w:cs="Times New Roman"/>
+          <w:b/>
+          <w:bCs/>
+          <w:color w:val="000000"/>
+          <w:sz w:val="27"/>
+          <w:szCs w:val="27"/>
+          <w:lang w:eastAsia="es-ES"/>
+        </w:rPr>
+        <w:t xml:space="preserve">    </w:t>
+      </w:r>
+      <w:proofErr w:type="spellStart"/>
+      <w:proofErr w:type="gramStart"/>
+      <w:r>
+        <w:rPr>
+          <w:rFonts w:ascii="Consolas" w:eastAsia="Times New Roman" w:hAnsi="Consolas" w:cs="Times New Roman"/>
+          <w:b/>
+          <w:bCs/>
+          <w:color w:val="F92672"/>
+          <w:sz w:val="27"/>
+          <w:szCs w:val="27"/>
+          <w:lang w:eastAsia="es-ES"/>
+        </w:rPr>
+        <w:t>for</w:t>
+      </w:r>
+      <w:proofErr w:type="spellEnd"/>
+      <w:proofErr w:type="gramEnd"/>
+      <w:r>
+        <w:rPr>
+          <w:rFonts w:ascii="Consolas" w:eastAsia="Times New Roman" w:hAnsi="Consolas" w:cs="Times New Roman"/>
+          <w:b/>
+          <w:bCs/>
+          <w:color w:val="000000"/>
+          <w:sz w:val="27"/>
+          <w:szCs w:val="27"/>
+          <w:lang w:eastAsia="es-ES"/>
+        </w:rPr>
+        <w:t xml:space="preserve"> (</w:t>
+      </w:r>
+      <w:proofErr w:type="spellStart"/>
+      <w:r>
+        <w:rPr>
+          <w:rFonts w:ascii="Consolas" w:eastAsia="Times New Roman" w:hAnsi="Consolas" w:cs="Times New Roman"/>
+          <w:b/>
+          <w:bCs/>
+          <w:i/>
+          <w:iCs/>
+          <w:color w:val="28C6E4"/>
+          <w:sz w:val="27"/>
+          <w:szCs w:val="27"/>
+          <w:lang w:eastAsia="es-ES"/>
+        </w:rPr>
+        <w:t>let</w:t>
+      </w:r>
+      <w:proofErr w:type="spellEnd"/>
+      <w:r>
+        <w:rPr>
+          <w:rFonts w:ascii="Consolas" w:eastAsia="Times New Roman" w:hAnsi="Consolas" w:cs="Times New Roman"/>
+          <w:b/>
+          <w:bCs/>
+          <w:color w:val="000000"/>
+          <w:sz w:val="27"/>
+          <w:szCs w:val="27"/>
+          <w:lang w:eastAsia="es-ES"/>
+        </w:rPr>
+        <w:t xml:space="preserve"> i </w:t>
+      </w:r>
+      <w:r>
+        <w:rPr>
+          <w:rFonts w:ascii="Consolas" w:eastAsia="Times New Roman" w:hAnsi="Consolas" w:cs="Times New Roman"/>
+          <w:b/>
+          <w:bCs/>
+          <w:color w:val="F92672"/>
+          <w:sz w:val="27"/>
+          <w:szCs w:val="27"/>
+          <w:lang w:eastAsia="es-ES"/>
+        </w:rPr>
+        <w:t>=</w:t>
+      </w:r>
+      <w:r>
+        <w:rPr>
+          <w:rFonts w:ascii="Consolas" w:eastAsia="Times New Roman" w:hAnsi="Consolas" w:cs="Times New Roman"/>
+          <w:b/>
+          <w:bCs/>
+          <w:color w:val="000000"/>
+          <w:sz w:val="27"/>
+          <w:szCs w:val="27"/>
+          <w:lang w:eastAsia="es-ES"/>
+        </w:rPr>
+        <w:t xml:space="preserve"> </w:t>
+      </w:r>
+      <w:r>
+        <w:rPr>
+          <w:rFonts w:ascii="Consolas" w:eastAsia="Times New Roman" w:hAnsi="Consolas" w:cs="Times New Roman"/>
+          <w:b/>
+          <w:bCs/>
+          <w:color w:val="AE81FF"/>
+          <w:sz w:val="27"/>
+          <w:szCs w:val="27"/>
+          <w:lang w:eastAsia="es-ES"/>
+        </w:rPr>
+        <w:t>1</w:t>
+      </w:r>
+      <w:r>
+        <w:rPr>
+          <w:rFonts w:ascii="Consolas" w:eastAsia="Times New Roman" w:hAnsi="Consolas" w:cs="Times New Roman"/>
+          <w:b/>
+          <w:bCs/>
+          <w:color w:val="000000"/>
+          <w:sz w:val="27"/>
+          <w:szCs w:val="27"/>
+          <w:lang w:eastAsia="es-ES"/>
+        </w:rPr>
+        <w:t xml:space="preserve">; i </w:t>
+      </w:r>
+      <w:r>
+        <w:rPr>
+          <w:rFonts w:ascii="Consolas" w:eastAsia="Times New Roman" w:hAnsi="Consolas" w:cs="Times New Roman"/>
+          <w:b/>
+          <w:bCs/>
+          <w:color w:val="F92672"/>
+          <w:sz w:val="27"/>
+          <w:szCs w:val="27"/>
+          <w:lang w:eastAsia="es-ES"/>
+        </w:rPr>
+        <w:t>&lt;=</w:t>
+      </w:r>
+      <w:r>
+        <w:rPr>
+          <w:rFonts w:ascii="Consolas" w:eastAsia="Times New Roman" w:hAnsi="Consolas" w:cs="Times New Roman"/>
+          <w:b/>
+          <w:bCs/>
+          <w:color w:val="000000"/>
+          <w:sz w:val="27"/>
+          <w:szCs w:val="27"/>
+          <w:lang w:eastAsia="es-ES"/>
+        </w:rPr>
+        <w:t xml:space="preserve"> </w:t>
+      </w:r>
+      <w:r>
+        <w:rPr>
+          <w:rFonts w:ascii="Consolas" w:eastAsia="Times New Roman" w:hAnsi="Consolas" w:cs="Times New Roman"/>
+          <w:b/>
+          <w:bCs/>
+          <w:color w:val="AE81FF"/>
+          <w:sz w:val="27"/>
+          <w:szCs w:val="27"/>
+          <w:lang w:eastAsia="es-ES"/>
+        </w:rPr>
+        <w:t>10</w:t>
+      </w:r>
+      <w:r>
+        <w:rPr>
+          <w:rFonts w:ascii="Consolas" w:eastAsia="Times New Roman" w:hAnsi="Consolas" w:cs="Times New Roman"/>
+          <w:b/>
+          <w:bCs/>
+          <w:color w:val="000000"/>
+          <w:sz w:val="27"/>
+          <w:szCs w:val="27"/>
+          <w:lang w:eastAsia="es-ES"/>
+        </w:rPr>
+        <w:t>; i</w:t>
+      </w:r>
+      <w:r>
+        <w:rPr>
+          <w:rFonts w:ascii="Consolas" w:eastAsia="Times New Roman" w:hAnsi="Consolas" w:cs="Times New Roman"/>
+          <w:b/>
+          <w:bCs/>
+          <w:color w:val="F92672"/>
+          <w:sz w:val="27"/>
+          <w:szCs w:val="27"/>
+          <w:lang w:eastAsia="es-ES"/>
+        </w:rPr>
+        <w:t>++</w:t>
+      </w:r>
+      <w:r>
+        <w:rPr>
+          <w:rFonts w:ascii="Consolas" w:eastAsia="Times New Roman" w:hAnsi="Consolas" w:cs="Times New Roman"/>
+          <w:b/>
+          <w:bCs/>
+          <w:color w:val="000000"/>
+          <w:sz w:val="27"/>
+          <w:szCs w:val="27"/>
+          <w:lang w:eastAsia="es-ES"/>
+        </w:rPr>
+        <w:t>){</w:t>
+      </w:r>
+    </w:p>
+    <w:p>
+      <w:pPr>
+        <w:shd w:val="clear" w:color="auto" w:fill="FFFFFF"/>
+        <w:spacing w:after="0" w:line="360" w:lineRule="atLeast"/>
+        <w:rPr>
+          <w:rFonts w:ascii="Consolas" w:eastAsia="Times New Roman" w:hAnsi="Consolas" w:cs="Times New Roman"/>
+          <w:b/>
+          <w:bCs/>
+          <w:color w:val="000000"/>
+          <w:sz w:val="27"/>
+          <w:szCs w:val="27"/>
+          <w:lang w:eastAsia="es-ES"/>
+        </w:rPr>
+      </w:pPr>
+      <w:r>
+        <w:rPr>
+          <w:rFonts w:ascii="Consolas" w:eastAsia="Times New Roman" w:hAnsi="Consolas" w:cs="Times New Roman"/>
+          <w:b/>
+          <w:bCs/>
+          <w:color w:val="000000"/>
+          <w:sz w:val="27"/>
+          <w:szCs w:val="27"/>
+          <w:lang w:eastAsia="es-ES"/>
+        </w:rPr>
+        <w:t xml:space="preserve">      </w:t>
+      </w:r>
+      <w:proofErr w:type="spellStart"/>
+      <w:proofErr w:type="gramStart"/>
+      <w:r>
+        <w:rPr>
+          <w:rFonts w:ascii="Consolas" w:eastAsia="Times New Roman" w:hAnsi="Consolas" w:cs="Times New Roman"/>
+          <w:b/>
+          <w:bCs/>
+          <w:i/>
+          <w:iCs/>
+          <w:color w:val="28C6E4"/>
+          <w:sz w:val="27"/>
+          <w:szCs w:val="27"/>
+          <w:lang w:eastAsia="es-ES"/>
+        </w:rPr>
+        <w:t>var</w:t>
+      </w:r>
+      <w:proofErr w:type="spellEnd"/>
+      <w:proofErr w:type="gramEnd"/>
+      <w:r>
+        <w:rPr>
+          <w:rFonts w:ascii="Consolas" w:eastAsia="Times New Roman" w:hAnsi="Consolas" w:cs="Times New Roman"/>
+          <w:b/>
+          <w:bCs/>
+          <w:color w:val="000000"/>
+          <w:sz w:val="27"/>
+          <w:szCs w:val="27"/>
+          <w:lang w:eastAsia="es-ES"/>
+        </w:rPr>
+        <w:t xml:space="preserve"> </w:t>
+      </w:r>
+      <w:proofErr w:type="spellStart"/>
+      <w:r>
+        <w:rPr>
+          <w:rFonts w:ascii="Consolas" w:eastAsia="Times New Roman" w:hAnsi="Consolas" w:cs="Times New Roman"/>
+          <w:b/>
+          <w:bCs/>
+          <w:color w:val="000000"/>
+          <w:sz w:val="27"/>
+          <w:szCs w:val="27"/>
+          <w:lang w:eastAsia="es-ES"/>
+        </w:rPr>
+        <w:t>op</w:t>
+      </w:r>
+      <w:proofErr w:type="spellEnd"/>
+      <w:r>
+        <w:rPr>
+          <w:rFonts w:ascii="Consolas" w:eastAsia="Times New Roman" w:hAnsi="Consolas" w:cs="Times New Roman"/>
+          <w:b/>
+          <w:bCs/>
+          <w:color w:val="000000"/>
+          <w:sz w:val="27"/>
+          <w:szCs w:val="27"/>
+          <w:lang w:eastAsia="es-ES"/>
+        </w:rPr>
+        <w:t xml:space="preserve"> </w:t>
+      </w:r>
+      <w:r>
+        <w:rPr>
+          <w:rFonts w:ascii="Consolas" w:eastAsia="Times New Roman" w:hAnsi="Consolas" w:cs="Times New Roman"/>
+          <w:b/>
+          <w:bCs/>
+          <w:color w:val="F92672"/>
+          <w:sz w:val="27"/>
+          <w:szCs w:val="27"/>
+          <w:lang w:eastAsia="es-ES"/>
+        </w:rPr>
+        <w:t>=</w:t>
+      </w:r>
+      <w:r>
+        <w:rPr>
+          <w:rFonts w:ascii="Consolas" w:eastAsia="Times New Roman" w:hAnsi="Consolas" w:cs="Times New Roman"/>
+          <w:b/>
+          <w:bCs/>
+          <w:color w:val="000000"/>
+          <w:sz w:val="27"/>
+          <w:szCs w:val="27"/>
+          <w:lang w:eastAsia="es-ES"/>
+        </w:rPr>
+        <w:t xml:space="preserve"> </w:t>
+      </w:r>
+      <w:proofErr w:type="spellStart"/>
+      <w:r>
+        <w:rPr>
+          <w:rFonts w:ascii="Consolas" w:eastAsia="Times New Roman" w:hAnsi="Consolas" w:cs="Times New Roman"/>
+          <w:b/>
+          <w:bCs/>
+          <w:i/>
+          <w:iCs/>
+          <w:color w:val="FD971F"/>
+          <w:sz w:val="27"/>
+          <w:szCs w:val="27"/>
+          <w:lang w:eastAsia="es-ES"/>
+        </w:rPr>
+        <w:t>this</w:t>
+      </w:r>
+      <w:r>
+        <w:rPr>
+          <w:rFonts w:ascii="Consolas" w:eastAsia="Times New Roman" w:hAnsi="Consolas" w:cs="Times New Roman"/>
+          <w:b/>
+          <w:bCs/>
+          <w:color w:val="000000"/>
+          <w:sz w:val="27"/>
+          <w:szCs w:val="27"/>
+          <w:lang w:eastAsia="es-ES"/>
+        </w:rPr>
+        <w:t>.numero</w:t>
+      </w:r>
+      <w:proofErr w:type="spellEnd"/>
+      <w:r>
+        <w:rPr>
+          <w:rFonts w:ascii="Consolas" w:eastAsia="Times New Roman" w:hAnsi="Consolas" w:cs="Times New Roman"/>
+          <w:b/>
+          <w:bCs/>
+          <w:color w:val="000000"/>
+          <w:sz w:val="27"/>
+          <w:szCs w:val="27"/>
+          <w:lang w:eastAsia="es-ES"/>
+        </w:rPr>
+        <w:t xml:space="preserve"> </w:t>
+      </w:r>
+      <w:r>
+        <w:rPr>
+          <w:rFonts w:ascii="Consolas" w:eastAsia="Times New Roman" w:hAnsi="Consolas" w:cs="Times New Roman"/>
+          <w:b/>
+          <w:bCs/>
+          <w:color w:val="F92672"/>
+          <w:sz w:val="27"/>
+          <w:szCs w:val="27"/>
+          <w:lang w:eastAsia="es-ES"/>
+        </w:rPr>
+        <w:t>*</w:t>
+      </w:r>
+      <w:r>
+        <w:rPr>
+          <w:rFonts w:ascii="Consolas" w:eastAsia="Times New Roman" w:hAnsi="Consolas" w:cs="Times New Roman"/>
+          <w:b/>
+          <w:bCs/>
+          <w:color w:val="000000"/>
+          <w:sz w:val="27"/>
+          <w:szCs w:val="27"/>
+          <w:lang w:eastAsia="es-ES"/>
+        </w:rPr>
+        <w:t xml:space="preserve"> i;</w:t>
+      </w:r>
+    </w:p>
+    <w:p>
+      <w:pPr>
+        <w:shd w:val="clear" w:color="auto" w:fill="FFFFFF"/>
+        <w:spacing w:after="0" w:line="360" w:lineRule="atLeast"/>
+        <w:rPr>
+          <w:rFonts w:ascii="Consolas" w:eastAsia="Times New Roman" w:hAnsi="Consolas" w:cs="Times New Roman"/>
+          <w:b/>
+          <w:bCs/>
+          <w:color w:val="000000"/>
+          <w:sz w:val="27"/>
+          <w:szCs w:val="27"/>
+          <w:lang w:eastAsia="es-ES"/>
+        </w:rPr>
+      </w:pPr>
+      <w:r>
+        <w:rPr>
+          <w:rFonts w:ascii="Consolas" w:eastAsia="Times New Roman" w:hAnsi="Consolas" w:cs="Times New Roman"/>
+          <w:b/>
+          <w:bCs/>
+          <w:color w:val="000000"/>
+          <w:sz w:val="27"/>
+          <w:szCs w:val="27"/>
+          <w:lang w:eastAsia="es-ES"/>
+        </w:rPr>
+        <w:t xml:space="preserve">      </w:t>
+      </w:r>
+      <w:proofErr w:type="spellStart"/>
+      <w:proofErr w:type="gramStart"/>
+      <w:r>
+        <w:rPr>
+          <w:rFonts w:ascii="Consolas" w:eastAsia="Times New Roman" w:hAnsi="Consolas" w:cs="Times New Roman"/>
+          <w:b/>
+          <w:bCs/>
+          <w:color w:val="000000"/>
+          <w:sz w:val="27"/>
+          <w:szCs w:val="27"/>
+          <w:lang w:eastAsia="es-ES"/>
+        </w:rPr>
+        <w:t>aux.</w:t>
+      </w:r>
+      <w:r>
+        <w:rPr>
+          <w:rFonts w:ascii="Consolas" w:eastAsia="Times New Roman" w:hAnsi="Consolas" w:cs="Times New Roman"/>
+          <w:b/>
+          <w:bCs/>
+          <w:color w:val="6AAF19"/>
+          <w:sz w:val="27"/>
+          <w:szCs w:val="27"/>
+          <w:lang w:eastAsia="es-ES"/>
+        </w:rPr>
+        <w:t>push</w:t>
+      </w:r>
+      <w:proofErr w:type="spellEnd"/>
+      <w:r>
+        <w:rPr>
+          <w:rFonts w:ascii="Consolas" w:eastAsia="Times New Roman" w:hAnsi="Consolas" w:cs="Times New Roman"/>
+          <w:b/>
+          <w:bCs/>
+          <w:color w:val="000000"/>
+          <w:sz w:val="27"/>
+          <w:szCs w:val="27"/>
+          <w:lang w:eastAsia="es-ES"/>
+        </w:rPr>
+        <w:t>(</w:t>
+      </w:r>
+      <w:proofErr w:type="spellStart"/>
+      <w:proofErr w:type="gramEnd"/>
+      <w:r>
+        <w:rPr>
+          <w:rFonts w:ascii="Consolas" w:eastAsia="Times New Roman" w:hAnsi="Consolas" w:cs="Times New Roman"/>
+          <w:b/>
+          <w:bCs/>
+          <w:color w:val="000000"/>
+          <w:sz w:val="27"/>
+          <w:szCs w:val="27"/>
+          <w:lang w:eastAsia="es-ES"/>
+        </w:rPr>
+        <w:t>op</w:t>
+      </w:r>
+      <w:proofErr w:type="spellEnd"/>
+      <w:r>
+        <w:rPr>
+          <w:rFonts w:ascii="Consolas" w:eastAsia="Times New Roman" w:hAnsi="Consolas" w:cs="Times New Roman"/>
+          <w:b/>
+          <w:bCs/>
+          <w:color w:val="000000"/>
+          <w:sz w:val="27"/>
+          <w:szCs w:val="27"/>
+          <w:lang w:eastAsia="es-ES"/>
+        </w:rPr>
+        <w:t>);</w:t>
+      </w:r>
+    </w:p>
+    <w:p>
+      <w:pPr>
+        <w:shd w:val="clear" w:color="auto" w:fill="FFFFFF"/>
+        <w:spacing w:after="0" w:line="360" w:lineRule="atLeast"/>
+        <w:rPr>
+          <w:rFonts w:ascii="Consolas" w:eastAsia="Times New Roman" w:hAnsi="Consolas" w:cs="Times New Roman"/>
+          <w:b/>
+          <w:bCs/>
+          <w:color w:val="000000"/>
+          <w:sz w:val="27"/>
+          <w:szCs w:val="27"/>
+          <w:lang w:eastAsia="es-ES"/>
+        </w:rPr>
+      </w:pPr>
+      <w:r>
+        <w:rPr>
+          <w:rFonts w:ascii="Consolas" w:eastAsia="Times New Roman" w:hAnsi="Consolas" w:cs="Times New Roman"/>
+          <w:b/>
+          <w:bCs/>
+          <w:color w:val="000000"/>
+          <w:sz w:val="27"/>
+          <w:szCs w:val="27"/>
+          <w:lang w:eastAsia="es-ES"/>
+        </w:rPr>
+        <w:lastRenderedPageBreak/>
+        <w:t>    }</w:t>
+      </w:r>
+    </w:p>
+    <w:p>
+      <w:pPr>
+        <w:shd w:val="clear" w:color="auto" w:fill="FFFFFF"/>
+        <w:spacing w:after="0" w:line="360" w:lineRule="atLeast"/>
+        <w:rPr>
+          <w:rFonts w:ascii="Consolas" w:eastAsia="Times New Roman" w:hAnsi="Consolas" w:cs="Times New Roman"/>
+          <w:b/>
+          <w:bCs/>
+          <w:color w:val="000000"/>
+          <w:sz w:val="27"/>
+          <w:szCs w:val="27"/>
+          <w:lang w:eastAsia="es-ES"/>
+        </w:rPr>
+      </w:pPr>
+      <w:r>
+        <w:rPr>
+          <w:rFonts w:ascii="Consolas" w:eastAsia="Times New Roman" w:hAnsi="Consolas" w:cs="Times New Roman"/>
+          <w:b/>
+          <w:bCs/>
+          <w:color w:val="000000"/>
+          <w:sz w:val="27"/>
+          <w:szCs w:val="27"/>
+          <w:lang w:eastAsia="es-ES"/>
+        </w:rPr>
+        <w:t xml:space="preserve">    </w:t>
+      </w:r>
+      <w:proofErr w:type="spellStart"/>
+      <w:r>
+        <w:rPr>
+          <w:rFonts w:ascii="Consolas" w:eastAsia="Times New Roman" w:hAnsi="Consolas" w:cs="Times New Roman"/>
+          <w:b/>
+          <w:bCs/>
+          <w:i/>
+          <w:iCs/>
+          <w:color w:val="FD971F"/>
+          <w:sz w:val="27"/>
+          <w:szCs w:val="27"/>
+          <w:lang w:eastAsia="es-ES"/>
+        </w:rPr>
+        <w:t>this</w:t>
+      </w:r>
+      <w:r>
+        <w:rPr>
+          <w:rFonts w:ascii="Consolas" w:eastAsia="Times New Roman" w:hAnsi="Consolas" w:cs="Times New Roman"/>
+          <w:b/>
+          <w:bCs/>
+          <w:color w:val="000000"/>
+          <w:sz w:val="27"/>
+          <w:szCs w:val="27"/>
+          <w:lang w:eastAsia="es-ES"/>
+        </w:rPr>
+        <w:t>.numeros</w:t>
+      </w:r>
+      <w:proofErr w:type="spellEnd"/>
+      <w:r>
+        <w:rPr>
+          <w:rFonts w:ascii="Consolas" w:eastAsia="Times New Roman" w:hAnsi="Consolas" w:cs="Times New Roman"/>
+          <w:b/>
+          <w:bCs/>
+          <w:color w:val="000000"/>
+          <w:sz w:val="27"/>
+          <w:szCs w:val="27"/>
+          <w:lang w:eastAsia="es-ES"/>
+        </w:rPr>
+        <w:t xml:space="preserve"> </w:t>
+      </w:r>
+      <w:r>
+        <w:rPr>
+          <w:rFonts w:ascii="Consolas" w:eastAsia="Times New Roman" w:hAnsi="Consolas" w:cs="Times New Roman"/>
+          <w:b/>
+          <w:bCs/>
+          <w:color w:val="F92672"/>
+          <w:sz w:val="27"/>
+          <w:szCs w:val="27"/>
+          <w:lang w:eastAsia="es-ES"/>
+        </w:rPr>
+        <w:t>=</w:t>
+      </w:r>
+      <w:r>
+        <w:rPr>
+          <w:rFonts w:ascii="Consolas" w:eastAsia="Times New Roman" w:hAnsi="Consolas" w:cs="Times New Roman"/>
+          <w:b/>
+          <w:bCs/>
+          <w:color w:val="000000"/>
+          <w:sz w:val="27"/>
+          <w:szCs w:val="27"/>
+          <w:lang w:eastAsia="es-ES"/>
+        </w:rPr>
+        <w:t xml:space="preserve"> </w:t>
+      </w:r>
+      <w:proofErr w:type="spellStart"/>
+      <w:r>
+        <w:rPr>
+          <w:rFonts w:ascii="Consolas" w:eastAsia="Times New Roman" w:hAnsi="Consolas" w:cs="Times New Roman"/>
+          <w:b/>
+          <w:bCs/>
+          <w:color w:val="000000"/>
+          <w:sz w:val="27"/>
+          <w:szCs w:val="27"/>
+          <w:lang w:eastAsia="es-ES"/>
+        </w:rPr>
+        <w:t>aux</w:t>
+      </w:r>
+      <w:proofErr w:type="spellEnd"/>
+      <w:r>
+        <w:rPr>
+          <w:rFonts w:ascii="Consolas" w:eastAsia="Times New Roman" w:hAnsi="Consolas" w:cs="Times New Roman"/>
+          <w:b/>
+          <w:bCs/>
+          <w:color w:val="000000"/>
+          <w:sz w:val="27"/>
+          <w:szCs w:val="27"/>
+          <w:lang w:eastAsia="es-ES"/>
+        </w:rPr>
+        <w:t>;</w:t>
+      </w:r>
+    </w:p>
+    <w:p>
+      <w:pPr>
+        <w:shd w:val="clear" w:color="auto" w:fill="FFFFFF"/>
+        <w:spacing w:after="0" w:line="360" w:lineRule="atLeast"/>
+        <w:rPr>
+          <w:rFonts w:ascii="Consolas" w:eastAsia="Times New Roman" w:hAnsi="Consolas" w:cs="Times New Roman"/>
+          <w:b/>
+          <w:bCs/>
+          <w:color w:val="000000"/>
+          <w:sz w:val="27"/>
+          <w:szCs w:val="27"/>
+          <w:lang w:eastAsia="es-ES"/>
+        </w:rPr>
+      </w:pPr>
+      <w:r>
+        <w:rPr>
+          <w:rFonts w:ascii="Consolas" w:eastAsia="Times New Roman" w:hAnsi="Consolas" w:cs="Times New Roman"/>
+          <w:b/>
+          <w:bCs/>
+          <w:color w:val="000000"/>
+          <w:sz w:val="27"/>
+          <w:szCs w:val="27"/>
+          <w:lang w:eastAsia="es-ES"/>
+        </w:rPr>
+        <w:t>  }</w:t>
+      </w:r>
+    </w:p>
+    <w:p>
+      <w:pPr>
+        <w:shd w:val="clear" w:color="auto" w:fill="FFFFFF"/>
+        <w:spacing w:after="0" w:line="360" w:lineRule="atLeast"/>
+        <w:rPr>
+          <w:rFonts w:ascii="Consolas" w:eastAsia="Times New Roman" w:hAnsi="Consolas" w:cs="Times New Roman"/>
+          <w:b/>
+          <w:bCs/>
+          <w:color w:val="000000"/>
+          <w:sz w:val="27"/>
+          <w:szCs w:val="27"/>
+          <w:lang w:eastAsia="es-ES"/>
+        </w:rPr>
+      </w:pPr>
+      <w:r>
+        <w:rPr>
+          <w:rFonts w:ascii="Consolas" w:eastAsia="Times New Roman" w:hAnsi="Consolas" w:cs="Times New Roman"/>
+          <w:b/>
+          <w:bCs/>
+          <w:color w:val="000000"/>
+          <w:sz w:val="27"/>
+          <w:szCs w:val="27"/>
+          <w:lang w:eastAsia="es-ES"/>
+        </w:rPr>
+        <w:t>}</w:t>
+      </w:r>
+    </w:p>
+    <w:p>
+      <w:pPr>
+        <w:rPr>
+          <w:b/>
+        </w:rPr>
+      </w:pPr>
+      <w:r>
+        <w:rPr>
+          <w:b/>
+        </w:rPr>
+        <w:t>TABLAMULTIPLICAR.HTML</w:t>
+      </w:r>
+    </w:p>
+    <w:p>
+      <w:pPr>
+        <w:shd w:val="clear" w:color="auto" w:fill="FFFFFF"/>
+        <w:spacing w:after="0" w:line="360" w:lineRule="atLeast"/>
+        <w:rPr>
+          <w:rFonts w:ascii="Consolas" w:eastAsia="Times New Roman" w:hAnsi="Consolas" w:cs="Times New Roman"/>
+          <w:b/>
+          <w:bCs/>
+          <w:color w:val="000000"/>
+          <w:sz w:val="27"/>
+          <w:szCs w:val="27"/>
+          <w:lang w:eastAsia="es-ES"/>
+        </w:rPr>
+      </w:pPr>
+      <w:r>
+        <w:rPr>
+          <w:rFonts w:ascii="Consolas" w:eastAsia="Times New Roman" w:hAnsi="Consolas" w:cs="Times New Roman"/>
+          <w:b/>
+          <w:bCs/>
+          <w:color w:val="000000"/>
+          <w:sz w:val="27"/>
+          <w:szCs w:val="27"/>
+          <w:lang w:eastAsia="es-ES"/>
+        </w:rPr>
+        <w:t>&lt;</w:t>
+      </w:r>
+      <w:proofErr w:type="gramStart"/>
+      <w:r>
+        <w:rPr>
+          <w:rFonts w:ascii="Consolas" w:eastAsia="Times New Roman" w:hAnsi="Consolas" w:cs="Times New Roman"/>
+          <w:b/>
+          <w:bCs/>
+          <w:color w:val="F92672"/>
+          <w:sz w:val="27"/>
+          <w:szCs w:val="27"/>
+          <w:lang w:eastAsia="es-ES"/>
+        </w:rPr>
+        <w:t>div</w:t>
+      </w:r>
+      <w:proofErr w:type="gramEnd"/>
+      <w:r>
+        <w:rPr>
+          <w:rFonts w:ascii="Consolas" w:eastAsia="Times New Roman" w:hAnsi="Consolas" w:cs="Times New Roman"/>
+          <w:b/>
+          <w:bCs/>
+          <w:color w:val="000000"/>
+          <w:sz w:val="27"/>
+          <w:szCs w:val="27"/>
+          <w:lang w:eastAsia="es-ES"/>
+        </w:rPr>
+        <w:t>&gt;</w:t>
+      </w:r>
+    </w:p>
+    <w:p>
+      <w:pPr>
+        <w:shd w:val="clear" w:color="auto" w:fill="FFFFFF"/>
+        <w:spacing w:after="0" w:line="360" w:lineRule="atLeast"/>
+        <w:rPr>
+          <w:rFonts w:ascii="Consolas" w:eastAsia="Times New Roman" w:hAnsi="Consolas" w:cs="Times New Roman"/>
+          <w:b/>
+          <w:bCs/>
+          <w:color w:val="000000"/>
+          <w:sz w:val="27"/>
+          <w:szCs w:val="27"/>
+          <w:lang w:eastAsia="es-ES"/>
+        </w:rPr>
+      </w:pPr>
+      <w:r>
+        <w:rPr>
+          <w:rFonts w:ascii="Consolas" w:eastAsia="Times New Roman" w:hAnsi="Consolas" w:cs="Times New Roman"/>
+          <w:b/>
+          <w:bCs/>
+          <w:color w:val="000000"/>
+          <w:sz w:val="27"/>
+          <w:szCs w:val="27"/>
+          <w:lang w:eastAsia="es-ES"/>
+        </w:rPr>
+        <w:t>    &lt;</w:t>
+      </w:r>
+      <w:r>
+        <w:rPr>
+          <w:rFonts w:ascii="Consolas" w:eastAsia="Times New Roman" w:hAnsi="Consolas" w:cs="Times New Roman"/>
+          <w:b/>
+          <w:bCs/>
+          <w:color w:val="F92672"/>
+          <w:sz w:val="27"/>
+          <w:szCs w:val="27"/>
+          <w:lang w:eastAsia="es-ES"/>
+        </w:rPr>
+        <w:t>h1</w:t>
+      </w:r>
+      <w:r>
+        <w:rPr>
+          <w:rFonts w:ascii="Consolas" w:eastAsia="Times New Roman" w:hAnsi="Consolas" w:cs="Times New Roman"/>
+          <w:b/>
+          <w:bCs/>
+          <w:color w:val="000000"/>
+          <w:sz w:val="27"/>
+          <w:szCs w:val="27"/>
+          <w:lang w:eastAsia="es-ES"/>
+        </w:rPr>
+        <w:t>&gt;Tabla multiplicar&lt;/</w:t>
+      </w:r>
+      <w:r>
+        <w:rPr>
+          <w:rFonts w:ascii="Consolas" w:eastAsia="Times New Roman" w:hAnsi="Consolas" w:cs="Times New Roman"/>
+          <w:b/>
+          <w:bCs/>
+          <w:color w:val="F92672"/>
+          <w:sz w:val="27"/>
+          <w:szCs w:val="27"/>
+          <w:lang w:eastAsia="es-ES"/>
+        </w:rPr>
+        <w:t>h1</w:t>
+      </w:r>
+      <w:r>
+        <w:rPr>
+          <w:rFonts w:ascii="Consolas" w:eastAsia="Times New Roman" w:hAnsi="Consolas" w:cs="Times New Roman"/>
+          <w:b/>
+          <w:bCs/>
+          <w:color w:val="000000"/>
+          <w:sz w:val="27"/>
+          <w:szCs w:val="27"/>
+          <w:lang w:eastAsia="es-ES"/>
+        </w:rPr>
+        <w:t>&gt;</w:t>
+      </w:r>
+    </w:p>
+    <w:p>
+      <w:pPr>
+        <w:shd w:val="clear" w:color="auto" w:fill="FFFFFF"/>
+        <w:spacing w:after="0" w:line="360" w:lineRule="atLeast"/>
+        <w:rPr>
+          <w:rFonts w:ascii="Consolas" w:eastAsia="Times New Roman" w:hAnsi="Consolas" w:cs="Times New Roman"/>
+          <w:b/>
+          <w:bCs/>
+          <w:color w:val="000000"/>
+          <w:sz w:val="27"/>
+          <w:szCs w:val="27"/>
+          <w:lang w:eastAsia="es-ES"/>
+        </w:rPr>
+      </w:pPr>
+      <w:r>
+        <w:rPr>
+          <w:rFonts w:ascii="Consolas" w:eastAsia="Times New Roman" w:hAnsi="Consolas" w:cs="Times New Roman"/>
+          <w:b/>
+          <w:bCs/>
+          <w:color w:val="000000"/>
+          <w:sz w:val="27"/>
+          <w:szCs w:val="27"/>
+          <w:lang w:eastAsia="es-ES"/>
+        </w:rPr>
+        <w:t>    &lt;</w:t>
+      </w:r>
+      <w:proofErr w:type="spellStart"/>
+      <w:r>
+        <w:rPr>
+          <w:rFonts w:ascii="Consolas" w:eastAsia="Times New Roman" w:hAnsi="Consolas" w:cs="Times New Roman"/>
+          <w:b/>
+          <w:bCs/>
+          <w:color w:val="F92672"/>
+          <w:sz w:val="27"/>
+          <w:szCs w:val="27"/>
+          <w:lang w:eastAsia="es-ES"/>
+        </w:rPr>
+        <w:t>form</w:t>
+      </w:r>
+      <w:proofErr w:type="spellEnd"/>
+      <w:r>
+        <w:rPr>
+          <w:rFonts w:ascii="Consolas" w:eastAsia="Times New Roman" w:hAnsi="Consolas" w:cs="Times New Roman"/>
+          <w:b/>
+          <w:bCs/>
+          <w:color w:val="000000"/>
+          <w:sz w:val="27"/>
+          <w:szCs w:val="27"/>
+          <w:lang w:eastAsia="es-ES"/>
+        </w:rPr>
+        <w:t xml:space="preserve"> </w:t>
+      </w:r>
+      <w:r>
+        <w:rPr>
+          <w:rFonts w:ascii="Consolas" w:eastAsia="Times New Roman" w:hAnsi="Consolas" w:cs="Times New Roman"/>
+          <w:b/>
+          <w:bCs/>
+          <w:color w:val="6AAF19"/>
+          <w:sz w:val="27"/>
+          <w:szCs w:val="27"/>
+          <w:lang w:eastAsia="es-ES"/>
+        </w:rPr>
+        <w:t>#</w:t>
+      </w:r>
+      <w:proofErr w:type="spellStart"/>
+      <w:r>
+        <w:rPr>
+          <w:rFonts w:ascii="Consolas" w:eastAsia="Times New Roman" w:hAnsi="Consolas" w:cs="Times New Roman"/>
+          <w:b/>
+          <w:bCs/>
+          <w:color w:val="6AAF19"/>
+          <w:sz w:val="27"/>
+          <w:szCs w:val="27"/>
+          <w:lang w:eastAsia="es-ES"/>
+        </w:rPr>
+        <w:t>tablaForm</w:t>
+      </w:r>
+      <w:proofErr w:type="spellEnd"/>
+      <w:r>
+        <w:rPr>
+          <w:rFonts w:ascii="Consolas" w:eastAsia="Times New Roman" w:hAnsi="Consolas" w:cs="Times New Roman"/>
+          <w:b/>
+          <w:bCs/>
+          <w:i/>
+          <w:iCs/>
+          <w:color w:val="CD3704"/>
+          <w:sz w:val="27"/>
+          <w:szCs w:val="27"/>
+          <w:lang w:eastAsia="es-ES"/>
+        </w:rPr>
+        <w:t>=</w:t>
+      </w:r>
+      <w:r>
+        <w:rPr>
+          <w:rFonts w:ascii="Consolas" w:eastAsia="Times New Roman" w:hAnsi="Consolas" w:cs="Times New Roman"/>
+          <w:b/>
+          <w:bCs/>
+          <w:i/>
+          <w:iCs/>
+          <w:color w:val="F25A00"/>
+          <w:sz w:val="27"/>
+          <w:szCs w:val="27"/>
+          <w:lang w:eastAsia="es-ES"/>
+        </w:rPr>
+        <w:t>"</w:t>
+      </w:r>
+      <w:proofErr w:type="spellStart"/>
+      <w:r>
+        <w:rPr>
+          <w:rFonts w:ascii="Consolas" w:eastAsia="Times New Roman" w:hAnsi="Consolas" w:cs="Times New Roman"/>
+          <w:b/>
+          <w:bCs/>
+          <w:i/>
+          <w:iCs/>
+          <w:color w:val="F25A00"/>
+          <w:sz w:val="27"/>
+          <w:szCs w:val="27"/>
+          <w:lang w:eastAsia="es-ES"/>
+        </w:rPr>
+        <w:t>ngForm</w:t>
+      </w:r>
+      <w:proofErr w:type="spellEnd"/>
+      <w:r>
+        <w:rPr>
+          <w:rFonts w:ascii="Consolas" w:eastAsia="Times New Roman" w:hAnsi="Consolas" w:cs="Times New Roman"/>
+          <w:b/>
+          <w:bCs/>
+          <w:i/>
+          <w:iCs/>
+          <w:color w:val="F25A00"/>
+          <w:sz w:val="27"/>
+          <w:szCs w:val="27"/>
+          <w:lang w:eastAsia="es-ES"/>
+        </w:rPr>
+        <w:t>"</w:t>
+      </w:r>
+      <w:r>
+        <w:rPr>
+          <w:rFonts w:ascii="Consolas" w:eastAsia="Times New Roman" w:hAnsi="Consolas" w:cs="Times New Roman"/>
+          <w:b/>
+          <w:bCs/>
+          <w:color w:val="000000"/>
+          <w:sz w:val="27"/>
+          <w:szCs w:val="27"/>
+          <w:lang w:eastAsia="es-ES"/>
+        </w:rPr>
+        <w:t>&gt;</w:t>
+      </w:r>
+    </w:p>
+    <w:p>
+      <w:pPr>
+        <w:shd w:val="clear" w:color="auto" w:fill="FFFFFF"/>
+        <w:spacing w:after="0" w:line="360" w:lineRule="atLeast"/>
+        <w:rPr>
+          <w:rFonts w:ascii="Consolas" w:eastAsia="Times New Roman" w:hAnsi="Consolas" w:cs="Times New Roman"/>
+          <w:b/>
+          <w:bCs/>
+          <w:color w:val="000000"/>
+          <w:sz w:val="27"/>
+          <w:szCs w:val="27"/>
+          <w:lang w:eastAsia="es-ES"/>
+        </w:rPr>
+      </w:pPr>
+      <w:r>
+        <w:rPr>
+          <w:rFonts w:ascii="Consolas" w:eastAsia="Times New Roman" w:hAnsi="Consolas" w:cs="Times New Roman"/>
+          <w:b/>
+          <w:bCs/>
+          <w:color w:val="000000"/>
+          <w:sz w:val="27"/>
+          <w:szCs w:val="27"/>
+          <w:lang w:eastAsia="es-ES"/>
+        </w:rPr>
+        <w:t>        &lt;</w:t>
+      </w:r>
+      <w:proofErr w:type="spellStart"/>
+      <w:proofErr w:type="gramStart"/>
+      <w:r>
+        <w:rPr>
+          <w:rFonts w:ascii="Consolas" w:eastAsia="Times New Roman" w:hAnsi="Consolas" w:cs="Times New Roman"/>
+          <w:b/>
+          <w:bCs/>
+          <w:color w:val="F92672"/>
+          <w:sz w:val="27"/>
+          <w:szCs w:val="27"/>
+          <w:lang w:eastAsia="es-ES"/>
+        </w:rPr>
+        <w:t>label</w:t>
+      </w:r>
+      <w:proofErr w:type="spellEnd"/>
+      <w:r>
+        <w:rPr>
+          <w:rFonts w:ascii="Consolas" w:eastAsia="Times New Roman" w:hAnsi="Consolas" w:cs="Times New Roman"/>
+          <w:b/>
+          <w:bCs/>
+          <w:color w:val="000000"/>
+          <w:sz w:val="27"/>
+          <w:szCs w:val="27"/>
+          <w:lang w:eastAsia="es-ES"/>
+        </w:rPr>
+        <w:t>&gt;</w:t>
+      </w:r>
+      <w:proofErr w:type="gramEnd"/>
+      <w:r>
+        <w:rPr>
+          <w:rFonts w:ascii="Consolas" w:eastAsia="Times New Roman" w:hAnsi="Consolas" w:cs="Times New Roman"/>
+          <w:b/>
+          <w:bCs/>
+          <w:color w:val="000000"/>
+          <w:sz w:val="27"/>
+          <w:szCs w:val="27"/>
+          <w:lang w:eastAsia="es-ES"/>
+        </w:rPr>
+        <w:t>Introduzca un número&lt;/</w:t>
+      </w:r>
+      <w:proofErr w:type="spellStart"/>
+      <w:r>
+        <w:rPr>
+          <w:rFonts w:ascii="Consolas" w:eastAsia="Times New Roman" w:hAnsi="Consolas" w:cs="Times New Roman"/>
+          <w:b/>
+          <w:bCs/>
+          <w:color w:val="F92672"/>
+          <w:sz w:val="27"/>
+          <w:szCs w:val="27"/>
+          <w:lang w:eastAsia="es-ES"/>
+        </w:rPr>
+        <w:t>label</w:t>
+      </w:r>
+      <w:proofErr w:type="spellEnd"/>
+      <w:r>
+        <w:rPr>
+          <w:rFonts w:ascii="Consolas" w:eastAsia="Times New Roman" w:hAnsi="Consolas" w:cs="Times New Roman"/>
+          <w:b/>
+          <w:bCs/>
+          <w:color w:val="000000"/>
+          <w:sz w:val="27"/>
+          <w:szCs w:val="27"/>
+          <w:lang w:eastAsia="es-ES"/>
+        </w:rPr>
+        <w:t>&gt;</w:t>
+      </w:r>
+    </w:p>
+    <w:p>
+      <w:pPr>
+        <w:shd w:val="clear" w:color="auto" w:fill="FFFFFF"/>
+        <w:spacing w:after="0" w:line="360" w:lineRule="atLeast"/>
+        <w:rPr>
+          <w:rFonts w:ascii="Consolas" w:eastAsia="Times New Roman" w:hAnsi="Consolas" w:cs="Times New Roman"/>
+          <w:b/>
+          <w:bCs/>
+          <w:color w:val="000000"/>
+          <w:sz w:val="27"/>
+          <w:szCs w:val="27"/>
+          <w:lang w:eastAsia="es-ES"/>
+        </w:rPr>
+      </w:pPr>
+      <w:r>
+        <w:rPr>
+          <w:rFonts w:ascii="Consolas" w:eastAsia="Times New Roman" w:hAnsi="Consolas" w:cs="Times New Roman"/>
+          <w:b/>
+          <w:bCs/>
+          <w:color w:val="000000"/>
+          <w:sz w:val="27"/>
+          <w:szCs w:val="27"/>
+          <w:lang w:eastAsia="es-ES"/>
+        </w:rPr>
+        <w:t>        &lt;</w:t>
+      </w:r>
+      <w:r>
+        <w:rPr>
+          <w:rFonts w:ascii="Consolas" w:eastAsia="Times New Roman" w:hAnsi="Consolas" w:cs="Times New Roman"/>
+          <w:b/>
+          <w:bCs/>
+          <w:color w:val="F92672"/>
+          <w:sz w:val="27"/>
+          <w:szCs w:val="27"/>
+          <w:lang w:eastAsia="es-ES"/>
+        </w:rPr>
+        <w:t>input</w:t>
+      </w:r>
+      <w:r>
+        <w:rPr>
+          <w:rFonts w:ascii="Consolas" w:eastAsia="Times New Roman" w:hAnsi="Consolas" w:cs="Times New Roman"/>
+          <w:b/>
+          <w:bCs/>
+          <w:color w:val="000000"/>
+          <w:sz w:val="27"/>
+          <w:szCs w:val="27"/>
+          <w:lang w:eastAsia="es-ES"/>
+        </w:rPr>
+        <w:t xml:space="preserve"> </w:t>
+      </w:r>
+      <w:proofErr w:type="spellStart"/>
+      <w:r>
+        <w:rPr>
+          <w:rFonts w:ascii="Consolas" w:eastAsia="Times New Roman" w:hAnsi="Consolas" w:cs="Times New Roman"/>
+          <w:b/>
+          <w:bCs/>
+          <w:color w:val="6AAF19"/>
+          <w:sz w:val="27"/>
+          <w:szCs w:val="27"/>
+          <w:lang w:eastAsia="es-ES"/>
+        </w:rPr>
+        <w:t>type</w:t>
+      </w:r>
+      <w:proofErr w:type="spellEnd"/>
+      <w:r>
+        <w:rPr>
+          <w:rFonts w:ascii="Consolas" w:eastAsia="Times New Roman" w:hAnsi="Consolas" w:cs="Times New Roman"/>
+          <w:b/>
+          <w:bCs/>
+          <w:i/>
+          <w:iCs/>
+          <w:color w:val="CD3704"/>
+          <w:sz w:val="27"/>
+          <w:szCs w:val="27"/>
+          <w:lang w:eastAsia="es-ES"/>
+        </w:rPr>
+        <w:t>=</w:t>
+      </w:r>
+      <w:r>
+        <w:rPr>
+          <w:rFonts w:ascii="Consolas" w:eastAsia="Times New Roman" w:hAnsi="Consolas" w:cs="Times New Roman"/>
+          <w:b/>
+          <w:bCs/>
+          <w:i/>
+          <w:iCs/>
+          <w:color w:val="F25A00"/>
+          <w:sz w:val="27"/>
+          <w:szCs w:val="27"/>
+          <w:lang w:eastAsia="es-ES"/>
+        </w:rPr>
+        <w:t>"</w:t>
+      </w:r>
+      <w:proofErr w:type="spellStart"/>
+      <w:r>
+        <w:rPr>
+          <w:rFonts w:ascii="Consolas" w:eastAsia="Times New Roman" w:hAnsi="Consolas" w:cs="Times New Roman"/>
+          <w:b/>
+          <w:bCs/>
+          <w:i/>
+          <w:iCs/>
+          <w:color w:val="F25A00"/>
+          <w:sz w:val="27"/>
+          <w:szCs w:val="27"/>
+          <w:lang w:eastAsia="es-ES"/>
+        </w:rPr>
+        <w:t>number</w:t>
+      </w:r>
+      <w:proofErr w:type="spellEnd"/>
+      <w:r>
+        <w:rPr>
+          <w:rFonts w:ascii="Consolas" w:eastAsia="Times New Roman" w:hAnsi="Consolas" w:cs="Times New Roman"/>
+          <w:b/>
+          <w:bCs/>
+          <w:i/>
+          <w:iCs/>
+          <w:color w:val="F25A00"/>
+          <w:sz w:val="27"/>
+          <w:szCs w:val="27"/>
+          <w:lang w:eastAsia="es-ES"/>
+        </w:rPr>
+        <w:t>"</w:t>
+      </w:r>
+      <w:r>
+        <w:rPr>
+          <w:rFonts w:ascii="Consolas" w:eastAsia="Times New Roman" w:hAnsi="Consolas" w:cs="Times New Roman"/>
+          <w:b/>
+          <w:bCs/>
+          <w:color w:val="000000"/>
+          <w:sz w:val="27"/>
+          <w:szCs w:val="27"/>
+          <w:lang w:eastAsia="es-ES"/>
+        </w:rPr>
+        <w:t xml:space="preserve"> </w:t>
+      </w:r>
+      <w:proofErr w:type="spellStart"/>
+      <w:r>
+        <w:rPr>
+          <w:rFonts w:ascii="Consolas" w:eastAsia="Times New Roman" w:hAnsi="Consolas" w:cs="Times New Roman"/>
+          <w:b/>
+          <w:bCs/>
+          <w:color w:val="6AAF19"/>
+          <w:sz w:val="27"/>
+          <w:szCs w:val="27"/>
+          <w:lang w:eastAsia="es-ES"/>
+        </w:rPr>
+        <w:t>name</w:t>
+      </w:r>
+      <w:proofErr w:type="spellEnd"/>
+      <w:r>
+        <w:rPr>
+          <w:rFonts w:ascii="Consolas" w:eastAsia="Times New Roman" w:hAnsi="Consolas" w:cs="Times New Roman"/>
+          <w:b/>
+          <w:bCs/>
+          <w:i/>
+          <w:iCs/>
+          <w:color w:val="CD3704"/>
+          <w:sz w:val="27"/>
+          <w:szCs w:val="27"/>
+          <w:lang w:eastAsia="es-ES"/>
+        </w:rPr>
+        <w:t>=</w:t>
+      </w:r>
+      <w:r>
+        <w:rPr>
+          <w:rFonts w:ascii="Consolas" w:eastAsia="Times New Roman" w:hAnsi="Consolas" w:cs="Times New Roman"/>
+          <w:b/>
+          <w:bCs/>
+          <w:i/>
+          <w:iCs/>
+          <w:color w:val="F25A00"/>
+          <w:sz w:val="27"/>
+          <w:szCs w:val="27"/>
+          <w:lang w:eastAsia="es-ES"/>
+        </w:rPr>
+        <w:t>"</w:t>
+      </w:r>
+      <w:proofErr w:type="spellStart"/>
+      <w:r>
+        <w:rPr>
+          <w:rFonts w:ascii="Consolas" w:eastAsia="Times New Roman" w:hAnsi="Consolas" w:cs="Times New Roman"/>
+          <w:b/>
+          <w:bCs/>
+          <w:i/>
+          <w:iCs/>
+          <w:color w:val="F25A00"/>
+          <w:sz w:val="27"/>
+          <w:szCs w:val="27"/>
+          <w:lang w:eastAsia="es-ES"/>
+        </w:rPr>
+        <w:t>cajanumero</w:t>
+      </w:r>
+      <w:proofErr w:type="spellEnd"/>
+      <w:r>
+        <w:rPr>
+          <w:rFonts w:ascii="Consolas" w:eastAsia="Times New Roman" w:hAnsi="Consolas" w:cs="Times New Roman"/>
+          <w:b/>
+          <w:bCs/>
+          <w:i/>
+          <w:iCs/>
+          <w:color w:val="F25A00"/>
+          <w:sz w:val="27"/>
+          <w:szCs w:val="27"/>
+          <w:lang w:eastAsia="es-ES"/>
+        </w:rPr>
+        <w:t>"</w:t>
+      </w:r>
+    </w:p>
+    <w:p>
+      <w:pPr>
+        <w:shd w:val="clear" w:color="auto" w:fill="FFFFFF"/>
+        <w:spacing w:after="0" w:line="360" w:lineRule="atLeast"/>
+        <w:rPr>
+          <w:rFonts w:ascii="Consolas" w:eastAsia="Times New Roman" w:hAnsi="Consolas" w:cs="Times New Roman"/>
+          <w:b/>
+          <w:bCs/>
+          <w:color w:val="000000"/>
+          <w:sz w:val="27"/>
+          <w:szCs w:val="27"/>
+          <w:lang w:eastAsia="es-ES"/>
+        </w:rPr>
+      </w:pPr>
+      <w:r>
+        <w:rPr>
+          <w:rFonts w:ascii="Consolas" w:eastAsia="Times New Roman" w:hAnsi="Consolas" w:cs="Times New Roman"/>
+          <w:b/>
+          <w:bCs/>
+          <w:color w:val="000000"/>
+          <w:sz w:val="27"/>
+          <w:szCs w:val="27"/>
+          <w:lang w:eastAsia="es-ES"/>
+        </w:rPr>
+        <w:t xml:space="preserve">        </w:t>
+      </w:r>
+      <w:r>
+        <w:rPr>
+          <w:rFonts w:ascii="Consolas" w:eastAsia="Times New Roman" w:hAnsi="Consolas" w:cs="Times New Roman"/>
+          <w:b/>
+          <w:bCs/>
+          <w:color w:val="6AAF19"/>
+          <w:sz w:val="27"/>
+          <w:szCs w:val="27"/>
+          <w:lang w:eastAsia="es-ES"/>
+        </w:rPr>
+        <w:t>#</w:t>
+      </w:r>
+      <w:proofErr w:type="spellStart"/>
+      <w:r>
+        <w:rPr>
+          <w:rFonts w:ascii="Consolas" w:eastAsia="Times New Roman" w:hAnsi="Consolas" w:cs="Times New Roman"/>
+          <w:b/>
+          <w:bCs/>
+          <w:color w:val="6AAF19"/>
+          <w:sz w:val="27"/>
+          <w:szCs w:val="27"/>
+          <w:lang w:eastAsia="es-ES"/>
+        </w:rPr>
+        <w:t>cajanumero</w:t>
+      </w:r>
+      <w:proofErr w:type="spellEnd"/>
+      <w:r>
+        <w:rPr>
+          <w:rFonts w:ascii="Consolas" w:eastAsia="Times New Roman" w:hAnsi="Consolas" w:cs="Times New Roman"/>
+          <w:b/>
+          <w:bCs/>
+          <w:color w:val="000000"/>
+          <w:sz w:val="27"/>
+          <w:szCs w:val="27"/>
+          <w:lang w:eastAsia="es-ES"/>
+        </w:rPr>
+        <w:t>/&gt;</w:t>
+      </w:r>
+    </w:p>
+    <w:p>
+      <w:pPr>
+        <w:shd w:val="clear" w:color="auto" w:fill="FFFFFF"/>
+        <w:spacing w:after="0" w:line="360" w:lineRule="atLeast"/>
+        <w:rPr>
+          <w:rFonts w:ascii="Consolas" w:eastAsia="Times New Roman" w:hAnsi="Consolas" w:cs="Times New Roman"/>
+          <w:b/>
+          <w:bCs/>
+          <w:color w:val="000000"/>
+          <w:sz w:val="27"/>
+          <w:szCs w:val="27"/>
+          <w:lang w:eastAsia="es-ES"/>
+        </w:rPr>
+      </w:pPr>
+      <w:r>
+        <w:rPr>
+          <w:rFonts w:ascii="Consolas" w:eastAsia="Times New Roman" w:hAnsi="Consolas" w:cs="Times New Roman"/>
+          <w:b/>
+          <w:bCs/>
+          <w:color w:val="000000"/>
+          <w:sz w:val="27"/>
+          <w:szCs w:val="27"/>
+          <w:lang w:eastAsia="es-ES"/>
+        </w:rPr>
+        <w:t>        &lt;</w:t>
+      </w:r>
+      <w:proofErr w:type="spellStart"/>
+      <w:r>
+        <w:rPr>
+          <w:rFonts w:ascii="Consolas" w:eastAsia="Times New Roman" w:hAnsi="Consolas" w:cs="Times New Roman"/>
+          <w:b/>
+          <w:bCs/>
+          <w:color w:val="F92672"/>
+          <w:sz w:val="27"/>
+          <w:szCs w:val="27"/>
+          <w:lang w:eastAsia="es-ES"/>
+        </w:rPr>
+        <w:t>button</w:t>
+      </w:r>
+      <w:proofErr w:type="spellEnd"/>
+      <w:r>
+        <w:rPr>
+          <w:rFonts w:ascii="Consolas" w:eastAsia="Times New Roman" w:hAnsi="Consolas" w:cs="Times New Roman"/>
+          <w:b/>
+          <w:bCs/>
+          <w:color w:val="000000"/>
+          <w:sz w:val="27"/>
+          <w:szCs w:val="27"/>
+          <w:lang w:eastAsia="es-ES"/>
+        </w:rPr>
+        <w:t xml:space="preserve"> </w:t>
+      </w:r>
+      <w:r>
+        <w:rPr>
+          <w:rFonts w:ascii="Consolas" w:eastAsia="Times New Roman" w:hAnsi="Consolas" w:cs="Times New Roman"/>
+          <w:b/>
+          <w:bCs/>
+          <w:color w:val="6AAF19"/>
+          <w:sz w:val="27"/>
+          <w:szCs w:val="27"/>
+          <w:lang w:eastAsia="es-ES"/>
+        </w:rPr>
+        <w:t>(</w:t>
+      </w:r>
+      <w:proofErr w:type="spellStart"/>
+      <w:r>
+        <w:rPr>
+          <w:rFonts w:ascii="Consolas" w:eastAsia="Times New Roman" w:hAnsi="Consolas" w:cs="Times New Roman"/>
+          <w:b/>
+          <w:bCs/>
+          <w:color w:val="6AAF19"/>
+          <w:sz w:val="27"/>
+          <w:szCs w:val="27"/>
+          <w:lang w:eastAsia="es-ES"/>
+        </w:rPr>
+        <w:t>click</w:t>
+      </w:r>
+      <w:proofErr w:type="spellEnd"/>
+      <w:r>
+        <w:rPr>
+          <w:rFonts w:ascii="Consolas" w:eastAsia="Times New Roman" w:hAnsi="Consolas" w:cs="Times New Roman"/>
+          <w:b/>
+          <w:bCs/>
+          <w:color w:val="6AAF19"/>
+          <w:sz w:val="27"/>
+          <w:szCs w:val="27"/>
+          <w:lang w:eastAsia="es-ES"/>
+        </w:rPr>
+        <w:t>)</w:t>
+      </w:r>
+      <w:r>
+        <w:rPr>
+          <w:rFonts w:ascii="Consolas" w:eastAsia="Times New Roman" w:hAnsi="Consolas" w:cs="Times New Roman"/>
+          <w:b/>
+          <w:bCs/>
+          <w:i/>
+          <w:iCs/>
+          <w:color w:val="CD3704"/>
+          <w:sz w:val="27"/>
+          <w:szCs w:val="27"/>
+          <w:lang w:eastAsia="es-ES"/>
+        </w:rPr>
+        <w:t>=</w:t>
+      </w:r>
+      <w:r>
+        <w:rPr>
+          <w:rFonts w:ascii="Consolas" w:eastAsia="Times New Roman" w:hAnsi="Consolas" w:cs="Times New Roman"/>
+          <w:b/>
+          <w:bCs/>
+          <w:i/>
+          <w:iCs/>
+          <w:color w:val="F25A00"/>
+          <w:sz w:val="27"/>
+          <w:szCs w:val="27"/>
+          <w:lang w:eastAsia="es-ES"/>
+        </w:rPr>
+        <w:t>"</w:t>
+      </w:r>
+      <w:proofErr w:type="spellStart"/>
+      <w:proofErr w:type="gramStart"/>
+      <w:r>
+        <w:rPr>
+          <w:rFonts w:ascii="Consolas" w:eastAsia="Times New Roman" w:hAnsi="Consolas" w:cs="Times New Roman"/>
+          <w:b/>
+          <w:bCs/>
+          <w:i/>
+          <w:iCs/>
+          <w:color w:val="F25A00"/>
+          <w:sz w:val="27"/>
+          <w:szCs w:val="27"/>
+          <w:lang w:eastAsia="es-ES"/>
+        </w:rPr>
+        <w:t>mostrarTabla</w:t>
+      </w:r>
+      <w:proofErr w:type="spellEnd"/>
+      <w:r>
+        <w:rPr>
+          <w:rFonts w:ascii="Consolas" w:eastAsia="Times New Roman" w:hAnsi="Consolas" w:cs="Times New Roman"/>
+          <w:b/>
+          <w:bCs/>
+          <w:i/>
+          <w:iCs/>
+          <w:color w:val="F25A00"/>
+          <w:sz w:val="27"/>
+          <w:szCs w:val="27"/>
+          <w:lang w:eastAsia="es-ES"/>
+        </w:rPr>
+        <w:t>(</w:t>
+      </w:r>
+      <w:proofErr w:type="gramEnd"/>
+      <w:r>
+        <w:rPr>
+          <w:rFonts w:ascii="Consolas" w:eastAsia="Times New Roman" w:hAnsi="Consolas" w:cs="Times New Roman"/>
+          <w:b/>
+          <w:bCs/>
+          <w:i/>
+          <w:iCs/>
+          <w:color w:val="F25A00"/>
+          <w:sz w:val="27"/>
+          <w:szCs w:val="27"/>
+          <w:lang w:eastAsia="es-ES"/>
+        </w:rPr>
+        <w:t>)"</w:t>
+      </w:r>
+      <w:r>
+        <w:rPr>
+          <w:rFonts w:ascii="Consolas" w:eastAsia="Times New Roman" w:hAnsi="Consolas" w:cs="Times New Roman"/>
+          <w:b/>
+          <w:bCs/>
+          <w:color w:val="000000"/>
+          <w:sz w:val="27"/>
+          <w:szCs w:val="27"/>
+          <w:lang w:eastAsia="es-ES"/>
+        </w:rPr>
+        <w:t>&gt;</w:t>
+      </w:r>
+    </w:p>
+    <w:p>
+      <w:pPr>
+        <w:shd w:val="clear" w:color="auto" w:fill="FFFFFF"/>
+        <w:spacing w:after="0" w:line="360" w:lineRule="atLeast"/>
+        <w:rPr>
+          <w:rFonts w:ascii="Consolas" w:eastAsia="Times New Roman" w:hAnsi="Consolas" w:cs="Times New Roman"/>
+          <w:b/>
+          <w:bCs/>
+          <w:color w:val="000000"/>
+          <w:sz w:val="27"/>
+          <w:szCs w:val="27"/>
+          <w:lang w:eastAsia="es-ES"/>
+        </w:rPr>
+      </w:pPr>
+      <w:r>
+        <w:rPr>
+          <w:rFonts w:ascii="Consolas" w:eastAsia="Times New Roman" w:hAnsi="Consolas" w:cs="Times New Roman"/>
+          <w:b/>
+          <w:bCs/>
+          <w:color w:val="000000"/>
+          <w:sz w:val="27"/>
+          <w:szCs w:val="27"/>
+          <w:lang w:eastAsia="es-ES"/>
+        </w:rPr>
+        <w:t>            Tabla multiplicar</w:t>
+      </w:r>
+    </w:p>
+    <w:p>
+      <w:pPr>
+        <w:shd w:val="clear" w:color="auto" w:fill="FFFFFF"/>
+        <w:spacing w:after="0" w:line="360" w:lineRule="atLeast"/>
+        <w:rPr>
+          <w:rFonts w:ascii="Consolas" w:eastAsia="Times New Roman" w:hAnsi="Consolas" w:cs="Times New Roman"/>
+          <w:b/>
+          <w:bCs/>
+          <w:color w:val="000000"/>
+          <w:sz w:val="27"/>
+          <w:szCs w:val="27"/>
+          <w:lang w:eastAsia="es-ES"/>
+        </w:rPr>
+      </w:pPr>
+      <w:r>
+        <w:rPr>
+          <w:rFonts w:ascii="Consolas" w:eastAsia="Times New Roman" w:hAnsi="Consolas" w:cs="Times New Roman"/>
+          <w:b/>
+          <w:bCs/>
+          <w:color w:val="000000"/>
+          <w:sz w:val="27"/>
+          <w:szCs w:val="27"/>
+          <w:lang w:eastAsia="es-ES"/>
+        </w:rPr>
+        <w:t>        &lt;/</w:t>
+      </w:r>
+      <w:proofErr w:type="spellStart"/>
+      <w:proofErr w:type="gramStart"/>
+      <w:r>
+        <w:rPr>
+          <w:rFonts w:ascii="Consolas" w:eastAsia="Times New Roman" w:hAnsi="Consolas" w:cs="Times New Roman"/>
+          <w:b/>
+          <w:bCs/>
+          <w:color w:val="F92672"/>
+          <w:sz w:val="27"/>
+          <w:szCs w:val="27"/>
+          <w:lang w:eastAsia="es-ES"/>
+        </w:rPr>
+        <w:t>button</w:t>
+      </w:r>
+      <w:proofErr w:type="spellEnd"/>
+      <w:proofErr w:type="gramEnd"/>
+      <w:r>
+        <w:rPr>
+          <w:rFonts w:ascii="Consolas" w:eastAsia="Times New Roman" w:hAnsi="Consolas" w:cs="Times New Roman"/>
+          <w:b/>
+          <w:bCs/>
+          <w:color w:val="000000"/>
+          <w:sz w:val="27"/>
+          <w:szCs w:val="27"/>
+          <w:lang w:eastAsia="es-ES"/>
+        </w:rPr>
+        <w:t>&gt;</w:t>
+      </w:r>
+    </w:p>
+    <w:p>
+      <w:pPr>
+        <w:shd w:val="clear" w:color="auto" w:fill="FFFFFF"/>
+        <w:spacing w:after="0" w:line="360" w:lineRule="atLeast"/>
+        <w:rPr>
+          <w:rFonts w:ascii="Consolas" w:eastAsia="Times New Roman" w:hAnsi="Consolas" w:cs="Times New Roman"/>
+          <w:b/>
+          <w:bCs/>
+          <w:color w:val="000000"/>
+          <w:sz w:val="27"/>
+          <w:szCs w:val="27"/>
+          <w:lang w:eastAsia="es-ES"/>
+        </w:rPr>
+      </w:pPr>
+      <w:r>
+        <w:rPr>
+          <w:rFonts w:ascii="Consolas" w:eastAsia="Times New Roman" w:hAnsi="Consolas" w:cs="Times New Roman"/>
+          <w:b/>
+          <w:bCs/>
+          <w:color w:val="000000"/>
+          <w:sz w:val="27"/>
+          <w:szCs w:val="27"/>
+          <w:lang w:eastAsia="es-ES"/>
+        </w:rPr>
+        <w:t>    &lt;/</w:t>
+      </w:r>
+      <w:proofErr w:type="spellStart"/>
+      <w:proofErr w:type="gramStart"/>
+      <w:r>
+        <w:rPr>
+          <w:rFonts w:ascii="Consolas" w:eastAsia="Times New Roman" w:hAnsi="Consolas" w:cs="Times New Roman"/>
+          <w:b/>
+          <w:bCs/>
+          <w:color w:val="F92672"/>
+          <w:sz w:val="27"/>
+          <w:szCs w:val="27"/>
+          <w:lang w:eastAsia="es-ES"/>
+        </w:rPr>
+        <w:t>form</w:t>
+      </w:r>
+      <w:proofErr w:type="spellEnd"/>
+      <w:proofErr w:type="gramEnd"/>
+      <w:r>
+        <w:rPr>
+          <w:rFonts w:ascii="Consolas" w:eastAsia="Times New Roman" w:hAnsi="Consolas" w:cs="Times New Roman"/>
+          <w:b/>
+          <w:bCs/>
+          <w:color w:val="000000"/>
+          <w:sz w:val="27"/>
+          <w:szCs w:val="27"/>
+          <w:lang w:eastAsia="es-ES"/>
+        </w:rPr>
+        <w:t>&gt;</w:t>
+      </w:r>
+    </w:p>
+    <w:p>
+      <w:pPr>
+        <w:shd w:val="clear" w:color="auto" w:fill="FFFFFF"/>
+        <w:spacing w:after="0" w:line="360" w:lineRule="atLeast"/>
+        <w:rPr>
+          <w:rFonts w:ascii="Consolas" w:eastAsia="Times New Roman" w:hAnsi="Consolas" w:cs="Times New Roman"/>
+          <w:b/>
+          <w:bCs/>
+          <w:color w:val="000000"/>
+          <w:sz w:val="27"/>
+          <w:szCs w:val="27"/>
+          <w:lang w:eastAsia="es-ES"/>
+        </w:rPr>
+      </w:pPr>
+      <w:r>
+        <w:rPr>
+          <w:rFonts w:ascii="Consolas" w:eastAsia="Times New Roman" w:hAnsi="Consolas" w:cs="Times New Roman"/>
+          <w:b/>
+          <w:bCs/>
+          <w:color w:val="000000"/>
+          <w:sz w:val="27"/>
+          <w:szCs w:val="27"/>
+          <w:lang w:eastAsia="es-ES"/>
+        </w:rPr>
+        <w:t>    @</w:t>
+      </w:r>
+      <w:proofErr w:type="spellStart"/>
+      <w:r>
+        <w:rPr>
+          <w:rFonts w:ascii="Consolas" w:eastAsia="Times New Roman" w:hAnsi="Consolas" w:cs="Times New Roman"/>
+          <w:b/>
+          <w:bCs/>
+          <w:color w:val="000000"/>
+          <w:sz w:val="27"/>
+          <w:szCs w:val="27"/>
+          <w:lang w:eastAsia="es-ES"/>
+        </w:rPr>
+        <w:t>if</w:t>
+      </w:r>
+      <w:proofErr w:type="spellEnd"/>
+      <w:r>
+        <w:rPr>
+          <w:rFonts w:ascii="Consolas" w:eastAsia="Times New Roman" w:hAnsi="Consolas" w:cs="Times New Roman"/>
+          <w:b/>
+          <w:bCs/>
+          <w:color w:val="000000"/>
+          <w:sz w:val="27"/>
+          <w:szCs w:val="27"/>
+          <w:lang w:eastAsia="es-ES"/>
+        </w:rPr>
+        <w:t xml:space="preserve"> (</w:t>
+      </w:r>
+      <w:proofErr w:type="spellStart"/>
+      <w:r>
+        <w:rPr>
+          <w:rFonts w:ascii="Consolas" w:eastAsia="Times New Roman" w:hAnsi="Consolas" w:cs="Times New Roman"/>
+          <w:b/>
+          <w:bCs/>
+          <w:color w:val="000000"/>
+          <w:sz w:val="27"/>
+          <w:szCs w:val="27"/>
+          <w:lang w:eastAsia="es-ES"/>
+        </w:rPr>
+        <w:t>numeros.length</w:t>
+      </w:r>
+      <w:proofErr w:type="spellEnd"/>
+      <w:r>
+        <w:rPr>
+          <w:rFonts w:ascii="Consolas" w:eastAsia="Times New Roman" w:hAnsi="Consolas" w:cs="Times New Roman"/>
+          <w:b/>
+          <w:bCs/>
+          <w:color w:val="000000"/>
+          <w:sz w:val="27"/>
+          <w:szCs w:val="27"/>
+          <w:lang w:eastAsia="es-ES"/>
+        </w:rPr>
+        <w:t xml:space="preserve"> &gt; 0</w:t>
+      </w:r>
+      <w:proofErr w:type="gramStart"/>
+      <w:r>
+        <w:rPr>
+          <w:rFonts w:ascii="Consolas" w:eastAsia="Times New Roman" w:hAnsi="Consolas" w:cs="Times New Roman"/>
+          <w:b/>
+          <w:bCs/>
+          <w:color w:val="000000"/>
+          <w:sz w:val="27"/>
+          <w:szCs w:val="27"/>
+          <w:lang w:eastAsia="es-ES"/>
+        </w:rPr>
+        <w:t>){</w:t>
+      </w:r>
+      <w:proofErr w:type="gramEnd"/>
+    </w:p>
+    <w:p>
+      <w:pPr>
+        <w:shd w:val="clear" w:color="auto" w:fill="FFFFFF"/>
+        <w:spacing w:after="0" w:line="360" w:lineRule="atLeast"/>
+        <w:rPr>
+          <w:rFonts w:ascii="Consolas" w:eastAsia="Times New Roman" w:hAnsi="Consolas" w:cs="Times New Roman"/>
+          <w:b/>
+          <w:bCs/>
+          <w:color w:val="000000"/>
+          <w:sz w:val="27"/>
+          <w:szCs w:val="27"/>
+          <w:lang w:eastAsia="es-ES"/>
+        </w:rPr>
+      </w:pPr>
+      <w:r>
+        <w:rPr>
+          <w:rFonts w:ascii="Consolas" w:eastAsia="Times New Roman" w:hAnsi="Consolas" w:cs="Times New Roman"/>
+          <w:b/>
+          <w:bCs/>
+          <w:color w:val="000000"/>
+          <w:sz w:val="27"/>
+          <w:szCs w:val="27"/>
+          <w:lang w:eastAsia="es-ES"/>
+        </w:rPr>
+        <w:t>        &lt;</w:t>
+      </w:r>
+      <w:proofErr w:type="spellStart"/>
+      <w:r>
+        <w:rPr>
+          <w:rFonts w:ascii="Consolas" w:eastAsia="Times New Roman" w:hAnsi="Consolas" w:cs="Times New Roman"/>
+          <w:b/>
+          <w:bCs/>
+          <w:color w:val="F92672"/>
+          <w:sz w:val="27"/>
+          <w:szCs w:val="27"/>
+          <w:lang w:eastAsia="es-ES"/>
+        </w:rPr>
+        <w:t>table</w:t>
+      </w:r>
+      <w:proofErr w:type="spellEnd"/>
+      <w:r>
+        <w:rPr>
+          <w:rFonts w:ascii="Consolas" w:eastAsia="Times New Roman" w:hAnsi="Consolas" w:cs="Times New Roman"/>
+          <w:b/>
+          <w:bCs/>
+          <w:color w:val="000000"/>
+          <w:sz w:val="27"/>
+          <w:szCs w:val="27"/>
+          <w:lang w:eastAsia="es-ES"/>
+        </w:rPr>
+        <w:t xml:space="preserve"> </w:t>
+      </w:r>
+      <w:proofErr w:type="spellStart"/>
+      <w:r>
+        <w:rPr>
+          <w:rFonts w:ascii="Consolas" w:eastAsia="Times New Roman" w:hAnsi="Consolas" w:cs="Times New Roman"/>
+          <w:b/>
+          <w:bCs/>
+          <w:color w:val="000000"/>
+          <w:sz w:val="27"/>
+          <w:szCs w:val="27"/>
+          <w:lang w:eastAsia="es-ES"/>
+        </w:rPr>
+        <w:t>border</w:t>
+      </w:r>
+      <w:proofErr w:type="spellEnd"/>
+      <w:r>
+        <w:rPr>
+          <w:rFonts w:ascii="Consolas" w:eastAsia="Times New Roman" w:hAnsi="Consolas" w:cs="Times New Roman"/>
+          <w:b/>
+          <w:bCs/>
+          <w:i/>
+          <w:iCs/>
+          <w:color w:val="CD3704"/>
+          <w:sz w:val="27"/>
+          <w:szCs w:val="27"/>
+          <w:lang w:eastAsia="es-ES"/>
+        </w:rPr>
+        <w:t>=</w:t>
+      </w:r>
+      <w:r>
+        <w:rPr>
+          <w:rFonts w:ascii="Consolas" w:eastAsia="Times New Roman" w:hAnsi="Consolas" w:cs="Times New Roman"/>
+          <w:b/>
+          <w:bCs/>
+          <w:i/>
+          <w:iCs/>
+          <w:color w:val="F25A00"/>
+          <w:sz w:val="27"/>
+          <w:szCs w:val="27"/>
+          <w:lang w:eastAsia="es-ES"/>
+        </w:rPr>
+        <w:t>"1"</w:t>
+      </w:r>
+      <w:r>
+        <w:rPr>
+          <w:rFonts w:ascii="Consolas" w:eastAsia="Times New Roman" w:hAnsi="Consolas" w:cs="Times New Roman"/>
+          <w:b/>
+          <w:bCs/>
+          <w:color w:val="000000"/>
+          <w:sz w:val="27"/>
+          <w:szCs w:val="27"/>
+          <w:lang w:eastAsia="es-ES"/>
+        </w:rPr>
+        <w:t>&gt;</w:t>
+      </w:r>
+    </w:p>
+    <w:p>
+      <w:pPr>
+        <w:shd w:val="clear" w:color="auto" w:fill="FFFFFF"/>
+        <w:spacing w:after="0" w:line="360" w:lineRule="atLeast"/>
+        <w:rPr>
+          <w:rFonts w:ascii="Consolas" w:eastAsia="Times New Roman" w:hAnsi="Consolas" w:cs="Times New Roman"/>
+          <w:b/>
+          <w:bCs/>
+          <w:color w:val="000000"/>
+          <w:sz w:val="27"/>
+          <w:szCs w:val="27"/>
+          <w:lang w:eastAsia="es-ES"/>
+        </w:rPr>
+      </w:pPr>
+      <w:r>
+        <w:rPr>
+          <w:rFonts w:ascii="Consolas" w:eastAsia="Times New Roman" w:hAnsi="Consolas" w:cs="Times New Roman"/>
+          <w:b/>
+          <w:bCs/>
+          <w:color w:val="000000"/>
+          <w:sz w:val="27"/>
+          <w:szCs w:val="27"/>
+          <w:lang w:eastAsia="es-ES"/>
+        </w:rPr>
+        <w:t>            &lt;</w:t>
+      </w:r>
+      <w:proofErr w:type="spellStart"/>
+      <w:proofErr w:type="gramStart"/>
+      <w:r>
+        <w:rPr>
+          <w:rFonts w:ascii="Consolas" w:eastAsia="Times New Roman" w:hAnsi="Consolas" w:cs="Times New Roman"/>
+          <w:b/>
+          <w:bCs/>
+          <w:color w:val="F92672"/>
+          <w:sz w:val="27"/>
+          <w:szCs w:val="27"/>
+          <w:lang w:eastAsia="es-ES"/>
+        </w:rPr>
+        <w:t>thead</w:t>
+      </w:r>
+      <w:proofErr w:type="spellEnd"/>
+      <w:proofErr w:type="gramEnd"/>
+      <w:r>
+        <w:rPr>
+          <w:rFonts w:ascii="Consolas" w:eastAsia="Times New Roman" w:hAnsi="Consolas" w:cs="Times New Roman"/>
+          <w:b/>
+          <w:bCs/>
+          <w:color w:val="000000"/>
+          <w:sz w:val="27"/>
+          <w:szCs w:val="27"/>
+          <w:lang w:eastAsia="es-ES"/>
+        </w:rPr>
+        <w:t>&gt;</w:t>
+      </w:r>
+    </w:p>
+    <w:p>
+      <w:pPr>
+        <w:shd w:val="clear" w:color="auto" w:fill="FFFFFF"/>
+        <w:spacing w:after="0" w:line="360" w:lineRule="atLeast"/>
+        <w:rPr>
+          <w:rFonts w:ascii="Consolas" w:eastAsia="Times New Roman" w:hAnsi="Consolas" w:cs="Times New Roman"/>
+          <w:b/>
+          <w:bCs/>
+          <w:color w:val="000000"/>
+          <w:sz w:val="27"/>
+          <w:szCs w:val="27"/>
+          <w:lang w:eastAsia="es-ES"/>
+        </w:rPr>
+      </w:pPr>
+      <w:r>
+        <w:rPr>
+          <w:rFonts w:ascii="Consolas" w:eastAsia="Times New Roman" w:hAnsi="Consolas" w:cs="Times New Roman"/>
+          <w:b/>
+          <w:bCs/>
+          <w:color w:val="000000"/>
+          <w:sz w:val="27"/>
+          <w:szCs w:val="27"/>
+          <w:lang w:eastAsia="es-ES"/>
+        </w:rPr>
+        <w:t>                &lt;</w:t>
+      </w:r>
+      <w:proofErr w:type="spellStart"/>
+      <w:proofErr w:type="gramStart"/>
+      <w:r>
+        <w:rPr>
+          <w:rFonts w:ascii="Consolas" w:eastAsia="Times New Roman" w:hAnsi="Consolas" w:cs="Times New Roman"/>
+          <w:b/>
+          <w:bCs/>
+          <w:color w:val="F92672"/>
+          <w:sz w:val="27"/>
+          <w:szCs w:val="27"/>
+          <w:lang w:eastAsia="es-ES"/>
+        </w:rPr>
+        <w:t>tr</w:t>
+      </w:r>
+      <w:proofErr w:type="spellEnd"/>
+      <w:proofErr w:type="gramEnd"/>
+      <w:r>
+        <w:rPr>
+          <w:rFonts w:ascii="Consolas" w:eastAsia="Times New Roman" w:hAnsi="Consolas" w:cs="Times New Roman"/>
+          <w:b/>
+          <w:bCs/>
+          <w:color w:val="000000"/>
+          <w:sz w:val="27"/>
+          <w:szCs w:val="27"/>
+          <w:lang w:eastAsia="es-ES"/>
+        </w:rPr>
+        <w:t>&gt;</w:t>
+      </w:r>
+    </w:p>
+    <w:p>
+      <w:pPr>
+        <w:shd w:val="clear" w:color="auto" w:fill="FFFFFF"/>
+        <w:spacing w:after="0" w:line="360" w:lineRule="atLeast"/>
+        <w:rPr>
+          <w:rFonts w:ascii="Consolas" w:eastAsia="Times New Roman" w:hAnsi="Consolas" w:cs="Times New Roman"/>
+          <w:b/>
+          <w:bCs/>
+          <w:color w:val="000000"/>
+          <w:sz w:val="27"/>
+          <w:szCs w:val="27"/>
+          <w:lang w:eastAsia="es-ES"/>
+        </w:rPr>
+      </w:pPr>
+      <w:r>
+        <w:rPr>
+          <w:rFonts w:ascii="Consolas" w:eastAsia="Times New Roman" w:hAnsi="Consolas" w:cs="Times New Roman"/>
+          <w:b/>
+          <w:bCs/>
+          <w:color w:val="000000"/>
+          <w:sz w:val="27"/>
+          <w:szCs w:val="27"/>
+          <w:lang w:eastAsia="es-ES"/>
+        </w:rPr>
+        <w:t>                    &lt;</w:t>
+      </w:r>
+      <w:proofErr w:type="spellStart"/>
+      <w:proofErr w:type="gramStart"/>
+      <w:r>
+        <w:rPr>
+          <w:rFonts w:ascii="Consolas" w:eastAsia="Times New Roman" w:hAnsi="Consolas" w:cs="Times New Roman"/>
+          <w:b/>
+          <w:bCs/>
+          <w:color w:val="F92672"/>
+          <w:sz w:val="27"/>
+          <w:szCs w:val="27"/>
+          <w:lang w:eastAsia="es-ES"/>
+        </w:rPr>
+        <w:t>th</w:t>
+      </w:r>
+      <w:proofErr w:type="spellEnd"/>
+      <w:r>
+        <w:rPr>
+          <w:rFonts w:ascii="Consolas" w:eastAsia="Times New Roman" w:hAnsi="Consolas" w:cs="Times New Roman"/>
+          <w:b/>
+          <w:bCs/>
+          <w:color w:val="000000"/>
+          <w:sz w:val="27"/>
+          <w:szCs w:val="27"/>
+          <w:lang w:eastAsia="es-ES"/>
+        </w:rPr>
+        <w:t>&gt;</w:t>
+      </w:r>
+      <w:proofErr w:type="gramEnd"/>
+      <w:r>
+        <w:rPr>
+          <w:rFonts w:ascii="Consolas" w:eastAsia="Times New Roman" w:hAnsi="Consolas" w:cs="Times New Roman"/>
+          <w:b/>
+          <w:bCs/>
+          <w:color w:val="000000"/>
+          <w:sz w:val="27"/>
+          <w:szCs w:val="27"/>
+          <w:lang w:eastAsia="es-ES"/>
+        </w:rPr>
+        <w:t>Operación&lt;/</w:t>
+      </w:r>
+      <w:proofErr w:type="spellStart"/>
+      <w:r>
+        <w:rPr>
+          <w:rFonts w:ascii="Consolas" w:eastAsia="Times New Roman" w:hAnsi="Consolas" w:cs="Times New Roman"/>
+          <w:b/>
+          <w:bCs/>
+          <w:color w:val="F92672"/>
+          <w:sz w:val="27"/>
+          <w:szCs w:val="27"/>
+          <w:lang w:eastAsia="es-ES"/>
+        </w:rPr>
+        <w:t>th</w:t>
+      </w:r>
+      <w:proofErr w:type="spellEnd"/>
+      <w:r>
+        <w:rPr>
+          <w:rFonts w:ascii="Consolas" w:eastAsia="Times New Roman" w:hAnsi="Consolas" w:cs="Times New Roman"/>
+          <w:b/>
+          <w:bCs/>
+          <w:color w:val="000000"/>
+          <w:sz w:val="27"/>
+          <w:szCs w:val="27"/>
+          <w:lang w:eastAsia="es-ES"/>
+        </w:rPr>
+        <w:t>&gt;</w:t>
+      </w:r>
+    </w:p>
+    <w:p>
+      <w:pPr>
+        <w:shd w:val="clear" w:color="auto" w:fill="FFFFFF"/>
+        <w:spacing w:after="0" w:line="360" w:lineRule="atLeast"/>
+        <w:rPr>
+          <w:rFonts w:ascii="Consolas" w:eastAsia="Times New Roman" w:hAnsi="Consolas" w:cs="Times New Roman"/>
+          <w:b/>
+          <w:bCs/>
+          <w:color w:val="000000"/>
+          <w:sz w:val="27"/>
+          <w:szCs w:val="27"/>
+          <w:lang w:eastAsia="es-ES"/>
+        </w:rPr>
+      </w:pPr>
+      <w:r>
+        <w:rPr>
+          <w:rFonts w:ascii="Consolas" w:eastAsia="Times New Roman" w:hAnsi="Consolas" w:cs="Times New Roman"/>
+          <w:b/>
+          <w:bCs/>
+          <w:color w:val="000000"/>
+          <w:sz w:val="27"/>
+          <w:szCs w:val="27"/>
+          <w:lang w:eastAsia="es-ES"/>
+        </w:rPr>
+        <w:t>                    &lt;</w:t>
+      </w:r>
+      <w:proofErr w:type="spellStart"/>
+      <w:proofErr w:type="gramStart"/>
+      <w:r>
+        <w:rPr>
+          <w:rFonts w:ascii="Consolas" w:eastAsia="Times New Roman" w:hAnsi="Consolas" w:cs="Times New Roman"/>
+          <w:b/>
+          <w:bCs/>
+          <w:color w:val="F92672"/>
+          <w:sz w:val="27"/>
+          <w:szCs w:val="27"/>
+          <w:lang w:eastAsia="es-ES"/>
+        </w:rPr>
+        <w:t>th</w:t>
+      </w:r>
+      <w:proofErr w:type="spellEnd"/>
+      <w:r>
+        <w:rPr>
+          <w:rFonts w:ascii="Consolas" w:eastAsia="Times New Roman" w:hAnsi="Consolas" w:cs="Times New Roman"/>
+          <w:b/>
+          <w:bCs/>
+          <w:color w:val="000000"/>
+          <w:sz w:val="27"/>
+          <w:szCs w:val="27"/>
+          <w:lang w:eastAsia="es-ES"/>
+        </w:rPr>
+        <w:t>&gt;</w:t>
+      </w:r>
+      <w:proofErr w:type="gramEnd"/>
+      <w:r>
+        <w:rPr>
+          <w:rFonts w:ascii="Consolas" w:eastAsia="Times New Roman" w:hAnsi="Consolas" w:cs="Times New Roman"/>
+          <w:b/>
+          <w:bCs/>
+          <w:color w:val="000000"/>
+          <w:sz w:val="27"/>
+          <w:szCs w:val="27"/>
+          <w:lang w:eastAsia="es-ES"/>
+        </w:rPr>
+        <w:t>Resultado&lt;/</w:t>
+      </w:r>
+      <w:proofErr w:type="spellStart"/>
+      <w:r>
+        <w:rPr>
+          <w:rFonts w:ascii="Consolas" w:eastAsia="Times New Roman" w:hAnsi="Consolas" w:cs="Times New Roman"/>
+          <w:b/>
+          <w:bCs/>
+          <w:color w:val="F92672"/>
+          <w:sz w:val="27"/>
+          <w:szCs w:val="27"/>
+          <w:lang w:eastAsia="es-ES"/>
+        </w:rPr>
+        <w:t>th</w:t>
+      </w:r>
+      <w:proofErr w:type="spellEnd"/>
+      <w:r>
+        <w:rPr>
+          <w:rFonts w:ascii="Consolas" w:eastAsia="Times New Roman" w:hAnsi="Consolas" w:cs="Times New Roman"/>
+          <w:b/>
+          <w:bCs/>
+          <w:color w:val="000000"/>
+          <w:sz w:val="27"/>
+          <w:szCs w:val="27"/>
+          <w:lang w:eastAsia="es-ES"/>
+        </w:rPr>
+        <w:t>&gt;</w:t>
+      </w:r>
+    </w:p>
+    <w:p>
+      <w:pPr>
+        <w:shd w:val="clear" w:color="auto" w:fill="FFFFFF"/>
+        <w:spacing w:after="0" w:line="360" w:lineRule="atLeast"/>
+        <w:rPr>
+          <w:rFonts w:ascii="Consolas" w:eastAsia="Times New Roman" w:hAnsi="Consolas" w:cs="Times New Roman"/>
+          <w:b/>
+          <w:bCs/>
+          <w:color w:val="000000"/>
+          <w:sz w:val="27"/>
+          <w:szCs w:val="27"/>
+          <w:lang w:eastAsia="es-ES"/>
+        </w:rPr>
+      </w:pPr>
+      <w:r>
+        <w:rPr>
+          <w:rFonts w:ascii="Consolas" w:eastAsia="Times New Roman" w:hAnsi="Consolas" w:cs="Times New Roman"/>
+          <w:b/>
+          <w:bCs/>
+          <w:color w:val="000000"/>
+          <w:sz w:val="27"/>
+          <w:szCs w:val="27"/>
+          <w:lang w:eastAsia="es-ES"/>
+        </w:rPr>
+        <w:t>                &lt;/</w:t>
+      </w:r>
+      <w:proofErr w:type="spellStart"/>
+      <w:proofErr w:type="gramStart"/>
+      <w:r>
+        <w:rPr>
+          <w:rFonts w:ascii="Consolas" w:eastAsia="Times New Roman" w:hAnsi="Consolas" w:cs="Times New Roman"/>
+          <w:b/>
+          <w:bCs/>
+          <w:color w:val="F92672"/>
+          <w:sz w:val="27"/>
+          <w:szCs w:val="27"/>
+          <w:lang w:eastAsia="es-ES"/>
+        </w:rPr>
+        <w:t>tr</w:t>
+      </w:r>
+      <w:proofErr w:type="spellEnd"/>
+      <w:proofErr w:type="gramEnd"/>
+      <w:r>
+        <w:rPr>
+          <w:rFonts w:ascii="Consolas" w:eastAsia="Times New Roman" w:hAnsi="Consolas" w:cs="Times New Roman"/>
+          <w:b/>
+          <w:bCs/>
+          <w:color w:val="000000"/>
+          <w:sz w:val="27"/>
+          <w:szCs w:val="27"/>
+          <w:lang w:eastAsia="es-ES"/>
+        </w:rPr>
+        <w:t>&gt;</w:t>
+      </w:r>
+    </w:p>
+    <w:p>
+      <w:pPr>
+        <w:shd w:val="clear" w:color="auto" w:fill="FFFFFF"/>
+        <w:spacing w:after="0" w:line="360" w:lineRule="atLeast"/>
+        <w:rPr>
+          <w:rFonts w:ascii="Consolas" w:eastAsia="Times New Roman" w:hAnsi="Consolas" w:cs="Times New Roman"/>
+          <w:b/>
+          <w:bCs/>
+          <w:color w:val="000000"/>
+          <w:sz w:val="27"/>
+          <w:szCs w:val="27"/>
+          <w:lang w:eastAsia="es-ES"/>
+        </w:rPr>
+      </w:pPr>
+      <w:r>
+        <w:rPr>
+          <w:rFonts w:ascii="Consolas" w:eastAsia="Times New Roman" w:hAnsi="Consolas" w:cs="Times New Roman"/>
+          <w:b/>
+          <w:bCs/>
+          <w:color w:val="000000"/>
+          <w:sz w:val="27"/>
+          <w:szCs w:val="27"/>
+          <w:lang w:eastAsia="es-ES"/>
+        </w:rPr>
+        <w:t>            &lt;/</w:t>
+      </w:r>
+      <w:proofErr w:type="spellStart"/>
+      <w:proofErr w:type="gramStart"/>
+      <w:r>
+        <w:rPr>
+          <w:rFonts w:ascii="Consolas" w:eastAsia="Times New Roman" w:hAnsi="Consolas" w:cs="Times New Roman"/>
+          <w:b/>
+          <w:bCs/>
+          <w:color w:val="F92672"/>
+          <w:sz w:val="27"/>
+          <w:szCs w:val="27"/>
+          <w:lang w:eastAsia="es-ES"/>
+        </w:rPr>
+        <w:t>thead</w:t>
+      </w:r>
+      <w:proofErr w:type="spellEnd"/>
+      <w:proofErr w:type="gramEnd"/>
+      <w:r>
+        <w:rPr>
+          <w:rFonts w:ascii="Consolas" w:eastAsia="Times New Roman" w:hAnsi="Consolas" w:cs="Times New Roman"/>
+          <w:b/>
+          <w:bCs/>
+          <w:color w:val="000000"/>
+          <w:sz w:val="27"/>
+          <w:szCs w:val="27"/>
+          <w:lang w:eastAsia="es-ES"/>
+        </w:rPr>
+        <w:t>&gt;</w:t>
+      </w:r>
+    </w:p>
+    <w:p>
+      <w:pPr>
+        <w:shd w:val="clear" w:color="auto" w:fill="FFFFFF"/>
+        <w:spacing w:after="0" w:line="360" w:lineRule="atLeast"/>
+        <w:rPr>
+          <w:rFonts w:ascii="Consolas" w:eastAsia="Times New Roman" w:hAnsi="Consolas" w:cs="Times New Roman"/>
+          <w:b/>
+          <w:bCs/>
+          <w:color w:val="000000"/>
+          <w:sz w:val="27"/>
+          <w:szCs w:val="27"/>
+          <w:lang w:eastAsia="es-ES"/>
+        </w:rPr>
+      </w:pPr>
+      <w:r>
+        <w:rPr>
+          <w:rFonts w:ascii="Consolas" w:eastAsia="Times New Roman" w:hAnsi="Consolas" w:cs="Times New Roman"/>
+          <w:b/>
+          <w:bCs/>
+          <w:color w:val="000000"/>
+          <w:sz w:val="27"/>
+          <w:szCs w:val="27"/>
+          <w:lang w:eastAsia="es-ES"/>
+        </w:rPr>
+        <w:t>            &lt;</w:t>
+      </w:r>
+      <w:proofErr w:type="spellStart"/>
+      <w:proofErr w:type="gramStart"/>
+      <w:r>
+        <w:rPr>
+          <w:rFonts w:ascii="Consolas" w:eastAsia="Times New Roman" w:hAnsi="Consolas" w:cs="Times New Roman"/>
+          <w:b/>
+          <w:bCs/>
+          <w:color w:val="F92672"/>
+          <w:sz w:val="27"/>
+          <w:szCs w:val="27"/>
+          <w:lang w:eastAsia="es-ES"/>
+        </w:rPr>
+        <w:t>tbody</w:t>
+      </w:r>
+      <w:proofErr w:type="spellEnd"/>
+      <w:proofErr w:type="gramEnd"/>
+      <w:r>
+        <w:rPr>
+          <w:rFonts w:ascii="Consolas" w:eastAsia="Times New Roman" w:hAnsi="Consolas" w:cs="Times New Roman"/>
+          <w:b/>
+          <w:bCs/>
+          <w:color w:val="000000"/>
+          <w:sz w:val="27"/>
+          <w:szCs w:val="27"/>
+          <w:lang w:eastAsia="es-ES"/>
+        </w:rPr>
+        <w:t>&gt;</w:t>
+      </w:r>
+    </w:p>
+    <w:p>
+      <w:pPr>
+        <w:shd w:val="clear" w:color="auto" w:fill="FFFFFF"/>
+        <w:spacing w:after="0" w:line="360" w:lineRule="atLeast"/>
+        <w:rPr>
+          <w:rFonts w:ascii="Consolas" w:eastAsia="Times New Roman" w:hAnsi="Consolas" w:cs="Times New Roman"/>
+          <w:b/>
+          <w:bCs/>
+          <w:color w:val="000000"/>
+          <w:sz w:val="27"/>
+          <w:szCs w:val="27"/>
+          <w:lang w:eastAsia="es-ES"/>
+        </w:rPr>
+      </w:pPr>
+      <w:r>
+        <w:rPr>
+          <w:rFonts w:ascii="Consolas" w:eastAsia="Times New Roman" w:hAnsi="Consolas" w:cs="Times New Roman"/>
+          <w:b/>
+          <w:bCs/>
+          <w:color w:val="000000"/>
+          <w:sz w:val="27"/>
+          <w:szCs w:val="27"/>
+          <w:lang w:eastAsia="es-ES"/>
+        </w:rPr>
+        <w:t>                @</w:t>
+      </w:r>
+      <w:proofErr w:type="spellStart"/>
+      <w:r>
+        <w:rPr>
+          <w:rFonts w:ascii="Consolas" w:eastAsia="Times New Roman" w:hAnsi="Consolas" w:cs="Times New Roman"/>
+          <w:b/>
+          <w:bCs/>
+          <w:color w:val="000000"/>
+          <w:sz w:val="27"/>
+          <w:szCs w:val="27"/>
+          <w:lang w:eastAsia="es-ES"/>
+        </w:rPr>
+        <w:t>for</w:t>
+      </w:r>
+      <w:proofErr w:type="spellEnd"/>
+      <w:r>
+        <w:rPr>
+          <w:rFonts w:ascii="Consolas" w:eastAsia="Times New Roman" w:hAnsi="Consolas" w:cs="Times New Roman"/>
+          <w:b/>
+          <w:bCs/>
+          <w:color w:val="000000"/>
+          <w:sz w:val="27"/>
+          <w:szCs w:val="27"/>
+          <w:lang w:eastAsia="es-ES"/>
+        </w:rPr>
+        <w:t xml:space="preserve"> (</w:t>
+      </w:r>
+      <w:proofErr w:type="spellStart"/>
+      <w:r>
+        <w:rPr>
+          <w:rFonts w:ascii="Consolas" w:eastAsia="Times New Roman" w:hAnsi="Consolas" w:cs="Times New Roman"/>
+          <w:b/>
+          <w:bCs/>
+          <w:color w:val="000000"/>
+          <w:sz w:val="27"/>
+          <w:szCs w:val="27"/>
+          <w:lang w:eastAsia="es-ES"/>
+        </w:rPr>
+        <w:t>num</w:t>
+      </w:r>
+      <w:proofErr w:type="spellEnd"/>
+      <w:r>
+        <w:rPr>
+          <w:rFonts w:ascii="Consolas" w:eastAsia="Times New Roman" w:hAnsi="Consolas" w:cs="Times New Roman"/>
+          <w:b/>
+          <w:bCs/>
+          <w:color w:val="000000"/>
+          <w:sz w:val="27"/>
+          <w:szCs w:val="27"/>
+          <w:lang w:eastAsia="es-ES"/>
+        </w:rPr>
+        <w:t xml:space="preserve"> of </w:t>
+      </w:r>
+      <w:proofErr w:type="spellStart"/>
+      <w:r>
+        <w:rPr>
+          <w:rFonts w:ascii="Consolas" w:eastAsia="Times New Roman" w:hAnsi="Consolas" w:cs="Times New Roman"/>
+          <w:b/>
+          <w:bCs/>
+          <w:color w:val="000000"/>
+          <w:sz w:val="27"/>
+          <w:szCs w:val="27"/>
+          <w:lang w:eastAsia="es-ES"/>
+        </w:rPr>
+        <w:t>numeros</w:t>
+      </w:r>
+      <w:proofErr w:type="spellEnd"/>
+      <w:r>
+        <w:rPr>
+          <w:rFonts w:ascii="Consolas" w:eastAsia="Times New Roman" w:hAnsi="Consolas" w:cs="Times New Roman"/>
+          <w:b/>
+          <w:bCs/>
+          <w:color w:val="000000"/>
+          <w:sz w:val="27"/>
+          <w:szCs w:val="27"/>
+          <w:lang w:eastAsia="es-ES"/>
+        </w:rPr>
+        <w:t xml:space="preserve">; </w:t>
+      </w:r>
+      <w:proofErr w:type="spellStart"/>
+      <w:r>
+        <w:rPr>
+          <w:rFonts w:ascii="Consolas" w:eastAsia="Times New Roman" w:hAnsi="Consolas" w:cs="Times New Roman"/>
+          <w:b/>
+          <w:bCs/>
+          <w:color w:val="000000"/>
+          <w:sz w:val="27"/>
+          <w:szCs w:val="27"/>
+          <w:lang w:eastAsia="es-ES"/>
+        </w:rPr>
+        <w:t>track</w:t>
+      </w:r>
+      <w:proofErr w:type="spellEnd"/>
+      <w:r>
+        <w:rPr>
+          <w:rFonts w:ascii="Consolas" w:eastAsia="Times New Roman" w:hAnsi="Consolas" w:cs="Times New Roman"/>
+          <w:b/>
+          <w:bCs/>
+          <w:color w:val="000000"/>
+          <w:sz w:val="27"/>
+          <w:szCs w:val="27"/>
+          <w:lang w:eastAsia="es-ES"/>
+        </w:rPr>
+        <w:t xml:space="preserve"> </w:t>
+      </w:r>
+      <w:proofErr w:type="spellStart"/>
+      <w:r>
+        <w:rPr>
+          <w:rFonts w:ascii="Consolas" w:eastAsia="Times New Roman" w:hAnsi="Consolas" w:cs="Times New Roman"/>
+          <w:b/>
+          <w:bCs/>
+          <w:color w:val="000000"/>
+          <w:sz w:val="27"/>
+          <w:szCs w:val="27"/>
+          <w:lang w:eastAsia="es-ES"/>
+        </w:rPr>
+        <w:t>num</w:t>
+      </w:r>
+      <w:proofErr w:type="spellEnd"/>
+      <w:r>
+        <w:rPr>
+          <w:rFonts w:ascii="Consolas" w:eastAsia="Times New Roman" w:hAnsi="Consolas" w:cs="Times New Roman"/>
+          <w:b/>
+          <w:bCs/>
+          <w:color w:val="000000"/>
+          <w:sz w:val="27"/>
+          <w:szCs w:val="27"/>
+          <w:lang w:eastAsia="es-ES"/>
+        </w:rPr>
+        <w:t xml:space="preserve">; </w:t>
+      </w:r>
+      <w:proofErr w:type="spellStart"/>
+      <w:r>
+        <w:rPr>
+          <w:rFonts w:ascii="Consolas" w:eastAsia="Times New Roman" w:hAnsi="Consolas" w:cs="Times New Roman"/>
+          <w:b/>
+          <w:bCs/>
+          <w:color w:val="000000"/>
+          <w:sz w:val="27"/>
+          <w:szCs w:val="27"/>
+          <w:lang w:eastAsia="es-ES"/>
+        </w:rPr>
+        <w:t>let</w:t>
+      </w:r>
+      <w:proofErr w:type="spellEnd"/>
+      <w:r>
+        <w:rPr>
+          <w:rFonts w:ascii="Consolas" w:eastAsia="Times New Roman" w:hAnsi="Consolas" w:cs="Times New Roman"/>
+          <w:b/>
+          <w:bCs/>
+          <w:color w:val="000000"/>
+          <w:sz w:val="27"/>
+          <w:szCs w:val="27"/>
+          <w:lang w:eastAsia="es-ES"/>
+        </w:rPr>
+        <w:t xml:space="preserve"> i = $</w:t>
+      </w:r>
+      <w:proofErr w:type="spellStart"/>
+      <w:r>
+        <w:rPr>
+          <w:rFonts w:ascii="Consolas" w:eastAsia="Times New Roman" w:hAnsi="Consolas" w:cs="Times New Roman"/>
+          <w:b/>
+          <w:bCs/>
+          <w:color w:val="000000"/>
+          <w:sz w:val="27"/>
+          <w:szCs w:val="27"/>
+          <w:lang w:eastAsia="es-ES"/>
+        </w:rPr>
+        <w:t>index</w:t>
+      </w:r>
+      <w:proofErr w:type="spellEnd"/>
+      <w:proofErr w:type="gramStart"/>
+      <w:r>
+        <w:rPr>
+          <w:rFonts w:ascii="Consolas" w:eastAsia="Times New Roman" w:hAnsi="Consolas" w:cs="Times New Roman"/>
+          <w:b/>
+          <w:bCs/>
+          <w:color w:val="000000"/>
+          <w:sz w:val="27"/>
+          <w:szCs w:val="27"/>
+          <w:lang w:eastAsia="es-ES"/>
+        </w:rPr>
+        <w:t>){</w:t>
+      </w:r>
+      <w:proofErr w:type="gramEnd"/>
+    </w:p>
+    <w:p>
+      <w:pPr>
+        <w:shd w:val="clear" w:color="auto" w:fill="FFFFFF"/>
+        <w:spacing w:after="0" w:line="360" w:lineRule="atLeast"/>
+        <w:rPr>
+          <w:rFonts w:ascii="Consolas" w:eastAsia="Times New Roman" w:hAnsi="Consolas" w:cs="Times New Roman"/>
+          <w:b/>
+          <w:bCs/>
+          <w:color w:val="000000"/>
+          <w:sz w:val="27"/>
+          <w:szCs w:val="27"/>
+          <w:lang w:eastAsia="es-ES"/>
+        </w:rPr>
+      </w:pPr>
+      <w:r>
+        <w:rPr>
+          <w:rFonts w:ascii="Consolas" w:eastAsia="Times New Roman" w:hAnsi="Consolas" w:cs="Times New Roman"/>
+          <w:b/>
+          <w:bCs/>
+          <w:color w:val="000000"/>
+          <w:sz w:val="27"/>
+          <w:szCs w:val="27"/>
+          <w:lang w:eastAsia="es-ES"/>
+        </w:rPr>
+        <w:t>                    &lt;</w:t>
+      </w:r>
+      <w:proofErr w:type="spellStart"/>
+      <w:proofErr w:type="gramStart"/>
+      <w:r>
+        <w:rPr>
+          <w:rFonts w:ascii="Consolas" w:eastAsia="Times New Roman" w:hAnsi="Consolas" w:cs="Times New Roman"/>
+          <w:b/>
+          <w:bCs/>
+          <w:color w:val="F92672"/>
+          <w:sz w:val="27"/>
+          <w:szCs w:val="27"/>
+          <w:lang w:eastAsia="es-ES"/>
+        </w:rPr>
+        <w:t>tr</w:t>
+      </w:r>
+      <w:proofErr w:type="spellEnd"/>
+      <w:proofErr w:type="gramEnd"/>
+      <w:r>
+        <w:rPr>
+          <w:rFonts w:ascii="Consolas" w:eastAsia="Times New Roman" w:hAnsi="Consolas" w:cs="Times New Roman"/>
+          <w:b/>
+          <w:bCs/>
+          <w:color w:val="000000"/>
+          <w:sz w:val="27"/>
+          <w:szCs w:val="27"/>
+          <w:lang w:eastAsia="es-ES"/>
+        </w:rPr>
+        <w:t>&gt;</w:t>
+      </w:r>
+    </w:p>
+    <w:p>
+      <w:pPr>
+        <w:shd w:val="clear" w:color="auto" w:fill="FFFFFF"/>
+        <w:spacing w:after="0" w:line="360" w:lineRule="atLeast"/>
+        <w:rPr>
+          <w:rFonts w:ascii="Consolas" w:eastAsia="Times New Roman" w:hAnsi="Consolas" w:cs="Times New Roman"/>
+          <w:b/>
+          <w:bCs/>
+          <w:color w:val="000000"/>
+          <w:sz w:val="27"/>
+          <w:szCs w:val="27"/>
+          <w:lang w:eastAsia="es-ES"/>
+        </w:rPr>
+      </w:pPr>
+      <w:r>
+        <w:rPr>
+          <w:rFonts w:ascii="Consolas" w:eastAsia="Times New Roman" w:hAnsi="Consolas" w:cs="Times New Roman"/>
+          <w:b/>
+          <w:bCs/>
+          <w:color w:val="000000"/>
+          <w:sz w:val="27"/>
+          <w:szCs w:val="27"/>
+          <w:lang w:eastAsia="es-ES"/>
+        </w:rPr>
+        <w:t>                        &lt;</w:t>
+      </w:r>
+      <w:proofErr w:type="spellStart"/>
+      <w:proofErr w:type="gramStart"/>
+      <w:r>
+        <w:rPr>
+          <w:rFonts w:ascii="Consolas" w:eastAsia="Times New Roman" w:hAnsi="Consolas" w:cs="Times New Roman"/>
+          <w:b/>
+          <w:bCs/>
+          <w:color w:val="F92672"/>
+          <w:sz w:val="27"/>
+          <w:szCs w:val="27"/>
+          <w:lang w:eastAsia="es-ES"/>
+        </w:rPr>
+        <w:t>td</w:t>
+      </w:r>
+      <w:proofErr w:type="spellEnd"/>
+      <w:proofErr w:type="gramEnd"/>
+      <w:r>
+        <w:rPr>
+          <w:rFonts w:ascii="Consolas" w:eastAsia="Times New Roman" w:hAnsi="Consolas" w:cs="Times New Roman"/>
+          <w:b/>
+          <w:bCs/>
+          <w:color w:val="000000"/>
+          <w:sz w:val="27"/>
+          <w:szCs w:val="27"/>
+          <w:lang w:eastAsia="es-ES"/>
+        </w:rPr>
+        <w:t>&gt;{{numero}} * {{i+1}}&lt;/</w:t>
+      </w:r>
+      <w:proofErr w:type="spellStart"/>
+      <w:r>
+        <w:rPr>
+          <w:rFonts w:ascii="Consolas" w:eastAsia="Times New Roman" w:hAnsi="Consolas" w:cs="Times New Roman"/>
+          <w:b/>
+          <w:bCs/>
+          <w:color w:val="F92672"/>
+          <w:sz w:val="27"/>
+          <w:szCs w:val="27"/>
+          <w:lang w:eastAsia="es-ES"/>
+        </w:rPr>
+        <w:t>td</w:t>
+      </w:r>
+      <w:proofErr w:type="spellEnd"/>
+      <w:r>
+        <w:rPr>
+          <w:rFonts w:ascii="Consolas" w:eastAsia="Times New Roman" w:hAnsi="Consolas" w:cs="Times New Roman"/>
+          <w:b/>
+          <w:bCs/>
+          <w:color w:val="000000"/>
+          <w:sz w:val="27"/>
+          <w:szCs w:val="27"/>
+          <w:lang w:eastAsia="es-ES"/>
+        </w:rPr>
+        <w:t>&gt;</w:t>
+      </w:r>
+    </w:p>
+    <w:p>
+      <w:pPr>
+        <w:shd w:val="clear" w:color="auto" w:fill="FFFFFF"/>
+        <w:spacing w:after="0" w:line="360" w:lineRule="atLeast"/>
+        <w:rPr>
+          <w:rFonts w:ascii="Consolas" w:eastAsia="Times New Roman" w:hAnsi="Consolas" w:cs="Times New Roman"/>
+          <w:b/>
+          <w:bCs/>
+          <w:color w:val="000000"/>
+          <w:sz w:val="27"/>
+          <w:szCs w:val="27"/>
+          <w:lang w:eastAsia="es-ES"/>
+        </w:rPr>
+      </w:pPr>
+      <w:r>
+        <w:rPr>
+          <w:rFonts w:ascii="Consolas" w:eastAsia="Times New Roman" w:hAnsi="Consolas" w:cs="Times New Roman"/>
+          <w:b/>
+          <w:bCs/>
+          <w:color w:val="000000"/>
+          <w:sz w:val="27"/>
+          <w:szCs w:val="27"/>
+          <w:lang w:eastAsia="es-ES"/>
+        </w:rPr>
+        <w:t>                        &lt;</w:t>
+      </w:r>
+      <w:proofErr w:type="spellStart"/>
+      <w:proofErr w:type="gramStart"/>
+      <w:r>
+        <w:rPr>
+          <w:rFonts w:ascii="Consolas" w:eastAsia="Times New Roman" w:hAnsi="Consolas" w:cs="Times New Roman"/>
+          <w:b/>
+          <w:bCs/>
+          <w:color w:val="F92672"/>
+          <w:sz w:val="27"/>
+          <w:szCs w:val="27"/>
+          <w:lang w:eastAsia="es-ES"/>
+        </w:rPr>
+        <w:t>td</w:t>
+      </w:r>
+      <w:proofErr w:type="spellEnd"/>
+      <w:proofErr w:type="gramEnd"/>
+      <w:r>
+        <w:rPr>
+          <w:rFonts w:ascii="Consolas" w:eastAsia="Times New Roman" w:hAnsi="Consolas" w:cs="Times New Roman"/>
+          <w:b/>
+          <w:bCs/>
+          <w:color w:val="000000"/>
+          <w:sz w:val="27"/>
+          <w:szCs w:val="27"/>
+          <w:lang w:eastAsia="es-ES"/>
+        </w:rPr>
+        <w:t>&gt;{{</w:t>
+      </w:r>
+      <w:proofErr w:type="spellStart"/>
+      <w:r>
+        <w:rPr>
+          <w:rFonts w:ascii="Consolas" w:eastAsia="Times New Roman" w:hAnsi="Consolas" w:cs="Times New Roman"/>
+          <w:b/>
+          <w:bCs/>
+          <w:color w:val="000000"/>
+          <w:sz w:val="27"/>
+          <w:szCs w:val="27"/>
+          <w:lang w:eastAsia="es-ES"/>
+        </w:rPr>
+        <w:t>num</w:t>
+      </w:r>
+      <w:proofErr w:type="spellEnd"/>
+      <w:r>
+        <w:rPr>
+          <w:rFonts w:ascii="Consolas" w:eastAsia="Times New Roman" w:hAnsi="Consolas" w:cs="Times New Roman"/>
+          <w:b/>
+          <w:bCs/>
+          <w:color w:val="000000"/>
+          <w:sz w:val="27"/>
+          <w:szCs w:val="27"/>
+          <w:lang w:eastAsia="es-ES"/>
+        </w:rPr>
+        <w:t>}}&lt;/</w:t>
+      </w:r>
+      <w:proofErr w:type="spellStart"/>
+      <w:r>
+        <w:rPr>
+          <w:rFonts w:ascii="Consolas" w:eastAsia="Times New Roman" w:hAnsi="Consolas" w:cs="Times New Roman"/>
+          <w:b/>
+          <w:bCs/>
+          <w:color w:val="F92672"/>
+          <w:sz w:val="27"/>
+          <w:szCs w:val="27"/>
+          <w:lang w:eastAsia="es-ES"/>
+        </w:rPr>
+        <w:t>td</w:t>
+      </w:r>
+      <w:proofErr w:type="spellEnd"/>
+      <w:r>
+        <w:rPr>
+          <w:rFonts w:ascii="Consolas" w:eastAsia="Times New Roman" w:hAnsi="Consolas" w:cs="Times New Roman"/>
+          <w:b/>
+          <w:bCs/>
+          <w:color w:val="000000"/>
+          <w:sz w:val="27"/>
+          <w:szCs w:val="27"/>
+          <w:lang w:eastAsia="es-ES"/>
+        </w:rPr>
+        <w:t>&gt;</w:t>
+      </w:r>
+    </w:p>
+    <w:p>
+      <w:pPr>
+        <w:shd w:val="clear" w:color="auto" w:fill="FFFFFF"/>
+        <w:spacing w:after="0" w:line="360" w:lineRule="atLeast"/>
+        <w:rPr>
+          <w:rFonts w:ascii="Consolas" w:eastAsia="Times New Roman" w:hAnsi="Consolas" w:cs="Times New Roman"/>
+          <w:b/>
+          <w:bCs/>
+          <w:color w:val="000000"/>
+          <w:sz w:val="27"/>
+          <w:szCs w:val="27"/>
+          <w:lang w:eastAsia="es-ES"/>
+        </w:rPr>
+      </w:pPr>
+      <w:r>
+        <w:rPr>
+          <w:rFonts w:ascii="Consolas" w:eastAsia="Times New Roman" w:hAnsi="Consolas" w:cs="Times New Roman"/>
+          <w:b/>
+          <w:bCs/>
+          <w:color w:val="000000"/>
+          <w:sz w:val="27"/>
+          <w:szCs w:val="27"/>
+          <w:lang w:eastAsia="es-ES"/>
+        </w:rPr>
+        <w:t>                    &lt;/</w:t>
+      </w:r>
+      <w:proofErr w:type="spellStart"/>
+      <w:proofErr w:type="gramStart"/>
+      <w:r>
+        <w:rPr>
+          <w:rFonts w:ascii="Consolas" w:eastAsia="Times New Roman" w:hAnsi="Consolas" w:cs="Times New Roman"/>
+          <w:b/>
+          <w:bCs/>
+          <w:color w:val="F92672"/>
+          <w:sz w:val="27"/>
+          <w:szCs w:val="27"/>
+          <w:lang w:eastAsia="es-ES"/>
+        </w:rPr>
+        <w:t>tr</w:t>
+      </w:r>
+      <w:proofErr w:type="spellEnd"/>
+      <w:proofErr w:type="gramEnd"/>
+      <w:r>
+        <w:rPr>
+          <w:rFonts w:ascii="Consolas" w:eastAsia="Times New Roman" w:hAnsi="Consolas" w:cs="Times New Roman"/>
+          <w:b/>
+          <w:bCs/>
+          <w:color w:val="000000"/>
+          <w:sz w:val="27"/>
+          <w:szCs w:val="27"/>
+          <w:lang w:eastAsia="es-ES"/>
+        </w:rPr>
+        <w:t>&gt;</w:t>
+      </w:r>
+    </w:p>
+    <w:p>
+      <w:pPr>
+        <w:shd w:val="clear" w:color="auto" w:fill="FFFFFF"/>
+        <w:spacing w:after="0" w:line="360" w:lineRule="atLeast"/>
+        <w:rPr>
+          <w:rFonts w:ascii="Consolas" w:eastAsia="Times New Roman" w:hAnsi="Consolas" w:cs="Times New Roman"/>
+          <w:b/>
+          <w:bCs/>
+          <w:color w:val="000000"/>
+          <w:sz w:val="27"/>
+          <w:szCs w:val="27"/>
+          <w:lang w:eastAsia="es-ES"/>
+        </w:rPr>
+      </w:pPr>
+      <w:r>
+        <w:rPr>
+          <w:rFonts w:ascii="Consolas" w:eastAsia="Times New Roman" w:hAnsi="Consolas" w:cs="Times New Roman"/>
+          <w:b/>
+          <w:bCs/>
+          <w:color w:val="000000"/>
+          <w:sz w:val="27"/>
+          <w:szCs w:val="27"/>
+          <w:lang w:eastAsia="es-ES"/>
+        </w:rPr>
+        <w:t>                }</w:t>
+      </w:r>
+    </w:p>
+    <w:p>
+      <w:pPr>
+        <w:shd w:val="clear" w:color="auto" w:fill="FFFFFF"/>
+        <w:spacing w:after="0" w:line="360" w:lineRule="atLeast"/>
+        <w:rPr>
+          <w:rFonts w:ascii="Consolas" w:eastAsia="Times New Roman" w:hAnsi="Consolas" w:cs="Times New Roman"/>
+          <w:b/>
+          <w:bCs/>
+          <w:color w:val="000000"/>
+          <w:sz w:val="27"/>
+          <w:szCs w:val="27"/>
+          <w:lang w:eastAsia="es-ES"/>
+        </w:rPr>
+      </w:pPr>
+      <w:r>
+        <w:rPr>
+          <w:rFonts w:ascii="Consolas" w:eastAsia="Times New Roman" w:hAnsi="Consolas" w:cs="Times New Roman"/>
+          <w:b/>
+          <w:bCs/>
+          <w:color w:val="000000"/>
+          <w:sz w:val="27"/>
+          <w:szCs w:val="27"/>
+          <w:lang w:eastAsia="es-ES"/>
+        </w:rPr>
+        <w:t>            &lt;/</w:t>
+      </w:r>
+      <w:proofErr w:type="spellStart"/>
+      <w:proofErr w:type="gramStart"/>
+      <w:r>
+        <w:rPr>
+          <w:rFonts w:ascii="Consolas" w:eastAsia="Times New Roman" w:hAnsi="Consolas" w:cs="Times New Roman"/>
+          <w:b/>
+          <w:bCs/>
+          <w:color w:val="F92672"/>
+          <w:sz w:val="27"/>
+          <w:szCs w:val="27"/>
+          <w:lang w:eastAsia="es-ES"/>
+        </w:rPr>
+        <w:t>tbody</w:t>
+      </w:r>
+      <w:proofErr w:type="spellEnd"/>
+      <w:proofErr w:type="gramEnd"/>
+      <w:r>
+        <w:rPr>
+          <w:rFonts w:ascii="Consolas" w:eastAsia="Times New Roman" w:hAnsi="Consolas" w:cs="Times New Roman"/>
+          <w:b/>
+          <w:bCs/>
+          <w:color w:val="000000"/>
+          <w:sz w:val="27"/>
+          <w:szCs w:val="27"/>
+          <w:lang w:eastAsia="es-ES"/>
+        </w:rPr>
+        <w:t>&gt;</w:t>
+      </w:r>
+    </w:p>
+    <w:p>
+      <w:pPr>
+        <w:shd w:val="clear" w:color="auto" w:fill="FFFFFF"/>
+        <w:spacing w:after="0" w:line="360" w:lineRule="atLeast"/>
+        <w:rPr>
+          <w:rFonts w:ascii="Consolas" w:eastAsia="Times New Roman" w:hAnsi="Consolas" w:cs="Times New Roman"/>
+          <w:b/>
+          <w:bCs/>
+          <w:color w:val="000000"/>
+          <w:sz w:val="27"/>
+          <w:szCs w:val="27"/>
+          <w:lang w:eastAsia="es-ES"/>
+        </w:rPr>
+      </w:pPr>
+      <w:r>
+        <w:rPr>
+          <w:rFonts w:ascii="Consolas" w:eastAsia="Times New Roman" w:hAnsi="Consolas" w:cs="Times New Roman"/>
+          <w:b/>
+          <w:bCs/>
+          <w:color w:val="000000"/>
+          <w:sz w:val="27"/>
+          <w:szCs w:val="27"/>
+          <w:lang w:eastAsia="es-ES"/>
+        </w:rPr>
+        <w:t>        &lt;/</w:t>
+      </w:r>
+      <w:proofErr w:type="spellStart"/>
+      <w:proofErr w:type="gramStart"/>
+      <w:r>
+        <w:rPr>
+          <w:rFonts w:ascii="Consolas" w:eastAsia="Times New Roman" w:hAnsi="Consolas" w:cs="Times New Roman"/>
+          <w:b/>
+          <w:bCs/>
+          <w:color w:val="F92672"/>
+          <w:sz w:val="27"/>
+          <w:szCs w:val="27"/>
+          <w:lang w:eastAsia="es-ES"/>
+        </w:rPr>
+        <w:t>table</w:t>
+      </w:r>
+      <w:proofErr w:type="spellEnd"/>
+      <w:proofErr w:type="gramEnd"/>
+      <w:r>
+        <w:rPr>
+          <w:rFonts w:ascii="Consolas" w:eastAsia="Times New Roman" w:hAnsi="Consolas" w:cs="Times New Roman"/>
+          <w:b/>
+          <w:bCs/>
+          <w:color w:val="000000"/>
+          <w:sz w:val="27"/>
+          <w:szCs w:val="27"/>
+          <w:lang w:eastAsia="es-ES"/>
+        </w:rPr>
+        <w:t>&gt;</w:t>
+      </w:r>
+    </w:p>
+    <w:p>
+      <w:pPr>
+        <w:shd w:val="clear" w:color="auto" w:fill="FFFFFF"/>
+        <w:spacing w:after="0" w:line="360" w:lineRule="atLeast"/>
+        <w:rPr>
+          <w:rFonts w:ascii="Consolas" w:eastAsia="Times New Roman" w:hAnsi="Consolas" w:cs="Times New Roman"/>
+          <w:b/>
+          <w:bCs/>
+          <w:color w:val="000000"/>
+          <w:sz w:val="27"/>
+          <w:szCs w:val="27"/>
+          <w:lang w:eastAsia="es-ES"/>
+        </w:rPr>
+      </w:pPr>
+      <w:r>
+        <w:rPr>
+          <w:rFonts w:ascii="Consolas" w:eastAsia="Times New Roman" w:hAnsi="Consolas" w:cs="Times New Roman"/>
+          <w:b/>
+          <w:bCs/>
+          <w:color w:val="000000"/>
+          <w:sz w:val="27"/>
+          <w:szCs w:val="27"/>
+          <w:lang w:eastAsia="es-ES"/>
+        </w:rPr>
+        <w:t>    }</w:t>
+      </w:r>
+    </w:p>
+    <w:p>
+      <w:pPr>
+        <w:shd w:val="clear" w:color="auto" w:fill="FFFFFF"/>
+        <w:spacing w:after="0" w:line="360" w:lineRule="atLeast"/>
+        <w:rPr>
+          <w:rFonts w:ascii="Consolas" w:eastAsia="Times New Roman" w:hAnsi="Consolas" w:cs="Times New Roman"/>
+          <w:b/>
+          <w:bCs/>
+          <w:color w:val="000000"/>
+          <w:sz w:val="27"/>
+          <w:szCs w:val="27"/>
+          <w:lang w:eastAsia="es-ES"/>
+        </w:rPr>
+      </w:pPr>
+      <w:r>
+        <w:rPr>
+          <w:rFonts w:ascii="Consolas" w:eastAsia="Times New Roman" w:hAnsi="Consolas" w:cs="Times New Roman"/>
+          <w:b/>
+          <w:bCs/>
+          <w:color w:val="000000"/>
+          <w:sz w:val="27"/>
+          <w:szCs w:val="27"/>
+          <w:lang w:eastAsia="es-ES"/>
+        </w:rPr>
+        <w:t>        &lt;</w:t>
+      </w:r>
+      <w:proofErr w:type="spellStart"/>
+      <w:r>
+        <w:rPr>
+          <w:rFonts w:ascii="Consolas" w:eastAsia="Times New Roman" w:hAnsi="Consolas" w:cs="Times New Roman"/>
+          <w:b/>
+          <w:bCs/>
+          <w:color w:val="F92672"/>
+          <w:sz w:val="27"/>
+          <w:szCs w:val="27"/>
+          <w:lang w:eastAsia="es-ES"/>
+        </w:rPr>
+        <w:t>table</w:t>
+      </w:r>
+      <w:proofErr w:type="spellEnd"/>
+      <w:r>
+        <w:rPr>
+          <w:rFonts w:ascii="Consolas" w:eastAsia="Times New Roman" w:hAnsi="Consolas" w:cs="Times New Roman"/>
+          <w:b/>
+          <w:bCs/>
+          <w:color w:val="000000"/>
+          <w:sz w:val="27"/>
+          <w:szCs w:val="27"/>
+          <w:lang w:eastAsia="es-ES"/>
+        </w:rPr>
+        <w:t xml:space="preserve"> </w:t>
+      </w:r>
+      <w:proofErr w:type="spellStart"/>
+      <w:r>
+        <w:rPr>
+          <w:rFonts w:ascii="Consolas" w:eastAsia="Times New Roman" w:hAnsi="Consolas" w:cs="Times New Roman"/>
+          <w:b/>
+          <w:bCs/>
+          <w:color w:val="000000"/>
+          <w:sz w:val="27"/>
+          <w:szCs w:val="27"/>
+          <w:lang w:eastAsia="es-ES"/>
+        </w:rPr>
+        <w:t>border</w:t>
+      </w:r>
+      <w:proofErr w:type="spellEnd"/>
+      <w:r>
+        <w:rPr>
+          <w:rFonts w:ascii="Consolas" w:eastAsia="Times New Roman" w:hAnsi="Consolas" w:cs="Times New Roman"/>
+          <w:b/>
+          <w:bCs/>
+          <w:i/>
+          <w:iCs/>
+          <w:color w:val="CD3704"/>
+          <w:sz w:val="27"/>
+          <w:szCs w:val="27"/>
+          <w:lang w:eastAsia="es-ES"/>
+        </w:rPr>
+        <w:t>=</w:t>
+      </w:r>
+      <w:r>
+        <w:rPr>
+          <w:rFonts w:ascii="Consolas" w:eastAsia="Times New Roman" w:hAnsi="Consolas" w:cs="Times New Roman"/>
+          <w:b/>
+          <w:bCs/>
+          <w:i/>
+          <w:iCs/>
+          <w:color w:val="F25A00"/>
+          <w:sz w:val="27"/>
+          <w:szCs w:val="27"/>
+          <w:lang w:eastAsia="es-ES"/>
+        </w:rPr>
+        <w:t>"1"</w:t>
+      </w:r>
+      <w:r>
+        <w:rPr>
+          <w:rFonts w:ascii="Consolas" w:eastAsia="Times New Roman" w:hAnsi="Consolas" w:cs="Times New Roman"/>
+          <w:b/>
+          <w:bCs/>
+          <w:color w:val="000000"/>
+          <w:sz w:val="27"/>
+          <w:szCs w:val="27"/>
+          <w:lang w:eastAsia="es-ES"/>
+        </w:rPr>
+        <w:t xml:space="preserve"> </w:t>
+      </w:r>
+      <w:r>
+        <w:rPr>
+          <w:rFonts w:ascii="Consolas" w:eastAsia="Times New Roman" w:hAnsi="Consolas" w:cs="Times New Roman"/>
+          <w:b/>
+          <w:bCs/>
+          <w:color w:val="6AAF19"/>
+          <w:sz w:val="27"/>
+          <w:szCs w:val="27"/>
+          <w:lang w:eastAsia="es-ES"/>
+        </w:rPr>
+        <w:t>*</w:t>
+      </w:r>
+      <w:proofErr w:type="spellStart"/>
+      <w:r>
+        <w:rPr>
+          <w:rFonts w:ascii="Consolas" w:eastAsia="Times New Roman" w:hAnsi="Consolas" w:cs="Times New Roman"/>
+          <w:b/>
+          <w:bCs/>
+          <w:color w:val="6AAF19"/>
+          <w:sz w:val="27"/>
+          <w:szCs w:val="27"/>
+          <w:lang w:eastAsia="es-ES"/>
+        </w:rPr>
+        <w:t>ngIf</w:t>
+      </w:r>
+      <w:proofErr w:type="spellEnd"/>
+      <w:r>
+        <w:rPr>
+          <w:rFonts w:ascii="Consolas" w:eastAsia="Times New Roman" w:hAnsi="Consolas" w:cs="Times New Roman"/>
+          <w:b/>
+          <w:bCs/>
+          <w:i/>
+          <w:iCs/>
+          <w:color w:val="CD3704"/>
+          <w:sz w:val="27"/>
+          <w:szCs w:val="27"/>
+          <w:lang w:eastAsia="es-ES"/>
+        </w:rPr>
+        <w:t>=</w:t>
+      </w:r>
+      <w:r>
+        <w:rPr>
+          <w:rFonts w:ascii="Consolas" w:eastAsia="Times New Roman" w:hAnsi="Consolas" w:cs="Times New Roman"/>
+          <w:b/>
+          <w:bCs/>
+          <w:i/>
+          <w:iCs/>
+          <w:color w:val="F25A00"/>
+          <w:sz w:val="27"/>
+          <w:szCs w:val="27"/>
+          <w:lang w:eastAsia="es-ES"/>
+        </w:rPr>
+        <w:t>"</w:t>
+      </w:r>
+      <w:proofErr w:type="spellStart"/>
+      <w:r>
+        <w:rPr>
+          <w:rFonts w:ascii="Consolas" w:eastAsia="Times New Roman" w:hAnsi="Consolas" w:cs="Times New Roman"/>
+          <w:b/>
+          <w:bCs/>
+          <w:i/>
+          <w:iCs/>
+          <w:color w:val="F25A00"/>
+          <w:sz w:val="27"/>
+          <w:szCs w:val="27"/>
+          <w:lang w:eastAsia="es-ES"/>
+        </w:rPr>
+        <w:t>numeros.length</w:t>
+      </w:r>
+      <w:proofErr w:type="spellEnd"/>
+      <w:r>
+        <w:rPr>
+          <w:rFonts w:ascii="Consolas" w:eastAsia="Times New Roman" w:hAnsi="Consolas" w:cs="Times New Roman"/>
+          <w:b/>
+          <w:bCs/>
+          <w:i/>
+          <w:iCs/>
+          <w:color w:val="F25A00"/>
+          <w:sz w:val="27"/>
+          <w:szCs w:val="27"/>
+          <w:lang w:eastAsia="es-ES"/>
+        </w:rPr>
+        <w:t xml:space="preserve"> &gt; 0"</w:t>
+      </w:r>
+      <w:r>
+        <w:rPr>
+          <w:rFonts w:ascii="Consolas" w:eastAsia="Times New Roman" w:hAnsi="Consolas" w:cs="Times New Roman"/>
+          <w:b/>
+          <w:bCs/>
+          <w:color w:val="000000"/>
+          <w:sz w:val="27"/>
+          <w:szCs w:val="27"/>
+          <w:lang w:eastAsia="es-ES"/>
+        </w:rPr>
+        <w:t>&gt;</w:t>
+      </w:r>
+    </w:p>
+    <w:p>
+      <w:pPr>
+        <w:shd w:val="clear" w:color="auto" w:fill="FFFFFF"/>
+        <w:spacing w:after="0" w:line="360" w:lineRule="atLeast"/>
+        <w:rPr>
+          <w:rFonts w:ascii="Consolas" w:eastAsia="Times New Roman" w:hAnsi="Consolas" w:cs="Times New Roman"/>
+          <w:b/>
+          <w:bCs/>
+          <w:color w:val="000000"/>
+          <w:sz w:val="27"/>
+          <w:szCs w:val="27"/>
+          <w:lang w:eastAsia="es-ES"/>
+        </w:rPr>
+      </w:pPr>
+      <w:r>
+        <w:rPr>
+          <w:rFonts w:ascii="Consolas" w:eastAsia="Times New Roman" w:hAnsi="Consolas" w:cs="Times New Roman"/>
+          <w:b/>
+          <w:bCs/>
+          <w:color w:val="000000"/>
+          <w:sz w:val="27"/>
+          <w:szCs w:val="27"/>
+          <w:lang w:eastAsia="es-ES"/>
+        </w:rPr>
+        <w:t>            &lt;</w:t>
+      </w:r>
+      <w:proofErr w:type="spellStart"/>
+      <w:proofErr w:type="gramStart"/>
+      <w:r>
+        <w:rPr>
+          <w:rFonts w:ascii="Consolas" w:eastAsia="Times New Roman" w:hAnsi="Consolas" w:cs="Times New Roman"/>
+          <w:b/>
+          <w:bCs/>
+          <w:color w:val="F92672"/>
+          <w:sz w:val="27"/>
+          <w:szCs w:val="27"/>
+          <w:lang w:eastAsia="es-ES"/>
+        </w:rPr>
+        <w:t>thead</w:t>
+      </w:r>
+      <w:proofErr w:type="spellEnd"/>
+      <w:proofErr w:type="gramEnd"/>
+      <w:r>
+        <w:rPr>
+          <w:rFonts w:ascii="Consolas" w:eastAsia="Times New Roman" w:hAnsi="Consolas" w:cs="Times New Roman"/>
+          <w:b/>
+          <w:bCs/>
+          <w:color w:val="000000"/>
+          <w:sz w:val="27"/>
+          <w:szCs w:val="27"/>
+          <w:lang w:eastAsia="es-ES"/>
+        </w:rPr>
+        <w:t>&gt;</w:t>
+      </w:r>
+    </w:p>
+    <w:p>
+      <w:pPr>
+        <w:shd w:val="clear" w:color="auto" w:fill="FFFFFF"/>
+        <w:spacing w:after="0" w:line="360" w:lineRule="atLeast"/>
+        <w:rPr>
+          <w:rFonts w:ascii="Consolas" w:eastAsia="Times New Roman" w:hAnsi="Consolas" w:cs="Times New Roman"/>
+          <w:b/>
+          <w:bCs/>
+          <w:color w:val="000000"/>
+          <w:sz w:val="27"/>
+          <w:szCs w:val="27"/>
+          <w:lang w:eastAsia="es-ES"/>
+        </w:rPr>
+      </w:pPr>
+      <w:r>
+        <w:rPr>
+          <w:rFonts w:ascii="Consolas" w:eastAsia="Times New Roman" w:hAnsi="Consolas" w:cs="Times New Roman"/>
+          <w:b/>
+          <w:bCs/>
+          <w:color w:val="000000"/>
+          <w:sz w:val="27"/>
+          <w:szCs w:val="27"/>
+          <w:lang w:eastAsia="es-ES"/>
+        </w:rPr>
+        <w:t>                &lt;</w:t>
+      </w:r>
+      <w:proofErr w:type="spellStart"/>
+      <w:proofErr w:type="gramStart"/>
+      <w:r>
+        <w:rPr>
+          <w:rFonts w:ascii="Consolas" w:eastAsia="Times New Roman" w:hAnsi="Consolas" w:cs="Times New Roman"/>
+          <w:b/>
+          <w:bCs/>
+          <w:color w:val="F92672"/>
+          <w:sz w:val="27"/>
+          <w:szCs w:val="27"/>
+          <w:lang w:eastAsia="es-ES"/>
+        </w:rPr>
+        <w:t>tr</w:t>
+      </w:r>
+      <w:proofErr w:type="spellEnd"/>
+      <w:proofErr w:type="gramEnd"/>
+      <w:r>
+        <w:rPr>
+          <w:rFonts w:ascii="Consolas" w:eastAsia="Times New Roman" w:hAnsi="Consolas" w:cs="Times New Roman"/>
+          <w:b/>
+          <w:bCs/>
+          <w:color w:val="000000"/>
+          <w:sz w:val="27"/>
+          <w:szCs w:val="27"/>
+          <w:lang w:eastAsia="es-ES"/>
+        </w:rPr>
+        <w:t>&gt;</w:t>
+      </w:r>
+    </w:p>
+    <w:p>
+      <w:pPr>
+        <w:shd w:val="clear" w:color="auto" w:fill="FFFFFF"/>
+        <w:spacing w:after="0" w:line="360" w:lineRule="atLeast"/>
+        <w:rPr>
+          <w:rFonts w:ascii="Consolas" w:eastAsia="Times New Roman" w:hAnsi="Consolas" w:cs="Times New Roman"/>
+          <w:b/>
+          <w:bCs/>
+          <w:color w:val="000000"/>
+          <w:sz w:val="27"/>
+          <w:szCs w:val="27"/>
+          <w:lang w:eastAsia="es-ES"/>
+        </w:rPr>
+      </w:pPr>
+      <w:r>
+        <w:rPr>
+          <w:rFonts w:ascii="Consolas" w:eastAsia="Times New Roman" w:hAnsi="Consolas" w:cs="Times New Roman"/>
+          <w:b/>
+          <w:bCs/>
+          <w:color w:val="000000"/>
+          <w:sz w:val="27"/>
+          <w:szCs w:val="27"/>
+          <w:lang w:eastAsia="es-ES"/>
+        </w:rPr>
+        <w:t>                    &lt;</w:t>
+      </w:r>
+      <w:proofErr w:type="spellStart"/>
+      <w:proofErr w:type="gramStart"/>
+      <w:r>
+        <w:rPr>
+          <w:rFonts w:ascii="Consolas" w:eastAsia="Times New Roman" w:hAnsi="Consolas" w:cs="Times New Roman"/>
+          <w:b/>
+          <w:bCs/>
+          <w:color w:val="F92672"/>
+          <w:sz w:val="27"/>
+          <w:szCs w:val="27"/>
+          <w:lang w:eastAsia="es-ES"/>
+        </w:rPr>
+        <w:t>th</w:t>
+      </w:r>
+      <w:proofErr w:type="spellEnd"/>
+      <w:r>
+        <w:rPr>
+          <w:rFonts w:ascii="Consolas" w:eastAsia="Times New Roman" w:hAnsi="Consolas" w:cs="Times New Roman"/>
+          <w:b/>
+          <w:bCs/>
+          <w:color w:val="000000"/>
+          <w:sz w:val="27"/>
+          <w:szCs w:val="27"/>
+          <w:lang w:eastAsia="es-ES"/>
+        </w:rPr>
+        <w:t>&gt;</w:t>
+      </w:r>
+      <w:proofErr w:type="gramEnd"/>
+      <w:r>
+        <w:rPr>
+          <w:rFonts w:ascii="Consolas" w:eastAsia="Times New Roman" w:hAnsi="Consolas" w:cs="Times New Roman"/>
+          <w:b/>
+          <w:bCs/>
+          <w:color w:val="000000"/>
+          <w:sz w:val="27"/>
+          <w:szCs w:val="27"/>
+          <w:lang w:eastAsia="es-ES"/>
+        </w:rPr>
+        <w:t>Operación&lt;/</w:t>
+      </w:r>
+      <w:proofErr w:type="spellStart"/>
+      <w:r>
+        <w:rPr>
+          <w:rFonts w:ascii="Consolas" w:eastAsia="Times New Roman" w:hAnsi="Consolas" w:cs="Times New Roman"/>
+          <w:b/>
+          <w:bCs/>
+          <w:color w:val="F92672"/>
+          <w:sz w:val="27"/>
+          <w:szCs w:val="27"/>
+          <w:lang w:eastAsia="es-ES"/>
+        </w:rPr>
+        <w:t>th</w:t>
+      </w:r>
+      <w:proofErr w:type="spellEnd"/>
+      <w:r>
+        <w:rPr>
+          <w:rFonts w:ascii="Consolas" w:eastAsia="Times New Roman" w:hAnsi="Consolas" w:cs="Times New Roman"/>
+          <w:b/>
+          <w:bCs/>
+          <w:color w:val="000000"/>
+          <w:sz w:val="27"/>
+          <w:szCs w:val="27"/>
+          <w:lang w:eastAsia="es-ES"/>
+        </w:rPr>
+        <w:t>&gt;</w:t>
+      </w:r>
+    </w:p>
+    <w:p>
+      <w:pPr>
+        <w:shd w:val="clear" w:color="auto" w:fill="FFFFFF"/>
+        <w:spacing w:after="0" w:line="360" w:lineRule="atLeast"/>
+        <w:rPr>
+          <w:rFonts w:ascii="Consolas" w:eastAsia="Times New Roman" w:hAnsi="Consolas" w:cs="Times New Roman"/>
+          <w:b/>
+          <w:bCs/>
+          <w:color w:val="000000"/>
+          <w:sz w:val="27"/>
+          <w:szCs w:val="27"/>
+          <w:lang w:eastAsia="es-ES"/>
+        </w:rPr>
+      </w:pPr>
+      <w:r>
+        <w:rPr>
+          <w:rFonts w:ascii="Consolas" w:eastAsia="Times New Roman" w:hAnsi="Consolas" w:cs="Times New Roman"/>
+          <w:b/>
+          <w:bCs/>
+          <w:color w:val="000000"/>
+          <w:sz w:val="27"/>
+          <w:szCs w:val="27"/>
+          <w:lang w:eastAsia="es-ES"/>
+        </w:rPr>
+        <w:lastRenderedPageBreak/>
+        <w:t>                    &lt;</w:t>
+      </w:r>
+      <w:proofErr w:type="spellStart"/>
+      <w:proofErr w:type="gramStart"/>
+      <w:r>
+        <w:rPr>
+          <w:rFonts w:ascii="Consolas" w:eastAsia="Times New Roman" w:hAnsi="Consolas" w:cs="Times New Roman"/>
+          <w:b/>
+          <w:bCs/>
+          <w:color w:val="F92672"/>
+          <w:sz w:val="27"/>
+          <w:szCs w:val="27"/>
+          <w:lang w:eastAsia="es-ES"/>
+        </w:rPr>
+        <w:t>th</w:t>
+      </w:r>
+      <w:proofErr w:type="spellEnd"/>
+      <w:r>
+        <w:rPr>
+          <w:rFonts w:ascii="Consolas" w:eastAsia="Times New Roman" w:hAnsi="Consolas" w:cs="Times New Roman"/>
+          <w:b/>
+          <w:bCs/>
+          <w:color w:val="000000"/>
+          <w:sz w:val="27"/>
+          <w:szCs w:val="27"/>
+          <w:lang w:eastAsia="es-ES"/>
+        </w:rPr>
+        <w:t>&gt;</w:t>
+      </w:r>
+      <w:proofErr w:type="gramEnd"/>
+      <w:r>
+        <w:rPr>
+          <w:rFonts w:ascii="Consolas" w:eastAsia="Times New Roman" w:hAnsi="Consolas" w:cs="Times New Roman"/>
+          <w:b/>
+          <w:bCs/>
+          <w:color w:val="000000"/>
+          <w:sz w:val="27"/>
+          <w:szCs w:val="27"/>
+          <w:lang w:eastAsia="es-ES"/>
+        </w:rPr>
+        <w:t>Resultado&lt;/</w:t>
+      </w:r>
+      <w:proofErr w:type="spellStart"/>
+      <w:r>
+        <w:rPr>
+          <w:rFonts w:ascii="Consolas" w:eastAsia="Times New Roman" w:hAnsi="Consolas" w:cs="Times New Roman"/>
+          <w:b/>
+          <w:bCs/>
+          <w:color w:val="F92672"/>
+          <w:sz w:val="27"/>
+          <w:szCs w:val="27"/>
+          <w:lang w:eastAsia="es-ES"/>
+        </w:rPr>
+        <w:t>th</w:t>
+      </w:r>
+      <w:proofErr w:type="spellEnd"/>
+      <w:r>
+        <w:rPr>
+          <w:rFonts w:ascii="Consolas" w:eastAsia="Times New Roman" w:hAnsi="Consolas" w:cs="Times New Roman"/>
+          <w:b/>
+          <w:bCs/>
+          <w:color w:val="000000"/>
+          <w:sz w:val="27"/>
+          <w:szCs w:val="27"/>
+          <w:lang w:eastAsia="es-ES"/>
+        </w:rPr>
+        <w:t>&gt;</w:t>
+      </w:r>
+    </w:p>
+    <w:p>
+      <w:pPr>
+        <w:shd w:val="clear" w:color="auto" w:fill="FFFFFF"/>
+        <w:spacing w:after="0" w:line="360" w:lineRule="atLeast"/>
+        <w:rPr>
+          <w:rFonts w:ascii="Consolas" w:eastAsia="Times New Roman" w:hAnsi="Consolas" w:cs="Times New Roman"/>
+          <w:b/>
+          <w:bCs/>
+          <w:color w:val="000000"/>
+          <w:sz w:val="27"/>
+          <w:szCs w:val="27"/>
+          <w:lang w:eastAsia="es-ES"/>
+        </w:rPr>
+      </w:pPr>
+      <w:r>
+        <w:rPr>
+          <w:rFonts w:ascii="Consolas" w:eastAsia="Times New Roman" w:hAnsi="Consolas" w:cs="Times New Roman"/>
+          <w:b/>
+          <w:bCs/>
+          <w:color w:val="000000"/>
+          <w:sz w:val="27"/>
+          <w:szCs w:val="27"/>
+          <w:lang w:eastAsia="es-ES"/>
+        </w:rPr>
+        <w:t>                &lt;/</w:t>
+      </w:r>
+      <w:proofErr w:type="spellStart"/>
+      <w:proofErr w:type="gramStart"/>
+      <w:r>
+        <w:rPr>
+          <w:rFonts w:ascii="Consolas" w:eastAsia="Times New Roman" w:hAnsi="Consolas" w:cs="Times New Roman"/>
+          <w:b/>
+          <w:bCs/>
+          <w:color w:val="F92672"/>
+          <w:sz w:val="27"/>
+          <w:szCs w:val="27"/>
+          <w:lang w:eastAsia="es-ES"/>
+        </w:rPr>
+        <w:t>tr</w:t>
+      </w:r>
+      <w:proofErr w:type="spellEnd"/>
+      <w:proofErr w:type="gramEnd"/>
+      <w:r>
+        <w:rPr>
+          <w:rFonts w:ascii="Consolas" w:eastAsia="Times New Roman" w:hAnsi="Consolas" w:cs="Times New Roman"/>
+          <w:b/>
+          <w:bCs/>
+          <w:color w:val="000000"/>
+          <w:sz w:val="27"/>
+          <w:szCs w:val="27"/>
+          <w:lang w:eastAsia="es-ES"/>
+        </w:rPr>
+        <w:t>&gt;</w:t>
+      </w:r>
+    </w:p>
+    <w:p>
+      <w:pPr>
+        <w:shd w:val="clear" w:color="auto" w:fill="FFFFFF"/>
+        <w:spacing w:after="0" w:line="360" w:lineRule="atLeast"/>
+        <w:rPr>
+          <w:rFonts w:ascii="Consolas" w:eastAsia="Times New Roman" w:hAnsi="Consolas" w:cs="Times New Roman"/>
+          <w:b/>
+          <w:bCs/>
+          <w:color w:val="000000"/>
+          <w:sz w:val="27"/>
+          <w:szCs w:val="27"/>
+          <w:lang w:eastAsia="es-ES"/>
+        </w:rPr>
+      </w:pPr>
+      <w:r>
+        <w:rPr>
+          <w:rFonts w:ascii="Consolas" w:eastAsia="Times New Roman" w:hAnsi="Consolas" w:cs="Times New Roman"/>
+          <w:b/>
+          <w:bCs/>
+          <w:color w:val="000000"/>
+          <w:sz w:val="27"/>
+          <w:szCs w:val="27"/>
+          <w:lang w:eastAsia="es-ES"/>
+        </w:rPr>
+        <w:t>            &lt;/</w:t>
+      </w:r>
+      <w:proofErr w:type="spellStart"/>
+      <w:proofErr w:type="gramStart"/>
+      <w:r>
+        <w:rPr>
+          <w:rFonts w:ascii="Consolas" w:eastAsia="Times New Roman" w:hAnsi="Consolas" w:cs="Times New Roman"/>
+          <w:b/>
+          <w:bCs/>
+          <w:color w:val="F92672"/>
+          <w:sz w:val="27"/>
+          <w:szCs w:val="27"/>
+          <w:lang w:eastAsia="es-ES"/>
+        </w:rPr>
+        <w:t>thead</w:t>
+      </w:r>
+      <w:proofErr w:type="spellEnd"/>
+      <w:proofErr w:type="gramEnd"/>
+      <w:r>
+        <w:rPr>
+          <w:rFonts w:ascii="Consolas" w:eastAsia="Times New Roman" w:hAnsi="Consolas" w:cs="Times New Roman"/>
+          <w:b/>
+          <w:bCs/>
+          <w:color w:val="000000"/>
+          <w:sz w:val="27"/>
+          <w:szCs w:val="27"/>
+          <w:lang w:eastAsia="es-ES"/>
+        </w:rPr>
+        <w:t>&gt;</w:t>
+      </w:r>
+    </w:p>
+    <w:p>
+      <w:pPr>
+        <w:shd w:val="clear" w:color="auto" w:fill="FFFFFF"/>
+        <w:spacing w:after="0" w:line="360" w:lineRule="atLeast"/>
+        <w:rPr>
+          <w:rFonts w:ascii="Consolas" w:eastAsia="Times New Roman" w:hAnsi="Consolas" w:cs="Times New Roman"/>
+          <w:b/>
+          <w:bCs/>
+          <w:color w:val="000000"/>
+          <w:sz w:val="27"/>
+          <w:szCs w:val="27"/>
+          <w:lang w:eastAsia="es-ES"/>
+        </w:rPr>
+      </w:pPr>
+      <w:r>
+        <w:rPr>
+          <w:rFonts w:ascii="Consolas" w:eastAsia="Times New Roman" w:hAnsi="Consolas" w:cs="Times New Roman"/>
+          <w:b/>
+          <w:bCs/>
+          <w:color w:val="000000"/>
+          <w:sz w:val="27"/>
+          <w:szCs w:val="27"/>
+          <w:lang w:eastAsia="es-ES"/>
+        </w:rPr>
+        <w:t>            &lt;</w:t>
+      </w:r>
+      <w:proofErr w:type="spellStart"/>
+      <w:proofErr w:type="gramStart"/>
+      <w:r>
+        <w:rPr>
+          <w:rFonts w:ascii="Consolas" w:eastAsia="Times New Roman" w:hAnsi="Consolas" w:cs="Times New Roman"/>
+          <w:b/>
+          <w:bCs/>
+          <w:color w:val="F92672"/>
+          <w:sz w:val="27"/>
+          <w:szCs w:val="27"/>
+          <w:lang w:eastAsia="es-ES"/>
+        </w:rPr>
+        <w:t>tbody</w:t>
+      </w:r>
+      <w:proofErr w:type="spellEnd"/>
+      <w:proofErr w:type="gramEnd"/>
+      <w:r>
+        <w:rPr>
+          <w:rFonts w:ascii="Consolas" w:eastAsia="Times New Roman" w:hAnsi="Consolas" w:cs="Times New Roman"/>
+          <w:b/>
+          <w:bCs/>
+          <w:color w:val="000000"/>
+          <w:sz w:val="27"/>
+          <w:szCs w:val="27"/>
+          <w:lang w:eastAsia="es-ES"/>
+        </w:rPr>
+        <w:t>&gt;</w:t>
+      </w:r>
+    </w:p>
+    <w:p>
+      <w:pPr>
+        <w:shd w:val="clear" w:color="auto" w:fill="FFFFFF"/>
+        <w:spacing w:after="0" w:line="360" w:lineRule="atLeast"/>
+        <w:rPr>
+          <w:rFonts w:ascii="Consolas" w:eastAsia="Times New Roman" w:hAnsi="Consolas" w:cs="Times New Roman"/>
+          <w:b/>
+          <w:bCs/>
+          <w:color w:val="000000"/>
+          <w:sz w:val="27"/>
+          <w:szCs w:val="27"/>
+          <w:lang w:eastAsia="es-ES"/>
+        </w:rPr>
+      </w:pPr>
+      <w:r>
+        <w:rPr>
+          <w:rFonts w:ascii="Consolas" w:eastAsia="Times New Roman" w:hAnsi="Consolas" w:cs="Times New Roman"/>
+          <w:b/>
+          <w:bCs/>
+          <w:color w:val="000000"/>
+          <w:sz w:val="27"/>
+          <w:szCs w:val="27"/>
+          <w:lang w:eastAsia="es-ES"/>
+        </w:rPr>
+        <w:t>                    &lt;</w:t>
+      </w:r>
+      <w:proofErr w:type="spellStart"/>
+      <w:r>
+        <w:rPr>
+          <w:rFonts w:ascii="Consolas" w:eastAsia="Times New Roman" w:hAnsi="Consolas" w:cs="Times New Roman"/>
+          <w:b/>
+          <w:bCs/>
+          <w:color w:val="F92672"/>
+          <w:sz w:val="27"/>
+          <w:szCs w:val="27"/>
+          <w:lang w:eastAsia="es-ES"/>
+        </w:rPr>
+        <w:t>tr</w:t>
+      </w:r>
+      <w:proofErr w:type="spellEnd"/>
+      <w:r>
+        <w:rPr>
+          <w:rFonts w:ascii="Consolas" w:eastAsia="Times New Roman" w:hAnsi="Consolas" w:cs="Times New Roman"/>
+          <w:b/>
+          <w:bCs/>
+          <w:color w:val="000000"/>
+          <w:sz w:val="27"/>
+          <w:szCs w:val="27"/>
+          <w:lang w:eastAsia="es-ES"/>
+        </w:rPr>
+        <w:t xml:space="preserve"> </w:t>
+      </w:r>
+      <w:r>
+        <w:rPr>
+          <w:rFonts w:ascii="Consolas" w:eastAsia="Times New Roman" w:hAnsi="Consolas" w:cs="Times New Roman"/>
+          <w:b/>
+          <w:bCs/>
+          <w:color w:val="6AAF19"/>
+          <w:sz w:val="27"/>
+          <w:szCs w:val="27"/>
+          <w:lang w:eastAsia="es-ES"/>
+        </w:rPr>
+        <w:t>*</w:t>
+      </w:r>
+      <w:proofErr w:type="spellStart"/>
+      <w:r>
+        <w:rPr>
+          <w:rFonts w:ascii="Consolas" w:eastAsia="Times New Roman" w:hAnsi="Consolas" w:cs="Times New Roman"/>
+          <w:b/>
+          <w:bCs/>
+          <w:color w:val="6AAF19"/>
+          <w:sz w:val="27"/>
+          <w:szCs w:val="27"/>
+          <w:lang w:eastAsia="es-ES"/>
+        </w:rPr>
+        <w:t>ngFor</w:t>
+      </w:r>
+      <w:proofErr w:type="spellEnd"/>
+      <w:r>
+        <w:rPr>
+          <w:rFonts w:ascii="Consolas" w:eastAsia="Times New Roman" w:hAnsi="Consolas" w:cs="Times New Roman"/>
+          <w:b/>
+          <w:bCs/>
+          <w:i/>
+          <w:iCs/>
+          <w:color w:val="CD3704"/>
+          <w:sz w:val="27"/>
+          <w:szCs w:val="27"/>
+          <w:lang w:eastAsia="es-ES"/>
+        </w:rPr>
+        <w:t>=</w:t>
+      </w:r>
+      <w:r>
+        <w:rPr>
+          <w:rFonts w:ascii="Consolas" w:eastAsia="Times New Roman" w:hAnsi="Consolas" w:cs="Times New Roman"/>
+          <w:b/>
+          <w:bCs/>
+          <w:i/>
+          <w:iCs/>
+          <w:color w:val="F25A00"/>
+          <w:sz w:val="27"/>
+          <w:szCs w:val="27"/>
+          <w:lang w:eastAsia="es-ES"/>
+        </w:rPr>
+        <w:t>"</w:t>
+      </w:r>
+      <w:proofErr w:type="spellStart"/>
+      <w:r>
+        <w:rPr>
+          <w:rFonts w:ascii="Consolas" w:eastAsia="Times New Roman" w:hAnsi="Consolas" w:cs="Times New Roman"/>
+          <w:b/>
+          <w:bCs/>
+          <w:i/>
+          <w:iCs/>
+          <w:color w:val="F25A00"/>
+          <w:sz w:val="27"/>
+          <w:szCs w:val="27"/>
+          <w:lang w:eastAsia="es-ES"/>
+        </w:rPr>
+        <w:t>let</w:t>
+      </w:r>
+      <w:proofErr w:type="spellEnd"/>
+      <w:r>
+        <w:rPr>
+          <w:rFonts w:ascii="Consolas" w:eastAsia="Times New Roman" w:hAnsi="Consolas" w:cs="Times New Roman"/>
+          <w:b/>
+          <w:bCs/>
+          <w:i/>
+          <w:iCs/>
+          <w:color w:val="F25A00"/>
+          <w:sz w:val="27"/>
+          <w:szCs w:val="27"/>
+          <w:lang w:eastAsia="es-ES"/>
+        </w:rPr>
+        <w:t xml:space="preserve"> </w:t>
+      </w:r>
+      <w:proofErr w:type="spellStart"/>
+      <w:r>
+        <w:rPr>
+          <w:rFonts w:ascii="Consolas" w:eastAsia="Times New Roman" w:hAnsi="Consolas" w:cs="Times New Roman"/>
+          <w:b/>
+          <w:bCs/>
+          <w:i/>
+          <w:iCs/>
+          <w:color w:val="F25A00"/>
+          <w:sz w:val="27"/>
+          <w:szCs w:val="27"/>
+          <w:lang w:eastAsia="es-ES"/>
+        </w:rPr>
+        <w:t>num</w:t>
+      </w:r>
+      <w:proofErr w:type="spellEnd"/>
+      <w:r>
+        <w:rPr>
+          <w:rFonts w:ascii="Consolas" w:eastAsia="Times New Roman" w:hAnsi="Consolas" w:cs="Times New Roman"/>
+          <w:b/>
+          <w:bCs/>
+          <w:i/>
+          <w:iCs/>
+          <w:color w:val="F25A00"/>
+          <w:sz w:val="27"/>
+          <w:szCs w:val="27"/>
+          <w:lang w:eastAsia="es-ES"/>
+        </w:rPr>
+        <w:t xml:space="preserve"> of </w:t>
+      </w:r>
+      <w:proofErr w:type="spellStart"/>
+      <w:r>
+        <w:rPr>
+          <w:rFonts w:ascii="Consolas" w:eastAsia="Times New Roman" w:hAnsi="Consolas" w:cs="Times New Roman"/>
+          <w:b/>
+          <w:bCs/>
+          <w:i/>
+          <w:iCs/>
+          <w:color w:val="F25A00"/>
+          <w:sz w:val="27"/>
+          <w:szCs w:val="27"/>
+          <w:lang w:eastAsia="es-ES"/>
+        </w:rPr>
+        <w:t>numeros</w:t>
+      </w:r>
+      <w:proofErr w:type="spellEnd"/>
+      <w:r>
+        <w:rPr>
+          <w:rFonts w:ascii="Consolas" w:eastAsia="Times New Roman" w:hAnsi="Consolas" w:cs="Times New Roman"/>
+          <w:b/>
+          <w:bCs/>
+          <w:i/>
+          <w:iCs/>
+          <w:color w:val="F25A00"/>
+          <w:sz w:val="27"/>
+          <w:szCs w:val="27"/>
+          <w:lang w:eastAsia="es-ES"/>
+        </w:rPr>
+        <w:t xml:space="preserve">; </w:t>
+      </w:r>
+      <w:proofErr w:type="spellStart"/>
+      <w:r>
+        <w:rPr>
+          <w:rFonts w:ascii="Consolas" w:eastAsia="Times New Roman" w:hAnsi="Consolas" w:cs="Times New Roman"/>
+          <w:b/>
+          <w:bCs/>
+          <w:i/>
+          <w:iCs/>
+          <w:color w:val="F25A00"/>
+          <w:sz w:val="27"/>
+          <w:szCs w:val="27"/>
+          <w:lang w:eastAsia="es-ES"/>
+        </w:rPr>
+        <w:t>let</w:t>
+      </w:r>
+      <w:proofErr w:type="spellEnd"/>
+      <w:r>
+        <w:rPr>
+          <w:rFonts w:ascii="Consolas" w:eastAsia="Times New Roman" w:hAnsi="Consolas" w:cs="Times New Roman"/>
+          <w:b/>
+          <w:bCs/>
+          <w:i/>
+          <w:iCs/>
+          <w:color w:val="F25A00"/>
+          <w:sz w:val="27"/>
+          <w:szCs w:val="27"/>
+          <w:lang w:eastAsia="es-ES"/>
+        </w:rPr>
+        <w:t xml:space="preserve"> i = </w:t>
+      </w:r>
+      <w:proofErr w:type="spellStart"/>
+      <w:r>
+        <w:rPr>
+          <w:rFonts w:ascii="Consolas" w:eastAsia="Times New Roman" w:hAnsi="Consolas" w:cs="Times New Roman"/>
+          <w:b/>
+          <w:bCs/>
+          <w:i/>
+          <w:iCs/>
+          <w:color w:val="F25A00"/>
+          <w:sz w:val="27"/>
+          <w:szCs w:val="27"/>
+          <w:lang w:eastAsia="es-ES"/>
+        </w:rPr>
+        <w:t>index</w:t>
+      </w:r>
+      <w:proofErr w:type="spellEnd"/>
+      <w:r>
+        <w:rPr>
+          <w:rFonts w:ascii="Consolas" w:eastAsia="Times New Roman" w:hAnsi="Consolas" w:cs="Times New Roman"/>
+          <w:b/>
+          <w:bCs/>
+          <w:i/>
+          <w:iCs/>
+          <w:color w:val="F25A00"/>
+          <w:sz w:val="27"/>
+          <w:szCs w:val="27"/>
+          <w:lang w:eastAsia="es-ES"/>
+        </w:rPr>
+        <w:t>"</w:t>
+      </w:r>
+      <w:r>
+        <w:rPr>
+          <w:rFonts w:ascii="Consolas" w:eastAsia="Times New Roman" w:hAnsi="Consolas" w:cs="Times New Roman"/>
+          <w:b/>
+          <w:bCs/>
+          <w:color w:val="000000"/>
+          <w:sz w:val="27"/>
+          <w:szCs w:val="27"/>
+          <w:lang w:eastAsia="es-ES"/>
+        </w:rPr>
+        <w:t>&gt;</w:t>
+      </w:r>
+    </w:p>
+    <w:p>
+      <w:pPr>
+        <w:shd w:val="clear" w:color="auto" w:fill="FFFFFF"/>
+        <w:spacing w:after="0" w:line="360" w:lineRule="atLeast"/>
+        <w:rPr>
+          <w:rFonts w:ascii="Consolas" w:eastAsia="Times New Roman" w:hAnsi="Consolas" w:cs="Times New Roman"/>
+          <w:b/>
+          <w:bCs/>
+          <w:color w:val="000000"/>
+          <w:sz w:val="27"/>
+          <w:szCs w:val="27"/>
+          <w:lang w:eastAsia="es-ES"/>
+        </w:rPr>
+      </w:pPr>
+      <w:r>
+        <w:rPr>
+          <w:rFonts w:ascii="Consolas" w:eastAsia="Times New Roman" w:hAnsi="Consolas" w:cs="Times New Roman"/>
+          <w:b/>
+          <w:bCs/>
+          <w:color w:val="000000"/>
+          <w:sz w:val="27"/>
+          <w:szCs w:val="27"/>
+          <w:lang w:eastAsia="es-ES"/>
+        </w:rPr>
+        <w:t>                        &lt;</w:t>
+      </w:r>
+      <w:proofErr w:type="spellStart"/>
+      <w:proofErr w:type="gramStart"/>
+      <w:r>
+        <w:rPr>
+          <w:rFonts w:ascii="Consolas" w:eastAsia="Times New Roman" w:hAnsi="Consolas" w:cs="Times New Roman"/>
+          <w:b/>
+          <w:bCs/>
+          <w:color w:val="F92672"/>
+          <w:sz w:val="27"/>
+          <w:szCs w:val="27"/>
+          <w:lang w:eastAsia="es-ES"/>
+        </w:rPr>
+        <w:t>td</w:t>
+      </w:r>
+      <w:proofErr w:type="spellEnd"/>
+      <w:proofErr w:type="gramEnd"/>
+      <w:r>
+        <w:rPr>
+          <w:rFonts w:ascii="Consolas" w:eastAsia="Times New Roman" w:hAnsi="Consolas" w:cs="Times New Roman"/>
+          <w:b/>
+          <w:bCs/>
+          <w:color w:val="000000"/>
+          <w:sz w:val="27"/>
+          <w:szCs w:val="27"/>
+          <w:lang w:eastAsia="es-ES"/>
+        </w:rPr>
+        <w:t>&gt;{{numero}} * {{i+1}}&lt;/</w:t>
+      </w:r>
+      <w:proofErr w:type="spellStart"/>
+      <w:r>
+        <w:rPr>
+          <w:rFonts w:ascii="Consolas" w:eastAsia="Times New Roman" w:hAnsi="Consolas" w:cs="Times New Roman"/>
+          <w:b/>
+          <w:bCs/>
+          <w:color w:val="F92672"/>
+          <w:sz w:val="27"/>
+          <w:szCs w:val="27"/>
+          <w:lang w:eastAsia="es-ES"/>
+        </w:rPr>
+        <w:t>td</w:t>
+      </w:r>
+      <w:proofErr w:type="spellEnd"/>
+      <w:r>
+        <w:rPr>
+          <w:rFonts w:ascii="Consolas" w:eastAsia="Times New Roman" w:hAnsi="Consolas" w:cs="Times New Roman"/>
+          <w:b/>
+          <w:bCs/>
+          <w:color w:val="000000"/>
+          <w:sz w:val="27"/>
+          <w:szCs w:val="27"/>
+          <w:lang w:eastAsia="es-ES"/>
+        </w:rPr>
+        <w:t>&gt;</w:t>
+      </w:r>
+    </w:p>
+    <w:p>
+      <w:pPr>
+        <w:shd w:val="clear" w:color="auto" w:fill="FFFFFF"/>
+        <w:spacing w:after="0" w:line="360" w:lineRule="atLeast"/>
+        <w:rPr>
+          <w:rFonts w:ascii="Consolas" w:eastAsia="Times New Roman" w:hAnsi="Consolas" w:cs="Times New Roman"/>
+          <w:b/>
+          <w:bCs/>
+          <w:color w:val="000000"/>
+          <w:sz w:val="27"/>
+          <w:szCs w:val="27"/>
+          <w:lang w:eastAsia="es-ES"/>
+        </w:rPr>
+      </w:pPr>
+      <w:r>
+        <w:rPr>
+          <w:rFonts w:ascii="Consolas" w:eastAsia="Times New Roman" w:hAnsi="Consolas" w:cs="Times New Roman"/>
+          <w:b/>
+          <w:bCs/>
+          <w:color w:val="000000"/>
+          <w:sz w:val="27"/>
+          <w:szCs w:val="27"/>
+          <w:lang w:eastAsia="es-ES"/>
+        </w:rPr>
+        <w:t>                        &lt;</w:t>
+      </w:r>
+      <w:proofErr w:type="spellStart"/>
+      <w:proofErr w:type="gramStart"/>
+      <w:r>
+        <w:rPr>
+          <w:rFonts w:ascii="Consolas" w:eastAsia="Times New Roman" w:hAnsi="Consolas" w:cs="Times New Roman"/>
+          <w:b/>
+          <w:bCs/>
+          <w:color w:val="F92672"/>
+          <w:sz w:val="27"/>
+          <w:szCs w:val="27"/>
+          <w:lang w:eastAsia="es-ES"/>
+        </w:rPr>
+        <w:t>td</w:t>
+      </w:r>
+      <w:proofErr w:type="spellEnd"/>
+      <w:proofErr w:type="gramEnd"/>
+      <w:r>
+        <w:rPr>
+          <w:rFonts w:ascii="Consolas" w:eastAsia="Times New Roman" w:hAnsi="Consolas" w:cs="Times New Roman"/>
+          <w:b/>
+          <w:bCs/>
+          <w:color w:val="000000"/>
+          <w:sz w:val="27"/>
+          <w:szCs w:val="27"/>
+          <w:lang w:eastAsia="es-ES"/>
+        </w:rPr>
+        <w:t>&gt;{{</w:t>
+      </w:r>
+      <w:proofErr w:type="spellStart"/>
+      <w:r>
+        <w:rPr>
+          <w:rFonts w:ascii="Consolas" w:eastAsia="Times New Roman" w:hAnsi="Consolas" w:cs="Times New Roman"/>
+          <w:b/>
+          <w:bCs/>
+          <w:color w:val="000000"/>
+          <w:sz w:val="27"/>
+          <w:szCs w:val="27"/>
+          <w:lang w:eastAsia="es-ES"/>
+        </w:rPr>
+        <w:t>num</w:t>
+      </w:r>
+      <w:proofErr w:type="spellEnd"/>
+      <w:r>
+        <w:rPr>
+          <w:rFonts w:ascii="Consolas" w:eastAsia="Times New Roman" w:hAnsi="Consolas" w:cs="Times New Roman"/>
+          <w:b/>
+          <w:bCs/>
+          <w:color w:val="000000"/>
+          <w:sz w:val="27"/>
+          <w:szCs w:val="27"/>
+          <w:lang w:eastAsia="es-ES"/>
+        </w:rPr>
+        <w:t>}}&lt;/</w:t>
+      </w:r>
+      <w:proofErr w:type="spellStart"/>
+      <w:r>
+        <w:rPr>
+          <w:rFonts w:ascii="Consolas" w:eastAsia="Times New Roman" w:hAnsi="Consolas" w:cs="Times New Roman"/>
+          <w:b/>
+          <w:bCs/>
+          <w:color w:val="F92672"/>
+          <w:sz w:val="27"/>
+          <w:szCs w:val="27"/>
+          <w:lang w:eastAsia="es-ES"/>
+        </w:rPr>
+        <w:t>td</w:t>
+      </w:r>
+      <w:proofErr w:type="spellEnd"/>
+      <w:r>
+        <w:rPr>
+          <w:rFonts w:ascii="Consolas" w:eastAsia="Times New Roman" w:hAnsi="Consolas" w:cs="Times New Roman"/>
+          <w:b/>
+          <w:bCs/>
+          <w:color w:val="000000"/>
+          <w:sz w:val="27"/>
+          <w:szCs w:val="27"/>
+          <w:lang w:eastAsia="es-ES"/>
+        </w:rPr>
+        <w:t>&gt;</w:t>
+      </w:r>
+    </w:p>
+    <w:p>
+      <w:pPr>
+        <w:shd w:val="clear" w:color="auto" w:fill="FFFFFF"/>
+        <w:spacing w:after="0" w:line="360" w:lineRule="atLeast"/>
+        <w:rPr>
+          <w:rFonts w:ascii="Consolas" w:eastAsia="Times New Roman" w:hAnsi="Consolas" w:cs="Times New Roman"/>
+          <w:b/>
+          <w:bCs/>
+          <w:color w:val="000000"/>
+          <w:sz w:val="27"/>
+          <w:szCs w:val="27"/>
+          <w:lang w:eastAsia="es-ES"/>
+        </w:rPr>
+      </w:pPr>
+      <w:r>
+        <w:rPr>
+          <w:rFonts w:ascii="Consolas" w:eastAsia="Times New Roman" w:hAnsi="Consolas" w:cs="Times New Roman"/>
+          <w:b/>
+          <w:bCs/>
+          <w:color w:val="000000"/>
+          <w:sz w:val="27"/>
+          <w:szCs w:val="27"/>
+          <w:lang w:eastAsia="es-ES"/>
+        </w:rPr>
+        <w:t>                    &lt;/</w:t>
+      </w:r>
+      <w:proofErr w:type="spellStart"/>
+      <w:proofErr w:type="gramStart"/>
+      <w:r>
+        <w:rPr>
+          <w:rFonts w:ascii="Consolas" w:eastAsia="Times New Roman" w:hAnsi="Consolas" w:cs="Times New Roman"/>
+          <w:b/>
+          <w:bCs/>
+          <w:color w:val="F92672"/>
+          <w:sz w:val="27"/>
+          <w:szCs w:val="27"/>
+          <w:lang w:eastAsia="es-ES"/>
+        </w:rPr>
+        <w:t>tr</w:t>
+      </w:r>
+      <w:proofErr w:type="spellEnd"/>
+      <w:proofErr w:type="gramEnd"/>
+      <w:r>
+        <w:rPr>
+          <w:rFonts w:ascii="Consolas" w:eastAsia="Times New Roman" w:hAnsi="Consolas" w:cs="Times New Roman"/>
+          <w:b/>
+          <w:bCs/>
+          <w:color w:val="000000"/>
+          <w:sz w:val="27"/>
+          <w:szCs w:val="27"/>
+          <w:lang w:eastAsia="es-ES"/>
+        </w:rPr>
+        <w:t>&gt;</w:t>
+      </w:r>
+    </w:p>
+    <w:p>
+      <w:pPr>
+        <w:shd w:val="clear" w:color="auto" w:fill="FFFFFF"/>
+        <w:spacing w:after="0" w:line="360" w:lineRule="atLeast"/>
+        <w:rPr>
+          <w:rFonts w:ascii="Consolas" w:eastAsia="Times New Roman" w:hAnsi="Consolas" w:cs="Times New Roman"/>
+          <w:b/>
+          <w:bCs/>
+          <w:color w:val="000000"/>
+          <w:sz w:val="27"/>
+          <w:szCs w:val="27"/>
+          <w:lang w:eastAsia="es-ES"/>
+        </w:rPr>
+      </w:pPr>
+      <w:r>
+        <w:rPr>
+          <w:rFonts w:ascii="Consolas" w:eastAsia="Times New Roman" w:hAnsi="Consolas" w:cs="Times New Roman"/>
+          <w:b/>
+          <w:bCs/>
+          <w:color w:val="000000"/>
+          <w:sz w:val="27"/>
+          <w:szCs w:val="27"/>
+          <w:lang w:eastAsia="es-ES"/>
+        </w:rPr>
+        <w:t>            &lt;/</w:t>
+      </w:r>
+      <w:proofErr w:type="spellStart"/>
+      <w:proofErr w:type="gramStart"/>
+      <w:r>
+        <w:rPr>
+          <w:rFonts w:ascii="Consolas" w:eastAsia="Times New Roman" w:hAnsi="Consolas" w:cs="Times New Roman"/>
+          <w:b/>
+          <w:bCs/>
+          <w:color w:val="F92672"/>
+          <w:sz w:val="27"/>
+          <w:szCs w:val="27"/>
+          <w:lang w:eastAsia="es-ES"/>
+        </w:rPr>
+        <w:t>tbody</w:t>
+      </w:r>
+      <w:proofErr w:type="spellEnd"/>
+      <w:proofErr w:type="gramEnd"/>
+      <w:r>
+        <w:rPr>
+          <w:rFonts w:ascii="Consolas" w:eastAsia="Times New Roman" w:hAnsi="Consolas" w:cs="Times New Roman"/>
+          <w:b/>
+          <w:bCs/>
+          <w:color w:val="000000"/>
+          <w:sz w:val="27"/>
+          <w:szCs w:val="27"/>
+          <w:lang w:eastAsia="es-ES"/>
+        </w:rPr>
+        <w:t>&gt;</w:t>
+      </w:r>
+    </w:p>
+    <w:p>
+      <w:pPr>
+        <w:shd w:val="clear" w:color="auto" w:fill="FFFFFF"/>
+        <w:spacing w:after="0" w:line="360" w:lineRule="atLeast"/>
+        <w:rPr>
+          <w:rFonts w:ascii="Consolas" w:eastAsia="Times New Roman" w:hAnsi="Consolas" w:cs="Times New Roman"/>
+          <w:b/>
+          <w:bCs/>
+          <w:color w:val="000000"/>
+          <w:sz w:val="27"/>
+          <w:szCs w:val="27"/>
+          <w:lang w:eastAsia="es-ES"/>
+        </w:rPr>
+      </w:pPr>
+      <w:r>
+        <w:rPr>
+          <w:rFonts w:ascii="Consolas" w:eastAsia="Times New Roman" w:hAnsi="Consolas" w:cs="Times New Roman"/>
+          <w:b/>
+          <w:bCs/>
+          <w:color w:val="000000"/>
+          <w:sz w:val="27"/>
+          <w:szCs w:val="27"/>
+          <w:lang w:eastAsia="es-ES"/>
+        </w:rPr>
+        <w:t>        &lt;/</w:t>
+      </w:r>
+      <w:proofErr w:type="spellStart"/>
+      <w:proofErr w:type="gramStart"/>
+      <w:r>
+        <w:rPr>
+          <w:rFonts w:ascii="Consolas" w:eastAsia="Times New Roman" w:hAnsi="Consolas" w:cs="Times New Roman"/>
+          <w:b/>
+          <w:bCs/>
+          <w:color w:val="F92672"/>
+          <w:sz w:val="27"/>
+          <w:szCs w:val="27"/>
+          <w:lang w:eastAsia="es-ES"/>
+        </w:rPr>
+        <w:t>table</w:t>
+      </w:r>
+      <w:proofErr w:type="spellEnd"/>
+      <w:proofErr w:type="gramEnd"/>
+      <w:r>
+        <w:rPr>
+          <w:rFonts w:ascii="Consolas" w:eastAsia="Times New Roman" w:hAnsi="Consolas" w:cs="Times New Roman"/>
+          <w:b/>
+          <w:bCs/>
+          <w:color w:val="000000"/>
+          <w:sz w:val="27"/>
+          <w:szCs w:val="27"/>
+          <w:lang w:eastAsia="es-ES"/>
+        </w:rPr>
+        <w:t xml:space="preserve">&gt;     </w:t>
+      </w:r>
+    </w:p>
+    <w:p>
+      <w:pPr>
+        <w:shd w:val="clear" w:color="auto" w:fill="FFFFFF"/>
+        <w:spacing w:after="0" w:line="360" w:lineRule="atLeast"/>
+        <w:rPr>
+          <w:rFonts w:ascii="Consolas" w:eastAsia="Times New Roman" w:hAnsi="Consolas" w:cs="Times New Roman"/>
+          <w:b/>
+          <w:bCs/>
+          <w:color w:val="000000"/>
+          <w:sz w:val="27"/>
+          <w:szCs w:val="27"/>
+          <w:lang w:eastAsia="es-ES"/>
+        </w:rPr>
+      </w:pPr>
+      <w:r>
+        <w:rPr>
+          <w:rFonts w:ascii="Consolas" w:eastAsia="Times New Roman" w:hAnsi="Consolas" w:cs="Times New Roman"/>
+          <w:b/>
+          <w:bCs/>
+          <w:color w:val="000000"/>
+          <w:sz w:val="27"/>
+          <w:szCs w:val="27"/>
+          <w:lang w:eastAsia="es-ES"/>
+        </w:rPr>
+        <w:t>&lt;/</w:t>
+      </w:r>
+      <w:proofErr w:type="gramStart"/>
+      <w:r>
+        <w:rPr>
+          <w:rFonts w:ascii="Consolas" w:eastAsia="Times New Roman" w:hAnsi="Consolas" w:cs="Times New Roman"/>
+          <w:b/>
+          <w:bCs/>
+          <w:color w:val="F92672"/>
+          <w:sz w:val="27"/>
+          <w:szCs w:val="27"/>
+          <w:lang w:eastAsia="es-ES"/>
+        </w:rPr>
+        <w:t>div</w:t>
+      </w:r>
+      <w:proofErr w:type="gramEnd"/>
+      <w:r>
+        <w:rPr>
+          <w:rFonts w:ascii="Consolas" w:eastAsia="Times New Roman" w:hAnsi="Consolas" w:cs="Times New Roman"/>
+          <w:b/>
+          <w:bCs/>
+          <w:color w:val="000000"/>
+          <w:sz w:val="27"/>
+          <w:szCs w:val="27"/>
+          <w:lang w:eastAsia="es-ES"/>
+        </w:rPr>
+        <w:t>&gt;</w:t>
+      </w:r>
+    </w:p>
+    <w:p>
       <w:bookmarkStart w:id="0" w:name="_GoBack"/>
       <w:bookmarkEnd w:id="0"/>
     </w:p>
+    <w:p/>
+    <w:p/>
+    <w:p/>
     <w:p/>
     <w:p/>
     <w:p/>

--- a/Angular Emergencias.docx
+++ b/Angular Emergencias.docx
@@ -28413,17 +28413,685 @@
         <w:t>&gt;</w:t>
       </w:r>
     </w:p>
+    <w:p/>
+    <w:p>
+      <w:pPr>
+        <w:pStyle w:val="Ttulo1"/>
+      </w:pPr>
+      <w:r>
+        <w:t>RUTAS CON ANGULAR</w:t>
+      </w:r>
+    </w:p>
+    <w:p/>
+    <w:p>
+      <w:pPr>
+        <w:rPr>
+          <w:b/>
+        </w:rPr>
+      </w:pPr>
+      <w:r>
+        <w:t xml:space="preserve">Vamos a crear un nuevo proyecto llamado </w:t>
+      </w:r>
+      <w:proofErr w:type="spellStart"/>
+      <w:r>
+        <w:rPr>
+          <w:b/>
+        </w:rPr>
+        <w:t>rutasangular</w:t>
+      </w:r>
+      <w:proofErr w:type="spellEnd"/>
+    </w:p>
+    <w:p>
+      <w:pPr>
+        <w:rPr>
+          <w:b/>
+        </w:rPr>
+      </w:pPr>
+      <w:r>
+        <w:t xml:space="preserve">Comando: </w:t>
+      </w:r>
+      <w:proofErr w:type="spellStart"/>
+      <w:r>
+        <w:rPr>
+          <w:b/>
+        </w:rPr>
+        <w:t>ng</w:t>
+      </w:r>
+      <w:proofErr w:type="spellEnd"/>
+      <w:r>
+        <w:rPr>
+          <w:b/>
+        </w:rPr>
+        <w:t xml:space="preserve"> new </w:t>
+      </w:r>
+      <w:proofErr w:type="spellStart"/>
+      <w:r>
+        <w:rPr>
+          <w:b/>
+        </w:rPr>
+        <w:t>rutasangular</w:t>
+      </w:r>
+      <w:proofErr w:type="spellEnd"/>
+      <w:r>
+        <w:rPr>
+          <w:b/>
+        </w:rPr>
+        <w:t xml:space="preserve"> --</w:t>
+      </w:r>
+      <w:proofErr w:type="spellStart"/>
+      <w:r>
+        <w:rPr>
+          <w:b/>
+        </w:rPr>
+        <w:t>standalone</w:t>
+      </w:r>
+      <w:proofErr w:type="spellEnd"/>
+      <w:r>
+        <w:rPr>
+          <w:b/>
+        </w:rPr>
+        <w:t>=false --</w:t>
+      </w:r>
+      <w:proofErr w:type="spellStart"/>
+      <w:r>
+        <w:rPr>
+          <w:b/>
+        </w:rPr>
+        <w:t>routing</w:t>
+      </w:r>
+      <w:proofErr w:type="spellEnd"/>
+      <w:r>
+        <w:rPr>
+          <w:b/>
+        </w:rPr>
+        <w:t>=false</w:t>
+      </w:r>
+    </w:p>
+    <w:p>
+      <w:r>
+        <w:t xml:space="preserve">El concepto de </w:t>
+      </w:r>
+      <w:proofErr w:type="spellStart"/>
+      <w:r>
+        <w:t>Routing</w:t>
+      </w:r>
+      <w:proofErr w:type="spellEnd"/>
+      <w:r>
+        <w:t xml:space="preserve"> dentro de los </w:t>
+      </w:r>
+      <w:proofErr w:type="spellStart"/>
+      <w:r>
+        <w:t>frameworks</w:t>
+      </w:r>
+      <w:proofErr w:type="spellEnd"/>
+      <w:r>
+        <w:t xml:space="preserve"> de Front es una navegación entre </w:t>
+      </w:r>
+      <w:proofErr w:type="spellStart"/>
+      <w:r>
+        <w:t>components</w:t>
+      </w:r>
+      <w:proofErr w:type="spellEnd"/>
+      <w:r>
+        <w:t>, no entre páginas.</w:t>
+      </w:r>
+    </w:p>
+    <w:p>
+      <w:r>
+        <w:t>No se utilizan los Links clásicos que conocemos, ya que debemos navegar entre objetos dentro de la App.</w:t>
+      </w:r>
+    </w:p>
+    <w:p>
+      <w:r>
+        <w:t xml:space="preserve">Debemos realizar una serie de configuraciones para poder navegar entre </w:t>
+      </w:r>
+      <w:proofErr w:type="spellStart"/>
+      <w:r>
+        <w:t>components</w:t>
+      </w:r>
+      <w:proofErr w:type="spellEnd"/>
+      <w:r>
+        <w:t>.</w:t>
+      </w:r>
+    </w:p>
+    <w:p>
+      <w:r>
+        <w:t xml:space="preserve">Mediante un fichero de rutas lógico se declaran las distintas rutas y a qué </w:t>
+      </w:r>
+      <w:proofErr w:type="spellStart"/>
+      <w:r>
+        <w:t>component</w:t>
+      </w:r>
+      <w:proofErr w:type="spellEnd"/>
+      <w:r>
+        <w:t xml:space="preserve"> debe navegar nuestro link.</w:t>
+      </w:r>
+    </w:p>
+    <w:p>
+      <w:r>
+        <w:t xml:space="preserve">Una vez que tenemos nuestro fichero de rutas, debemos declararlo dentro de </w:t>
+      </w:r>
+      <w:r>
+        <w:rPr>
+          <w:b/>
+        </w:rPr>
+        <w:t>module</w:t>
+      </w:r>
+      <w:r>
+        <w:t xml:space="preserve"> para que nuestra app pueda dirigir las redirecciones.</w:t>
+      </w:r>
+    </w:p>
+    <w:p>
+      <w:r>
+        <w:t xml:space="preserve">La navegación en los Links se realiza mediante etiquetas tradicionales de </w:t>
+      </w:r>
+      <w:proofErr w:type="spellStart"/>
+      <w:r>
+        <w:t>html</w:t>
+      </w:r>
+      <w:proofErr w:type="spellEnd"/>
+      <w:r>
+        <w:t xml:space="preserve">: </w:t>
+      </w:r>
+      <w:r>
+        <w:rPr>
+          <w:b/>
+        </w:rPr>
+        <w:t>&lt;a&gt;</w:t>
+      </w:r>
+    </w:p>
+    <w:p>
+      <w:pPr>
+        <w:rPr>
+          <w:b/>
+        </w:rPr>
+      </w:pPr>
+      <w:r>
+        <w:t xml:space="preserve">Ejemplo: </w:t>
+      </w:r>
+      <w:r>
+        <w:rPr>
+          <w:b/>
+        </w:rPr>
+        <w:t>&lt;a [</w:t>
+      </w:r>
+      <w:proofErr w:type="spellStart"/>
+      <w:r>
+        <w:rPr>
+          <w:b/>
+        </w:rPr>
+        <w:t>routerlink</w:t>
+      </w:r>
+      <w:proofErr w:type="spellEnd"/>
+      <w:r>
+        <w:rPr>
+          <w:b/>
+        </w:rPr>
+        <w:t>]=”</w:t>
+      </w:r>
+      <w:proofErr w:type="spellStart"/>
+      <w:r>
+        <w:rPr>
+          <w:b/>
+        </w:rPr>
+        <w:t>path</w:t>
+      </w:r>
+      <w:proofErr w:type="spellEnd"/>
+      <w:r>
+        <w:rPr>
+          <w:b/>
+        </w:rPr>
+        <w:t xml:space="preserve"> </w:t>
+      </w:r>
+      <w:proofErr w:type="spellStart"/>
+      <w:r>
+        <w:rPr>
+          <w:b/>
+        </w:rPr>
+        <w:t>component</w:t>
+      </w:r>
+      <w:proofErr w:type="spellEnd"/>
+      <w:r>
+        <w:rPr>
+          <w:b/>
+        </w:rPr>
+        <w:t>”&gt;Navegar&lt;/a&gt;</w:t>
+      </w:r>
+    </w:p>
+    <w:p>
+      <w:r>
+        <w:t xml:space="preserve">Por otro lado, tendremos un fichero </w:t>
+      </w:r>
+      <w:proofErr w:type="spellStart"/>
+      <w:r>
+        <w:rPr>
+          <w:b/>
+        </w:rPr>
+        <w:t>routing</w:t>
+      </w:r>
+      <w:proofErr w:type="spellEnd"/>
+      <w:r>
+        <w:t xml:space="preserve"> para indicar las direcciones de cada </w:t>
+      </w:r>
+      <w:proofErr w:type="spellStart"/>
+      <w:r>
+        <w:t>path</w:t>
+      </w:r>
+      <w:proofErr w:type="spellEnd"/>
+      <w:r>
+        <w:t xml:space="preserve"> a un </w:t>
+      </w:r>
+      <w:proofErr w:type="spellStart"/>
+      <w:r>
+        <w:t>component</w:t>
+      </w:r>
+      <w:proofErr w:type="spellEnd"/>
+      <w:r>
+        <w:t>.</w:t>
+      </w:r>
+    </w:p>
+    <w:p>
+      <w:r>
+        <w:t xml:space="preserve">Ejemplo de </w:t>
+      </w:r>
+      <w:proofErr w:type="spellStart"/>
+      <w:r>
+        <w:t>Routing</w:t>
+      </w:r>
+      <w:proofErr w:type="spellEnd"/>
+      <w:r>
+        <w:t>:</w:t>
+      </w:r>
+    </w:p>
+    <w:p>
+      <w:pPr>
+        <w:pStyle w:val="Prrafodelista"/>
+        <w:numPr>
+          <w:ilvl w:val="0"/>
+          <w:numId w:val="10"/>
+        </w:numPr>
+      </w:pPr>
+      <w:r>
+        <w:t xml:space="preserve">Un </w:t>
+      </w:r>
+      <w:proofErr w:type="spellStart"/>
+      <w:r>
+        <w:t>Array</w:t>
+      </w:r>
+      <w:proofErr w:type="spellEnd"/>
+      <w:r>
+        <w:t xml:space="preserve"> con las rutas y los </w:t>
+      </w:r>
+      <w:proofErr w:type="spellStart"/>
+      <w:r>
+        <w:t>components</w:t>
+      </w:r>
+      <w:proofErr w:type="spellEnd"/>
+    </w:p>
+    <w:p>
+      <w:pPr>
+        <w:rPr>
+          <w:b/>
+        </w:rPr>
+      </w:pPr>
+      <w:proofErr w:type="spellStart"/>
+      <w:r>
+        <w:rPr>
+          <w:b/>
+        </w:rPr>
+        <w:t>Routes</w:t>
+      </w:r>
+      <w:proofErr w:type="spellEnd"/>
+      <w:r>
+        <w:rPr>
+          <w:b/>
+        </w:rPr>
+        <w:t xml:space="preserve"> = [</w:t>
+      </w:r>
+    </w:p>
+    <w:p>
+      <w:pPr>
+        <w:rPr>
+          <w:b/>
+        </w:rPr>
+      </w:pPr>
+      <w:r>
+        <w:rPr>
+          <w:b/>
+        </w:rPr>
+        <w:tab/>
+        <w:t xml:space="preserve">{ </w:t>
+      </w:r>
+      <w:proofErr w:type="spellStart"/>
+      <w:proofErr w:type="gramStart"/>
+      <w:r>
+        <w:rPr>
+          <w:b/>
+        </w:rPr>
+        <w:t>path</w:t>
+      </w:r>
+      <w:proofErr w:type="spellEnd"/>
+      <w:proofErr w:type="gramEnd"/>
+      <w:r>
+        <w:rPr>
+          <w:b/>
+        </w:rPr>
+        <w:t>: “/</w:t>
+      </w:r>
+      <w:proofErr w:type="spellStart"/>
+      <w:r>
+        <w:rPr>
+          <w:b/>
+        </w:rPr>
+        <w:t>navegarcomponentA</w:t>
+      </w:r>
+      <w:proofErr w:type="spellEnd"/>
+      <w:r>
+        <w:rPr>
+          <w:b/>
+        </w:rPr>
+        <w:t xml:space="preserve">” </w:t>
+      </w:r>
+      <w:proofErr w:type="spellStart"/>
+      <w:r>
+        <w:rPr>
+          <w:b/>
+        </w:rPr>
+        <w:t>component</w:t>
+      </w:r>
+      <w:proofErr w:type="spellEnd"/>
+      <w:r>
+        <w:rPr>
+          <w:b/>
+        </w:rPr>
+        <w:t xml:space="preserve">: </w:t>
+      </w:r>
+      <w:proofErr w:type="spellStart"/>
+      <w:r>
+        <w:rPr>
+          <w:b/>
+        </w:rPr>
+        <w:t>MiComponentA</w:t>
+      </w:r>
+      <w:proofErr w:type="spellEnd"/>
+      <w:r>
+        <w:rPr>
+          <w:b/>
+        </w:rPr>
+        <w:t>}</w:t>
+      </w:r>
+    </w:p>
+    <w:p>
+      <w:pPr>
+        <w:rPr>
+          <w:b/>
+        </w:rPr>
+      </w:pPr>
+      <w:r>
+        <w:rPr>
+          <w:b/>
+        </w:rPr>
+        <w:t>]</w:t>
+      </w:r>
+    </w:p>
+    <w:p>
+      <w:pPr>
+        <w:pStyle w:val="Prrafodelista"/>
+        <w:numPr>
+          <w:ilvl w:val="0"/>
+          <w:numId w:val="10"/>
+        </w:numPr>
+      </w:pPr>
+      <w:r>
+        <w:lastRenderedPageBreak/>
+        <w:t xml:space="preserve">Para dibujar cada </w:t>
+      </w:r>
+      <w:proofErr w:type="spellStart"/>
+      <w:r>
+        <w:t>component</w:t>
+      </w:r>
+      <w:proofErr w:type="spellEnd"/>
+      <w:r>
+        <w:t xml:space="preserve"> es necesario habilitar una zona en algún otro </w:t>
+      </w:r>
+      <w:proofErr w:type="spellStart"/>
+      <w:r>
+        <w:t>component</w:t>
+      </w:r>
+      <w:proofErr w:type="spellEnd"/>
+      <w:r>
+        <w:t xml:space="preserve">.  Dentro de dicha zona, mediante </w:t>
+      </w:r>
+      <w:r>
+        <w:rPr>
+          <w:b/>
+        </w:rPr>
+        <w:t>&lt;</w:t>
+      </w:r>
+      <w:proofErr w:type="spellStart"/>
+      <w:r>
+        <w:rPr>
+          <w:b/>
+        </w:rPr>
+        <w:t>router-outlet</w:t>
+      </w:r>
+      <w:proofErr w:type="spellEnd"/>
+      <w:r>
+        <w:rPr>
+          <w:b/>
+        </w:rPr>
+        <w:t>&gt;</w:t>
+      </w:r>
+      <w:r>
+        <w:t xml:space="preserve"> podremos dibujar el sistema de rutas de los </w:t>
+      </w:r>
+      <w:proofErr w:type="spellStart"/>
+      <w:r>
+        <w:t>components</w:t>
+      </w:r>
+      <w:proofErr w:type="spellEnd"/>
+      <w:r>
+        <w:t>.</w:t>
+      </w:r>
+    </w:p>
+    <w:p>
+      <w:pPr>
+        <w:ind w:left="360"/>
+      </w:pPr>
+      <w:r>
+        <w:rPr>
+          <w:noProof/>
+          <w:lang w:eastAsia="es-ES"/>
+        </w:rPr>
+        <w:drawing>
+          <wp:inline distT="0" distB="0" distL="0" distR="0" wp14:anchorId="6BDDBF53" wp14:editId="47A2C495">
+            <wp:extent cx="5400040" cy="2451100"/>
+            <wp:effectExtent l="0" t="0" r="0" b="6350"/>
+            <wp:docPr id="37" name="Imagen 37"/>
+            <wp:cNvGraphicFramePr>
+              <a:graphicFrameLocks xmlns:a="http://schemas.openxmlformats.org/drawingml/2006/main" noChangeAspect="1"/>
+            </wp:cNvGraphicFramePr>
+            <a:graphic xmlns:a="http://schemas.openxmlformats.org/drawingml/2006/main">
+              <a:graphicData uri="http://schemas.openxmlformats.org/drawingml/2006/picture">
+                <pic:pic xmlns:pic="http://schemas.openxmlformats.org/drawingml/2006/picture">
+                  <pic:nvPicPr>
+                    <pic:cNvPr id="1" name=""/>
+                    <pic:cNvPicPr/>
+                  </pic:nvPicPr>
+                  <pic:blipFill>
+                    <a:blip r:embed="rId43"/>
+                    <a:stretch>
+                      <a:fillRect/>
+                    </a:stretch>
+                  </pic:blipFill>
+                  <pic:spPr>
+                    <a:xfrm>
+                      <a:off x="0" y="0"/>
+                      <a:ext cx="5400040" cy="2451100"/>
+                    </a:xfrm>
+                    <a:prstGeom prst="rect">
+                      <a:avLst/>
+                    </a:prstGeom>
+                  </pic:spPr>
+                </pic:pic>
+              </a:graphicData>
+            </a:graphic>
+          </wp:inline>
+        </w:drawing>
+      </w:r>
+    </w:p>
+    <w:p>
+      <w:r>
+        <w:t>Para poder realizar navegación no es necesario instalar nada de nada, ya viene dentro del propio Framework.</w:t>
+      </w:r>
+    </w:p>
+    <w:p>
+      <w:r>
+        <w:t xml:space="preserve">Vamos a trabajar con elementos locales (imágenes).  Nos creamos una nueva carpeta dentro de </w:t>
+      </w:r>
+      <w:proofErr w:type="spellStart"/>
+      <w:r>
+        <w:rPr>
+          <w:b/>
+        </w:rPr>
+        <w:t>public</w:t>
+      </w:r>
+      <w:proofErr w:type="spellEnd"/>
+      <w:r>
+        <w:t xml:space="preserve"> y copiamos ahí 3 imágenes.</w:t>
+      </w:r>
+    </w:p>
+    <w:p>
+      <w:r>
+        <w:t xml:space="preserve">La práctica tendremos 3 </w:t>
+      </w:r>
+      <w:proofErr w:type="spellStart"/>
+      <w:r>
+        <w:t>components</w:t>
+      </w:r>
+      <w:proofErr w:type="spellEnd"/>
+      <w:r>
+        <w:t xml:space="preserve">: </w:t>
+      </w:r>
+      <w:r>
+        <w:rPr>
+          <w:b/>
+        </w:rPr>
+        <w:t xml:space="preserve">Home, </w:t>
+      </w:r>
+      <w:proofErr w:type="spellStart"/>
+      <w:r>
+        <w:rPr>
+          <w:b/>
+        </w:rPr>
+        <w:t>Musica</w:t>
+      </w:r>
+      <w:proofErr w:type="spellEnd"/>
+      <w:r>
+        <w:rPr>
+          <w:b/>
+        </w:rPr>
+        <w:t>, Cine</w:t>
+      </w:r>
+      <w:r>
+        <w:t>.</w:t>
+      </w:r>
+    </w:p>
+    <w:p>
+      <w:r>
+        <w:t xml:space="preserve">En cada </w:t>
+      </w:r>
+      <w:proofErr w:type="spellStart"/>
+      <w:r>
+        <w:t>component</w:t>
+      </w:r>
+      <w:proofErr w:type="spellEnd"/>
+      <w:r>
+        <w:t xml:space="preserve"> incluimos una imagen para visualizar los elementos en LOCAL.</w:t>
+      </w:r>
+    </w:p>
+    <w:p>
+      <w:pPr>
+        <w:rPr>
+          <w:b/>
+        </w:rPr>
+      </w:pPr>
+      <w:r>
+        <w:t xml:space="preserve">Sobre </w:t>
+      </w:r>
+      <w:proofErr w:type="spellStart"/>
+      <w:r>
+        <w:rPr>
+          <w:b/>
+        </w:rPr>
+        <w:t>public</w:t>
+      </w:r>
+      <w:proofErr w:type="spellEnd"/>
+      <w:r>
+        <w:t xml:space="preserve">, creamos una carpeta llamada </w:t>
+      </w:r>
+      <w:proofErr w:type="spellStart"/>
+      <w:r>
+        <w:rPr>
+          <w:b/>
+        </w:rPr>
+        <w:t>assets</w:t>
+      </w:r>
+      <w:proofErr w:type="spellEnd"/>
+      <w:r>
+        <w:t xml:space="preserve"> y dentro otra carpeta llamada </w:t>
+      </w:r>
+      <w:proofErr w:type="spellStart"/>
+      <w:r>
+        <w:rPr>
+          <w:b/>
+        </w:rPr>
+        <w:t>images</w:t>
+      </w:r>
+      <w:proofErr w:type="spellEnd"/>
+    </w:p>
+    <w:p>
+      <w:pPr>
+        <w:rPr>
+          <w:b/>
+        </w:rPr>
+      </w:pPr>
+      <w:r>
+        <w:t xml:space="preserve">Y también otra imagen para </w:t>
+      </w:r>
+      <w:r>
+        <w:rPr>
+          <w:b/>
+        </w:rPr>
+        <w:t xml:space="preserve">404 </w:t>
+      </w:r>
+      <w:proofErr w:type="spellStart"/>
+      <w:r>
+        <w:rPr>
+          <w:b/>
+        </w:rPr>
+        <w:t>not</w:t>
+      </w:r>
+      <w:proofErr w:type="spellEnd"/>
+      <w:r>
+        <w:rPr>
+          <w:b/>
+        </w:rPr>
+        <w:t xml:space="preserve"> </w:t>
+      </w:r>
+      <w:proofErr w:type="spellStart"/>
+      <w:r>
+        <w:rPr>
+          <w:b/>
+        </w:rPr>
+        <w:t>found</w:t>
+      </w:r>
+      <w:proofErr w:type="spellEnd"/>
+    </w:p>
     <w:p>
       <w:bookmarkStart w:id="0" w:name="_GoBack"/>
       <w:bookmarkEnd w:id="0"/>
     </w:p>
-    <w:p/>
-    <w:p/>
-    <w:p/>
-    <w:p/>
-    <w:p/>
-    <w:p/>
-    <w:p/>
     <w:p/>
     <w:p/>
     <w:p/>
@@ -29073,6 +29741,95 @@
     </w:lvl>
   </w:abstractNum>
   <w:abstractNum w:abstractNumId="7" w15:restartNumberingAfterBreak="0">
+    <w:nsid w:val="56EF524F"/>
+    <w:multiLevelType w:val="hybridMultilevel"/>
+    <w:tmpl w:val="D3785972"/>
+    <w:lvl w:ilvl="0" w:tplc="0C0A0011">
+      <w:start w:val="1"/>
+      <w:numFmt w:val="decimal"/>
+      <w:lvlText w:val="%1)"/>
+      <w:lvlJc w:val="left"/>
+      <w:pPr>
+        <w:ind w:left="720" w:hanging="360"/>
+      </w:pPr>
+      <w:rPr>
+        <w:rFonts w:hint="default"/>
+      </w:rPr>
+    </w:lvl>
+    <w:lvl w:ilvl="1" w:tplc="0C0A0019" w:tentative="1">
+      <w:start w:val="1"/>
+      <w:numFmt w:val="lowerLetter"/>
+      <w:lvlText w:val="%2."/>
+      <w:lvlJc w:val="left"/>
+      <w:pPr>
+        <w:ind w:left="1440" w:hanging="360"/>
+      </w:pPr>
+    </w:lvl>
+    <w:lvl w:ilvl="2" w:tplc="0C0A001B" w:tentative="1">
+      <w:start w:val="1"/>
+      <w:numFmt w:val="lowerRoman"/>
+      <w:lvlText w:val="%3."/>
+      <w:lvlJc w:val="right"/>
+      <w:pPr>
+        <w:ind w:left="2160" w:hanging="180"/>
+      </w:pPr>
+    </w:lvl>
+    <w:lvl w:ilvl="3" w:tplc="0C0A000F" w:tentative="1">
+      <w:start w:val="1"/>
+      <w:numFmt w:val="decimal"/>
+      <w:lvlText w:val="%4."/>
+      <w:lvlJc w:val="left"/>
+      <w:pPr>
+        <w:ind w:left="2880" w:hanging="360"/>
+      </w:pPr>
+    </w:lvl>
+    <w:lvl w:ilvl="4" w:tplc="0C0A0019" w:tentative="1">
+      <w:start w:val="1"/>
+      <w:numFmt w:val="lowerLetter"/>
+      <w:lvlText w:val="%5."/>
+      <w:lvlJc w:val="left"/>
+      <w:pPr>
+        <w:ind w:left="3600" w:hanging="360"/>
+      </w:pPr>
+    </w:lvl>
+    <w:lvl w:ilvl="5" w:tplc="0C0A001B" w:tentative="1">
+      <w:start w:val="1"/>
+      <w:numFmt w:val="lowerRoman"/>
+      <w:lvlText w:val="%6."/>
+      <w:lvlJc w:val="right"/>
+      <w:pPr>
+        <w:ind w:left="4320" w:hanging="180"/>
+      </w:pPr>
+    </w:lvl>
+    <w:lvl w:ilvl="6" w:tplc="0C0A000F" w:tentative="1">
+      <w:start w:val="1"/>
+      <w:numFmt w:val="decimal"/>
+      <w:lvlText w:val="%7."/>
+      <w:lvlJc w:val="left"/>
+      <w:pPr>
+        <w:ind w:left="5040" w:hanging="360"/>
+      </w:pPr>
+    </w:lvl>
+    <w:lvl w:ilvl="7" w:tplc="0C0A0019" w:tentative="1">
+      <w:start w:val="1"/>
+      <w:numFmt w:val="lowerLetter"/>
+      <w:lvlText w:val="%8."/>
+      <w:lvlJc w:val="left"/>
+      <w:pPr>
+        <w:ind w:left="5760" w:hanging="360"/>
+      </w:pPr>
+    </w:lvl>
+    <w:lvl w:ilvl="8" w:tplc="0C0A001B" w:tentative="1">
+      <w:start w:val="1"/>
+      <w:numFmt w:val="lowerRoman"/>
+      <w:lvlText w:val="%9."/>
+      <w:lvlJc w:val="right"/>
+      <w:pPr>
+        <w:ind w:left="6480" w:hanging="180"/>
+      </w:pPr>
+    </w:lvl>
+  </w:abstractNum>
+  <w:abstractNum w:abstractNumId="8" w15:restartNumberingAfterBreak="0">
     <w:nsid w:val="646C5616"/>
     <w:multiLevelType w:val="hybridMultilevel"/>
     <w:tmpl w:val="779055F0"/>
@@ -29184,7 +29941,7 @@
       </w:rPr>
     </w:lvl>
   </w:abstractNum>
-  <w:abstractNum w:abstractNumId="8" w15:restartNumberingAfterBreak="0">
+  <w:abstractNum w:abstractNumId="9" w15:restartNumberingAfterBreak="0">
     <w:nsid w:val="6C467D6F"/>
     <w:multiLevelType w:val="hybridMultilevel"/>
     <w:tmpl w:val="EB4EC516"/>
@@ -29274,10 +30031,10 @@
     </w:lvl>
   </w:abstractNum>
   <w:num w:numId="1">
-    <w:abstractNumId w:val="7"/>
+    <w:abstractNumId w:val="8"/>
   </w:num>
   <w:num w:numId="2">
-    <w:abstractNumId w:val="8"/>
+    <w:abstractNumId w:val="9"/>
   </w:num>
   <w:num w:numId="3">
     <w:abstractNumId w:val="3"/>
@@ -29299,6 +30056,9 @@
   </w:num>
   <w:num w:numId="9">
     <w:abstractNumId w:val="4"/>
+  </w:num>
+  <w:num w:numId="10">
+    <w:abstractNumId w:val="7"/>
   </w:num>
 </w:numbering>
 </file>
